--- a/interfaz3/semiPlantillaFinalInformeV2NUEVO.docx
+++ b/interfaz3/semiPlantillaFinalInformeV2NUEVO.docx
@@ -947,21 +947,6 @@
           <w:shd w:val="clear" w:color="auto" w:fill="FAF9F8"/>
         </w:rPr>
       </w:pPr>
-    </w:p>
-    <w:p>
-      <w:pPr>
-        <w:autoSpaceDE w:val="0"/>
-        <w:autoSpaceDN w:val="0"/>
-        <w:adjustRightInd w:val="0"/>
-        <w:spacing w:after="0" w:line="240" w:lineRule="auto"/>
-        <w:jc w:val="both"/>
-        <w:rPr>
-          <w:rFonts w:ascii="Arial" w:hAnsi="Arial" w:cs="Arial"/>
-          <w:sz w:val="22"/>
-          <w:szCs w:val="22"/>
-          <w:shd w:val="clear" w:color="auto" w:fill="FAF9F8"/>
-        </w:rPr>
-      </w:pPr>
       <w:r>
         <w:rPr>
           <w:rFonts w:ascii="Arial" w:hAnsi="Arial" w:cs="Arial"/>
@@ -1518,6 +1503,34 @@
           <w:shd w:val="clear" w:color="auto" w:fill="FAF9F8"/>
         </w:rPr>
       </w:pPr>
+      <w:r>
+        <w:rPr>
+          <w:rFonts w:ascii="Arial" w:hAnsi="Arial" w:cs="Arial"/>
+          <w:sz w:val="22"/>
+          <w:szCs w:val="22"/>
+          <w:shd w:val="clear" w:color="auto" w:fill="FAF9F8"/>
+        </w:rPr>
+        <w:t>{/</w:t>
+      </w:r>
+      <w:proofErr w:type="spellStart"/>
+      <w:r>
+        <w:rPr>
+          <w:rFonts w:ascii="Arial" w:hAnsi="Arial" w:cs="Arial"/>
+          <w:sz w:val="22"/>
+          <w:szCs w:val="22"/>
+        </w:rPr>
+        <w:t>estadoPECOyAMAZONIA</w:t>
+      </w:r>
+      <w:proofErr w:type="spellEnd"/>
+      <w:r>
+        <w:rPr>
+          <w:rFonts w:ascii="Arial" w:hAnsi="Arial" w:cs="Arial"/>
+          <w:sz w:val="22"/>
+          <w:szCs w:val="22"/>
+          <w:shd w:val="clear" w:color="auto" w:fill="FAF9F8"/>
+        </w:rPr>
+        <w:t>}</w:t>
+      </w:r>
     </w:p>
     <w:p>
       <w:pPr>
@@ -1540,6 +1553,398 @@
           <w:szCs w:val="22"/>
           <w:shd w:val="clear" w:color="auto" w:fill="FAF9F8"/>
         </w:rPr>
+        <w:t>{#</w:t>
+      </w:r>
+      <w:r>
+        <w:rPr>
+          <w:rFonts w:ascii="Arial" w:hAnsi="Arial" w:cs="Arial"/>
+          <w:sz w:val="22"/>
+          <w:szCs w:val="22"/>
+          <w:shd w:val="clear" w:color="auto" w:fill="FAF9F8"/>
+        </w:rPr>
+        <w:t>estadoOnlyPECO</w:t>
+      </w:r>
+      <w:r>
+        <w:rPr>
+          <w:rFonts w:ascii="Arial" w:hAnsi="Arial" w:cs="Arial"/>
+          <w:sz w:val="22"/>
+          <w:szCs w:val="22"/>
+          <w:shd w:val="clear" w:color="auto" w:fill="FAF9F8"/>
+        </w:rPr>
+        <w:t>}</w:t>
+      </w:r>
+    </w:p>
+    <w:p>
+      <w:pPr>
+        <w:numPr>
+          <w:ilvl w:val="1"/>
+          <w:numId w:val="21"/>
+        </w:numPr>
+        <w:autoSpaceDE w:val="0"/>
+        <w:autoSpaceDN w:val="0"/>
+        <w:adjustRightInd w:val="0"/>
+        <w:spacing w:after="0" w:line="240" w:lineRule="auto"/>
+        <w:ind w:left="426"/>
+        <w:jc w:val="both"/>
+        <w:rPr>
+          <w:rFonts w:ascii="Arial" w:hAnsi="Arial" w:cs="Arial"/>
+          <w:sz w:val="22"/>
+          <w:szCs w:val="22"/>
+          <w:shd w:val="clear" w:color="auto" w:fill="FAF9F8"/>
+        </w:rPr>
+      </w:pPr>
+      <w:r>
+        <w:rPr>
+          <w:rFonts w:ascii="Arial" w:hAnsi="Arial" w:cs="Arial"/>
+          <w:sz w:val="22"/>
+          <w:szCs w:val="22"/>
+          <w:shd w:val="clear" w:color="auto" w:fill="FAF9F8"/>
+        </w:rPr>
+        <w:t xml:space="preserve">Ley General de Aduanas, Decreto Legislativo </w:t>
+      </w:r>
+      <w:proofErr w:type="spellStart"/>
+      <w:r>
+        <w:rPr>
+          <w:rFonts w:ascii="Arial" w:hAnsi="Arial" w:cs="Arial"/>
+          <w:sz w:val="22"/>
+          <w:szCs w:val="22"/>
+          <w:shd w:val="clear" w:color="auto" w:fill="FAF9F8"/>
+        </w:rPr>
+        <w:t>N°</w:t>
+      </w:r>
+      <w:proofErr w:type="spellEnd"/>
+      <w:r>
+        <w:rPr>
+          <w:rFonts w:ascii="Arial" w:hAnsi="Arial" w:cs="Arial"/>
+          <w:sz w:val="22"/>
+          <w:szCs w:val="22"/>
+          <w:shd w:val="clear" w:color="auto" w:fill="FAF9F8"/>
+        </w:rPr>
+        <w:t xml:space="preserve"> 1053, publicado el 27.6.2008, y modificatorias.</w:t>
+      </w:r>
+    </w:p>
+    <w:p>
+      <w:pPr>
+        <w:numPr>
+          <w:ilvl w:val="1"/>
+          <w:numId w:val="21"/>
+        </w:numPr>
+        <w:autoSpaceDE w:val="0"/>
+        <w:autoSpaceDN w:val="0"/>
+        <w:adjustRightInd w:val="0"/>
+        <w:spacing w:after="0" w:line="240" w:lineRule="auto"/>
+        <w:ind w:left="426"/>
+        <w:jc w:val="both"/>
+        <w:rPr>
+          <w:rFonts w:ascii="Arial" w:hAnsi="Arial" w:cs="Arial"/>
+          <w:sz w:val="22"/>
+          <w:szCs w:val="22"/>
+          <w:shd w:val="clear" w:color="auto" w:fill="FAF9F8"/>
+        </w:rPr>
+      </w:pPr>
+      <w:r>
+        <w:rPr>
+          <w:rFonts w:ascii="Arial" w:hAnsi="Arial" w:cs="Arial"/>
+          <w:sz w:val="22"/>
+          <w:szCs w:val="22"/>
+          <w:shd w:val="clear" w:color="auto" w:fill="FAF9F8"/>
+        </w:rPr>
+        <w:t>Convenio</w:t>
+      </w:r>
+      <w:r>
+        <w:rPr>
+          <w:rFonts w:ascii="Arial" w:hAnsi="Arial" w:cs="Arial"/>
+          <w:sz w:val="22"/>
+          <w:szCs w:val="22"/>
+          <w:shd w:val="clear" w:color="auto" w:fill="FAF9F8"/>
+        </w:rPr>
+        <w:t xml:space="preserve"> </w:t>
+      </w:r>
+      <w:r>
+        <w:rPr>
+          <w:rFonts w:ascii="Arial" w:hAnsi="Arial" w:cs="Arial"/>
+          <w:sz w:val="22"/>
+          <w:szCs w:val="22"/>
+          <w:shd w:val="clear" w:color="auto" w:fill="FAF9F8"/>
+        </w:rPr>
+        <w:t>de Cooperación Aduanera Peruano-</w:t>
+      </w:r>
+      <w:proofErr w:type="gramStart"/>
+      <w:r>
+        <w:rPr>
+          <w:rFonts w:ascii="Arial" w:hAnsi="Arial" w:cs="Arial"/>
+          <w:sz w:val="22"/>
+          <w:szCs w:val="22"/>
+          <w:shd w:val="clear" w:color="auto" w:fill="FAF9F8"/>
+        </w:rPr>
+        <w:t>Colombiano</w:t>
+      </w:r>
+      <w:proofErr w:type="gramEnd"/>
+      <w:r>
+        <w:rPr>
+          <w:rFonts w:ascii="Arial" w:hAnsi="Arial" w:cs="Arial"/>
+          <w:sz w:val="22"/>
+          <w:szCs w:val="22"/>
+          <w:shd w:val="clear" w:color="auto" w:fill="FAF9F8"/>
+        </w:rPr>
+        <w:t xml:space="preserve"> de 1938 y su Protocolo Modificatorio, aprobado por Resolución Legislativa </w:t>
+      </w:r>
+      <w:proofErr w:type="spellStart"/>
+      <w:r>
+        <w:rPr>
+          <w:rFonts w:ascii="Arial" w:hAnsi="Arial" w:cs="Arial"/>
+          <w:sz w:val="22"/>
+          <w:szCs w:val="22"/>
+          <w:shd w:val="clear" w:color="auto" w:fill="FAF9F8"/>
+        </w:rPr>
+        <w:t>N.°</w:t>
+      </w:r>
+      <w:proofErr w:type="spellEnd"/>
+      <w:r>
+        <w:rPr>
+          <w:rFonts w:ascii="Arial" w:hAnsi="Arial" w:cs="Arial"/>
+          <w:sz w:val="22"/>
+          <w:szCs w:val="22"/>
+          <w:shd w:val="clear" w:color="auto" w:fill="FAF9F8"/>
+        </w:rPr>
+        <w:t xml:space="preserve"> 23254, publicada el 22.05.1981</w:t>
+      </w:r>
+      <w:r>
+        <w:rPr>
+          <w:rFonts w:ascii="Arial" w:hAnsi="Arial" w:cs="Arial"/>
+          <w:sz w:val="22"/>
+          <w:szCs w:val="22"/>
+          <w:shd w:val="clear" w:color="auto" w:fill="FAF9F8"/>
+        </w:rPr>
+        <w:t>.</w:t>
+      </w:r>
+    </w:p>
+    <w:p>
+      <w:pPr>
+        <w:numPr>
+          <w:ilvl w:val="1"/>
+          <w:numId w:val="21"/>
+        </w:numPr>
+        <w:autoSpaceDE w:val="0"/>
+        <w:autoSpaceDN w:val="0"/>
+        <w:adjustRightInd w:val="0"/>
+        <w:spacing w:after="0" w:line="240" w:lineRule="auto"/>
+        <w:ind w:left="426"/>
+        <w:jc w:val="both"/>
+        <w:rPr>
+          <w:rFonts w:ascii="Arial" w:hAnsi="Arial" w:cs="Arial"/>
+          <w:sz w:val="22"/>
+          <w:szCs w:val="22"/>
+          <w:shd w:val="clear" w:color="auto" w:fill="FAF9F8"/>
+        </w:rPr>
+      </w:pPr>
+      <w:r>
+        <w:rPr>
+          <w:rFonts w:ascii="Arial" w:hAnsi="Arial" w:cs="Arial"/>
+          <w:sz w:val="22"/>
+          <w:szCs w:val="22"/>
+          <w:shd w:val="clear" w:color="auto" w:fill="FAF9F8"/>
+        </w:rPr>
+        <w:t>Medidas</w:t>
+      </w:r>
+      <w:r>
+        <w:rPr>
+          <w:rFonts w:ascii="Arial" w:hAnsi="Arial" w:cs="Arial"/>
+          <w:sz w:val="22"/>
+          <w:szCs w:val="22"/>
+          <w:shd w:val="clear" w:color="auto" w:fill="FAF9F8"/>
+        </w:rPr>
+        <w:t xml:space="preserve"> </w:t>
+      </w:r>
+      <w:r>
+        <w:rPr>
+          <w:rFonts w:ascii="Arial" w:hAnsi="Arial" w:cs="Arial"/>
+          <w:sz w:val="22"/>
+          <w:szCs w:val="22"/>
+          <w:shd w:val="clear" w:color="auto" w:fill="FAF9F8"/>
+        </w:rPr>
+        <w:t xml:space="preserve">a fin de garantizar el cumplimiento de las obligaciones asumidas por nuestro país en el Convenio de Cooperación Aduanera con Colombia, dictada por Decreto Supremo </w:t>
+      </w:r>
+      <w:proofErr w:type="spellStart"/>
+      <w:r>
+        <w:rPr>
+          <w:rFonts w:ascii="Arial" w:hAnsi="Arial" w:cs="Arial"/>
+          <w:sz w:val="22"/>
+          <w:szCs w:val="22"/>
+          <w:shd w:val="clear" w:color="auto" w:fill="FAF9F8"/>
+        </w:rPr>
+        <w:t>N.°</w:t>
+      </w:r>
+      <w:proofErr w:type="spellEnd"/>
+      <w:r>
+        <w:rPr>
+          <w:rFonts w:ascii="Arial" w:hAnsi="Arial" w:cs="Arial"/>
+          <w:sz w:val="22"/>
+          <w:szCs w:val="22"/>
+          <w:shd w:val="clear" w:color="auto" w:fill="FAF9F8"/>
+        </w:rPr>
+        <w:t xml:space="preserve"> 15-94-EF, publicado el 09.02.1994, y modificatorias.</w:t>
+      </w:r>
+    </w:p>
+    <w:p>
+      <w:pPr>
+        <w:numPr>
+          <w:ilvl w:val="1"/>
+          <w:numId w:val="21"/>
+        </w:numPr>
+        <w:autoSpaceDE w:val="0"/>
+        <w:autoSpaceDN w:val="0"/>
+        <w:adjustRightInd w:val="0"/>
+        <w:spacing w:after="0" w:line="240" w:lineRule="auto"/>
+        <w:ind w:left="426"/>
+        <w:jc w:val="both"/>
+        <w:rPr>
+          <w:rFonts w:ascii="Arial" w:hAnsi="Arial" w:cs="Arial"/>
+          <w:sz w:val="22"/>
+          <w:szCs w:val="22"/>
+          <w:shd w:val="clear" w:color="auto" w:fill="FAF9F8"/>
+        </w:rPr>
+      </w:pPr>
+      <w:r>
+        <w:rPr>
+          <w:rFonts w:ascii="Arial" w:hAnsi="Arial" w:cs="Arial"/>
+          <w:sz w:val="22"/>
+          <w:szCs w:val="22"/>
+          <w:shd w:val="clear" w:color="auto" w:fill="FAF9F8"/>
+        </w:rPr>
+        <w:t xml:space="preserve">Arancel </w:t>
+      </w:r>
+      <w:r>
+        <w:rPr>
+          <w:rFonts w:ascii="Arial" w:hAnsi="Arial" w:cs="Arial"/>
+          <w:sz w:val="22"/>
+          <w:szCs w:val="22"/>
+          <w:shd w:val="clear" w:color="auto" w:fill="FAF9F8"/>
+        </w:rPr>
+        <w:t>Común Anexo al Protocolo Modificatorio del Convenio de Cooperación Aduanera Peruano-</w:t>
+      </w:r>
+      <w:proofErr w:type="gramStart"/>
+      <w:r>
+        <w:rPr>
+          <w:rFonts w:ascii="Arial" w:hAnsi="Arial" w:cs="Arial"/>
+          <w:sz w:val="22"/>
+          <w:szCs w:val="22"/>
+          <w:shd w:val="clear" w:color="auto" w:fill="FAF9F8"/>
+        </w:rPr>
+        <w:t>Colombiano</w:t>
+      </w:r>
+      <w:proofErr w:type="gramEnd"/>
+      <w:r>
+        <w:rPr>
+          <w:rFonts w:ascii="Arial" w:hAnsi="Arial" w:cs="Arial"/>
+          <w:sz w:val="22"/>
+          <w:szCs w:val="22"/>
+          <w:shd w:val="clear" w:color="auto" w:fill="FAF9F8"/>
+        </w:rPr>
+        <w:t xml:space="preserve"> de 1938, puesto en vigencia por el Decreto Supremo </w:t>
+      </w:r>
+      <w:proofErr w:type="spellStart"/>
+      <w:r>
+        <w:rPr>
+          <w:rFonts w:ascii="Arial" w:hAnsi="Arial" w:cs="Arial"/>
+          <w:sz w:val="22"/>
+          <w:szCs w:val="22"/>
+          <w:shd w:val="clear" w:color="auto" w:fill="FAF9F8"/>
+        </w:rPr>
+        <w:t>N°</w:t>
+      </w:r>
+      <w:proofErr w:type="spellEnd"/>
+      <w:r>
+        <w:rPr>
+          <w:rFonts w:ascii="Arial" w:hAnsi="Arial" w:cs="Arial"/>
+          <w:sz w:val="22"/>
+          <w:szCs w:val="22"/>
+          <w:shd w:val="clear" w:color="auto" w:fill="FAF9F8"/>
+        </w:rPr>
+        <w:t xml:space="preserve"> 069-82-EFC, publicado el 04.03.1982, y modificatorias</w:t>
+      </w:r>
+    </w:p>
+    <w:p>
+      <w:pPr>
+        <w:numPr>
+          <w:ilvl w:val="1"/>
+          <w:numId w:val="21"/>
+        </w:numPr>
+        <w:autoSpaceDE w:val="0"/>
+        <w:autoSpaceDN w:val="0"/>
+        <w:adjustRightInd w:val="0"/>
+        <w:spacing w:after="0" w:line="240" w:lineRule="auto"/>
+        <w:ind w:left="426"/>
+        <w:jc w:val="both"/>
+        <w:rPr>
+          <w:rFonts w:ascii="Arial" w:hAnsi="Arial" w:cs="Arial"/>
+          <w:sz w:val="22"/>
+          <w:szCs w:val="22"/>
+          <w:shd w:val="clear" w:color="auto" w:fill="FAF9F8"/>
+        </w:rPr>
+      </w:pPr>
+      <w:r>
+        <w:rPr>
+          <w:rFonts w:ascii="Arial" w:hAnsi="Arial" w:cs="Arial"/>
+          <w:sz w:val="22"/>
+          <w:szCs w:val="22"/>
+          <w:shd w:val="clear" w:color="auto" w:fill="FAF9F8"/>
+        </w:rPr>
+        <w:t xml:space="preserve">Resolución Superintendencia </w:t>
+      </w:r>
+      <w:proofErr w:type="spellStart"/>
+      <w:r>
+        <w:rPr>
+          <w:rFonts w:ascii="Arial" w:hAnsi="Arial" w:cs="Arial"/>
+          <w:sz w:val="22"/>
+          <w:szCs w:val="22"/>
+          <w:shd w:val="clear" w:color="auto" w:fill="FAF9F8"/>
+        </w:rPr>
+        <w:t>N°</w:t>
+      </w:r>
+      <w:proofErr w:type="spellEnd"/>
+      <w:r>
+        <w:rPr>
+          <w:rFonts w:ascii="Arial" w:hAnsi="Arial" w:cs="Arial"/>
+          <w:sz w:val="22"/>
+          <w:szCs w:val="22"/>
+          <w:shd w:val="clear" w:color="auto" w:fill="FAF9F8"/>
+        </w:rPr>
+        <w:t xml:space="preserve"> 248-2025/SUNAT - Procedimiento Especifico DESPA-PE.01.13 (versión 3) Importación De Mercancías Sujetas Al Protocolo Modificatorio Del Convenio De Cooperación Aduanera Peruano-</w:t>
+      </w:r>
+      <w:proofErr w:type="gramStart"/>
+      <w:r>
+        <w:rPr>
+          <w:rFonts w:ascii="Arial" w:hAnsi="Arial" w:cs="Arial"/>
+          <w:sz w:val="22"/>
+          <w:szCs w:val="22"/>
+          <w:shd w:val="clear" w:color="auto" w:fill="FAF9F8"/>
+        </w:rPr>
+        <w:t>Colombiano</w:t>
+      </w:r>
+      <w:proofErr w:type="gramEnd"/>
+    </w:p>
+    <w:p>
+      <w:pPr>
+        <w:autoSpaceDE w:val="0"/>
+        <w:autoSpaceDN w:val="0"/>
+        <w:adjustRightInd w:val="0"/>
+        <w:spacing w:after="0" w:line="240" w:lineRule="auto"/>
+        <w:jc w:val="both"/>
+        <w:rPr>
+          <w:rFonts w:ascii="Arial" w:hAnsi="Arial" w:cs="Arial"/>
+          <w:sz w:val="22"/>
+          <w:szCs w:val="22"/>
+          <w:shd w:val="clear" w:color="auto" w:fill="FAF9F8"/>
+        </w:rPr>
+      </w:pPr>
+      <w:r>
+        <w:rPr>
+          <w:rFonts w:ascii="Arial" w:hAnsi="Arial" w:cs="Arial"/>
+          <w:sz w:val="22"/>
+          <w:szCs w:val="22"/>
+          <w:shd w:val="clear" w:color="auto" w:fill="FAF9F8"/>
+        </w:rPr>
         <w:t>{/</w:t>
       </w:r>
       <w:proofErr w:type="spellStart"/>
@@ -1548,8 +1953,9 @@
           <w:rFonts w:ascii="Arial" w:hAnsi="Arial" w:cs="Arial"/>
           <w:sz w:val="22"/>
           <w:szCs w:val="22"/>
-        </w:rPr>
-        <w:t>estadoPECOyAMAZONIA</w:t>
+          <w:shd w:val="clear" w:color="auto" w:fill="FAF9F8"/>
+        </w:rPr>
+        <w:t>estadoOnlyPECO</w:t>
       </w:r>
       <w:proofErr w:type="spellEnd"/>
       <w:r>
@@ -1561,6 +1967,21 @@
         </w:rPr>
         <w:t>}</w:t>
       </w:r>
+    </w:p>
+    <w:p>
+      <w:pPr>
+        <w:autoSpaceDE w:val="0"/>
+        <w:autoSpaceDN w:val="0"/>
+        <w:adjustRightInd w:val="0"/>
+        <w:spacing w:after="0" w:line="240" w:lineRule="auto"/>
+        <w:jc w:val="both"/>
+        <w:rPr>
+          <w:rFonts w:ascii="Arial" w:hAnsi="Arial" w:cs="Arial"/>
+          <w:sz w:val="22"/>
+          <w:szCs w:val="22"/>
+          <w:shd w:val="clear" w:color="auto" w:fill="FAF9F8"/>
+        </w:rPr>
+      </w:pPr>
     </w:p>
     <w:p>
       <w:pPr>
@@ -2934,7 +3355,6 @@
           <w:rFonts w:ascii="Arial" w:hAnsi="Arial" w:cs="Arial"/>
           <w:sz w:val="22"/>
           <w:szCs w:val="22"/>
-          <w:shd w:val="clear" w:color="auto" w:fill="FAF9F8"/>
         </w:rPr>
       </w:pPr>
       <w:r>
@@ -2962,6 +3382,29 @@
           <w:szCs w:val="22"/>
         </w:rPr>
         <w:t>}</w:t>
+      </w:r>
+    </w:p>
+    <w:p>
+      <w:pPr>
+        <w:tabs>
+          <w:tab w:val="left" w:pos="3544"/>
+        </w:tabs>
+        <w:spacing w:after="0" w:line="240" w:lineRule="auto"/>
+        <w:ind w:left="284"/>
+        <w:jc w:val="both"/>
+        <w:rPr>
+          <w:rFonts w:ascii="Arial" w:hAnsi="Arial" w:cs="Arial"/>
+          <w:sz w:val="22"/>
+          <w:szCs w:val="22"/>
+        </w:rPr>
+      </w:pPr>
+      <w:r>
+        <w:rPr>
+          <w:rFonts w:ascii="Arial" w:hAnsi="Arial" w:cs="Arial"/>
+          <w:sz w:val="22"/>
+          <w:szCs w:val="22"/>
+        </w:rPr>
+        <w:t>{#estadoOnlyPECO}</w:t>
       </w:r>
     </w:p>
     <w:p>
@@ -2979,13 +3422,180 @@
           <w:shd w:val="clear" w:color="auto" w:fill="FAF9F8"/>
         </w:rPr>
       </w:pPr>
-      <w:r>
+      <w:proofErr w:type="spellStart"/>
+      <w:r>
+        <w:rPr>
+          <w:rFonts w:ascii="Arial" w:hAnsi="Arial" w:cs="Arial"/>
+          <w:sz w:val="22"/>
+          <w:szCs w:val="22"/>
+        </w:rPr>
+        <w:t>El</w:t>
+      </w:r>
+      <w:proofErr w:type="spellEnd"/>
+      <w:r>
+        <w:rPr>
+          <w:rFonts w:ascii="Arial" w:hAnsi="Arial" w:cs="Arial"/>
+          <w:sz w:val="22"/>
+          <w:szCs w:val="22"/>
+        </w:rPr>
+        <w:t xml:space="preserve"> {fromDam-</w:t>
+      </w:r>
+      <w:proofErr w:type="gramStart"/>
+      <w:r>
+        <w:rPr>
+          <w:rFonts w:ascii="Arial" w:hAnsi="Arial" w:cs="Arial"/>
+          <w:sz w:val="22"/>
+          <w:szCs w:val="22"/>
+        </w:rPr>
+        <w:t>fechaCancelacionTributos}</w:t>
+      </w:r>
+      <w:r>
+        <w:rPr>
+          <w:rFonts w:ascii="Arial" w:hAnsi="Arial" w:cs="Arial"/>
+          <w:b/>
+          <w:bCs/>
+          <w:color w:val="FF0000"/>
+          <w:sz w:val="22"/>
+          <w:szCs w:val="22"/>
+        </w:rPr>
+        <w:t>{</w:t>
+      </w:r>
+      <w:proofErr w:type="gramEnd"/>
+      <w:r>
+        <w:rPr>
+          <w:rFonts w:ascii="Arial" w:hAnsi="Arial" w:cs="Arial"/>
+          <w:b/>
+          <w:bCs/>
+          <w:color w:val="FF0000"/>
+          <w:sz w:val="22"/>
+          <w:szCs w:val="22"/>
+        </w:rPr>
+        <w:t>fromDam-fechaCancelacionTributosRRR}</w:t>
+      </w:r>
+      <w:r>
+        <w:rPr>
+          <w:rFonts w:ascii="Arial" w:hAnsi="Arial" w:cs="Arial"/>
+          <w:sz w:val="22"/>
+          <w:szCs w:val="22"/>
+        </w:rPr>
+        <w:t xml:space="preserve"> </w:t>
+      </w:r>
+      <w:r>
+        <w:rPr>
+          <w:rFonts w:ascii="Arial" w:hAnsi="Arial" w:cs="Arial"/>
+          <w:bCs/>
+          <w:color w:val="000000"/>
+          <w:sz w:val="22"/>
+          <w:szCs w:val="22"/>
+        </w:rPr>
+        <w:t>se</w:t>
+      </w:r>
+      <w:r>
+        <w:rPr>
+          <w:rFonts w:ascii="Arial" w:hAnsi="Arial" w:cs="Arial"/>
+          <w:sz w:val="22"/>
+          <w:szCs w:val="22"/>
+        </w:rPr>
+        <w:t xml:space="preserve"> cancelan los tributos sujetos a regulación, correspondientes a la importación señalada en el considerando anterior, siendo abonados a la “Sub-Cuenta Especial Tesoro Público – D.S. n.º 015-94-EF” el importe de S/ {</w:t>
+      </w:r>
+      <w:proofErr w:type="spellStart"/>
+      <w:r>
+        <w:rPr>
+          <w:rFonts w:ascii="Arial" w:hAnsi="Arial" w:cs="Arial"/>
+          <w:sz w:val="22"/>
+          <w:szCs w:val="22"/>
+        </w:rPr>
+        <w:t>textoTotReguPECO</w:t>
+      </w:r>
+      <w:proofErr w:type="spellEnd"/>
+      <w:r>
+        <w:rPr>
+          <w:rFonts w:ascii="Arial" w:hAnsi="Arial" w:cs="Arial"/>
+          <w:sz w:val="22"/>
+          <w:szCs w:val="22"/>
+        </w:rPr>
+        <w:t>} en cumplimiento de la Resolución Ministerial n.º107-94-EF/10.</w:t>
+      </w:r>
+    </w:p>
+    <w:p>
+      <w:pPr>
+        <w:autoSpaceDE w:val="0"/>
+        <w:autoSpaceDN w:val="0"/>
+        <w:adjustRightInd w:val="0"/>
+        <w:spacing w:after="0" w:line="240" w:lineRule="auto"/>
+        <w:ind w:left="284"/>
+        <w:jc w:val="both"/>
         <w:rPr>
           <w:rFonts w:ascii="Arial" w:hAnsi="Arial" w:cs="Arial"/>
           <w:sz w:val="22"/>
           <w:szCs w:val="22"/>
           <w:shd w:val="clear" w:color="auto" w:fill="FAF9F8"/>
         </w:rPr>
+      </w:pPr>
+    </w:p>
+    <w:p>
+      <w:pPr>
+        <w:tabs>
+          <w:tab w:val="left" w:pos="3544"/>
+        </w:tabs>
+        <w:spacing w:after="0" w:line="240" w:lineRule="auto"/>
+        <w:ind w:left="284"/>
+        <w:jc w:val="both"/>
+        <w:rPr>
+          <w:rFonts w:ascii="Arial" w:hAnsi="Arial" w:cs="Arial"/>
+          <w:sz w:val="22"/>
+          <w:szCs w:val="22"/>
+        </w:rPr>
+      </w:pPr>
+      <w:r>
+        <w:rPr>
+          <w:rFonts w:ascii="Arial" w:hAnsi="Arial" w:cs="Arial"/>
+          <w:sz w:val="22"/>
+          <w:szCs w:val="22"/>
+        </w:rPr>
+        <w:t>{/</w:t>
+      </w:r>
+      <w:proofErr w:type="spellStart"/>
+      <w:r>
+        <w:rPr>
+          <w:rFonts w:ascii="Arial" w:hAnsi="Arial" w:cs="Arial"/>
+          <w:sz w:val="22"/>
+          <w:szCs w:val="22"/>
+        </w:rPr>
+        <w:t>estadoOnlyPECO</w:t>
+      </w:r>
+      <w:proofErr w:type="spellEnd"/>
+      <w:r>
+        <w:rPr>
+          <w:rFonts w:ascii="Arial" w:hAnsi="Arial" w:cs="Arial"/>
+          <w:sz w:val="22"/>
+          <w:szCs w:val="22"/>
+        </w:rPr>
+        <w:t>}</w:t>
+      </w:r>
+    </w:p>
+    <w:p>
+      <w:pPr>
+        <w:autoSpaceDE w:val="0"/>
+        <w:autoSpaceDN w:val="0"/>
+        <w:adjustRightInd w:val="0"/>
+        <w:spacing w:after="0" w:line="240" w:lineRule="auto"/>
+        <w:ind w:left="284"/>
+        <w:jc w:val="both"/>
+        <w:rPr>
+          <w:rFonts w:ascii="Arial" w:hAnsi="Arial" w:cs="Arial"/>
+          <w:sz w:val="22"/>
+          <w:szCs w:val="22"/>
+          <w:shd w:val="clear" w:color="auto" w:fill="FAF9F8"/>
+        </w:rPr>
+      </w:pPr>
+      <w:r>
+        <w:rPr>
+          <w:rFonts w:ascii="Arial" w:hAnsi="Arial" w:cs="Arial"/>
+          <w:sz w:val="22"/>
+          <w:szCs w:val="22"/>
+          <w:shd w:val="clear" w:color="auto" w:fill="FAF9F8"/>
+        </w:rPr>
         <w:t xml:space="preserve">Con </w:t>
       </w:r>
       <w:bookmarkStart w:id="0" w:name="_Hlk230161833"/>
@@ -3152,7 +3762,6 @@
           <w:sz w:val="22"/>
           <w:szCs w:val="22"/>
         </w:rPr>
-        <w:lastRenderedPageBreak/>
         <w:t>{</w:t>
       </w:r>
       <w:proofErr w:type="spellStart"/>
@@ -3726,7 +4335,27 @@
           <w:sz w:val="22"/>
           <w:szCs w:val="22"/>
         </w:rPr>
-        <w:t>}, en el {</w:t>
+        <w:t>}, en</w:t>
+      </w:r>
+      <w:r>
+        <w:rPr>
+          <w:rFonts w:ascii="Arial" w:hAnsi="Arial" w:cs="Arial"/>
+          <w:i/>
+          <w:iCs/>
+          <w:color w:val="000000" w:themeColor="text1"/>
+          <w:sz w:val="22"/>
+          <w:szCs w:val="22"/>
+        </w:rPr>
+        <w:t xml:space="preserve"> </w:t>
+      </w:r>
+      <w:r>
+        <w:rPr>
+          <w:rFonts w:ascii="Arial" w:hAnsi="Arial" w:cs="Arial"/>
+          <w:color w:val="000000" w:themeColor="text1"/>
+          <w:sz w:val="22"/>
+          <w:szCs w:val="22"/>
+        </w:rPr>
+        <w:t>el {</w:t>
       </w:r>
       <w:proofErr w:type="spellStart"/>
       <w:r>
@@ -3746,7 +4375,7 @@
           <w:sz w:val="22"/>
           <w:szCs w:val="22"/>
         </w:rPr>
-        <w:t>} Ley n.º 27037 - “Ley de Promoción de la Inversión en la Amazonía”, su Reglamento aprobado con Decreto Supremo n.º 103-99-EF, Ley n.º 30896, Resolución Ministerial n.º 245-99-EF/15 y normas legales conexas</w:t>
+        <w:t>} y normas legales conexas</w:t>
       </w:r>
       <w:r>
         <w:rPr>
@@ -3792,7 +4421,7 @@
           <w:sz w:val="22"/>
           <w:szCs w:val="22"/>
         </w:rPr>
-        <w:t>estadoPECOyAMAZONIA</w:t>
+        <w:t>estadoIncluyePeco</w:t>
       </w:r>
       <w:r>
         <w:rPr>
@@ -3829,7 +4458,17 @@
           <w:sz w:val="22"/>
           <w:szCs w:val="22"/>
         </w:rPr>
-        <w:t>Supremo n.º015-94-EF, en el artículo 1° dispone lo siguiente: “El pago de los impuestos que se haya efectuado en la importación de mercancías cuyo destino final sea la zona de selva comprendida en el Convenio de Cooperación Aduanera Peruano - Colombiano, será considerado como un pago a cuenta sujeto a regularización en las Aduanas de destino”, asimismo señal a que: “La regularización procederá luego de realizado el reconocimiento físico de las mercancías por la aduana de destino en la zona de selva. De ser el caso, y con sujeción a lo dispuesto en el Convenio de Cooperación Aduanera Peruano Colombiano, el monto pagado en exceso será devuelto"</w:t>
+        <w:t xml:space="preserve">Supremo n.º015-94-EF, en el artículo 1° dispone lo siguiente: “El pago de los impuestos que se haya efectuado en la importación de mercancías cuyo destino final sea la zona de selva comprendida en el Convenio de Cooperación Aduanera Peruano - Colombiano, será considerado como un pago a cuenta sujeto a </w:t>
+      </w:r>
+      <w:r>
+        <w:rPr>
+          <w:rFonts w:ascii="Arial" w:hAnsi="Arial" w:cs="Arial"/>
+          <w:color w:val="000000" w:themeColor="text1"/>
+          <w:sz w:val="22"/>
+          <w:szCs w:val="22"/>
+        </w:rPr>
+        <w:lastRenderedPageBreak/>
+        <w:t>regularización en las Aduanas de destino”, asimismo señal a que: “La regularización procederá luego de realizado el reconocimiento físico de las mercancías por la aduana de destino en la zona de selva. De ser el caso, y con sujeción a lo dispuesto en el Convenio de Cooperación Aduanera Peruano Colombiano, el monto pagado en exceso será devuelto"</w:t>
       </w:r>
       <w:r>
         <w:rPr>
@@ -3872,7 +4511,7 @@
           <w:sz w:val="22"/>
           <w:szCs w:val="22"/>
         </w:rPr>
-        <w:t>estadoPECOyAMAZONIA</w:t>
+        <w:t>estadoIncluyePeco</w:t>
       </w:r>
       <w:proofErr w:type="spellEnd"/>
       <w:r>
@@ -4016,6 +4655,9 @@
     </w:p>
     <w:p>
       <w:pPr>
+        <w:tabs>
+          <w:tab w:val="left" w:pos="5054"/>
+        </w:tabs>
         <w:spacing w:after="0"/>
         <w:ind w:left="284"/>
         <w:jc w:val="both"/>
@@ -4055,6 +4697,43 @@
     <w:p>
       <w:pPr>
         <w:spacing w:after="0"/>
+        <w:jc w:val="both"/>
+        <w:rPr>
+          <w:rFonts w:ascii="Arial" w:hAnsi="Arial" w:cs="Arial"/>
+          <w:sz w:val="22"/>
+          <w:szCs w:val="22"/>
+        </w:rPr>
+      </w:pPr>
+      <w:r>
+        <w:rPr>
+          <w:rFonts w:ascii="Arial" w:hAnsi="Arial" w:cs="Arial"/>
+          <w:sz w:val="22"/>
+          <w:szCs w:val="22"/>
+        </w:rPr>
+        <w:t>{#</w:t>
+      </w:r>
+      <w:bookmarkStart w:id="3" w:name="_Hlk231360455"/>
+      <w:r>
+        <w:rPr>
+          <w:rFonts w:ascii="Arial" w:hAnsi="Arial" w:cs="Arial"/>
+          <w:sz w:val="22"/>
+          <w:szCs w:val="22"/>
+        </w:rPr>
+        <w:t>estadoIncluyeAmazonia</w:t>
+      </w:r>
+      <w:bookmarkEnd w:id="3"/>
+      <w:r>
+        <w:rPr>
+          <w:rFonts w:ascii="Arial" w:hAnsi="Arial" w:cs="Arial"/>
+          <w:sz w:val="22"/>
+          <w:szCs w:val="22"/>
+        </w:rPr>
+        <w:t>}</w:t>
+      </w:r>
+    </w:p>
+    <w:p>
+      <w:pPr>
+        <w:spacing w:after="0"/>
         <w:ind w:left="284"/>
         <w:jc w:val="both"/>
         <w:rPr>
@@ -4063,33 +4742,17 @@
           <w:szCs w:val="22"/>
         </w:rPr>
       </w:pPr>
-      <w:bookmarkStart w:id="3" w:name="_Hlk231251669"/>
-      <w:r>
-        <w:rPr>
-          <w:rFonts w:ascii="Arial" w:hAnsi="Arial" w:cs="Arial"/>
-          <w:sz w:val="22"/>
-          <w:szCs w:val="22"/>
-        </w:rPr>
-        <w:t>{#</w:t>
-      </w:r>
-      <w:r>
-        <w:rPr>
-          <w:rFonts w:ascii="Arial" w:hAnsi="Arial" w:cs="Arial"/>
-          <w:sz w:val="22"/>
-          <w:szCs w:val="22"/>
-        </w:rPr>
-        <w:t>estadoJuridiccionLoreto</w:t>
-      </w:r>
-      <w:r>
-        <w:rPr>
-          <w:rFonts w:ascii="Arial" w:hAnsi="Arial" w:cs="Arial"/>
-          <w:sz w:val="22"/>
-          <w:szCs w:val="22"/>
-        </w:rPr>
-        <w:t>}</w:t>
-      </w:r>
-    </w:p>
-    <w:bookmarkEnd w:id="3"/>
+      <w:bookmarkStart w:id="4" w:name="_Hlk231251669"/>
+      <w:r>
+        <w:rPr>
+          <w:rFonts w:ascii="Arial" w:hAnsi="Arial" w:cs="Arial"/>
+          <w:sz w:val="22"/>
+          <w:szCs w:val="22"/>
+        </w:rPr>
+        <w:t>{#estadoJuridiccionLoreto}</w:t>
+      </w:r>
+    </w:p>
+    <w:bookmarkEnd w:id="4"/>
     <w:p>
       <w:pPr>
         <w:spacing w:after="0" w:line="240" w:lineRule="auto"/>
@@ -4109,23 +4772,22 @@
         </w:rPr>
         <w:t xml:space="preserve">La </w:t>
       </w:r>
-      <w:bookmarkStart w:id="4" w:name="_Hlk231251727"/>
-      <w:r>
-        <w:rPr>
-          <w:rFonts w:ascii="Arial" w:hAnsi="Arial" w:cs="Arial"/>
-          <w:sz w:val="22"/>
-          <w:szCs w:val="22"/>
-        </w:rPr>
-        <w:t xml:space="preserve">Tercera Disposición Complementaria de la Ley n.º 27037 prorrogada por la Ley n.º 30897, prescribe que la importación de bienes que se destine al consumo en la Amazonía, se encontrará exonerada del Impuesto General a las Ventas hasta el </w:t>
-      </w:r>
-      <w:r>
-        <w:rPr>
-          <w:rFonts w:ascii="Arial" w:hAnsi="Arial" w:cs="Arial"/>
-          <w:sz w:val="22"/>
-          <w:szCs w:val="22"/>
-        </w:rPr>
-        <w:lastRenderedPageBreak/>
-        <w:t>31.12.2019, con excepción de las partidas arancelarias de los capítulos 84, 85 y 87 del Arancel de Aduanas cuya exoneración se ampliará hasta el 31.12.2028, para cuyos efectos deberá cumplir con los requisitos señalados en los artículos 2º y 18º del Reglamento de dicha Ley aprobado con Decreto Supremo n.º</w:t>
+      <w:bookmarkStart w:id="5" w:name="_Hlk231251727"/>
+      <w:r>
+        <w:rPr>
+          <w:rFonts w:ascii="Arial" w:hAnsi="Arial" w:cs="Arial"/>
+          <w:sz w:val="22"/>
+          <w:szCs w:val="22"/>
+        </w:rPr>
+        <w:t>Tercera Disposición Complementaria de la Ley n.º 27037 prorrogada por la Ley n.º 30897, prescribe que la</w:t>
+      </w:r>
+      <w:r>
+        <w:rPr>
+          <w:rFonts w:ascii="Arial" w:hAnsi="Arial" w:cs="Arial"/>
+          <w:sz w:val="22"/>
+          <w:szCs w:val="22"/>
+        </w:rPr>
+        <w:t xml:space="preserve"> importación de bienes que se destine al consumo en la Amazonía, se encontrará exonerada del Impuesto General a las Ventas hasta el 31.12.2019, con excepción de las partidas arancelarias de los capítulos 84, 85 y 87 del Arancel de Aduanas cuya exoneración se ampliará hasta el 31.12.2028, para cuyos efectos deberá cumplir con los requisitos señalados en los artículos 2º y 18º del Reglamento de dicha Ley aprobado con Decreto Supremo n.º</w:t>
       </w:r>
       <w:r>
         <w:rPr>
@@ -4151,7 +4813,7 @@
         </w:rPr>
         <w:t>.</w:t>
       </w:r>
-      <w:bookmarkEnd w:id="4"/>
+      <w:bookmarkEnd w:id="5"/>
     </w:p>
     <w:p>
       <w:pPr>
@@ -4176,7 +4838,7 @@
           <w:szCs w:val="22"/>
         </w:rPr>
       </w:pPr>
-      <w:bookmarkStart w:id="5" w:name="_Hlk231251680"/>
+      <w:bookmarkStart w:id="6" w:name="_Hlk231251680"/>
       <w:r>
         <w:rPr>
           <w:rFonts w:ascii="Arial" w:hAnsi="Arial" w:cs="Arial"/>
@@ -4215,8 +4877,8 @@
           <w:szCs w:val="22"/>
         </w:rPr>
       </w:pPr>
-      <w:bookmarkStart w:id="6" w:name="_Hlk231251750"/>
-      <w:bookmarkEnd w:id="5"/>
+      <w:bookmarkStart w:id="7" w:name="_Hlk231251750"/>
+      <w:bookmarkEnd w:id="6"/>
       <w:r>
         <w:rPr>
           <w:rFonts w:ascii="Arial" w:hAnsi="Arial" w:cs="Arial"/>
@@ -4242,7 +4904,7 @@
         <w:t>}</w:t>
       </w:r>
     </w:p>
-    <w:bookmarkEnd w:id="6"/>
+    <w:bookmarkEnd w:id="7"/>
     <w:p>
       <w:pPr>
         <w:spacing w:after="0" w:line="240" w:lineRule="auto"/>
@@ -4262,7 +4924,7 @@
         </w:rPr>
         <w:t xml:space="preserve">La </w:t>
       </w:r>
-      <w:bookmarkStart w:id="7" w:name="_Hlk231251741"/>
+      <w:bookmarkStart w:id="8" w:name="_Hlk231251741"/>
       <w:r>
         <w:rPr>
           <w:rFonts w:ascii="Arial" w:hAnsi="Arial" w:cs="Arial"/>
@@ -4399,7 +5061,7 @@
         </w:rPr>
         <w:t xml:space="preserve">245-99-EF/15.  </w:t>
       </w:r>
-      <w:bookmarkEnd w:id="7"/>
+      <w:bookmarkEnd w:id="8"/>
     </w:p>
     <w:p>
       <w:pPr>
@@ -4412,6 +5074,33 @@
           <w:szCs w:val="22"/>
         </w:rPr>
       </w:pPr>
+      <w:bookmarkStart w:id="9" w:name="_Hlk231251760"/>
+      <w:r>
+        <w:rPr>
+          <w:rFonts w:ascii="Arial" w:hAnsi="Arial" w:cs="Arial"/>
+          <w:sz w:val="22"/>
+          <w:szCs w:val="22"/>
+        </w:rPr>
+        <w:t>{/</w:t>
+      </w:r>
+      <w:proofErr w:type="spellStart"/>
+      <w:r>
+        <w:rPr>
+          <w:rFonts w:ascii="Arial" w:hAnsi="Arial" w:cs="Arial"/>
+          <w:sz w:val="22"/>
+          <w:szCs w:val="22"/>
+        </w:rPr>
+        <w:t>estadoJuridiccionOtros</w:t>
+      </w:r>
+      <w:proofErr w:type="spellEnd"/>
+      <w:r>
+        <w:rPr>
+          <w:rFonts w:ascii="Arial" w:hAnsi="Arial" w:cs="Arial"/>
+          <w:sz w:val="22"/>
+          <w:szCs w:val="22"/>
+        </w:rPr>
+        <w:t>}</w:t>
+      </w:r>
     </w:p>
     <w:p>
       <w:pPr>
@@ -4424,35 +5113,8 @@
           <w:szCs w:val="22"/>
         </w:rPr>
       </w:pPr>
-      <w:bookmarkStart w:id="8" w:name="_Hlk231251760"/>
-      <w:r>
-        <w:rPr>
-          <w:rFonts w:ascii="Arial" w:hAnsi="Arial" w:cs="Arial"/>
-          <w:sz w:val="22"/>
-          <w:szCs w:val="22"/>
-        </w:rPr>
-        <w:t>{/</w:t>
-      </w:r>
-      <w:proofErr w:type="spellStart"/>
-      <w:r>
-        <w:rPr>
-          <w:rFonts w:ascii="Arial" w:hAnsi="Arial" w:cs="Arial"/>
-          <w:sz w:val="22"/>
-          <w:szCs w:val="22"/>
-        </w:rPr>
-        <w:t>estadoJuridiccionOtros</w:t>
-      </w:r>
-      <w:proofErr w:type="spellEnd"/>
-      <w:r>
-        <w:rPr>
-          <w:rFonts w:ascii="Arial" w:hAnsi="Arial" w:cs="Arial"/>
-          <w:sz w:val="22"/>
-          <w:szCs w:val="22"/>
-        </w:rPr>
-        <w:t>}</w:t>
-      </w:r>
-    </w:p>
-    <w:bookmarkEnd w:id="8"/>
+    </w:p>
+    <w:bookmarkEnd w:id="9"/>
     <w:p>
       <w:pPr>
         <w:spacing w:after="0" w:line="240" w:lineRule="auto"/>
@@ -4614,7 +5276,112 @@
         <w:t>:</w:t>
       </w:r>
     </w:p>
-    <w:p/>
+    <w:p>
+      <w:r>
+        <w:t>{/</w:t>
+      </w:r>
+      <w:proofErr w:type="spellStart"/>
+      <w:r>
+        <w:rPr>
+          <w:rFonts w:ascii="Arial" w:hAnsi="Arial" w:cs="Arial"/>
+          <w:sz w:val="22"/>
+          <w:szCs w:val="22"/>
+        </w:rPr>
+        <w:t>estadoIncluyeAmazonia</w:t>
+      </w:r>
+      <w:proofErr w:type="spellEnd"/>
+      <w:r>
+        <w:t>}</w:t>
+      </w:r>
+    </w:p>
+    <w:p>
+      <w:pPr>
+        <w:rPr>
+          <w:sz w:val="22"/>
+          <w:szCs w:val="22"/>
+        </w:rPr>
+      </w:pPr>
+      <w:r>
+        <w:rPr>
+          <w:sz w:val="22"/>
+          <w:szCs w:val="22"/>
+        </w:rPr>
+        <w:t>{#</w:t>
+      </w:r>
+      <w:r>
+        <w:rPr>
+          <w:rFonts w:ascii="Arial" w:hAnsi="Arial" w:cs="Arial"/>
+          <w:sz w:val="22"/>
+          <w:szCs w:val="22"/>
+        </w:rPr>
+        <w:t>estadoOnlyPECO</w:t>
+      </w:r>
+      <w:r>
+        <w:rPr>
+          <w:sz w:val="22"/>
+          <w:szCs w:val="22"/>
+        </w:rPr>
+        <w:t>}</w:t>
+      </w:r>
+    </w:p>
+    <w:p>
+      <w:pPr>
+        <w:ind w:left="426"/>
+        <w:rPr>
+          <w:sz w:val="22"/>
+          <w:szCs w:val="22"/>
+        </w:rPr>
+      </w:pPr>
+      <w:r>
+        <w:rPr>
+          <w:rFonts w:ascii="Arial" w:hAnsi="Arial" w:cs="Arial"/>
+          <w:sz w:val="22"/>
+          <w:szCs w:val="22"/>
+        </w:rPr>
+        <w:lastRenderedPageBreak/>
+        <w:t>De acuerdo a lo requerido por la empresa importadora, se determina lo siguiente:</w:t>
+      </w:r>
+    </w:p>
+    <w:p>
+      <w:pPr>
+        <w:rPr>
+          <w:sz w:val="22"/>
+          <w:szCs w:val="22"/>
+        </w:rPr>
+      </w:pPr>
+      <w:r>
+        <w:rPr>
+          <w:sz w:val="22"/>
+          <w:szCs w:val="22"/>
+        </w:rPr>
+        <w:t>{/</w:t>
+      </w:r>
+      <w:proofErr w:type="spellStart"/>
+      <w:r>
+        <w:rPr>
+          <w:rFonts w:ascii="Arial" w:hAnsi="Arial" w:cs="Arial"/>
+          <w:sz w:val="22"/>
+          <w:szCs w:val="22"/>
+        </w:rPr>
+        <w:t>estadoOnlyPECO</w:t>
+      </w:r>
+      <w:proofErr w:type="spellEnd"/>
+      <w:r>
+        <w:rPr>
+          <w:sz w:val="22"/>
+          <w:szCs w:val="22"/>
+        </w:rPr>
+        <w:t>}</w:t>
+      </w:r>
+    </w:p>
+    <w:p>
+      <w:pPr>
+        <w:rPr>
+          <w:sz w:val="22"/>
+          <w:szCs w:val="22"/>
+        </w:rPr>
+      </w:pPr>
+    </w:p>
     <w:p>
       <w:pPr>
         <w:spacing w:after="0"/>
@@ -5608,7 +6375,6 @@
         <w:rPr>
           <w:rFonts w:ascii="Arial" w:hAnsi="Arial" w:cs="Arial"/>
         </w:rPr>
-        <w:lastRenderedPageBreak/>
         <w:t>{#veriFaltanGuias}</w:t>
       </w:r>
     </w:p>
@@ -6006,6 +6772,52 @@
     </w:p>
     <w:p>
       <w:pPr>
+        <w:spacing w:after="0" w:line="276" w:lineRule="auto"/>
+        <w:ind w:left="426"/>
+        <w:jc w:val="both"/>
+        <w:rPr>
+          <w:rFonts w:ascii="Arial" w:eastAsia="Times New Roman" w:hAnsi="Arial" w:cs="Arial"/>
+          <w:bCs/>
+          <w:sz w:val="20"/>
+          <w:szCs w:val="20"/>
+          <w:lang w:val="es-ES" w:eastAsia="es-ES"/>
+        </w:rPr>
+      </w:pPr>
+      <w:r>
+        <w:rPr>
+          <w:rFonts w:ascii="Arial" w:eastAsia="Times New Roman" w:hAnsi="Arial" w:cs="Arial"/>
+          <w:bCs/>
+          <w:sz w:val="20"/>
+          <w:szCs w:val="20"/>
+          <w:lang w:val="es-ES" w:eastAsia="es-ES"/>
+        </w:rPr>
+        <w:t>{#</w:t>
+      </w:r>
+      <w:proofErr w:type="spellStart"/>
+      <w:r>
+        <w:rPr>
+          <w:rFonts w:ascii="Arial" w:eastAsia="Times New Roman" w:hAnsi="Arial" w:cs="Arial"/>
+          <w:bCs/>
+          <w:sz w:val="20"/>
+          <w:szCs w:val="20"/>
+          <w:lang w:eastAsia="es-ES"/>
+        </w:rPr>
+        <w:t>estadoIncluyeAmazonia</w:t>
+      </w:r>
+      <w:proofErr w:type="spellEnd"/>
+      <w:r>
+        <w:rPr>
+          <w:rFonts w:ascii="Arial" w:eastAsia="Times New Roman" w:hAnsi="Arial" w:cs="Arial"/>
+          <w:bCs/>
+          <w:sz w:val="20"/>
+          <w:szCs w:val="20"/>
+          <w:lang w:val="es-ES" w:eastAsia="es-ES"/>
+        </w:rPr>
+        <w:t>}</w:t>
+      </w:r>
+    </w:p>
+    <w:p>
+      <w:pPr>
         <w:spacing w:after="0" w:line="240" w:lineRule="auto"/>
         <w:ind w:left="426"/>
         <w:jc w:val="both"/>
@@ -6026,7 +6838,156 @@
     </w:p>
     <w:p>
       <w:pPr>
+        <w:spacing w:after="0" w:line="276" w:lineRule="auto"/>
         <w:ind w:left="426"/>
+        <w:jc w:val="both"/>
+        <w:rPr>
+          <w:rFonts w:ascii="Arial" w:eastAsia="Times New Roman" w:hAnsi="Arial" w:cs="Arial"/>
+          <w:bCs/>
+          <w:sz w:val="20"/>
+          <w:szCs w:val="20"/>
+          <w:lang w:val="es-ES" w:eastAsia="es-ES"/>
+        </w:rPr>
+      </w:pPr>
+      <w:r>
+        <w:rPr>
+          <w:rFonts w:ascii="Arial" w:eastAsia="Times New Roman" w:hAnsi="Arial" w:cs="Arial"/>
+          <w:bCs/>
+          <w:sz w:val="20"/>
+          <w:szCs w:val="20"/>
+          <w:lang w:val="es-ES" w:eastAsia="es-ES"/>
+        </w:rPr>
+        <w:t>{/</w:t>
+      </w:r>
+      <w:proofErr w:type="spellStart"/>
+      <w:r>
+        <w:rPr>
+          <w:rFonts w:ascii="Arial" w:eastAsia="Times New Roman" w:hAnsi="Arial" w:cs="Arial"/>
+          <w:bCs/>
+          <w:sz w:val="20"/>
+          <w:szCs w:val="20"/>
+          <w:lang w:eastAsia="es-ES"/>
+        </w:rPr>
+        <w:t>estadoIncluyeAmazonia</w:t>
+      </w:r>
+      <w:proofErr w:type="spellEnd"/>
+      <w:r>
+        <w:rPr>
+          <w:rFonts w:ascii="Arial" w:eastAsia="Times New Roman" w:hAnsi="Arial" w:cs="Arial"/>
+          <w:bCs/>
+          <w:sz w:val="20"/>
+          <w:szCs w:val="20"/>
+          <w:lang w:val="es-ES" w:eastAsia="es-ES"/>
+        </w:rPr>
+        <w:t>}</w:t>
+      </w:r>
+    </w:p>
+    <w:p>
+      <w:pPr>
+        <w:spacing w:after="0" w:line="240" w:lineRule="auto"/>
+        <w:ind w:left="426"/>
+        <w:jc w:val="both"/>
+        <w:rPr>
+          <w:rFonts w:ascii="Arial" w:eastAsia="Times New Roman" w:hAnsi="Arial" w:cs="Arial"/>
+          <w:color w:val="000000"/>
+          <w:sz w:val="20"/>
+          <w:szCs w:val="20"/>
+          <w:lang w:val="es-ES" w:eastAsia="es-ES"/>
+        </w:rPr>
+      </w:pPr>
+      <w:r>
+        <w:rPr>
+          <w:rFonts w:ascii="Arial" w:eastAsia="Times New Roman" w:hAnsi="Arial" w:cs="Arial"/>
+          <w:color w:val="000000"/>
+          <w:sz w:val="20"/>
+          <w:szCs w:val="20"/>
+          <w:lang w:val="es-ES" w:eastAsia="es-ES"/>
+        </w:rPr>
+        <w:t>{#estadoOnlyPECO}</w:t>
+      </w:r>
+    </w:p>
+    <w:p>
+      <w:pPr>
+        <w:spacing w:after="0" w:line="240" w:lineRule="auto"/>
+        <w:ind w:left="426"/>
+        <w:jc w:val="both"/>
+        <w:rPr>
+          <w:rFonts w:ascii="Arial" w:eastAsia="Times New Roman" w:hAnsi="Arial" w:cs="Arial"/>
+          <w:color w:val="000000"/>
+          <w:sz w:val="20"/>
+          <w:szCs w:val="20"/>
+          <w:lang w:val="es-ES" w:eastAsia="es-ES"/>
+        </w:rPr>
+      </w:pPr>
+      <w:r>
+        <w:rPr>
+          <w:rFonts w:ascii="Arial" w:eastAsia="Times New Roman" w:hAnsi="Arial" w:cs="Arial"/>
+          <w:color w:val="000000"/>
+          <w:sz w:val="20"/>
+          <w:szCs w:val="20"/>
+          <w:lang w:val="es-ES" w:eastAsia="es-ES"/>
+        </w:rPr>
+        <w:t>Se verificó que lo solicitado a regularización se encuentra negociado en el Arancel Común Anexo al Protocolo Modificatorio del Convenio de Cooperación Aduanero Peruano Colombiano con una tasa Ad/Valorem – Libre:</w:t>
+      </w:r>
+    </w:p>
+    <w:p>
+      <w:pPr>
+        <w:spacing w:after="0" w:line="240" w:lineRule="auto"/>
+        <w:ind w:left="426"/>
+        <w:jc w:val="both"/>
+        <w:rPr>
+          <w:rFonts w:ascii="Arial" w:eastAsia="Times New Roman" w:hAnsi="Arial" w:cs="Arial"/>
+          <w:color w:val="000000"/>
+          <w:sz w:val="20"/>
+          <w:szCs w:val="20"/>
+          <w:lang w:val="es-ES" w:eastAsia="es-ES"/>
+        </w:rPr>
+      </w:pPr>
+      <w:r>
+        <w:rPr>
+          <w:rFonts w:ascii="Arial" w:eastAsia="Times New Roman" w:hAnsi="Arial" w:cs="Arial"/>
+          <w:color w:val="000000"/>
+          <w:sz w:val="20"/>
+          <w:szCs w:val="20"/>
+          <w:lang w:val="es-ES" w:eastAsia="es-ES"/>
+        </w:rPr>
+        <w:lastRenderedPageBreak/>
+        <w:t>{/</w:t>
+      </w:r>
+      <w:proofErr w:type="spellStart"/>
+      <w:r>
+        <w:rPr>
+          <w:rFonts w:ascii="Arial" w:eastAsia="Times New Roman" w:hAnsi="Arial" w:cs="Arial"/>
+          <w:color w:val="000000"/>
+          <w:sz w:val="20"/>
+          <w:szCs w:val="20"/>
+          <w:lang w:val="es-ES" w:eastAsia="es-ES"/>
+        </w:rPr>
+        <w:t>estadoOnlyPECO</w:t>
+      </w:r>
+      <w:proofErr w:type="spellEnd"/>
+      <w:r>
+        <w:rPr>
+          <w:rFonts w:ascii="Arial" w:eastAsia="Times New Roman" w:hAnsi="Arial" w:cs="Arial"/>
+          <w:color w:val="000000"/>
+          <w:sz w:val="20"/>
+          <w:szCs w:val="20"/>
+          <w:lang w:val="es-ES" w:eastAsia="es-ES"/>
+        </w:rPr>
+        <w:t>}</w:t>
+      </w:r>
+    </w:p>
+    <w:p>
+      <w:pPr>
+        <w:spacing w:after="0" w:line="240" w:lineRule="auto"/>
+        <w:jc w:val="both"/>
+        <w:rPr>
+          <w:rFonts w:ascii="Arial" w:eastAsia="Times New Roman" w:hAnsi="Arial" w:cs="Arial"/>
+          <w:color w:val="000000"/>
+          <w:sz w:val="20"/>
+          <w:szCs w:val="20"/>
+          <w:lang w:val="es-ES" w:eastAsia="es-ES"/>
+        </w:rPr>
       </w:pPr>
     </w:p>
     <w:p>
@@ -8108,7 +9069,7 @@
         </w:rPr>
         <w:t>{/</w:t>
       </w:r>
-      <w:bookmarkStart w:id="9" w:name="_Hlk231148438"/>
+      <w:bookmarkStart w:id="10" w:name="_Hlk231148438"/>
       <w:proofErr w:type="spellStart"/>
       <w:r>
         <w:rPr>
@@ -8118,7 +9079,955 @@
         </w:rPr>
         <w:t>estadoPECOyAMAZONIA</w:t>
       </w:r>
-      <w:bookmarkEnd w:id="9"/>
+      <w:bookmarkEnd w:id="10"/>
+      <w:proofErr w:type="spellEnd"/>
+      <w:r>
+        <w:rPr>
+          <w:rFonts w:ascii="Arial" w:hAnsi="Arial" w:cs="Arial"/>
+          <w:sz w:val="20"/>
+          <w:szCs w:val="20"/>
+        </w:rPr>
+        <w:t>}</w:t>
+      </w:r>
+    </w:p>
+    <w:p>
+      <w:pPr>
+        <w:spacing w:line="240" w:lineRule="auto"/>
+        <w:rPr>
+          <w:rFonts w:ascii="Arial" w:hAnsi="Arial" w:cs="Arial"/>
+          <w:sz w:val="20"/>
+          <w:szCs w:val="20"/>
+        </w:rPr>
+      </w:pPr>
+      <w:r>
+        <w:rPr>
+          <w:rFonts w:ascii="Arial" w:hAnsi="Arial" w:cs="Arial"/>
+          <w:sz w:val="20"/>
+          <w:szCs w:val="20"/>
+        </w:rPr>
+        <w:t>{#</w:t>
+      </w:r>
+      <w:r>
+        <w:rPr>
+          <w:rFonts w:ascii="Arial" w:hAnsi="Arial" w:cs="Arial"/>
+          <w:sz w:val="20"/>
+          <w:szCs w:val="20"/>
+        </w:rPr>
+        <w:t>estadoOnlyPECO</w:t>
+      </w:r>
+      <w:r>
+        <w:rPr>
+          <w:rFonts w:ascii="Arial" w:hAnsi="Arial" w:cs="Arial"/>
+          <w:sz w:val="20"/>
+          <w:szCs w:val="20"/>
+        </w:rPr>
+        <w:t>}</w:t>
+      </w:r>
+    </w:p>
+    <w:tbl>
+      <w:tblPr>
+        <w:tblStyle w:val="Tablaconcuadrcula"/>
+        <w:tblW w:w="8210" w:type="dxa"/>
+        <w:tblLook w:val="04A0" w:firstRow="1" w:lastRow="0" w:firstColumn="1" w:lastColumn="0" w:noHBand="0" w:noVBand="1"/>
+      </w:tblPr>
+      <w:tblGrid>
+        <w:gridCol w:w="1748"/>
+        <w:gridCol w:w="2154"/>
+        <w:gridCol w:w="2154"/>
+        <w:gridCol w:w="2154"/>
+      </w:tblGrid>
+      <w:tr>
+        <w:trPr>
+          <w:trHeight w:val="601"/>
+        </w:trPr>
+        <w:tc>
+          <w:tcPr>
+            <w:tcW w:w="1748" w:type="dxa"/>
+            <w:shd w:val="clear" w:color="auto" w:fill="D1D1D1" w:themeFill="background2" w:themeFillShade="E6"/>
+            <w:vAlign w:val="center"/>
+          </w:tcPr>
+          <w:p>
+            <w:pPr>
+              <w:jc w:val="center"/>
+              <w:rPr>
+                <w:rFonts w:ascii="Arial" w:eastAsia="Times New Roman" w:hAnsi="Arial" w:cs="Arial"/>
+                <w:b/>
+                <w:bCs/>
+                <w:color w:val="000000"/>
+                <w:sz w:val="18"/>
+                <w:szCs w:val="18"/>
+                <w:lang w:val="es-ES" w:eastAsia="es-ES"/>
+              </w:rPr>
+            </w:pPr>
+            <w:r>
+              <w:rPr>
+                <w:rFonts w:ascii="Arial" w:hAnsi="Arial" w:cs="Arial"/>
+                <w:b/>
+                <w:bCs/>
+                <w:sz w:val="18"/>
+                <w:szCs w:val="18"/>
+              </w:rPr>
+              <w:t>Concepto</w:t>
+            </w:r>
+          </w:p>
+        </w:tc>
+        <w:tc>
+          <w:tcPr>
+            <w:tcW w:w="2154" w:type="dxa"/>
+            <w:shd w:val="clear" w:color="auto" w:fill="D1D1D1" w:themeFill="background2" w:themeFillShade="E6"/>
+            <w:vAlign w:val="center"/>
+          </w:tcPr>
+          <w:p>
+            <w:pPr>
+              <w:jc w:val="center"/>
+              <w:rPr>
+                <w:rFonts w:ascii="Arial" w:eastAsia="Times New Roman" w:hAnsi="Arial" w:cs="Arial"/>
+                <w:b/>
+                <w:bCs/>
+                <w:color w:val="000000"/>
+                <w:sz w:val="18"/>
+                <w:szCs w:val="18"/>
+                <w:lang w:val="es-ES" w:eastAsia="es-ES"/>
+              </w:rPr>
+            </w:pPr>
+            <w:r>
+              <w:rPr>
+                <w:rFonts w:ascii="Arial" w:hAnsi="Arial" w:cs="Arial"/>
+                <w:b/>
+                <w:bCs/>
+                <w:sz w:val="18"/>
+                <w:szCs w:val="18"/>
+              </w:rPr>
+              <w:t>Liquidación Arancel Nacional</w:t>
+            </w:r>
+          </w:p>
+        </w:tc>
+        <w:tc>
+          <w:tcPr>
+            <w:tcW w:w="2154" w:type="dxa"/>
+            <w:shd w:val="clear" w:color="auto" w:fill="D1D1D1" w:themeFill="background2" w:themeFillShade="E6"/>
+            <w:vAlign w:val="center"/>
+          </w:tcPr>
+          <w:p>
+            <w:pPr>
+              <w:jc w:val="center"/>
+              <w:rPr>
+                <w:rFonts w:ascii="Arial" w:eastAsia="Times New Roman" w:hAnsi="Arial" w:cs="Arial"/>
+                <w:b/>
+                <w:bCs/>
+                <w:color w:val="000000"/>
+                <w:sz w:val="18"/>
+                <w:szCs w:val="18"/>
+                <w:lang w:val="es-ES" w:eastAsia="es-ES"/>
+              </w:rPr>
+            </w:pPr>
+            <w:r>
+              <w:rPr>
+                <w:rFonts w:ascii="Arial" w:hAnsi="Arial" w:cs="Arial"/>
+                <w:b/>
+                <w:bCs/>
+                <w:sz w:val="18"/>
+                <w:szCs w:val="18"/>
+              </w:rPr>
+              <w:t>Tributos No Regularizados</w:t>
+            </w:r>
+          </w:p>
+        </w:tc>
+        <w:tc>
+          <w:tcPr>
+            <w:tcW w:w="2154" w:type="dxa"/>
+            <w:shd w:val="clear" w:color="auto" w:fill="D1D1D1" w:themeFill="background2" w:themeFillShade="E6"/>
+            <w:vAlign w:val="center"/>
+          </w:tcPr>
+          <w:p>
+            <w:pPr>
+              <w:tabs>
+                <w:tab w:val="left" w:pos="1440"/>
+                <w:tab w:val="left" w:pos="2880"/>
+                <w:tab w:val="left" w:pos="4320"/>
+                <w:tab w:val="left" w:pos="5760"/>
+                <w:tab w:val="left" w:pos="7200"/>
+                <w:tab w:val="left" w:pos="8640"/>
+              </w:tabs>
+              <w:jc w:val="center"/>
+              <w:rPr>
+                <w:rFonts w:ascii="Arial" w:hAnsi="Arial" w:cs="Arial"/>
+                <w:b/>
+                <w:bCs/>
+                <w:sz w:val="18"/>
+                <w:szCs w:val="18"/>
+              </w:rPr>
+            </w:pPr>
+            <w:r>
+              <w:rPr>
+                <w:rFonts w:ascii="Arial" w:hAnsi="Arial" w:cs="Arial"/>
+                <w:b/>
+                <w:bCs/>
+                <w:sz w:val="18"/>
+                <w:szCs w:val="18"/>
+              </w:rPr>
+              <w:t xml:space="preserve">Regularización D.S. </w:t>
+            </w:r>
+            <w:r>
+              <w:rPr>
+                <w:rFonts w:ascii="Arial" w:hAnsi="Arial" w:cs="Arial"/>
+                <w:b/>
+                <w:bCs/>
+                <w:sz w:val="18"/>
+                <w:szCs w:val="18"/>
+              </w:rPr>
+              <w:t>n</w:t>
+            </w:r>
+            <w:r>
+              <w:rPr>
+                <w:rFonts w:ascii="Arial" w:hAnsi="Arial" w:cs="Arial"/>
+                <w:b/>
+                <w:bCs/>
+                <w:sz w:val="18"/>
+                <w:szCs w:val="18"/>
+              </w:rPr>
+              <w:t>.º 015-94-EF</w:t>
+            </w:r>
+          </w:p>
+        </w:tc>
+      </w:tr>
+      <w:tr>
+        <w:trPr>
+          <w:trHeight w:val="244"/>
+        </w:trPr>
+        <w:tc>
+          <w:tcPr>
+            <w:tcW w:w="1748" w:type="dxa"/>
+            <w:vAlign w:val="center"/>
+          </w:tcPr>
+          <w:p>
+            <w:pPr>
+              <w:jc w:val="both"/>
+              <w:rPr>
+                <w:rFonts w:ascii="Arial" w:eastAsia="Times New Roman" w:hAnsi="Arial" w:cs="Arial"/>
+                <w:color w:val="000000"/>
+                <w:sz w:val="20"/>
+                <w:szCs w:val="20"/>
+                <w:lang w:val="es-ES" w:eastAsia="es-ES"/>
+              </w:rPr>
+            </w:pPr>
+            <w:r>
+              <w:rPr>
+                <w:rFonts w:ascii="Arial" w:hAnsi="Arial" w:cs="Arial"/>
+                <w:sz w:val="20"/>
+                <w:szCs w:val="20"/>
+              </w:rPr>
+              <w:t>Ad/Valorem</w:t>
+            </w:r>
+          </w:p>
+        </w:tc>
+        <w:tc>
+          <w:tcPr>
+            <w:tcW w:w="2154" w:type="dxa"/>
+            <w:vAlign w:val="center"/>
+          </w:tcPr>
+          <w:p>
+            <w:pPr>
+              <w:jc w:val="right"/>
+              <w:rPr>
+                <w:rFonts w:ascii="Arial" w:eastAsia="Times New Roman" w:hAnsi="Arial" w:cs="Arial"/>
+                <w:color w:val="000000"/>
+                <w:sz w:val="20"/>
+                <w:szCs w:val="20"/>
+                <w:lang w:val="es-ES" w:eastAsia="es-ES"/>
+              </w:rPr>
+            </w:pPr>
+            <w:r>
+              <w:rPr>
+                <w:rFonts w:ascii="Calibri" w:hAnsi="Calibri" w:cs="Calibri"/>
+                <w:color w:val="000000"/>
+                <w:sz w:val="20"/>
+                <w:szCs w:val="20"/>
+              </w:rPr>
+              <w:t>{</w:t>
+            </w:r>
+            <w:proofErr w:type="spellStart"/>
+            <w:r>
+              <w:rPr>
+                <w:rFonts w:ascii="Calibri" w:hAnsi="Calibri" w:cs="Calibri"/>
+                <w:color w:val="000000"/>
+                <w:sz w:val="20"/>
+                <w:szCs w:val="20"/>
+              </w:rPr>
+              <w:t>textoAVLiqu</w:t>
+            </w:r>
+            <w:proofErr w:type="spellEnd"/>
+            <w:r>
+              <w:rPr>
+                <w:rFonts w:ascii="Calibri" w:hAnsi="Calibri" w:cs="Calibri"/>
+                <w:color w:val="000000"/>
+                <w:sz w:val="20"/>
+                <w:szCs w:val="20"/>
+              </w:rPr>
+              <w:t>}</w:t>
+            </w:r>
+          </w:p>
+        </w:tc>
+        <w:tc>
+          <w:tcPr>
+            <w:tcW w:w="2154" w:type="dxa"/>
+            <w:vAlign w:val="center"/>
+          </w:tcPr>
+          <w:p>
+            <w:pPr>
+              <w:jc w:val="right"/>
+              <w:rPr>
+                <w:rFonts w:ascii="Calibri" w:hAnsi="Calibri" w:cs="Calibri"/>
+                <w:color w:val="000000"/>
+                <w:sz w:val="20"/>
+                <w:szCs w:val="20"/>
+              </w:rPr>
+            </w:pPr>
+            <w:r>
+              <w:rPr>
+                <w:rFonts w:ascii="Calibri" w:hAnsi="Calibri" w:cs="Calibri"/>
+                <w:color w:val="000000"/>
+                <w:sz w:val="20"/>
+                <w:szCs w:val="20"/>
+              </w:rPr>
+              <w:t>{</w:t>
+            </w:r>
+            <w:proofErr w:type="spellStart"/>
+            <w:r>
+              <w:rPr>
+                <w:rFonts w:ascii="Calibri" w:hAnsi="Calibri" w:cs="Calibri"/>
+                <w:color w:val="000000"/>
+                <w:sz w:val="20"/>
+                <w:szCs w:val="20"/>
+              </w:rPr>
+              <w:t>textoAVNoReg</w:t>
+            </w:r>
+            <w:proofErr w:type="spellEnd"/>
+            <w:r>
+              <w:rPr>
+                <w:rFonts w:ascii="Calibri" w:hAnsi="Calibri" w:cs="Calibri"/>
+                <w:color w:val="000000"/>
+                <w:sz w:val="20"/>
+                <w:szCs w:val="20"/>
+              </w:rPr>
+              <w:t>}</w:t>
+            </w:r>
+          </w:p>
+        </w:tc>
+        <w:tc>
+          <w:tcPr>
+            <w:tcW w:w="2154" w:type="dxa"/>
+            <w:vAlign w:val="center"/>
+          </w:tcPr>
+          <w:p>
+            <w:pPr>
+              <w:jc w:val="right"/>
+              <w:rPr>
+                <w:rFonts w:ascii="Calibri" w:hAnsi="Calibri" w:cs="Calibri"/>
+                <w:color w:val="000000"/>
+                <w:sz w:val="20"/>
+                <w:szCs w:val="20"/>
+              </w:rPr>
+            </w:pPr>
+            <w:r>
+              <w:rPr>
+                <w:rFonts w:ascii="Calibri" w:hAnsi="Calibri" w:cs="Calibri"/>
+                <w:color w:val="000000"/>
+                <w:sz w:val="20"/>
+                <w:szCs w:val="20"/>
+              </w:rPr>
+              <w:t>{</w:t>
+            </w:r>
+            <w:proofErr w:type="spellStart"/>
+            <w:r>
+              <w:rPr>
+                <w:rFonts w:ascii="Calibri" w:hAnsi="Calibri" w:cs="Calibri"/>
+                <w:color w:val="000000"/>
+                <w:sz w:val="20"/>
+                <w:szCs w:val="20"/>
+              </w:rPr>
+              <w:t>textoAVReguPECO</w:t>
+            </w:r>
+            <w:proofErr w:type="spellEnd"/>
+            <w:r>
+              <w:rPr>
+                <w:rFonts w:ascii="Calibri" w:hAnsi="Calibri" w:cs="Calibri"/>
+                <w:color w:val="000000"/>
+                <w:sz w:val="20"/>
+                <w:szCs w:val="20"/>
+              </w:rPr>
+              <w:t>}</w:t>
+            </w:r>
+          </w:p>
+        </w:tc>
+      </w:tr>
+      <w:tr>
+        <w:trPr>
+          <w:trHeight w:val="232"/>
+        </w:trPr>
+        <w:tc>
+          <w:tcPr>
+            <w:tcW w:w="1748" w:type="dxa"/>
+            <w:vAlign w:val="center"/>
+          </w:tcPr>
+          <w:p>
+            <w:pPr>
+              <w:jc w:val="both"/>
+              <w:rPr>
+                <w:rFonts w:ascii="Arial" w:eastAsia="Times New Roman" w:hAnsi="Arial" w:cs="Arial"/>
+                <w:color w:val="000000"/>
+                <w:sz w:val="20"/>
+                <w:szCs w:val="20"/>
+                <w:lang w:val="es-ES" w:eastAsia="es-ES"/>
+              </w:rPr>
+            </w:pPr>
+            <w:r>
+              <w:rPr>
+                <w:rFonts w:ascii="Arial" w:hAnsi="Arial" w:cs="Arial"/>
+                <w:sz w:val="20"/>
+                <w:szCs w:val="20"/>
+              </w:rPr>
+              <w:t>I.P.M.</w:t>
+            </w:r>
+          </w:p>
+        </w:tc>
+        <w:tc>
+          <w:tcPr>
+            <w:tcW w:w="2154" w:type="dxa"/>
+            <w:vAlign w:val="center"/>
+          </w:tcPr>
+          <w:p>
+            <w:pPr>
+              <w:jc w:val="right"/>
+              <w:rPr>
+                <w:rFonts w:ascii="Arial" w:eastAsia="Times New Roman" w:hAnsi="Arial" w:cs="Arial"/>
+                <w:color w:val="000000"/>
+                <w:sz w:val="20"/>
+                <w:szCs w:val="20"/>
+                <w:lang w:val="es-ES" w:eastAsia="es-ES"/>
+              </w:rPr>
+            </w:pPr>
+            <w:r>
+              <w:rPr>
+                <w:rFonts w:ascii="Calibri" w:hAnsi="Calibri" w:cs="Calibri"/>
+                <w:color w:val="000000"/>
+                <w:sz w:val="20"/>
+                <w:szCs w:val="20"/>
+              </w:rPr>
+              <w:t>{</w:t>
+            </w:r>
+            <w:proofErr w:type="spellStart"/>
+            <w:r>
+              <w:rPr>
+                <w:rFonts w:ascii="Calibri" w:hAnsi="Calibri" w:cs="Calibri"/>
+                <w:color w:val="000000"/>
+                <w:sz w:val="20"/>
+                <w:szCs w:val="20"/>
+              </w:rPr>
+              <w:t>textoIPMLiqu</w:t>
+            </w:r>
+            <w:proofErr w:type="spellEnd"/>
+            <w:r>
+              <w:rPr>
+                <w:rFonts w:ascii="Calibri" w:hAnsi="Calibri" w:cs="Calibri"/>
+                <w:color w:val="000000"/>
+                <w:sz w:val="20"/>
+                <w:szCs w:val="20"/>
+              </w:rPr>
+              <w:t>}</w:t>
+            </w:r>
+          </w:p>
+        </w:tc>
+        <w:tc>
+          <w:tcPr>
+            <w:tcW w:w="2154" w:type="dxa"/>
+            <w:vAlign w:val="center"/>
+          </w:tcPr>
+          <w:p>
+            <w:pPr>
+              <w:jc w:val="right"/>
+              <w:rPr>
+                <w:rFonts w:ascii="Calibri" w:hAnsi="Calibri" w:cs="Calibri"/>
+                <w:color w:val="000000"/>
+                <w:sz w:val="20"/>
+                <w:szCs w:val="20"/>
+              </w:rPr>
+            </w:pPr>
+            <w:r>
+              <w:rPr>
+                <w:rFonts w:ascii="Calibri" w:hAnsi="Calibri" w:cs="Calibri"/>
+                <w:color w:val="000000"/>
+                <w:sz w:val="20"/>
+                <w:szCs w:val="20"/>
+              </w:rPr>
+              <w:t>{</w:t>
+            </w:r>
+            <w:proofErr w:type="spellStart"/>
+            <w:r>
+              <w:rPr>
+                <w:rFonts w:ascii="Calibri" w:hAnsi="Calibri" w:cs="Calibri"/>
+                <w:color w:val="000000"/>
+                <w:sz w:val="20"/>
+                <w:szCs w:val="20"/>
+              </w:rPr>
+              <w:t>textoIPMNoReg</w:t>
+            </w:r>
+            <w:proofErr w:type="spellEnd"/>
+            <w:r>
+              <w:rPr>
+                <w:rFonts w:ascii="Calibri" w:hAnsi="Calibri" w:cs="Calibri"/>
+                <w:color w:val="000000"/>
+                <w:sz w:val="20"/>
+                <w:szCs w:val="20"/>
+              </w:rPr>
+              <w:t>}</w:t>
+            </w:r>
+          </w:p>
+        </w:tc>
+        <w:tc>
+          <w:tcPr>
+            <w:tcW w:w="2154" w:type="dxa"/>
+            <w:vAlign w:val="center"/>
+          </w:tcPr>
+          <w:p>
+            <w:pPr>
+              <w:jc w:val="right"/>
+              <w:rPr>
+                <w:rFonts w:ascii="Calibri" w:eastAsia="Times New Roman" w:hAnsi="Calibri" w:cs="Calibri"/>
+                <w:sz w:val="20"/>
+                <w:szCs w:val="20"/>
+                <w:lang w:val="en-US" w:eastAsia="es-ES"/>
+              </w:rPr>
+            </w:pPr>
+            <w:r>
+              <w:rPr>
+                <w:rFonts w:ascii="Calibri" w:eastAsia="Times New Roman" w:hAnsi="Calibri" w:cs="Calibri"/>
+                <w:sz w:val="20"/>
+                <w:szCs w:val="20"/>
+                <w:lang w:val="en-US" w:eastAsia="es-ES"/>
+              </w:rPr>
+              <w:t>{</w:t>
+            </w:r>
+            <w:proofErr w:type="spellStart"/>
+            <w:r>
+              <w:rPr>
+                <w:rFonts w:ascii="Calibri" w:eastAsia="Times New Roman" w:hAnsi="Calibri" w:cs="Calibri"/>
+                <w:sz w:val="20"/>
+                <w:szCs w:val="20"/>
+                <w:lang w:val="en-US" w:eastAsia="es-ES"/>
+              </w:rPr>
+              <w:t>textoIPMReguPECO</w:t>
+            </w:r>
+            <w:proofErr w:type="spellEnd"/>
+            <w:r>
+              <w:rPr>
+                <w:rFonts w:ascii="Calibri" w:eastAsia="Times New Roman" w:hAnsi="Calibri" w:cs="Calibri"/>
+                <w:sz w:val="20"/>
+                <w:szCs w:val="20"/>
+                <w:lang w:val="en-US" w:eastAsia="es-ES"/>
+              </w:rPr>
+              <w:t>}</w:t>
+            </w:r>
+          </w:p>
+        </w:tc>
+      </w:tr>
+      <w:tr>
+        <w:trPr>
+          <w:trHeight w:val="232"/>
+        </w:trPr>
+        <w:tc>
+          <w:tcPr>
+            <w:tcW w:w="1748" w:type="dxa"/>
+            <w:vAlign w:val="center"/>
+          </w:tcPr>
+          <w:p>
+            <w:pPr>
+              <w:jc w:val="both"/>
+              <w:rPr>
+                <w:rFonts w:ascii="Arial" w:eastAsia="Times New Roman" w:hAnsi="Arial" w:cs="Arial"/>
+                <w:color w:val="000000"/>
+                <w:sz w:val="20"/>
+                <w:szCs w:val="20"/>
+                <w:lang w:val="es-ES" w:eastAsia="es-ES"/>
+              </w:rPr>
+            </w:pPr>
+            <w:r>
+              <w:rPr>
+                <w:rFonts w:ascii="Arial" w:hAnsi="Arial" w:cs="Arial"/>
+                <w:sz w:val="20"/>
+                <w:szCs w:val="20"/>
+              </w:rPr>
+              <w:t>I.G.V.</w:t>
+            </w:r>
+          </w:p>
+        </w:tc>
+        <w:tc>
+          <w:tcPr>
+            <w:tcW w:w="2154" w:type="dxa"/>
+            <w:vAlign w:val="center"/>
+          </w:tcPr>
+          <w:p>
+            <w:pPr>
+              <w:jc w:val="right"/>
+              <w:rPr>
+                <w:rFonts w:ascii="Arial" w:eastAsia="Times New Roman" w:hAnsi="Arial" w:cs="Arial"/>
+                <w:color w:val="000000"/>
+                <w:sz w:val="20"/>
+                <w:szCs w:val="20"/>
+                <w:lang w:val="es-ES" w:eastAsia="es-ES"/>
+              </w:rPr>
+            </w:pPr>
+            <w:r>
+              <w:rPr>
+                <w:rFonts w:ascii="Calibri" w:hAnsi="Calibri" w:cs="Calibri"/>
+                <w:color w:val="000000"/>
+                <w:sz w:val="20"/>
+                <w:szCs w:val="20"/>
+              </w:rPr>
+              <w:t>{</w:t>
+            </w:r>
+            <w:proofErr w:type="spellStart"/>
+            <w:r>
+              <w:rPr>
+                <w:rFonts w:ascii="Calibri" w:hAnsi="Calibri" w:cs="Calibri"/>
+                <w:color w:val="000000"/>
+                <w:sz w:val="20"/>
+                <w:szCs w:val="20"/>
+              </w:rPr>
+              <w:t>textoIGVLiqu</w:t>
+            </w:r>
+            <w:proofErr w:type="spellEnd"/>
+            <w:r>
+              <w:rPr>
+                <w:rFonts w:ascii="Calibri" w:hAnsi="Calibri" w:cs="Calibri"/>
+                <w:color w:val="000000"/>
+                <w:sz w:val="20"/>
+                <w:szCs w:val="20"/>
+              </w:rPr>
+              <w:t>}</w:t>
+            </w:r>
+          </w:p>
+        </w:tc>
+        <w:tc>
+          <w:tcPr>
+            <w:tcW w:w="2154" w:type="dxa"/>
+            <w:vAlign w:val="center"/>
+          </w:tcPr>
+          <w:p>
+            <w:pPr>
+              <w:jc w:val="right"/>
+              <w:rPr>
+                <w:rFonts w:ascii="Calibri" w:hAnsi="Calibri" w:cs="Calibri"/>
+                <w:color w:val="000000"/>
+                <w:sz w:val="20"/>
+                <w:szCs w:val="20"/>
+              </w:rPr>
+            </w:pPr>
+            <w:r>
+              <w:rPr>
+                <w:rFonts w:ascii="Calibri" w:hAnsi="Calibri" w:cs="Calibri"/>
+                <w:color w:val="000000"/>
+                <w:sz w:val="20"/>
+                <w:szCs w:val="20"/>
+              </w:rPr>
+              <w:t>{</w:t>
+            </w:r>
+            <w:proofErr w:type="spellStart"/>
+            <w:r>
+              <w:rPr>
+                <w:rFonts w:ascii="Calibri" w:hAnsi="Calibri" w:cs="Calibri"/>
+                <w:color w:val="000000"/>
+                <w:sz w:val="20"/>
+                <w:szCs w:val="20"/>
+              </w:rPr>
+              <w:t>textoIGVNoReg</w:t>
+            </w:r>
+            <w:proofErr w:type="spellEnd"/>
+            <w:r>
+              <w:rPr>
+                <w:rFonts w:ascii="Calibri" w:hAnsi="Calibri" w:cs="Calibri"/>
+                <w:color w:val="000000"/>
+                <w:sz w:val="20"/>
+                <w:szCs w:val="20"/>
+              </w:rPr>
+              <w:t>}</w:t>
+            </w:r>
+          </w:p>
+        </w:tc>
+        <w:tc>
+          <w:tcPr>
+            <w:tcW w:w="2154" w:type="dxa"/>
+            <w:vAlign w:val="center"/>
+          </w:tcPr>
+          <w:p>
+            <w:pPr>
+              <w:jc w:val="right"/>
+              <w:rPr>
+                <w:rFonts w:ascii="Calibri" w:hAnsi="Calibri" w:cs="Calibri"/>
+                <w:color w:val="000000"/>
+                <w:sz w:val="20"/>
+                <w:szCs w:val="20"/>
+              </w:rPr>
+            </w:pPr>
+            <w:r>
+              <w:rPr>
+                <w:rFonts w:ascii="Calibri" w:hAnsi="Calibri" w:cs="Calibri"/>
+                <w:color w:val="000000"/>
+                <w:sz w:val="20"/>
+                <w:szCs w:val="20"/>
+              </w:rPr>
+              <w:t>{</w:t>
+            </w:r>
+            <w:proofErr w:type="spellStart"/>
+            <w:r>
+              <w:rPr>
+                <w:rFonts w:ascii="Calibri" w:hAnsi="Calibri" w:cs="Calibri"/>
+                <w:color w:val="000000"/>
+                <w:sz w:val="20"/>
+                <w:szCs w:val="20"/>
+              </w:rPr>
+              <w:t>textoIGVReguPECO</w:t>
+            </w:r>
+            <w:proofErr w:type="spellEnd"/>
+            <w:r>
+              <w:rPr>
+                <w:rFonts w:ascii="Calibri" w:hAnsi="Calibri" w:cs="Calibri"/>
+                <w:color w:val="000000"/>
+                <w:sz w:val="20"/>
+                <w:szCs w:val="20"/>
+              </w:rPr>
+              <w:t>}</w:t>
+            </w:r>
+          </w:p>
+        </w:tc>
+      </w:tr>
+      <w:tr>
+        <w:trPr>
+          <w:trHeight w:val="340"/>
+        </w:trPr>
+        <w:tc>
+          <w:tcPr>
+            <w:tcW w:w="1748" w:type="dxa"/>
+            <w:shd w:val="clear" w:color="auto" w:fill="D1D1D1" w:themeFill="background2" w:themeFillShade="E6"/>
+            <w:vAlign w:val="center"/>
+          </w:tcPr>
+          <w:p>
+            <w:pPr>
+              <w:rPr>
+                <w:rFonts w:ascii="Arial" w:eastAsia="Times New Roman" w:hAnsi="Arial" w:cs="Arial"/>
+                <w:color w:val="000000"/>
+                <w:sz w:val="20"/>
+                <w:szCs w:val="20"/>
+                <w:lang w:val="es-ES" w:eastAsia="es-ES"/>
+              </w:rPr>
+            </w:pPr>
+            <w:r>
+              <w:rPr>
+                <w:rFonts w:ascii="Arial" w:eastAsia="Times New Roman" w:hAnsi="Arial" w:cs="Arial"/>
+                <w:color w:val="000000"/>
+                <w:sz w:val="20"/>
+                <w:szCs w:val="20"/>
+                <w:lang w:val="es-ES" w:eastAsia="es-ES"/>
+              </w:rPr>
+              <w:t>TOTALES   S/</w:t>
+            </w:r>
+          </w:p>
+        </w:tc>
+        <w:tc>
+          <w:tcPr>
+            <w:tcW w:w="2154" w:type="dxa"/>
+            <w:shd w:val="clear" w:color="auto" w:fill="D1D1D1" w:themeFill="background2" w:themeFillShade="E6"/>
+            <w:vAlign w:val="center"/>
+          </w:tcPr>
+          <w:p>
+            <w:pPr>
+              <w:jc w:val="right"/>
+              <w:rPr>
+                <w:rFonts w:ascii="Arial" w:eastAsia="Times New Roman" w:hAnsi="Arial" w:cs="Arial"/>
+                <w:color w:val="000000"/>
+                <w:sz w:val="20"/>
+                <w:szCs w:val="20"/>
+                <w:lang w:val="es-ES" w:eastAsia="es-ES"/>
+              </w:rPr>
+            </w:pPr>
+            <w:r>
+              <w:rPr>
+                <w:rFonts w:ascii="Arial" w:eastAsia="Times New Roman" w:hAnsi="Arial" w:cs="Arial"/>
+                <w:color w:val="000000"/>
+                <w:sz w:val="20"/>
+                <w:szCs w:val="20"/>
+                <w:lang w:val="es-ES" w:eastAsia="es-ES"/>
+              </w:rPr>
+              <w:t>{</w:t>
+            </w:r>
+            <w:proofErr w:type="spellStart"/>
+            <w:r>
+              <w:rPr>
+                <w:rFonts w:ascii="Arial" w:eastAsia="Times New Roman" w:hAnsi="Arial" w:cs="Arial"/>
+                <w:color w:val="000000"/>
+                <w:sz w:val="20"/>
+                <w:szCs w:val="20"/>
+                <w:lang w:val="es-ES" w:eastAsia="es-ES"/>
+              </w:rPr>
+              <w:t>textoTotLiqu</w:t>
+            </w:r>
+            <w:proofErr w:type="spellEnd"/>
+            <w:r>
+              <w:rPr>
+                <w:rFonts w:ascii="Arial" w:eastAsia="Times New Roman" w:hAnsi="Arial" w:cs="Arial"/>
+                <w:color w:val="000000"/>
+                <w:sz w:val="20"/>
+                <w:szCs w:val="20"/>
+                <w:lang w:val="es-ES" w:eastAsia="es-ES"/>
+              </w:rPr>
+              <w:t>}</w:t>
+            </w:r>
+          </w:p>
+        </w:tc>
+        <w:tc>
+          <w:tcPr>
+            <w:tcW w:w="2154" w:type="dxa"/>
+            <w:shd w:val="clear" w:color="auto" w:fill="D1D1D1" w:themeFill="background2" w:themeFillShade="E6"/>
+            <w:vAlign w:val="center"/>
+          </w:tcPr>
+          <w:p>
+            <w:pPr>
+              <w:jc w:val="right"/>
+              <w:rPr>
+                <w:rFonts w:ascii="Arial" w:eastAsia="Times New Roman" w:hAnsi="Arial" w:cs="Arial"/>
+                <w:color w:val="000000"/>
+                <w:sz w:val="20"/>
+                <w:szCs w:val="20"/>
+                <w:lang w:val="es-ES" w:eastAsia="es-ES"/>
+              </w:rPr>
+            </w:pPr>
+            <w:r>
+              <w:rPr>
+                <w:rFonts w:ascii="Arial" w:eastAsia="Times New Roman" w:hAnsi="Arial" w:cs="Arial"/>
+                <w:color w:val="000000"/>
+                <w:sz w:val="20"/>
+                <w:szCs w:val="20"/>
+                <w:lang w:val="es-ES" w:eastAsia="es-ES"/>
+              </w:rPr>
+              <w:t>{</w:t>
+            </w:r>
+            <w:proofErr w:type="spellStart"/>
+            <w:r>
+              <w:rPr>
+                <w:rFonts w:ascii="Arial" w:eastAsia="Times New Roman" w:hAnsi="Arial" w:cs="Arial"/>
+                <w:color w:val="000000"/>
+                <w:sz w:val="20"/>
+                <w:szCs w:val="20"/>
+                <w:lang w:val="es-ES" w:eastAsia="es-ES"/>
+              </w:rPr>
+              <w:t>textoTotNoReg</w:t>
+            </w:r>
+            <w:proofErr w:type="spellEnd"/>
+            <w:r>
+              <w:rPr>
+                <w:rFonts w:ascii="Arial" w:eastAsia="Times New Roman" w:hAnsi="Arial" w:cs="Arial"/>
+                <w:color w:val="000000"/>
+                <w:sz w:val="20"/>
+                <w:szCs w:val="20"/>
+                <w:lang w:val="es-ES" w:eastAsia="es-ES"/>
+              </w:rPr>
+              <w:t>}</w:t>
+            </w:r>
+          </w:p>
+        </w:tc>
+        <w:tc>
+          <w:tcPr>
+            <w:tcW w:w="2154" w:type="dxa"/>
+            <w:shd w:val="clear" w:color="auto" w:fill="D1D1D1" w:themeFill="background2" w:themeFillShade="E6"/>
+            <w:vAlign w:val="center"/>
+          </w:tcPr>
+          <w:p>
+            <w:pPr>
+              <w:jc w:val="right"/>
+              <w:rPr>
+                <w:rFonts w:ascii="Arial" w:eastAsia="Times New Roman" w:hAnsi="Arial" w:cs="Arial"/>
+                <w:color w:val="000000"/>
+                <w:sz w:val="20"/>
+                <w:szCs w:val="20"/>
+                <w:lang w:val="es-ES" w:eastAsia="es-ES"/>
+              </w:rPr>
+            </w:pPr>
+            <w:r>
+              <w:rPr>
+                <w:rFonts w:ascii="Arial" w:eastAsia="Times New Roman" w:hAnsi="Arial" w:cs="Arial"/>
+                <w:color w:val="000000"/>
+                <w:sz w:val="20"/>
+                <w:szCs w:val="20"/>
+                <w:lang w:val="es-ES" w:eastAsia="es-ES"/>
+              </w:rPr>
+              <w:t>{</w:t>
+            </w:r>
+            <w:proofErr w:type="spellStart"/>
+            <w:r>
+              <w:rPr>
+                <w:rFonts w:ascii="Arial" w:eastAsia="Times New Roman" w:hAnsi="Arial" w:cs="Arial"/>
+                <w:color w:val="000000"/>
+                <w:sz w:val="20"/>
+                <w:szCs w:val="20"/>
+                <w:lang w:val="es-ES" w:eastAsia="es-ES"/>
+              </w:rPr>
+              <w:t>textoTotReguPECO</w:t>
+            </w:r>
+            <w:proofErr w:type="spellEnd"/>
+            <w:r>
+              <w:rPr>
+                <w:rFonts w:ascii="Arial" w:eastAsia="Times New Roman" w:hAnsi="Arial" w:cs="Arial"/>
+                <w:color w:val="000000"/>
+                <w:sz w:val="20"/>
+                <w:szCs w:val="20"/>
+                <w:lang w:val="es-ES" w:eastAsia="es-ES"/>
+              </w:rPr>
+              <w:t>}</w:t>
+            </w:r>
+          </w:p>
+        </w:tc>
+      </w:tr>
+    </w:tbl>
+    <w:p>
+      <w:pPr>
+        <w:pStyle w:val="Textoindependiente"/>
+        <w:spacing w:line="240" w:lineRule="auto"/>
+        <w:jc w:val="both"/>
+        <w:rPr>
+          <w:rFonts w:ascii="Arial" w:hAnsi="Arial" w:cs="Arial"/>
+          <w:sz w:val="20"/>
+          <w:szCs w:val="20"/>
+        </w:rPr>
+      </w:pPr>
+    </w:p>
+    <w:p>
+      <w:pPr>
+        <w:pStyle w:val="Textoindependiente"/>
+        <w:spacing w:line="240" w:lineRule="auto"/>
+        <w:jc w:val="both"/>
+        <w:rPr>
+          <w:rFonts w:ascii="Arial" w:hAnsi="Arial" w:cs="Arial"/>
+          <w:sz w:val="20"/>
+          <w:szCs w:val="20"/>
+        </w:rPr>
+      </w:pPr>
+      <w:r>
+        <w:rPr>
+          <w:rFonts w:ascii="Arial" w:hAnsi="Arial" w:cs="Arial"/>
+          <w:sz w:val="20"/>
+          <w:szCs w:val="20"/>
+        </w:rPr>
+        <w:t>{/</w:t>
+      </w:r>
+      <w:proofErr w:type="spellStart"/>
+      <w:r>
+        <w:rPr>
+          <w:rFonts w:ascii="Arial" w:hAnsi="Arial" w:cs="Arial"/>
+          <w:sz w:val="20"/>
+          <w:szCs w:val="20"/>
+        </w:rPr>
+        <w:t>estadoOnlyPECO</w:t>
+      </w:r>
       <w:proofErr w:type="spellEnd"/>
       <w:r>
         <w:rPr>
@@ -8316,7 +10225,6 @@
           <w:rFonts w:ascii="Arial" w:hAnsi="Arial" w:cs="Arial"/>
           <w:color w:val="000000" w:themeColor="text1"/>
         </w:rPr>
-        <w:lastRenderedPageBreak/>
         <w:t>identificado con RUC n.º</w:t>
       </w:r>
       <w:r>
@@ -8653,7 +10561,7 @@
           <w:rFonts w:ascii="Arial" w:hAnsi="Arial" w:cs="Arial"/>
           <w:color w:val="000000" w:themeColor="text1"/>
         </w:rPr>
-        <w:t>, se establece que la mercancía materia de regularización ha sido objeto de reconocimiento físico dentro del plazo previsto en el artículo 2º de la Resolución Ministerial n.º107-94-EF/10; por lo tanto, corresponde atender las series de la referida DAM solicitadas a regularización toda vez que se encuentran negociadas en el Arancel Común del Convenio Peruano - Colombiano con una tasa Ad/Valorem – Libre; asimismo, se debe tener en cuenta lo opinado en el informe n.º 50-2008-SUNAT/2B4000, ratificado mediante Informe n.º 11-2017-SUNAT/340000, donde dice que: “la devolución de los tributos pagados a cuenta, como regularización del despacho de mercancía acogidas estrictamente a los beneficios arancelarios otorgados por el PECO, comprende únicamente los derechos Ad/Valorem cancelados de las mercancías liberadas total o parcialmente por acogimiento del PECO; determinándose que el monto a regularizar en el marco del Decreto Supremo n.º 015 -94 - EF es de S/ {</w:t>
+        <w:t>, se establece que la mercancía materia de regularización ha sido objeto de reconocimiento físico dentro del plazo previsto en el artículo 2º de la Resolución Ministerial n.º107-94-EF/10; por lo tanto, corresponde atender las series de la referida DAM solicitadas a regularización toda vez que se encuentran negociadas en el Arancel Común del Convenio Peruano - Colombiano con una tasa Ad/Valorem – Libre; asimismo, se debe tener en cuenta lo opinado en el informe n.º 50-2008-SUNAT/2B4000, ratificado mediante Informe n.º 11-2017-SUNAT/340000, donde dice que: “la devolución de los tributos pagados a cuenta, como regularización del despacho de mercancía acogidas estrictamente a los beneficios arancelarios otorgados por el PECO, comprende únicamente los derechos Ad/Valorem cancelados de las mercancías liberadas total o parcialmente por acogimiento del PECO; determinándose que el monto a regularizar en el marco del Decreto Supremo n.º 015-94-EF es de S/ {</w:t>
       </w:r>
       <w:proofErr w:type="spellStart"/>
       <w:r>
@@ -8727,36 +10635,250 @@
       </w:r>
     </w:p>
     <w:p>
-      <w:pPr>
-        <w:rPr>
-          <w:rFonts w:ascii="Arial" w:hAnsi="Arial" w:cs="Arial"/>
-          <w:sz w:val="22"/>
-          <w:szCs w:val="22"/>
-        </w:rPr>
-      </w:pPr>
-      <w:r>
-        <w:rPr>
-          <w:rFonts w:ascii="Arial" w:hAnsi="Arial" w:cs="Arial"/>
-          <w:sz w:val="22"/>
-          <w:szCs w:val="22"/>
-        </w:rPr>
+      <w:r>
         <w:t>{#</w:t>
       </w:r>
       <w:r>
-        <w:rPr>
-          <w:rFonts w:ascii="Arial" w:hAnsi="Arial" w:cs="Arial"/>
-          <w:sz w:val="22"/>
-          <w:szCs w:val="22"/>
-        </w:rPr>
-        <w:t>estadopagoFacturaTipoVencimiento</w:t>
-      </w:r>
-      <w:r>
-        <w:rPr>
-          <w:rFonts w:ascii="Arial" w:hAnsi="Arial" w:cs="Arial"/>
-          <w:sz w:val="22"/>
-          <w:szCs w:val="22"/>
-        </w:rPr>
+        <w:t>estadoOnlyPECO</w:t>
+      </w:r>
+      <w:r>
         <w:t>}</w:t>
+      </w:r>
+    </w:p>
+    <w:p>
+      <w:pPr>
+        <w:ind w:left="284"/>
+        <w:jc w:val="both"/>
+        <w:rPr>
+          <w:rFonts w:ascii="Arial" w:hAnsi="Arial" w:cs="Arial"/>
+          <w:color w:val="000000" w:themeColor="text1"/>
+          <w:sz w:val="22"/>
+          <w:szCs w:val="22"/>
+        </w:rPr>
+      </w:pPr>
+      <w:r>
+        <w:rPr>
+          <w:rFonts w:ascii="Arial" w:hAnsi="Arial" w:cs="Arial"/>
+          <w:color w:val="000000" w:themeColor="text1"/>
+          <w:sz w:val="22"/>
+          <w:szCs w:val="22"/>
+        </w:rPr>
+        <w:t>De acuerdo a la solicitud de regularización/reconocimiento físico n.º {cuadroPedoAmazonia-numeroRegularizacion}</w:t>
+      </w:r>
+      <w:r>
+        <w:rPr>
+          <w:rFonts w:ascii="Arial" w:hAnsi="Arial" w:cs="Arial"/>
+          <w:color w:val="FF0000"/>
+          <w:sz w:val="22"/>
+          <w:szCs w:val="22"/>
+        </w:rPr>
+        <w:t>{cuadroPedoAmazonia-numeroRegularizacionRRR}</w:t>
+      </w:r>
+      <w:r>
+        <w:rPr>
+          <w:rFonts w:ascii="Arial" w:hAnsi="Arial" w:cs="Arial"/>
+          <w:color w:val="000000" w:themeColor="text1"/>
+          <w:sz w:val="22"/>
+          <w:szCs w:val="22"/>
+        </w:rPr>
+        <w:t xml:space="preserve"> del {cuadroPedoAmazonia-fechaRegularizacion}</w:t>
+      </w:r>
+      <w:r>
+        <w:rPr>
+          <w:rFonts w:ascii="Arial" w:hAnsi="Arial" w:cs="Arial"/>
+          <w:color w:val="FF0000"/>
+          <w:sz w:val="22"/>
+          <w:szCs w:val="22"/>
+        </w:rPr>
+        <w:t>{cuadroPedoAmazonia-fechaRegularizacionRRR}</w:t>
+      </w:r>
+      <w:r>
+        <w:rPr>
+          <w:rFonts w:ascii="Arial" w:hAnsi="Arial" w:cs="Arial"/>
+          <w:color w:val="000000" w:themeColor="text1"/>
+          <w:sz w:val="22"/>
+          <w:szCs w:val="22"/>
+        </w:rPr>
+        <w:t>, presentado por {</w:t>
+      </w:r>
+      <w:proofErr w:type="spellStart"/>
+      <w:r>
+        <w:rPr>
+          <w:rFonts w:ascii="Arial" w:hAnsi="Arial" w:cs="Arial"/>
+          <w:color w:val="000000" w:themeColor="text1"/>
+          <w:sz w:val="22"/>
+          <w:szCs w:val="22"/>
+        </w:rPr>
+        <w:t>fromDam-nombreEmpresa</w:t>
+      </w:r>
+      <w:proofErr w:type="spellEnd"/>
+      <w:r>
+        <w:rPr>
+          <w:rFonts w:ascii="Arial" w:hAnsi="Arial" w:cs="Arial"/>
+          <w:color w:val="000000" w:themeColor="text1"/>
+          <w:sz w:val="22"/>
+          <w:szCs w:val="22"/>
+        </w:rPr>
+        <w:t>}</w:t>
+      </w:r>
+      <w:r>
+        <w:rPr>
+          <w:rFonts w:ascii="Arial" w:hAnsi="Arial" w:cs="Arial"/>
+          <w:color w:val="FF0000"/>
+          <w:sz w:val="22"/>
+          <w:szCs w:val="22"/>
+        </w:rPr>
+        <w:t>{</w:t>
+      </w:r>
+      <w:proofErr w:type="spellStart"/>
+      <w:r>
+        <w:rPr>
+          <w:rFonts w:ascii="Arial" w:hAnsi="Arial" w:cs="Arial"/>
+          <w:color w:val="FF0000"/>
+          <w:sz w:val="22"/>
+          <w:szCs w:val="22"/>
+        </w:rPr>
+        <w:t>fromDam-nombreEmpresaRRR</w:t>
+      </w:r>
+      <w:proofErr w:type="spellEnd"/>
+      <w:r>
+        <w:rPr>
+          <w:rFonts w:ascii="Arial" w:hAnsi="Arial" w:cs="Arial"/>
+          <w:color w:val="FF0000"/>
+          <w:sz w:val="22"/>
+          <w:szCs w:val="22"/>
+        </w:rPr>
+        <w:t>}</w:t>
+      </w:r>
+      <w:r>
+        <w:rPr>
+          <w:rFonts w:ascii="Arial" w:hAnsi="Arial" w:cs="Arial"/>
+          <w:color w:val="000000" w:themeColor="text1"/>
+          <w:sz w:val="22"/>
+          <w:szCs w:val="22"/>
+        </w:rPr>
+        <w:t>, identificado con RUC n.º {</w:t>
+      </w:r>
+      <w:proofErr w:type="spellStart"/>
+      <w:r>
+        <w:rPr>
+          <w:rFonts w:ascii="Arial" w:hAnsi="Arial" w:cs="Arial"/>
+          <w:color w:val="000000" w:themeColor="text1"/>
+          <w:sz w:val="22"/>
+          <w:szCs w:val="22"/>
+        </w:rPr>
+        <w:t>fromDam</w:t>
+      </w:r>
+      <w:proofErr w:type="spellEnd"/>
+      <w:r>
+        <w:rPr>
+          <w:rFonts w:ascii="Arial" w:hAnsi="Arial" w:cs="Arial"/>
+          <w:color w:val="000000" w:themeColor="text1"/>
+          <w:sz w:val="22"/>
+          <w:szCs w:val="22"/>
+        </w:rPr>
+        <w:t>-ruc}</w:t>
+      </w:r>
+      <w:r>
+        <w:rPr>
+          <w:rFonts w:ascii="Arial" w:hAnsi="Arial" w:cs="Arial"/>
+          <w:color w:val="FF0000"/>
+          <w:sz w:val="22"/>
+          <w:szCs w:val="22"/>
+        </w:rPr>
+        <w:t>{</w:t>
+      </w:r>
+      <w:proofErr w:type="spellStart"/>
+      <w:r>
+        <w:rPr>
+          <w:rFonts w:ascii="Arial" w:hAnsi="Arial" w:cs="Arial"/>
+          <w:color w:val="FF0000"/>
+          <w:sz w:val="22"/>
+          <w:szCs w:val="22"/>
+        </w:rPr>
+        <w:t>fromDam-rucRRR</w:t>
+      </w:r>
+      <w:proofErr w:type="spellEnd"/>
+      <w:r>
+        <w:rPr>
+          <w:rFonts w:ascii="Arial" w:hAnsi="Arial" w:cs="Arial"/>
+          <w:color w:val="FF0000"/>
+          <w:sz w:val="22"/>
+          <w:szCs w:val="22"/>
+        </w:rPr>
+        <w:t>}</w:t>
+      </w:r>
+      <w:r>
+        <w:rPr>
+          <w:rFonts w:ascii="Arial" w:hAnsi="Arial" w:cs="Arial"/>
+          <w:color w:val="000000" w:themeColor="text1"/>
+          <w:sz w:val="22"/>
+          <w:szCs w:val="22"/>
+        </w:rPr>
+        <w:t>, se establece que la mercancía materia de regularización ha sido objeto de reconocimiento físico dentro del plazo previsto en el artículo 2º de la Resolución Ministerial n.º107-94-EF/10; por lo tanto, corresponde atender las series de la referida DAM solicitadas a regularización toda vez que se encuentran negociadas en el Arancel Común del Convenio Peruano - Colombiano con una tasa Ad/Valorem – Libre; asimismo, se debe tener en cuenta lo opinado en el informe n.º 50-2008-SUNAT/2B4000, ratificado mediante Informe n.º 11-2017-SUNAT/340000, donde dice que: “la devolución de los tributos pagados a cuenta, como regularización del despacho de mercancía acogidas estrictamente a los beneficios arancelarios otorgados por el PECO, comprende únicamente los derechos Ad/Valorem cancelados de las mercancías liberadas total o parcialmente por acogimiento del PECO; determinándose que el monto a regularizar en el marco del Decreto Supremo n.º 015-94-EF es de S/ {</w:t>
+      </w:r>
+      <w:proofErr w:type="spellStart"/>
+      <w:r>
+        <w:rPr>
+          <w:rFonts w:ascii="Arial" w:hAnsi="Arial" w:cs="Arial"/>
+          <w:color w:val="000000" w:themeColor="text1"/>
+          <w:sz w:val="22"/>
+          <w:szCs w:val="22"/>
+        </w:rPr>
+        <w:t>textoTotReguPECO</w:t>
+      </w:r>
+      <w:proofErr w:type="spellEnd"/>
+      <w:r>
+        <w:rPr>
+          <w:rFonts w:ascii="Arial" w:hAnsi="Arial" w:cs="Arial"/>
+          <w:color w:val="000000" w:themeColor="text1"/>
+          <w:sz w:val="22"/>
+          <w:szCs w:val="22"/>
+        </w:rPr>
+        <w:t>}</w:t>
+      </w:r>
+    </w:p>
+    <w:p>
+      <w:pPr>
+        <w:ind w:left="284"/>
+        <w:jc w:val="both"/>
+        <w:rPr>
+          <w:rFonts w:ascii="Arial" w:hAnsi="Arial" w:cs="Arial"/>
+          <w:color w:val="000000" w:themeColor="text1"/>
+          <w:sz w:val="22"/>
+          <w:szCs w:val="22"/>
+        </w:rPr>
+      </w:pPr>
+    </w:p>
+    <w:p>
+      <w:r>
+        <w:t>{/</w:t>
+      </w:r>
+      <w:proofErr w:type="spellStart"/>
+      <w:r>
+        <w:t>estadoOnlyPECO</w:t>
+      </w:r>
+      <w:proofErr w:type="spellEnd"/>
+      <w:r>
+        <w:t>}</w:t>
+      </w:r>
+    </w:p>
+    <w:p>
+      <w:pPr>
+        <w:rPr>
+          <w:rFonts w:ascii="Arial" w:hAnsi="Arial" w:cs="Arial"/>
+          <w:sz w:val="22"/>
+          <w:szCs w:val="22"/>
+        </w:rPr>
+      </w:pPr>
+      <w:r>
+        <w:rPr>
+          <w:rFonts w:ascii="Arial" w:hAnsi="Arial" w:cs="Arial"/>
+          <w:sz w:val="22"/>
+          <w:szCs w:val="22"/>
+        </w:rPr>
+        <w:lastRenderedPageBreak/>
+        <w:t>{#estadopagoFacturaTipoVencimiento}</w:t>
       </w:r>
     </w:p>
     <w:p>
@@ -8863,7 +10985,7 @@
         </w:rPr>
         <w:t xml:space="preserve">El importador a través </w:t>
       </w:r>
-      <w:bookmarkStart w:id="10" w:name="_Hlk231251977"/>
+      <w:bookmarkStart w:id="11" w:name="_Hlk231251977"/>
       <w:r>
         <w:rPr>
           <w:rFonts w:ascii="Arial" w:hAnsi="Arial"/>
@@ -9041,15 +11163,7 @@
           <w:sz w:val="22"/>
           <w:szCs w:val="22"/>
         </w:rPr>
-        <w:t>fechaVencimiento</w:t>
-      </w:r>
-      <w:r>
-        <w:rPr>
-          <w:rFonts w:ascii="Arial" w:hAnsi="Arial"/>
-          <w:sz w:val="22"/>
-          <w:szCs w:val="22"/>
-        </w:rPr>
-        <w:t>}</w:t>
+        <w:t>fechaVencimiento}</w:t>
       </w:r>
       <w:r>
         <w:rPr>
@@ -9123,30 +11237,56 @@
           <w:sz w:val="22"/>
           <w:szCs w:val="22"/>
         </w:rPr>
-        <w:t xml:space="preserve">se evidencia que el importador todavía se encuentra dentro del plazo para realizar la transferencia por el pago de las mercancías; en tal sentido, corresponde </w:t>
-      </w:r>
+        <w:t>se evidencia que el importador todavía se encuentra dentro del plazo para realizar la transferencia por el pago de las mercancías; en tal sentido, corresponde la devolución solicitada por {</w:t>
+      </w:r>
+      <w:proofErr w:type="spellStart"/>
       <w:r>
         <w:rPr>
           <w:rFonts w:ascii="Arial" w:hAnsi="Arial"/>
           <w:sz w:val="22"/>
           <w:szCs w:val="22"/>
         </w:rPr>
-        <w:lastRenderedPageBreak/>
-        <w:t>la devolución solicitada por {</w:t>
+        <w:t>fromDam-nombreEmpresa</w:t>
+      </w:r>
+      <w:proofErr w:type="spellEnd"/>
+      <w:r>
+        <w:rPr>
+          <w:rFonts w:ascii="Arial" w:hAnsi="Arial"/>
+          <w:sz w:val="22"/>
+          <w:szCs w:val="22"/>
+        </w:rPr>
+        <w:t>}</w:t>
+      </w:r>
+      <w:r>
+        <w:rPr>
+          <w:rFonts w:ascii="Arial" w:hAnsi="Arial"/>
+          <w:b/>
+          <w:bCs/>
+          <w:color w:val="FF0000"/>
+          <w:sz w:val="22"/>
+          <w:szCs w:val="22"/>
+        </w:rPr>
+        <w:t>{</w:t>
       </w:r>
       <w:proofErr w:type="spellStart"/>
       <w:r>
         <w:rPr>
           <w:rFonts w:ascii="Arial" w:hAnsi="Arial"/>
-          <w:sz w:val="22"/>
-          <w:szCs w:val="22"/>
-        </w:rPr>
-        <w:t>fromDam-nombreEmpresa</w:t>
+          <w:b/>
+          <w:bCs/>
+          <w:color w:val="FF0000"/>
+          <w:sz w:val="22"/>
+          <w:szCs w:val="22"/>
+        </w:rPr>
+        <w:t>fromDam-nombreEmpresaRRR</w:t>
       </w:r>
       <w:proofErr w:type="spellEnd"/>
       <w:r>
         <w:rPr>
           <w:rFonts w:ascii="Arial" w:hAnsi="Arial"/>
+          <w:b/>
+          <w:bCs/>
+          <w:color w:val="FF0000"/>
           <w:sz w:val="22"/>
           <w:szCs w:val="22"/>
         </w:rPr>
@@ -9155,65 +11295,30 @@
       <w:r>
         <w:rPr>
           <w:rFonts w:ascii="Arial" w:hAnsi="Arial"/>
-          <w:b/>
-          <w:bCs/>
-          <w:color w:val="FF0000"/>
-          <w:sz w:val="22"/>
-          <w:szCs w:val="22"/>
-        </w:rPr>
-        <w:t>{</w:t>
+          <w:sz w:val="22"/>
+          <w:szCs w:val="22"/>
+        </w:rPr>
+        <w:t>. identificada con RUC n.º {</w:t>
       </w:r>
       <w:proofErr w:type="spellStart"/>
       <w:r>
         <w:rPr>
           <w:rFonts w:ascii="Arial" w:hAnsi="Arial"/>
-          <w:b/>
-          <w:bCs/>
-          <w:color w:val="FF0000"/>
-          <w:sz w:val="22"/>
-          <w:szCs w:val="22"/>
-        </w:rPr>
-        <w:t>fromDam-nombreEmpresaRRR</w:t>
+          <w:sz w:val="22"/>
+          <w:szCs w:val="22"/>
+        </w:rPr>
+        <w:t>fromDam</w:t>
       </w:r>
       <w:proofErr w:type="spellEnd"/>
       <w:r>
         <w:rPr>
           <w:rFonts w:ascii="Arial" w:hAnsi="Arial"/>
-          <w:b/>
-          <w:bCs/>
-          <w:color w:val="FF0000"/>
-          <w:sz w:val="22"/>
-          <w:szCs w:val="22"/>
-        </w:rPr>
-        <w:t>}</w:t>
-      </w:r>
-      <w:r>
-        <w:rPr>
-          <w:rFonts w:ascii="Arial" w:hAnsi="Arial"/>
-          <w:sz w:val="22"/>
-          <w:szCs w:val="22"/>
-        </w:rPr>
-        <w:t>. identificada con RUC n.º {</w:t>
-      </w:r>
-      <w:proofErr w:type="spellStart"/>
-      <w:r>
-        <w:rPr>
-          <w:rFonts w:ascii="Arial" w:hAnsi="Arial"/>
-          <w:sz w:val="22"/>
-          <w:szCs w:val="22"/>
-        </w:rPr>
-        <w:t>fromDam</w:t>
-      </w:r>
-      <w:proofErr w:type="spellEnd"/>
-      <w:r>
-        <w:rPr>
-          <w:rFonts w:ascii="Arial" w:hAnsi="Arial"/>
           <w:sz w:val="22"/>
           <w:szCs w:val="22"/>
         </w:rPr>
         <w:t>-ruc} al amparo de la Ley n.º 27037, al no configurar la exclusión establecida en el artículo 8° de la Mencionada Ley</w:t>
       </w:r>
-      <w:bookmarkEnd w:id="10"/>
+      <w:bookmarkEnd w:id="11"/>
       <w:r>
         <w:rPr>
           <w:rFonts w:ascii="Arial" w:hAnsi="Arial"/>
@@ -9250,7 +11355,7 @@
         </w:rPr>
         <w:t>{/</w:t>
       </w:r>
-      <w:bookmarkStart w:id="11" w:name="_Hlk231251945"/>
+      <w:bookmarkStart w:id="12" w:name="_Hlk231251945"/>
       <w:proofErr w:type="spellStart"/>
       <w:r>
         <w:rPr>
@@ -9260,7 +11365,7 @@
         </w:rPr>
         <w:t>estadopagoFacturaTipoVencimiento</w:t>
       </w:r>
-      <w:bookmarkEnd w:id="11"/>
+      <w:bookmarkEnd w:id="12"/>
       <w:proofErr w:type="spellEnd"/>
       <w:r>
         <w:rPr>
@@ -9286,14 +11391,14 @@
         </w:rPr>
         <w:t>{#</w:t>
       </w:r>
-      <w:bookmarkStart w:id="12" w:name="_Hlk231251936"/>
+      <w:bookmarkStart w:id="13" w:name="_Hlk231251936"/>
       <w:r>
         <w:rPr>
           <w:rFonts w:ascii="Arial" w:hAnsi="Arial" w:cs="Arial"/>
         </w:rPr>
         <w:t>estadoPagoFacturaTipoPlazo</w:t>
       </w:r>
-      <w:bookmarkEnd w:id="12"/>
+      <w:bookmarkEnd w:id="13"/>
       <w:r>
         <w:rPr>
           <w:rFonts w:ascii="Arial" w:hAnsi="Arial" w:cs="Arial"/>
@@ -9405,7 +11510,7 @@
         </w:rPr>
         <w:t xml:space="preserve">El importador a </w:t>
       </w:r>
-      <w:bookmarkStart w:id="13" w:name="_Hlk231251994"/>
+      <w:bookmarkStart w:id="14" w:name="_Hlk231251994"/>
       <w:r>
         <w:rPr>
           <w:rFonts w:ascii="Arial" w:hAnsi="Arial"/>
@@ -9779,7 +11884,7 @@
         </w:rPr>
         <w:t>-ruc} al amparo de la Ley n.º 27037, al no configurar la exclusión establecida en el artículo 8° de la Mencionada Ley</w:t>
       </w:r>
-      <w:bookmarkEnd w:id="13"/>
+      <w:bookmarkEnd w:id="14"/>
       <w:r>
         <w:rPr>
           <w:rFonts w:ascii="Arial" w:hAnsi="Arial"/>
@@ -9814,7 +11919,7 @@
         </w:rPr>
         <w:t>{/</w:t>
       </w:r>
-      <w:bookmarkStart w:id="14" w:name="_Hlk231251929"/>
+      <w:bookmarkStart w:id="15" w:name="_Hlk231251929"/>
       <w:proofErr w:type="spellStart"/>
       <w:r>
         <w:rPr>
@@ -9822,7 +11927,7 @@
         </w:rPr>
         <w:t>estadoPagoFacturaTipoPlazo</w:t>
       </w:r>
-      <w:bookmarkEnd w:id="14"/>
+      <w:bookmarkEnd w:id="15"/>
       <w:proofErr w:type="spellEnd"/>
       <w:r>
         <w:rPr>
@@ -9846,14 +11951,14 @@
         </w:rPr>
         <w:t>{#</w:t>
       </w:r>
-      <w:bookmarkStart w:id="15" w:name="_Hlk231251916"/>
+      <w:bookmarkStart w:id="16" w:name="_Hlk231251916"/>
       <w:r>
         <w:rPr>
           <w:rFonts w:ascii="Arial" w:hAnsi="Arial" w:cs="Arial"/>
         </w:rPr>
         <w:t>estadoPago</w:t>
       </w:r>
-      <w:bookmarkEnd w:id="15"/>
+      <w:bookmarkEnd w:id="16"/>
       <w:r>
         <w:rPr>
           <w:rFonts w:ascii="Arial" w:hAnsi="Arial" w:cs="Arial"/>
@@ -9875,6 +11980,7 @@
         <w:rPr>
           <w:rFonts w:ascii="Arial" w:hAnsi="Arial" w:cs="Arial"/>
         </w:rPr>
+        <w:lastRenderedPageBreak/>
         <w:t xml:space="preserve">La </w:t>
       </w:r>
       <w:r>
@@ -9929,7 +12035,7 @@
         </w:rPr>
         <w:t>{/</w:t>
       </w:r>
-      <w:bookmarkStart w:id="16" w:name="_Hlk231251910"/>
+      <w:bookmarkStart w:id="17" w:name="_Hlk231251910"/>
       <w:proofErr w:type="spellStart"/>
       <w:r>
         <w:rPr>
@@ -9939,7 +12045,7 @@
         </w:rPr>
         <w:t>estadoPago</w:t>
       </w:r>
-      <w:bookmarkEnd w:id="16"/>
+      <w:bookmarkEnd w:id="17"/>
       <w:proofErr w:type="spellEnd"/>
       <w:r>
         <w:rPr>
@@ -9969,7 +12075,7 @@
           <w:szCs w:val="22"/>
         </w:rPr>
       </w:pPr>
-      <w:bookmarkStart w:id="17" w:name="_Hlk58837397"/>
+      <w:bookmarkStart w:id="18" w:name="_Hlk58837397"/>
       <w:r>
         <w:rPr>
           <w:rFonts w:ascii="Arial" w:hAnsi="Arial" w:cs="Arial"/>
@@ -10192,7 +12298,7 @@
         </w:rPr>
         <w:t>} en el marco de la de la Ley n.º 27037</w:t>
       </w:r>
-      <w:bookmarkEnd w:id="17"/>
+      <w:bookmarkEnd w:id="18"/>
       <w:r>
         <w:rPr>
           <w:rFonts w:ascii="Arial" w:hAnsi="Arial" w:cs="Arial"/>
@@ -10282,16 +12388,7 @@
           <w:sz w:val="22"/>
           <w:szCs w:val="22"/>
         </w:rPr>
-        <w:t xml:space="preserve">, a </w:t>
-      </w:r>
-      <w:r>
-        <w:rPr>
-          <w:rFonts w:ascii="Arial" w:hAnsi="Arial"/>
-          <w:sz w:val="22"/>
-          <w:szCs w:val="22"/>
-        </w:rPr>
-        <w:lastRenderedPageBreak/>
-        <w:t>favor de</w:t>
+        <w:t>, a favor de</w:t>
       </w:r>
       <w:r>
         <w:rPr>
@@ -10848,6 +12945,444 @@
         </w:rPr>
         <w:t>}</w:t>
       </w:r>
+    </w:p>
+    <w:p>
+      <w:pPr>
+        <w:spacing w:after="0" w:line="240" w:lineRule="auto"/>
+        <w:jc w:val="both"/>
+        <w:rPr>
+          <w:rFonts w:ascii="Arial" w:hAnsi="Arial" w:cs="Arial"/>
+          <w:sz w:val="22"/>
+          <w:szCs w:val="22"/>
+        </w:rPr>
+      </w:pPr>
+      <w:r>
+        <w:rPr>
+          <w:rFonts w:ascii="Arial" w:hAnsi="Arial" w:cs="Arial"/>
+          <w:sz w:val="22"/>
+          <w:szCs w:val="22"/>
+        </w:rPr>
+        <w:t>{#</w:t>
+      </w:r>
+      <w:r>
+        <w:rPr>
+          <w:rFonts w:ascii="Arial" w:hAnsi="Arial" w:cs="Arial"/>
+          <w:sz w:val="22"/>
+          <w:szCs w:val="22"/>
+        </w:rPr>
+        <w:t>estadoPECOyAMAZONIA</w:t>
+      </w:r>
+      <w:r>
+        <w:rPr>
+          <w:rFonts w:ascii="Arial" w:hAnsi="Arial" w:cs="Arial"/>
+          <w:sz w:val="22"/>
+          <w:szCs w:val="22"/>
+        </w:rPr>
+        <w:t>Proc}</w:t>
+      </w:r>
+    </w:p>
+    <w:p>
+      <w:pPr>
+        <w:pStyle w:val="Prrafodelista"/>
+        <w:numPr>
+          <w:ilvl w:val="0"/>
+          <w:numId w:val="20"/>
+        </w:numPr>
+        <w:spacing w:after="0" w:line="240" w:lineRule="auto"/>
+        <w:ind w:left="426"/>
+        <w:jc w:val="both"/>
+        <w:rPr>
+          <w:rFonts w:ascii="Arial" w:hAnsi="Arial" w:cs="Arial"/>
+          <w:sz w:val="22"/>
+          <w:szCs w:val="22"/>
+        </w:rPr>
+      </w:pPr>
+      <w:r>
+        <w:rPr>
+          <w:rFonts w:ascii="Arial" w:hAnsi="Arial" w:cs="Arial"/>
+          <w:sz w:val="22"/>
+          <w:szCs w:val="22"/>
+        </w:rPr>
+        <w:lastRenderedPageBreak/>
+        <w:t xml:space="preserve">Declarar procedente la regularización de la regularización de la DAM </w:t>
+      </w:r>
+      <w:proofErr w:type="spellStart"/>
+      <w:r>
+        <w:rPr>
+          <w:rFonts w:ascii="Arial" w:hAnsi="Arial" w:cs="Arial"/>
+          <w:sz w:val="22"/>
+          <w:szCs w:val="22"/>
+        </w:rPr>
+        <w:t>n.°</w:t>
+      </w:r>
+      <w:proofErr w:type="spellEnd"/>
+      <w:r>
+        <w:rPr>
+          <w:rFonts w:ascii="Arial" w:hAnsi="Arial" w:cs="Arial"/>
+          <w:sz w:val="22"/>
+          <w:szCs w:val="22"/>
+        </w:rPr>
+        <w:t xml:space="preserve"> {</w:t>
+      </w:r>
+      <w:proofErr w:type="spellStart"/>
+      <w:r>
+        <w:rPr>
+          <w:rFonts w:ascii="Arial" w:hAnsi="Arial" w:cs="Arial"/>
+          <w:sz w:val="22"/>
+          <w:szCs w:val="22"/>
+        </w:rPr>
+        <w:t>fromDam-numeroDam</w:t>
+      </w:r>
+      <w:proofErr w:type="spellEnd"/>
+      <w:r>
+        <w:rPr>
+          <w:rFonts w:ascii="Arial" w:hAnsi="Arial" w:cs="Arial"/>
+          <w:sz w:val="22"/>
+          <w:szCs w:val="22"/>
+        </w:rPr>
+        <w:t>} en el marco del Decreto Supremo n.º 015-94-EF y la Ley n.º 27037 Ley de Promoción de la Inversión en la Amazonía y normas conexas</w:t>
+      </w:r>
+      <w:r>
+        <w:rPr>
+          <w:rFonts w:ascii="Arial" w:hAnsi="Arial" w:cs="Arial"/>
+          <w:iCs/>
+          <w:sz w:val="22"/>
+          <w:szCs w:val="22"/>
+        </w:rPr>
+        <w:t>.</w:t>
+      </w:r>
+    </w:p>
+    <w:p>
+      <w:pPr>
+        <w:spacing w:after="0" w:line="240" w:lineRule="auto"/>
+        <w:ind w:left="426"/>
+        <w:jc w:val="both"/>
+        <w:rPr>
+          <w:rFonts w:ascii="Arial" w:hAnsi="Arial" w:cs="Arial"/>
+          <w:sz w:val="22"/>
+          <w:szCs w:val="22"/>
+        </w:rPr>
+      </w:pPr>
+    </w:p>
+    <w:p>
+      <w:pPr>
+        <w:pStyle w:val="Prrafodelista"/>
+        <w:numPr>
+          <w:ilvl w:val="0"/>
+          <w:numId w:val="20"/>
+        </w:numPr>
+        <w:spacing w:after="0" w:line="240" w:lineRule="auto"/>
+        <w:ind w:left="426"/>
+        <w:jc w:val="both"/>
+        <w:rPr>
+          <w:rFonts w:ascii="Arial" w:hAnsi="Arial" w:cs="Arial"/>
+          <w:sz w:val="22"/>
+          <w:szCs w:val="22"/>
+        </w:rPr>
+      </w:pPr>
+      <w:r>
+        <w:rPr>
+          <w:rFonts w:ascii="Arial" w:hAnsi="Arial" w:cs="Arial"/>
+          <w:sz w:val="22"/>
+          <w:szCs w:val="22"/>
+        </w:rPr>
+        <w:t>Autorizar la devolución por el importe de S/ {</w:t>
+      </w:r>
+      <w:proofErr w:type="spellStart"/>
+      <w:r>
+        <w:rPr>
+          <w:rFonts w:ascii="Arial" w:hAnsi="Arial" w:cs="Arial"/>
+          <w:sz w:val="22"/>
+          <w:szCs w:val="22"/>
+        </w:rPr>
+        <w:t>textoTotReguPECO</w:t>
+      </w:r>
+      <w:proofErr w:type="spellEnd"/>
+      <w:r>
+        <w:rPr>
+          <w:rFonts w:ascii="Arial" w:hAnsi="Arial" w:cs="Arial"/>
+          <w:sz w:val="22"/>
+          <w:szCs w:val="22"/>
+        </w:rPr>
+        <w:t>} con cargo a la “Sub - Cuenta Especial Tesoro Público Decreto Supremo n. º 015-94-EF” y por el importe de S/ {textoTotRegu27} en el marco de la Ley n.º 27037 Ley de Promoción de la Inversión en la Amazonía y normas conexas, a favor de {</w:t>
+      </w:r>
+      <w:proofErr w:type="spellStart"/>
+      <w:r>
+        <w:rPr>
+          <w:rFonts w:ascii="Arial" w:hAnsi="Arial" w:cs="Arial"/>
+          <w:sz w:val="22"/>
+          <w:szCs w:val="22"/>
+        </w:rPr>
+        <w:t>fromDam-nombreEmpresa</w:t>
+      </w:r>
+      <w:proofErr w:type="spellEnd"/>
+      <w:r>
+        <w:rPr>
+          <w:rFonts w:ascii="Arial" w:hAnsi="Arial" w:cs="Arial"/>
+          <w:sz w:val="22"/>
+          <w:szCs w:val="22"/>
+        </w:rPr>
+        <w:t>}, sin perjuicio de la fiscalización posterior que pudiera realizar la Superintendencia Nacional de Aduanas y de Administración Tributaria – SUNAT</w:t>
+      </w:r>
+      <w:r>
+        <w:rPr>
+          <w:rFonts w:ascii="Arial" w:hAnsi="Arial" w:cs="Arial"/>
+          <w:iCs/>
+          <w:sz w:val="22"/>
+          <w:szCs w:val="22"/>
+        </w:rPr>
+        <w:t>.</w:t>
+      </w:r>
+    </w:p>
+    <w:p>
+      <w:pPr>
+        <w:pStyle w:val="Prrafodelista"/>
+        <w:spacing w:after="0" w:line="240" w:lineRule="auto"/>
+        <w:ind w:left="360"/>
+        <w:jc w:val="both"/>
+        <w:rPr>
+          <w:rFonts w:ascii="Arial" w:hAnsi="Arial" w:cs="Arial"/>
+          <w:sz w:val="22"/>
+          <w:szCs w:val="22"/>
+        </w:rPr>
+      </w:pPr>
+    </w:p>
+    <w:p>
+      <w:pPr>
+        <w:spacing w:after="0" w:line="240" w:lineRule="auto"/>
+        <w:jc w:val="both"/>
+        <w:rPr>
+          <w:rFonts w:ascii="Arial" w:hAnsi="Arial" w:cs="Arial"/>
+          <w:sz w:val="14"/>
+          <w:szCs w:val="14"/>
+        </w:rPr>
+      </w:pPr>
+    </w:p>
+    <w:p>
+      <w:pPr>
+        <w:pStyle w:val="Textoindependiente"/>
+        <w:spacing w:after="0" w:line="240" w:lineRule="auto"/>
+        <w:jc w:val="both"/>
+        <w:rPr>
+          <w:rFonts w:ascii="Arial" w:hAnsi="Arial" w:cs="Arial"/>
+        </w:rPr>
+      </w:pPr>
+      <w:r>
+        <w:rPr>
+          <w:rFonts w:ascii="Arial" w:hAnsi="Arial" w:cs="Arial"/>
+        </w:rPr>
+        <w:t>{/</w:t>
+      </w:r>
+      <w:proofErr w:type="spellStart"/>
+      <w:r>
+        <w:rPr>
+          <w:rFonts w:ascii="Arial" w:hAnsi="Arial" w:cs="Arial"/>
+        </w:rPr>
+        <w:t>estadoPECOyAMAZONIA</w:t>
+      </w:r>
+      <w:r>
+        <w:rPr>
+          <w:rFonts w:ascii="Arial" w:hAnsi="Arial" w:cs="Arial"/>
+        </w:rPr>
+        <w:t>Proc</w:t>
+      </w:r>
+      <w:proofErr w:type="spellEnd"/>
+      <w:r>
+        <w:rPr>
+          <w:rFonts w:ascii="Arial" w:hAnsi="Arial" w:cs="Arial"/>
+        </w:rPr>
+        <w:t>}</w:t>
+      </w:r>
+    </w:p>
+    <w:p>
+      <w:pPr>
+        <w:pStyle w:val="Textoindependiente"/>
+        <w:spacing w:after="0" w:line="240" w:lineRule="auto"/>
+        <w:jc w:val="both"/>
+        <w:rPr>
+          <w:rFonts w:ascii="Arial" w:hAnsi="Arial" w:cs="Arial"/>
+        </w:rPr>
+      </w:pPr>
+      <w:r>
+        <w:rPr>
+          <w:rFonts w:ascii="Arial" w:hAnsi="Arial" w:cs="Arial"/>
+        </w:rPr>
+        <w:t>{#estadoOnlyPECO}</w:t>
+      </w:r>
+    </w:p>
+    <w:p>
+      <w:pPr>
+        <w:pStyle w:val="Prrafodelista"/>
+        <w:numPr>
+          <w:ilvl w:val="0"/>
+          <w:numId w:val="20"/>
+        </w:numPr>
+        <w:spacing w:after="0" w:line="240" w:lineRule="auto"/>
+        <w:ind w:left="426"/>
+        <w:jc w:val="both"/>
+        <w:rPr>
+          <w:rFonts w:ascii="Arial" w:hAnsi="Arial" w:cs="Arial"/>
+          <w:sz w:val="22"/>
+          <w:szCs w:val="22"/>
+        </w:rPr>
+      </w:pPr>
+      <w:r>
+        <w:rPr>
+          <w:rFonts w:ascii="Arial" w:hAnsi="Arial" w:cs="Arial"/>
+          <w:sz w:val="22"/>
+          <w:szCs w:val="22"/>
+        </w:rPr>
+        <w:t xml:space="preserve">Declarar procedente la regularización de la regularización de la DAM </w:t>
+      </w:r>
+      <w:proofErr w:type="spellStart"/>
+      <w:r>
+        <w:rPr>
+          <w:rFonts w:ascii="Arial" w:hAnsi="Arial" w:cs="Arial"/>
+          <w:sz w:val="22"/>
+          <w:szCs w:val="22"/>
+        </w:rPr>
+        <w:t>n.°</w:t>
+      </w:r>
+      <w:proofErr w:type="spellEnd"/>
+      <w:r>
+        <w:rPr>
+          <w:rFonts w:ascii="Arial" w:hAnsi="Arial" w:cs="Arial"/>
+          <w:sz w:val="22"/>
+          <w:szCs w:val="22"/>
+        </w:rPr>
+        <w:t xml:space="preserve"> {</w:t>
+      </w:r>
+      <w:proofErr w:type="spellStart"/>
+      <w:r>
+        <w:rPr>
+          <w:rFonts w:ascii="Arial" w:hAnsi="Arial" w:cs="Arial"/>
+          <w:sz w:val="22"/>
+          <w:szCs w:val="22"/>
+        </w:rPr>
+        <w:t>fromDam-numeroDam</w:t>
+      </w:r>
+      <w:proofErr w:type="spellEnd"/>
+      <w:r>
+        <w:rPr>
+          <w:rFonts w:ascii="Arial" w:hAnsi="Arial" w:cs="Arial"/>
+          <w:sz w:val="22"/>
+          <w:szCs w:val="22"/>
+        </w:rPr>
+        <w:t>} en el marco del Decreto Supremo n.º 015-94-EF y normas conexas.</w:t>
+      </w:r>
+    </w:p>
+    <w:p>
+      <w:pPr>
+        <w:pStyle w:val="Prrafodelista"/>
+        <w:spacing w:after="0" w:line="240" w:lineRule="auto"/>
+        <w:ind w:left="426"/>
+        <w:jc w:val="both"/>
+        <w:rPr>
+          <w:rFonts w:ascii="Arial" w:hAnsi="Arial" w:cs="Arial"/>
+          <w:sz w:val="22"/>
+          <w:szCs w:val="22"/>
+        </w:rPr>
+      </w:pPr>
+    </w:p>
+    <w:p>
+      <w:pPr>
+        <w:pStyle w:val="Prrafodelista"/>
+        <w:numPr>
+          <w:ilvl w:val="0"/>
+          <w:numId w:val="20"/>
+        </w:numPr>
+        <w:spacing w:after="0" w:line="240" w:lineRule="auto"/>
+        <w:ind w:left="426"/>
+        <w:jc w:val="both"/>
+        <w:rPr>
+          <w:rFonts w:ascii="Arial" w:hAnsi="Arial" w:cs="Arial"/>
+          <w:sz w:val="22"/>
+          <w:szCs w:val="22"/>
+        </w:rPr>
+      </w:pPr>
+      <w:r>
+        <w:rPr>
+          <w:rFonts w:ascii="Arial" w:hAnsi="Arial" w:cs="Arial"/>
+          <w:sz w:val="22"/>
+          <w:szCs w:val="22"/>
+        </w:rPr>
+        <w:t>Autorizar la devolución por el importe de S/ {textoTotRegu27} en el marco del Decreto Supremo n.º 015-94-EF y normas conexas, a favor de {</w:t>
+      </w:r>
+      <w:proofErr w:type="spellStart"/>
+      <w:r>
+        <w:rPr>
+          <w:rFonts w:ascii="Arial" w:hAnsi="Arial" w:cs="Arial"/>
+          <w:sz w:val="22"/>
+          <w:szCs w:val="22"/>
+        </w:rPr>
+        <w:t>fromDam-nombreEmpresa</w:t>
+      </w:r>
+      <w:proofErr w:type="spellEnd"/>
+      <w:r>
+        <w:rPr>
+          <w:rFonts w:ascii="Arial" w:hAnsi="Arial" w:cs="Arial"/>
+          <w:sz w:val="22"/>
+          <w:szCs w:val="22"/>
+        </w:rPr>
+        <w:t>}, sin perjuicio de la fiscalización posterior que pudiera realizar la Superintendencia Nacional de Aduanas y de Administración Tributaria – SUNAT.</w:t>
+      </w:r>
+    </w:p>
+    <w:p>
+      <w:pPr>
+        <w:pStyle w:val="Prrafodelista"/>
+        <w:rPr>
+          <w:rFonts w:ascii="Arial" w:hAnsi="Arial" w:cs="Arial"/>
+          <w:sz w:val="14"/>
+          <w:szCs w:val="14"/>
+        </w:rPr>
+      </w:pPr>
+    </w:p>
+    <w:p>
+      <w:pPr>
+        <w:spacing w:after="0" w:line="240" w:lineRule="auto"/>
+        <w:jc w:val="both"/>
+        <w:rPr>
+          <w:rFonts w:ascii="Arial" w:hAnsi="Arial" w:cs="Arial"/>
+          <w:sz w:val="22"/>
+          <w:szCs w:val="22"/>
+        </w:rPr>
+      </w:pPr>
+      <w:r>
+        <w:rPr>
+          <w:rFonts w:ascii="Arial" w:hAnsi="Arial" w:cs="Arial"/>
+          <w:sz w:val="22"/>
+          <w:szCs w:val="22"/>
+        </w:rPr>
+        <w:t>{/</w:t>
+      </w:r>
+      <w:proofErr w:type="spellStart"/>
+      <w:r>
+        <w:rPr>
+          <w:rFonts w:ascii="Arial" w:hAnsi="Arial" w:cs="Arial"/>
+          <w:sz w:val="22"/>
+          <w:szCs w:val="22"/>
+        </w:rPr>
+        <w:t>estadoOnlyPECO</w:t>
+      </w:r>
+      <w:proofErr w:type="spellEnd"/>
+      <w:r>
+        <w:rPr>
+          <w:rFonts w:ascii="Arial" w:hAnsi="Arial" w:cs="Arial"/>
+          <w:sz w:val="22"/>
+          <w:szCs w:val="22"/>
+        </w:rPr>
+        <w:t>}</w:t>
+      </w:r>
+    </w:p>
+    <w:p>
+      <w:pPr>
+        <w:pStyle w:val="Textoindependiente"/>
+        <w:spacing w:after="0" w:line="240" w:lineRule="auto"/>
+        <w:jc w:val="both"/>
+        <w:rPr>
+          <w:rFonts w:ascii="Arial" w:hAnsi="Arial" w:cs="Arial"/>
+        </w:rPr>
+      </w:pPr>
     </w:p>
     <w:p>
       <w:pPr>
@@ -11547,6 +14082,108 @@
     </w:lvl>
   </w:abstractNum>
   <w:abstractNum w:abstractNumId="6" w15:restartNumberingAfterBreak="0">
+    <w:nsid w:val="25317D54"/>
+    <w:multiLevelType w:val="multilevel"/>
+    <w:tmpl w:val="4586B06A"/>
+    <w:lvl w:ilvl="0">
+      <w:start w:val="1"/>
+      <w:numFmt w:val="upperRoman"/>
+      <w:lvlText w:val="%1."/>
+      <w:lvlJc w:val="left"/>
+      <w:pPr>
+        <w:ind w:left="1004" w:hanging="720"/>
+      </w:pPr>
+      <w:rPr>
+        <w:rFonts w:ascii="Arial" w:hAnsi="Arial" w:cs="Arial" w:hint="default"/>
+        <w:b/>
+        <w:sz w:val="22"/>
+        <w:szCs w:val="22"/>
+      </w:rPr>
+    </w:lvl>
+    <w:lvl w:ilvl="1">
+      <w:start w:val="1"/>
+      <w:numFmt w:val="bullet"/>
+      <w:lvlText w:val=""/>
+      <w:lvlJc w:val="left"/>
+      <w:pPr>
+        <w:ind w:left="1004" w:hanging="360"/>
+      </w:pPr>
+      <w:rPr>
+        <w:rFonts w:ascii="Symbol" w:hAnsi="Symbol" w:hint="default"/>
+      </w:rPr>
+    </w:lvl>
+    <w:lvl w:ilvl="2">
+      <w:start w:val="1"/>
+      <w:numFmt w:val="decimal"/>
+      <w:isLgl/>
+      <w:lvlText w:val="%1.%2.%3"/>
+      <w:lvlJc w:val="left"/>
+      <w:pPr>
+        <w:ind w:left="1364" w:hanging="720"/>
+      </w:pPr>
+    </w:lvl>
+    <w:lvl w:ilvl="3">
+      <w:start w:val="1"/>
+      <w:numFmt w:val="decimal"/>
+      <w:isLgl/>
+      <w:lvlText w:val="%1.%2.%3.%4"/>
+      <w:lvlJc w:val="left"/>
+      <w:pPr>
+        <w:ind w:left="1364" w:hanging="720"/>
+      </w:pPr>
+    </w:lvl>
+    <w:lvl w:ilvl="4">
+      <w:start w:val="1"/>
+      <w:numFmt w:val="decimal"/>
+      <w:isLgl/>
+      <w:lvlText w:val="%1.%2.%3.%4.%5"/>
+      <w:lvlJc w:val="left"/>
+      <w:pPr>
+        <w:ind w:left="1364" w:hanging="720"/>
+      </w:pPr>
+    </w:lvl>
+    <w:lvl w:ilvl="5">
+      <w:start w:val="1"/>
+      <w:numFmt w:val="decimal"/>
+      <w:isLgl/>
+      <w:lvlText w:val="%1.%2.%3.%4.%5.%6"/>
+      <w:lvlJc w:val="left"/>
+      <w:pPr>
+        <w:ind w:left="1724" w:hanging="1080"/>
+      </w:pPr>
+    </w:lvl>
+    <w:lvl w:ilvl="6">
+      <w:start w:val="1"/>
+      <w:numFmt w:val="decimal"/>
+      <w:isLgl/>
+      <w:lvlText w:val="%1.%2.%3.%4.%5.%6.%7"/>
+      <w:lvlJc w:val="left"/>
+      <w:pPr>
+        <w:ind w:left="1724" w:hanging="1080"/>
+      </w:pPr>
+    </w:lvl>
+    <w:lvl w:ilvl="7">
+      <w:start w:val="1"/>
+      <w:numFmt w:val="decimal"/>
+      <w:isLgl/>
+      <w:lvlText w:val="%1.%2.%3.%4.%5.%6.%7.%8"/>
+      <w:lvlJc w:val="left"/>
+      <w:pPr>
+        <w:ind w:left="2084" w:hanging="1440"/>
+      </w:pPr>
+    </w:lvl>
+    <w:lvl w:ilvl="8">
+      <w:start w:val="1"/>
+      <w:numFmt w:val="decimal"/>
+      <w:isLgl/>
+      <w:lvlText w:val="%1.%2.%3.%4.%5.%6.%7.%8.%9"/>
+      <w:lvlJc w:val="left"/>
+      <w:pPr>
+        <w:ind w:left="2084" w:hanging="1440"/>
+      </w:pPr>
+    </w:lvl>
+  </w:abstractNum>
+  <w:abstractNum w:abstractNumId="7" w15:restartNumberingAfterBreak="0">
     <w:nsid w:val="2C46431F"/>
     <w:multiLevelType w:val="hybridMultilevel"/>
     <w:tmpl w:val="5EF65E64"/>
@@ -11659,7 +14296,7 @@
       </w:rPr>
     </w:lvl>
   </w:abstractNum>
-  <w:abstractNum w:abstractNumId="7" w15:restartNumberingAfterBreak="0">
+  <w:abstractNum w:abstractNumId="8" w15:restartNumberingAfterBreak="0">
     <w:nsid w:val="2DBD610D"/>
     <w:multiLevelType w:val="multilevel"/>
     <w:tmpl w:val="1550F8C6"/>
@@ -11772,7 +14409,7 @@
       </w:pPr>
     </w:lvl>
   </w:abstractNum>
-  <w:abstractNum w:abstractNumId="8" w15:restartNumberingAfterBreak="0">
+  <w:abstractNum w:abstractNumId="9" w15:restartNumberingAfterBreak="0">
     <w:nsid w:val="365F2B40"/>
     <w:multiLevelType w:val="multilevel"/>
     <w:tmpl w:val="FCB2FF18"/>
@@ -11885,7 +14522,7 @@
       </w:pPr>
     </w:lvl>
   </w:abstractNum>
-  <w:abstractNum w:abstractNumId="9" w15:restartNumberingAfterBreak="0">
+  <w:abstractNum w:abstractNumId="10" w15:restartNumberingAfterBreak="0">
     <w:nsid w:val="39152369"/>
     <w:multiLevelType w:val="multilevel"/>
     <w:tmpl w:val="595205FE"/>
@@ -12007,7 +14644,7 @@
       </w:rPr>
     </w:lvl>
   </w:abstractNum>
-  <w:abstractNum w:abstractNumId="10" w15:restartNumberingAfterBreak="0">
+  <w:abstractNum w:abstractNumId="11" w15:restartNumberingAfterBreak="0">
     <w:nsid w:val="39292BD4"/>
     <w:multiLevelType w:val="multilevel"/>
     <w:tmpl w:val="20026EE6"/>
@@ -12129,7 +14766,7 @@
       </w:rPr>
     </w:lvl>
   </w:abstractNum>
-  <w:abstractNum w:abstractNumId="11" w15:restartNumberingAfterBreak="0">
+  <w:abstractNum w:abstractNumId="12" w15:restartNumberingAfterBreak="0">
     <w:nsid w:val="3A5B7C8C"/>
     <w:multiLevelType w:val="multilevel"/>
     <w:tmpl w:val="5C4E820E"/>
@@ -12236,7 +14873,7 @@
       </w:pPr>
     </w:lvl>
   </w:abstractNum>
-  <w:abstractNum w:abstractNumId="12" w15:restartNumberingAfterBreak="0">
+  <w:abstractNum w:abstractNumId="13" w15:restartNumberingAfterBreak="0">
     <w:nsid w:val="3E9509FA"/>
     <w:multiLevelType w:val="hybridMultilevel"/>
     <w:tmpl w:val="E050083E"/>
@@ -12322,7 +14959,7 @@
       </w:pPr>
     </w:lvl>
   </w:abstractNum>
-  <w:abstractNum w:abstractNumId="13" w15:restartNumberingAfterBreak="0">
+  <w:abstractNum w:abstractNumId="14" w15:restartNumberingAfterBreak="0">
     <w:nsid w:val="3EF20B13"/>
     <w:multiLevelType w:val="multilevel"/>
     <w:tmpl w:val="280A001D"/>
@@ -12408,7 +15045,7 @@
       </w:pPr>
     </w:lvl>
   </w:abstractNum>
-  <w:abstractNum w:abstractNumId="14" w15:restartNumberingAfterBreak="0">
+  <w:abstractNum w:abstractNumId="15" w15:restartNumberingAfterBreak="0">
     <w:nsid w:val="4A597263"/>
     <w:multiLevelType w:val="multilevel"/>
     <w:tmpl w:val="425411F2"/>
@@ -12521,7 +15158,7 @@
       </w:pPr>
     </w:lvl>
   </w:abstractNum>
-  <w:abstractNum w:abstractNumId="15" w15:restartNumberingAfterBreak="0">
+  <w:abstractNum w:abstractNumId="16" w15:restartNumberingAfterBreak="0">
     <w:nsid w:val="554178CF"/>
     <w:multiLevelType w:val="hybridMultilevel"/>
     <w:tmpl w:val="D6C2812E"/>
@@ -12610,7 +15247,7 @@
       </w:pPr>
     </w:lvl>
   </w:abstractNum>
-  <w:abstractNum w:abstractNumId="16" w15:restartNumberingAfterBreak="0">
+  <w:abstractNum w:abstractNumId="17" w15:restartNumberingAfterBreak="0">
     <w:nsid w:val="5F5F0475"/>
     <w:multiLevelType w:val="multilevel"/>
     <w:tmpl w:val="4EF8ED88"/>
@@ -12723,7 +15360,7 @@
       </w:pPr>
     </w:lvl>
   </w:abstractNum>
-  <w:abstractNum w:abstractNumId="17" w15:restartNumberingAfterBreak="0">
+  <w:abstractNum w:abstractNumId="18" w15:restartNumberingAfterBreak="0">
     <w:nsid w:val="618E4D0A"/>
     <w:multiLevelType w:val="hybridMultilevel"/>
     <w:tmpl w:val="95DEDF86"/>
@@ -12836,7 +15473,7 @@
       </w:rPr>
     </w:lvl>
   </w:abstractNum>
-  <w:abstractNum w:abstractNumId="18" w15:restartNumberingAfterBreak="0">
+  <w:abstractNum w:abstractNumId="19" w15:restartNumberingAfterBreak="0">
     <w:nsid w:val="6C4604A6"/>
     <w:multiLevelType w:val="multilevel"/>
     <w:tmpl w:val="1F9ABF4C"/>
@@ -12950,10 +15587,10 @@
     </w:lvl>
   </w:abstractNum>
   <w:num w:numId="1" w16cid:durableId="180559468">
-    <w:abstractNumId w:val="12"/>
+    <w:abstractNumId w:val="13"/>
   </w:num>
   <w:num w:numId="2" w16cid:durableId="1346126794">
-    <w:abstractNumId w:val="11"/>
+    <w:abstractNumId w:val="12"/>
     <w:lvlOverride w:ilvl="0">
       <w:startOverride w:val="1"/>
     </w:lvlOverride>
@@ -12983,25 +15620,25 @@
     </w:lvlOverride>
   </w:num>
   <w:num w:numId="3" w16cid:durableId="551423060">
-    <w:abstractNumId w:val="11"/>
+    <w:abstractNumId w:val="12"/>
   </w:num>
   <w:num w:numId="4" w16cid:durableId="250896805">
-    <w:abstractNumId w:val="13"/>
+    <w:abstractNumId w:val="14"/>
   </w:num>
   <w:num w:numId="5" w16cid:durableId="987438694">
     <w:abstractNumId w:val="1"/>
   </w:num>
   <w:num w:numId="6" w16cid:durableId="950086557">
-    <w:abstractNumId w:val="15"/>
+    <w:abstractNumId w:val="16"/>
   </w:num>
   <w:num w:numId="7" w16cid:durableId="1685546533">
+    <w:abstractNumId w:val="11"/>
+  </w:num>
+  <w:num w:numId="8" w16cid:durableId="338196847">
     <w:abstractNumId w:val="10"/>
   </w:num>
-  <w:num w:numId="8" w16cid:durableId="338196847">
-    <w:abstractNumId w:val="9"/>
-  </w:num>
   <w:num w:numId="9" w16cid:durableId="1011879487">
-    <w:abstractNumId w:val="18"/>
+    <w:abstractNumId w:val="19"/>
   </w:num>
   <w:num w:numId="10" w16cid:durableId="2057965523">
     <w:abstractNumId w:val="4"/>
@@ -13013,28 +15650,31 @@
     <w:abstractNumId w:val="5"/>
   </w:num>
   <w:num w:numId="13" w16cid:durableId="1960453710">
-    <w:abstractNumId w:val="14"/>
+    <w:abstractNumId w:val="15"/>
   </w:num>
   <w:num w:numId="14" w16cid:durableId="2130006636">
-    <w:abstractNumId w:val="16"/>
+    <w:abstractNumId w:val="17"/>
   </w:num>
   <w:num w:numId="15" w16cid:durableId="2041053610">
-    <w:abstractNumId w:val="8"/>
+    <w:abstractNumId w:val="9"/>
   </w:num>
   <w:num w:numId="16" w16cid:durableId="665474328">
-    <w:abstractNumId w:val="7"/>
+    <w:abstractNumId w:val="8"/>
   </w:num>
   <w:num w:numId="17" w16cid:durableId="990133682">
     <w:abstractNumId w:val="0"/>
   </w:num>
   <w:num w:numId="18" w16cid:durableId="1734542069">
-    <w:abstractNumId w:val="6"/>
+    <w:abstractNumId w:val="7"/>
   </w:num>
   <w:num w:numId="19" w16cid:durableId="1620990844">
-    <w:abstractNumId w:val="17"/>
+    <w:abstractNumId w:val="18"/>
   </w:num>
   <w:num w:numId="20" w16cid:durableId="1302491897">
     <w:abstractNumId w:val="2"/>
+  </w:num>
+  <w:num w:numId="21" w16cid:durableId="1334456930">
+    <w:abstractNumId w:val="6"/>
   </w:num>
 </w:numbering>
 </file>
@@ -13641,6 +16281,7 @@
   <w:style w:type="character" w:default="1" w:styleId="Fuentedeprrafopredeter">
     <w:name w:val="Default Paragraph Font"/>
     <w:uiPriority w:val="1"/>
+    <w:semiHidden/>
     <w:unhideWhenUsed/>
   </w:style>
   <w:style w:type="table" w:default="1" w:styleId="Tablanormal">

--- a/interfaz3/semiPlantillaFinalInformeV2NUEVO.docx
+++ b/interfaz3/semiPlantillaFinalInformeV2NUEVO.docx
@@ -449,34 +449,7 @@
           <w:sz w:val="22"/>
           <w:szCs w:val="22"/>
         </w:rPr>
-        <w:t>{</w:t>
-      </w:r>
-      <w:proofErr w:type="spellStart"/>
-      <w:r>
-        <w:rPr>
-          <w:rFonts w:ascii="Arial" w:hAnsi="Arial" w:cs="Arial"/>
-          <w:sz w:val="22"/>
-          <w:szCs w:val="22"/>
-        </w:rPr>
-        <w:t>fromDam-</w:t>
-      </w:r>
-      <w:proofErr w:type="gramStart"/>
-      <w:r>
-        <w:rPr>
-          <w:rFonts w:ascii="Arial" w:hAnsi="Arial" w:cs="Arial"/>
-          <w:sz w:val="22"/>
-          <w:szCs w:val="22"/>
-        </w:rPr>
-        <w:t>numeroDam</w:t>
-      </w:r>
-      <w:proofErr w:type="spellEnd"/>
-      <w:r>
-        <w:rPr>
-          <w:rFonts w:ascii="Arial" w:hAnsi="Arial" w:cs="Arial"/>
-          <w:sz w:val="22"/>
-          <w:szCs w:val="22"/>
-        </w:rPr>
-        <w:t>}</w:t>
+        <w:t>{fromDam-numeroDam}</w:t>
       </w:r>
       <w:r>
         <w:rPr>
@@ -487,32 +460,7 @@
           <w:sz w:val="22"/>
           <w:szCs w:val="22"/>
         </w:rPr>
-        <w:t>{</w:t>
-      </w:r>
-      <w:proofErr w:type="spellStart"/>
-      <w:proofErr w:type="gramEnd"/>
-      <w:r>
-        <w:rPr>
-          <w:rFonts w:ascii="Arial" w:hAnsi="Arial" w:cs="Arial"/>
-          <w:b/>
-          <w:bCs/>
-          <w:color w:val="FF0000"/>
-          <w:sz w:val="22"/>
-          <w:szCs w:val="22"/>
-        </w:rPr>
-        <w:t>fromDam-numeroDamRRR</w:t>
-      </w:r>
-      <w:proofErr w:type="spellEnd"/>
-      <w:r>
-        <w:rPr>
-          <w:rFonts w:ascii="Arial" w:hAnsi="Arial" w:cs="Arial"/>
-          <w:b/>
-          <w:bCs/>
-          <w:color w:val="FF0000"/>
-          <w:sz w:val="22"/>
-          <w:szCs w:val="22"/>
-        </w:rPr>
-        <w:t>}</w:t>
+        <w:t>{fromDam-numeroDamRRR}</w:t>
       </w:r>
       <w:r>
         <w:rPr>
@@ -529,27 +477,7 @@
           <w:szCs w:val="22"/>
           <w:shd w:val="clear" w:color="auto" w:fill="FAF9F8"/>
         </w:rPr>
-        <w:t>{</w:t>
-      </w:r>
-      <w:proofErr w:type="spellStart"/>
-      <w:r>
-        <w:rPr>
-          <w:rFonts w:ascii="Arial" w:hAnsi="Arial" w:cs="Arial"/>
-          <w:sz w:val="22"/>
-          <w:szCs w:val="22"/>
-          <w:shd w:val="clear" w:color="auto" w:fill="FAF9F8"/>
-        </w:rPr>
-        <w:t>textoVisto</w:t>
-      </w:r>
-      <w:proofErr w:type="spellEnd"/>
-      <w:r>
-        <w:rPr>
-          <w:rFonts w:ascii="Arial" w:hAnsi="Arial" w:cs="Arial"/>
-          <w:sz w:val="22"/>
-          <w:szCs w:val="22"/>
-          <w:shd w:val="clear" w:color="auto" w:fill="FAF9F8"/>
-        </w:rPr>
-        <w:t>}</w:t>
+        <w:t>{textoVisto}</w:t>
       </w:r>
       <w:r>
         <w:rPr>
@@ -674,27 +602,7 @@
           <w:szCs w:val="22"/>
           <w:shd w:val="clear" w:color="auto" w:fill="FAF9F8"/>
         </w:rPr>
-        <w:t>Ley General de Aduanas, Decreto Legislativo </w:t>
-      </w:r>
-      <w:proofErr w:type="spellStart"/>
-      <w:r>
-        <w:rPr>
-          <w:rFonts w:ascii="Arial" w:hAnsi="Arial" w:cs="Arial"/>
-          <w:sz w:val="22"/>
-          <w:szCs w:val="22"/>
-          <w:shd w:val="clear" w:color="auto" w:fill="FAF9F8"/>
-        </w:rPr>
-        <w:t>N°</w:t>
-      </w:r>
-      <w:proofErr w:type="spellEnd"/>
-      <w:r>
-        <w:rPr>
-          <w:rFonts w:ascii="Arial" w:hAnsi="Arial" w:cs="Arial"/>
-          <w:sz w:val="22"/>
-          <w:szCs w:val="22"/>
-          <w:shd w:val="clear" w:color="auto" w:fill="FAF9F8"/>
-        </w:rPr>
-        <w:t> 1053, publicado el 27.6.2008, y modificatorias. </w:t>
+        <w:t>Ley General de Aduanas, Decreto Legislativo N° 1053, publicado el 27.6.2008, y modificatorias. </w:t>
       </w:r>
     </w:p>
     <w:p>
@@ -723,27 +631,7 @@
           <w:szCs w:val="22"/>
           <w:shd w:val="clear" w:color="auto" w:fill="FAF9F8"/>
         </w:rPr>
-        <w:t>Ley </w:t>
-      </w:r>
-      <w:proofErr w:type="spellStart"/>
-      <w:r>
-        <w:rPr>
-          <w:rFonts w:ascii="Arial" w:hAnsi="Arial" w:cs="Arial"/>
-          <w:sz w:val="22"/>
-          <w:szCs w:val="22"/>
-          <w:shd w:val="clear" w:color="auto" w:fill="FAF9F8"/>
-        </w:rPr>
-        <w:t>N°</w:t>
-      </w:r>
-      <w:proofErr w:type="spellEnd"/>
-      <w:r>
-        <w:rPr>
-          <w:rFonts w:ascii="Arial" w:hAnsi="Arial" w:cs="Arial"/>
-          <w:sz w:val="22"/>
-          <w:szCs w:val="22"/>
-          <w:shd w:val="clear" w:color="auto" w:fill="FAF9F8"/>
-        </w:rPr>
-        <w:t> 27037, Ley de promoción de la inversión en la amazonia. </w:t>
+        <w:t>Ley N° 27037, Ley de promoción de la inversión en la amazonia. </w:t>
       </w:r>
     </w:p>
     <w:p>
@@ -772,27 +660,7 @@
           <w:szCs w:val="22"/>
           <w:shd w:val="clear" w:color="auto" w:fill="FAF9F8"/>
         </w:rPr>
-        <w:t>Decreto Supremo </w:t>
-      </w:r>
-      <w:proofErr w:type="spellStart"/>
-      <w:r>
-        <w:rPr>
-          <w:rFonts w:ascii="Arial" w:hAnsi="Arial" w:cs="Arial"/>
-          <w:sz w:val="22"/>
-          <w:szCs w:val="22"/>
-          <w:shd w:val="clear" w:color="auto" w:fill="FAF9F8"/>
-        </w:rPr>
-        <w:t>N°</w:t>
-      </w:r>
-      <w:proofErr w:type="spellEnd"/>
-      <w:r>
-        <w:rPr>
-          <w:rFonts w:ascii="Arial" w:hAnsi="Arial" w:cs="Arial"/>
-          <w:sz w:val="22"/>
-          <w:szCs w:val="22"/>
-          <w:shd w:val="clear" w:color="auto" w:fill="FAF9F8"/>
-        </w:rPr>
-        <w:t> 103-99-EF, aprueban el Reglamento de las Disposiciones Tributarias contenidas en la Ley de Promoción de la Inversión en la Amazonia. </w:t>
+        <w:t>Decreto Supremo N° 103-99-EF, aprueban el Reglamento de las Disposiciones Tributarias contenidas en la Ley de Promoción de la Inversión en la Amazonia. </w:t>
       </w:r>
     </w:p>
     <w:p>
@@ -821,47 +689,7 @@
           <w:szCs w:val="22"/>
           <w:shd w:val="clear" w:color="auto" w:fill="FAF9F8"/>
         </w:rPr>
-        <w:t>Arancel Común Anexo al Protocolo Modificatorio del Convenio de Cooperación Aduanera Peruano-</w:t>
-      </w:r>
-      <w:proofErr w:type="gramStart"/>
-      <w:r>
-        <w:rPr>
-          <w:rFonts w:ascii="Arial" w:hAnsi="Arial" w:cs="Arial"/>
-          <w:sz w:val="22"/>
-          <w:szCs w:val="22"/>
-          <w:shd w:val="clear" w:color="auto" w:fill="FAF9F8"/>
-        </w:rPr>
-        <w:t>Colombiano</w:t>
-      </w:r>
-      <w:proofErr w:type="gramEnd"/>
-      <w:r>
-        <w:rPr>
-          <w:rFonts w:ascii="Arial" w:hAnsi="Arial" w:cs="Arial"/>
-          <w:sz w:val="22"/>
-          <w:szCs w:val="22"/>
-          <w:shd w:val="clear" w:color="auto" w:fill="FAF9F8"/>
-        </w:rPr>
-        <w:t> de 1938, puesto en vigencia por el Decreto Supremo </w:t>
-      </w:r>
-      <w:proofErr w:type="spellStart"/>
-      <w:r>
-        <w:rPr>
-          <w:rFonts w:ascii="Arial" w:hAnsi="Arial" w:cs="Arial"/>
-          <w:sz w:val="22"/>
-          <w:szCs w:val="22"/>
-          <w:shd w:val="clear" w:color="auto" w:fill="FAF9F8"/>
-        </w:rPr>
-        <w:t>N°</w:t>
-      </w:r>
-      <w:proofErr w:type="spellEnd"/>
-      <w:r>
-        <w:rPr>
-          <w:rFonts w:ascii="Arial" w:hAnsi="Arial" w:cs="Arial"/>
-          <w:sz w:val="22"/>
-          <w:szCs w:val="22"/>
-          <w:shd w:val="clear" w:color="auto" w:fill="FAF9F8"/>
-        </w:rPr>
-        <w:t> 069-82-EFC, publicado el 04.03.1982, y modificatorias.  </w:t>
+        <w:t>Arancel Común Anexo al Protocolo Modificatorio del Convenio de Cooperación Aduanera Peruano-Colombiano de 1938, puesto en vigencia por el Decreto Supremo N° 069-82-EFC, publicado el 04.03.1982, y modificatorias.  </w:t>
       </w:r>
     </w:p>
     <w:p>
@@ -890,47 +718,7 @@
           <w:szCs w:val="22"/>
           <w:shd w:val="clear" w:color="auto" w:fill="FAF9F8"/>
         </w:rPr>
-        <w:t>Resolución de Superintendencia </w:t>
-      </w:r>
-      <w:proofErr w:type="spellStart"/>
-      <w:r>
-        <w:rPr>
-          <w:rFonts w:ascii="Arial" w:hAnsi="Arial" w:cs="Arial"/>
-          <w:sz w:val="22"/>
-          <w:szCs w:val="22"/>
-          <w:shd w:val="clear" w:color="auto" w:fill="FAF9F8"/>
-        </w:rPr>
-        <w:t>N°</w:t>
-      </w:r>
-      <w:proofErr w:type="spellEnd"/>
-      <w:r>
-        <w:rPr>
-          <w:rFonts w:ascii="Arial" w:hAnsi="Arial" w:cs="Arial"/>
-          <w:sz w:val="22"/>
-          <w:szCs w:val="22"/>
-          <w:shd w:val="clear" w:color="auto" w:fill="FAF9F8"/>
-        </w:rPr>
-        <w:t> 247-2025/SUNAT - Procedimiento Especifico DESPA-PE.01.15 (versión 3) Exoneración del IGV e IPM a la Importación de bienes para el consumo en la Amazonía - Ley </w:t>
-      </w:r>
-      <w:proofErr w:type="spellStart"/>
-      <w:r>
-        <w:rPr>
-          <w:rFonts w:ascii="Arial" w:hAnsi="Arial" w:cs="Arial"/>
-          <w:sz w:val="22"/>
-          <w:szCs w:val="22"/>
-          <w:shd w:val="clear" w:color="auto" w:fill="FAF9F8"/>
-        </w:rPr>
-        <w:t>N°</w:t>
-      </w:r>
-      <w:proofErr w:type="spellEnd"/>
-      <w:r>
-        <w:rPr>
-          <w:rFonts w:ascii="Arial" w:hAnsi="Arial" w:cs="Arial"/>
-          <w:sz w:val="22"/>
-          <w:szCs w:val="22"/>
-          <w:shd w:val="clear" w:color="auto" w:fill="FAF9F8"/>
-        </w:rPr>
-        <w:t> 27037.  </w:t>
+        <w:t>Resolución de Superintendencia N° 247-2025/SUNAT - Procedimiento Especifico DESPA-PE.01.15 (versión 3) Exoneración del IGV e IPM a la Importación de bienes para el consumo en la Amazonía - Ley N° 27037.  </w:t>
       </w:r>
     </w:p>
     <w:p>
@@ -956,7 +744,6 @@
         </w:rPr>
         <w:t>{/</w:t>
       </w:r>
-      <w:proofErr w:type="spellStart"/>
       <w:r>
         <w:rPr>
           <w:rFonts w:ascii="Arial" w:hAnsi="Arial" w:cs="Arial"/>
@@ -964,7 +751,6 @@
         </w:rPr>
         <w:t>estadoOnlyAMAZONIA</w:t>
       </w:r>
-      <w:proofErr w:type="spellEnd"/>
       <w:r>
         <w:rPr>
           <w:rFonts w:ascii="Arial" w:hAnsi="Arial" w:cs="Arial"/>
@@ -1042,27 +828,7 @@
           <w:szCs w:val="22"/>
           <w:shd w:val="clear" w:color="auto" w:fill="FAF9F8"/>
         </w:rPr>
-        <w:t>Ley General de Aduanas, Decreto Legislativo </w:t>
-      </w:r>
-      <w:proofErr w:type="spellStart"/>
-      <w:r>
-        <w:rPr>
-          <w:rFonts w:ascii="Arial" w:hAnsi="Arial" w:cs="Arial"/>
-          <w:sz w:val="22"/>
-          <w:szCs w:val="22"/>
-          <w:shd w:val="clear" w:color="auto" w:fill="FAF9F8"/>
-        </w:rPr>
-        <w:t>N°</w:t>
-      </w:r>
-      <w:proofErr w:type="spellEnd"/>
-      <w:r>
-        <w:rPr>
-          <w:rFonts w:ascii="Arial" w:hAnsi="Arial" w:cs="Arial"/>
-          <w:sz w:val="22"/>
-          <w:szCs w:val="22"/>
-          <w:shd w:val="clear" w:color="auto" w:fill="FAF9F8"/>
-        </w:rPr>
-        <w:t> 1053, publicado el 27.6.2008, y modificatorias. </w:t>
+        <w:t>Ley General de Aduanas, Decreto Legislativo N° 1053, publicado el 27.6.2008, y modificatorias. </w:t>
       </w:r>
     </w:p>
     <w:p>
@@ -1091,27 +857,7 @@
           <w:szCs w:val="22"/>
           <w:shd w:val="clear" w:color="auto" w:fill="FAF9F8"/>
         </w:rPr>
-        <w:t>Ley </w:t>
-      </w:r>
-      <w:proofErr w:type="spellStart"/>
-      <w:r>
-        <w:rPr>
-          <w:rFonts w:ascii="Arial" w:hAnsi="Arial" w:cs="Arial"/>
-          <w:sz w:val="22"/>
-          <w:szCs w:val="22"/>
-          <w:shd w:val="clear" w:color="auto" w:fill="FAF9F8"/>
-        </w:rPr>
-        <w:t>N°</w:t>
-      </w:r>
-      <w:proofErr w:type="spellEnd"/>
-      <w:r>
-        <w:rPr>
-          <w:rFonts w:ascii="Arial" w:hAnsi="Arial" w:cs="Arial"/>
-          <w:sz w:val="22"/>
-          <w:szCs w:val="22"/>
-          <w:shd w:val="clear" w:color="auto" w:fill="FAF9F8"/>
-        </w:rPr>
-        <w:t> 27037, Ley de promoción de la inversión en la amazonia. </w:t>
+        <w:t>Ley N° 27037, Ley de promoción de la inversión en la amazonia. </w:t>
       </w:r>
     </w:p>
     <w:p>
@@ -1140,27 +886,7 @@
           <w:szCs w:val="22"/>
           <w:shd w:val="clear" w:color="auto" w:fill="FAF9F8"/>
         </w:rPr>
-        <w:t>Decreto Supremo </w:t>
-      </w:r>
-      <w:proofErr w:type="spellStart"/>
-      <w:r>
-        <w:rPr>
-          <w:rFonts w:ascii="Arial" w:hAnsi="Arial" w:cs="Arial"/>
-          <w:sz w:val="22"/>
-          <w:szCs w:val="22"/>
-          <w:shd w:val="clear" w:color="auto" w:fill="FAF9F8"/>
-        </w:rPr>
-        <w:t>N°</w:t>
-      </w:r>
-      <w:proofErr w:type="spellEnd"/>
-      <w:r>
-        <w:rPr>
-          <w:rFonts w:ascii="Arial" w:hAnsi="Arial" w:cs="Arial"/>
-          <w:sz w:val="22"/>
-          <w:szCs w:val="22"/>
-          <w:shd w:val="clear" w:color="auto" w:fill="FAF9F8"/>
-        </w:rPr>
-        <w:t> 103-99-EF, aprueban el Reglamento de las Disposiciones Tributarias contenidas en la Ley de Promoción de la Inversión en la Amazonia. </w:t>
+        <w:t>Decreto Supremo N° 103-99-EF, aprueban el Reglamento de las Disposiciones Tributarias contenidas en la Ley de Promoción de la Inversión en la Amazonia. </w:t>
       </w:r>
     </w:p>
     <w:p>
@@ -1190,47 +916,7 @@
           <w:shd w:val="clear" w:color="auto" w:fill="FAF9F8"/>
         </w:rPr>
         <w:lastRenderedPageBreak/>
-        <w:t>Convenio de Cooperación Aduanera Peruano-</w:t>
-      </w:r>
-      <w:proofErr w:type="gramStart"/>
-      <w:r>
-        <w:rPr>
-          <w:rFonts w:ascii="Arial" w:hAnsi="Arial" w:cs="Arial"/>
-          <w:sz w:val="22"/>
-          <w:szCs w:val="22"/>
-          <w:shd w:val="clear" w:color="auto" w:fill="FAF9F8"/>
-        </w:rPr>
-        <w:t>Colombiano</w:t>
-      </w:r>
-      <w:proofErr w:type="gramEnd"/>
-      <w:r>
-        <w:rPr>
-          <w:rFonts w:ascii="Arial" w:hAnsi="Arial" w:cs="Arial"/>
-          <w:sz w:val="22"/>
-          <w:szCs w:val="22"/>
-          <w:shd w:val="clear" w:color="auto" w:fill="FAF9F8"/>
-        </w:rPr>
-        <w:t> de 1938 y su Protocolo Modificatorio, aprobado por Resolución Legislativa </w:t>
-      </w:r>
-      <w:proofErr w:type="spellStart"/>
-      <w:r>
-        <w:rPr>
-          <w:rFonts w:ascii="Arial" w:hAnsi="Arial" w:cs="Arial"/>
-          <w:sz w:val="22"/>
-          <w:szCs w:val="22"/>
-          <w:shd w:val="clear" w:color="auto" w:fill="FAF9F8"/>
-        </w:rPr>
-        <w:t>N.°</w:t>
-      </w:r>
-      <w:proofErr w:type="spellEnd"/>
-      <w:r>
-        <w:rPr>
-          <w:rFonts w:ascii="Arial" w:hAnsi="Arial" w:cs="Arial"/>
-          <w:sz w:val="22"/>
-          <w:szCs w:val="22"/>
-          <w:shd w:val="clear" w:color="auto" w:fill="FAF9F8"/>
-        </w:rPr>
-        <w:t> 23254, publicada el 22.05.1981. </w:t>
+        <w:t>Convenio de Cooperación Aduanera Peruano-Colombiano de 1938 y su Protocolo Modificatorio, aprobado por Resolución Legislativa N.° 23254, publicada el 22.05.1981. </w:t>
       </w:r>
     </w:p>
     <w:p>
@@ -1259,27 +945,7 @@
           <w:szCs w:val="22"/>
           <w:shd w:val="clear" w:color="auto" w:fill="FAF9F8"/>
         </w:rPr>
-        <w:t>Medidas a fin de garantizar el cumplimiento de las obligaciones asumidas por nuestro país en el Convenio de Cooperación Aduanera con Colombia, dictada por Decreto Supremo </w:t>
-      </w:r>
-      <w:proofErr w:type="spellStart"/>
-      <w:r>
-        <w:rPr>
-          <w:rFonts w:ascii="Arial" w:hAnsi="Arial" w:cs="Arial"/>
-          <w:sz w:val="22"/>
-          <w:szCs w:val="22"/>
-          <w:shd w:val="clear" w:color="auto" w:fill="FAF9F8"/>
-        </w:rPr>
-        <w:t>N.°</w:t>
-      </w:r>
-      <w:proofErr w:type="spellEnd"/>
-      <w:r>
-        <w:rPr>
-          <w:rFonts w:ascii="Arial" w:hAnsi="Arial" w:cs="Arial"/>
-          <w:sz w:val="22"/>
-          <w:szCs w:val="22"/>
-          <w:shd w:val="clear" w:color="auto" w:fill="FAF9F8"/>
-        </w:rPr>
-        <w:t> 15-94-EF, publicado el 09.02.1994, y modificatorias. </w:t>
+        <w:t>Medidas a fin de garantizar el cumplimiento de las obligaciones asumidas por nuestro país en el Convenio de Cooperación Aduanera con Colombia, dictada por Decreto Supremo N.° 15-94-EF, publicado el 09.02.1994, y modificatorias. </w:t>
       </w:r>
     </w:p>
     <w:p>
@@ -1308,47 +974,7 @@
           <w:szCs w:val="22"/>
           <w:shd w:val="clear" w:color="auto" w:fill="FAF9F8"/>
         </w:rPr>
-        <w:t>Arancel Común Anexo al Protocolo Modificatorio del Convenio de Cooperación Aduanera Peruano-</w:t>
-      </w:r>
-      <w:proofErr w:type="gramStart"/>
-      <w:r>
-        <w:rPr>
-          <w:rFonts w:ascii="Arial" w:hAnsi="Arial" w:cs="Arial"/>
-          <w:sz w:val="22"/>
-          <w:szCs w:val="22"/>
-          <w:shd w:val="clear" w:color="auto" w:fill="FAF9F8"/>
-        </w:rPr>
-        <w:t>Colombiano</w:t>
-      </w:r>
-      <w:proofErr w:type="gramEnd"/>
-      <w:r>
-        <w:rPr>
-          <w:rFonts w:ascii="Arial" w:hAnsi="Arial" w:cs="Arial"/>
-          <w:sz w:val="22"/>
-          <w:szCs w:val="22"/>
-          <w:shd w:val="clear" w:color="auto" w:fill="FAF9F8"/>
-        </w:rPr>
-        <w:t> de 1938, puesto en vigencia por el Decreto Supremo </w:t>
-      </w:r>
-      <w:proofErr w:type="spellStart"/>
-      <w:r>
-        <w:rPr>
-          <w:rFonts w:ascii="Arial" w:hAnsi="Arial" w:cs="Arial"/>
-          <w:sz w:val="22"/>
-          <w:szCs w:val="22"/>
-          <w:shd w:val="clear" w:color="auto" w:fill="FAF9F8"/>
-        </w:rPr>
-        <w:t>N°</w:t>
-      </w:r>
-      <w:proofErr w:type="spellEnd"/>
-      <w:r>
-        <w:rPr>
-          <w:rFonts w:ascii="Arial" w:hAnsi="Arial" w:cs="Arial"/>
-          <w:sz w:val="22"/>
-          <w:szCs w:val="22"/>
-          <w:shd w:val="clear" w:color="auto" w:fill="FAF9F8"/>
-        </w:rPr>
-        <w:t> 069-82-EFC, publicado el 04.03.1982, y modificatorias.  </w:t>
+        <w:t>Arancel Común Anexo al Protocolo Modificatorio del Convenio de Cooperación Aduanera Peruano-Colombiano de 1938, puesto en vigencia por el Decreto Supremo N° 069-82-EFC, publicado el 04.03.1982, y modificatorias.  </w:t>
       </w:r>
     </w:p>
     <w:p>
@@ -1377,47 +1003,7 @@
           <w:szCs w:val="22"/>
           <w:shd w:val="clear" w:color="auto" w:fill="FAF9F8"/>
         </w:rPr>
-        <w:t>Resolución de Superintendencia </w:t>
-      </w:r>
-      <w:proofErr w:type="spellStart"/>
-      <w:r>
-        <w:rPr>
-          <w:rFonts w:ascii="Arial" w:hAnsi="Arial" w:cs="Arial"/>
-          <w:sz w:val="22"/>
-          <w:szCs w:val="22"/>
-          <w:shd w:val="clear" w:color="auto" w:fill="FAF9F8"/>
-        </w:rPr>
-        <w:t>N°</w:t>
-      </w:r>
-      <w:proofErr w:type="spellEnd"/>
-      <w:r>
-        <w:rPr>
-          <w:rFonts w:ascii="Arial" w:hAnsi="Arial" w:cs="Arial"/>
-          <w:sz w:val="22"/>
-          <w:szCs w:val="22"/>
-          <w:shd w:val="clear" w:color="auto" w:fill="FAF9F8"/>
-        </w:rPr>
-        <w:t> 247-2025/SUNAT - Procedimiento Especifico DESPA-PE.01.15 (versión 3) Exoneración del IGV e IPM a la Importación de bienes para el consumo en la Amazonía - Ley </w:t>
-      </w:r>
-      <w:proofErr w:type="spellStart"/>
-      <w:r>
-        <w:rPr>
-          <w:rFonts w:ascii="Arial" w:hAnsi="Arial" w:cs="Arial"/>
-          <w:sz w:val="22"/>
-          <w:szCs w:val="22"/>
-          <w:shd w:val="clear" w:color="auto" w:fill="FAF9F8"/>
-        </w:rPr>
-        <w:t>N°</w:t>
-      </w:r>
-      <w:proofErr w:type="spellEnd"/>
-      <w:r>
-        <w:rPr>
-          <w:rFonts w:ascii="Arial" w:hAnsi="Arial" w:cs="Arial"/>
-          <w:sz w:val="22"/>
-          <w:szCs w:val="22"/>
-          <w:shd w:val="clear" w:color="auto" w:fill="FAF9F8"/>
-        </w:rPr>
-        <w:t> 27037.  </w:t>
+        <w:t>Resolución de Superintendencia N° 247-2025/SUNAT - Procedimiento Especifico DESPA-PE.01.15 (versión 3) Exoneración del IGV e IPM a la Importación de bienes para el consumo en la Amazonía - Ley N° 27037.  </w:t>
       </w:r>
     </w:p>
     <w:p>
@@ -1446,47 +1032,7 @@
           <w:szCs w:val="22"/>
           <w:shd w:val="clear" w:color="auto" w:fill="FAF9F8"/>
         </w:rPr>
-        <w:t>Resolución de Superintendencia </w:t>
-      </w:r>
-      <w:proofErr w:type="spellStart"/>
-      <w:r>
-        <w:rPr>
-          <w:rFonts w:ascii="Arial" w:hAnsi="Arial" w:cs="Arial"/>
-          <w:sz w:val="22"/>
-          <w:szCs w:val="22"/>
-          <w:shd w:val="clear" w:color="auto" w:fill="FAF9F8"/>
-        </w:rPr>
-        <w:t>N°</w:t>
-      </w:r>
-      <w:proofErr w:type="spellEnd"/>
-      <w:r>
-        <w:rPr>
-          <w:rFonts w:ascii="Arial" w:hAnsi="Arial" w:cs="Arial"/>
-          <w:sz w:val="22"/>
-          <w:szCs w:val="22"/>
-          <w:shd w:val="clear" w:color="auto" w:fill="FAF9F8"/>
-        </w:rPr>
-        <w:t> 248-2025/SUNAT - Procedimiento Especifico DESPA-PE.01.13 (versión 3) Importación De Mercancías Sujetas Al Protocolo Modificatorio Del Convenio De Cooperación Aduanera Peruano-</w:t>
-      </w:r>
-      <w:proofErr w:type="gramStart"/>
-      <w:r>
-        <w:rPr>
-          <w:rFonts w:ascii="Arial" w:hAnsi="Arial" w:cs="Arial"/>
-          <w:sz w:val="22"/>
-          <w:szCs w:val="22"/>
-          <w:shd w:val="clear" w:color="auto" w:fill="FAF9F8"/>
-        </w:rPr>
-        <w:t>Colombiano</w:t>
-      </w:r>
-      <w:proofErr w:type="gramEnd"/>
-      <w:r>
-        <w:rPr>
-          <w:rFonts w:ascii="Arial" w:hAnsi="Arial" w:cs="Arial"/>
-          <w:sz w:val="22"/>
-          <w:szCs w:val="22"/>
-          <w:shd w:val="clear" w:color="auto" w:fill="FAF9F8"/>
-        </w:rPr>
-        <w:t>. </w:t>
+        <w:t>Resolución de Superintendencia N° 248-2025/SUNAT - Procedimiento Especifico DESPA-PE.01.13 (versión 3) Importación De Mercancías Sujetas Al Protocolo Modificatorio Del Convenio De Cooperación Aduanera Peruano-Colombiano. </w:t>
       </w:r>
     </w:p>
     <w:p>
@@ -1512,7 +1058,6 @@
         </w:rPr>
         <w:t>{/</w:t>
       </w:r>
-      <w:proofErr w:type="spellStart"/>
       <w:r>
         <w:rPr>
           <w:rFonts w:ascii="Arial" w:hAnsi="Arial" w:cs="Arial"/>
@@ -1521,7 +1066,6 @@
         </w:rPr>
         <w:t>estadoPECOyAMAZONIA</w:t>
       </w:r>
-      <w:proofErr w:type="spellEnd"/>
       <w:r>
         <w:rPr>
           <w:rFonts w:ascii="Arial" w:hAnsi="Arial" w:cs="Arial"/>
@@ -1600,27 +1144,7 @@
           <w:szCs w:val="22"/>
           <w:shd w:val="clear" w:color="auto" w:fill="FAF9F8"/>
         </w:rPr>
-        <w:t xml:space="preserve">Ley General de Aduanas, Decreto Legislativo </w:t>
-      </w:r>
-      <w:proofErr w:type="spellStart"/>
-      <w:r>
-        <w:rPr>
-          <w:rFonts w:ascii="Arial" w:hAnsi="Arial" w:cs="Arial"/>
-          <w:sz w:val="22"/>
-          <w:szCs w:val="22"/>
-          <w:shd w:val="clear" w:color="auto" w:fill="FAF9F8"/>
-        </w:rPr>
-        <w:t>N°</w:t>
-      </w:r>
-      <w:proofErr w:type="spellEnd"/>
-      <w:r>
-        <w:rPr>
-          <w:rFonts w:ascii="Arial" w:hAnsi="Arial" w:cs="Arial"/>
-          <w:sz w:val="22"/>
-          <w:szCs w:val="22"/>
-          <w:shd w:val="clear" w:color="auto" w:fill="FAF9F8"/>
-        </w:rPr>
-        <w:t xml:space="preserve"> 1053, publicado el 27.6.2008, y modificatorias.</w:t>
+        <w:t>Ley General de Aduanas, Decreto Legislativo N° 1053, publicado el 27.6.2008, y modificatorias.</w:t>
       </w:r>
     </w:p>
     <w:p>
@@ -1667,47 +1191,7 @@
           <w:szCs w:val="22"/>
           <w:shd w:val="clear" w:color="auto" w:fill="FAF9F8"/>
         </w:rPr>
-        <w:t>de Cooperación Aduanera Peruano-</w:t>
-      </w:r>
-      <w:proofErr w:type="gramStart"/>
-      <w:r>
-        <w:rPr>
-          <w:rFonts w:ascii="Arial" w:hAnsi="Arial" w:cs="Arial"/>
-          <w:sz w:val="22"/>
-          <w:szCs w:val="22"/>
-          <w:shd w:val="clear" w:color="auto" w:fill="FAF9F8"/>
-        </w:rPr>
-        <w:t>Colombiano</w:t>
-      </w:r>
-      <w:proofErr w:type="gramEnd"/>
-      <w:r>
-        <w:rPr>
-          <w:rFonts w:ascii="Arial" w:hAnsi="Arial" w:cs="Arial"/>
-          <w:sz w:val="22"/>
-          <w:szCs w:val="22"/>
-          <w:shd w:val="clear" w:color="auto" w:fill="FAF9F8"/>
-        </w:rPr>
-        <w:t xml:space="preserve"> de 1938 y su Protocolo Modificatorio, aprobado por Resolución Legislativa </w:t>
-      </w:r>
-      <w:proofErr w:type="spellStart"/>
-      <w:r>
-        <w:rPr>
-          <w:rFonts w:ascii="Arial" w:hAnsi="Arial" w:cs="Arial"/>
-          <w:sz w:val="22"/>
-          <w:szCs w:val="22"/>
-          <w:shd w:val="clear" w:color="auto" w:fill="FAF9F8"/>
-        </w:rPr>
-        <w:t>N.°</w:t>
-      </w:r>
-      <w:proofErr w:type="spellEnd"/>
-      <w:r>
-        <w:rPr>
-          <w:rFonts w:ascii="Arial" w:hAnsi="Arial" w:cs="Arial"/>
-          <w:sz w:val="22"/>
-          <w:szCs w:val="22"/>
-          <w:shd w:val="clear" w:color="auto" w:fill="FAF9F8"/>
-        </w:rPr>
-        <w:t xml:space="preserve"> 23254, publicada el 22.05.1981</w:t>
+        <w:t>de Cooperación Aduanera Peruano-Colombiano de 1938 y su Protocolo Modificatorio, aprobado por Resolución Legislativa N.° 23254, publicada el 22.05.1981</w:t>
       </w:r>
       <w:r>
         <w:rPr>
@@ -1763,27 +1247,7 @@
           <w:szCs w:val="22"/>
           <w:shd w:val="clear" w:color="auto" w:fill="FAF9F8"/>
         </w:rPr>
-        <w:t xml:space="preserve">a fin de garantizar el cumplimiento de las obligaciones asumidas por nuestro país en el Convenio de Cooperación Aduanera con Colombia, dictada por Decreto Supremo </w:t>
-      </w:r>
-      <w:proofErr w:type="spellStart"/>
-      <w:r>
-        <w:rPr>
-          <w:rFonts w:ascii="Arial" w:hAnsi="Arial" w:cs="Arial"/>
-          <w:sz w:val="22"/>
-          <w:szCs w:val="22"/>
-          <w:shd w:val="clear" w:color="auto" w:fill="FAF9F8"/>
-        </w:rPr>
-        <w:t>N.°</w:t>
-      </w:r>
-      <w:proofErr w:type="spellEnd"/>
-      <w:r>
-        <w:rPr>
-          <w:rFonts w:ascii="Arial" w:hAnsi="Arial" w:cs="Arial"/>
-          <w:sz w:val="22"/>
-          <w:szCs w:val="22"/>
-          <w:shd w:val="clear" w:color="auto" w:fill="FAF9F8"/>
-        </w:rPr>
-        <w:t xml:space="preserve"> 15-94-EF, publicado el 09.02.1994, y modificatorias.</w:t>
+        <w:t>a fin de garantizar el cumplimiento de las obligaciones asumidas por nuestro país en el Convenio de Cooperación Aduanera con Colombia, dictada por Decreto Supremo N.° 15-94-EF, publicado el 09.02.1994, y modificatorias.</w:t>
       </w:r>
     </w:p>
     <w:p>
@@ -1821,47 +1285,7 @@
           <w:szCs w:val="22"/>
           <w:shd w:val="clear" w:color="auto" w:fill="FAF9F8"/>
         </w:rPr>
-        <w:t>Común Anexo al Protocolo Modificatorio del Convenio de Cooperación Aduanera Peruano-</w:t>
-      </w:r>
-      <w:proofErr w:type="gramStart"/>
-      <w:r>
-        <w:rPr>
-          <w:rFonts w:ascii="Arial" w:hAnsi="Arial" w:cs="Arial"/>
-          <w:sz w:val="22"/>
-          <w:szCs w:val="22"/>
-          <w:shd w:val="clear" w:color="auto" w:fill="FAF9F8"/>
-        </w:rPr>
-        <w:t>Colombiano</w:t>
-      </w:r>
-      <w:proofErr w:type="gramEnd"/>
-      <w:r>
-        <w:rPr>
-          <w:rFonts w:ascii="Arial" w:hAnsi="Arial" w:cs="Arial"/>
-          <w:sz w:val="22"/>
-          <w:szCs w:val="22"/>
-          <w:shd w:val="clear" w:color="auto" w:fill="FAF9F8"/>
-        </w:rPr>
-        <w:t xml:space="preserve"> de 1938, puesto en vigencia por el Decreto Supremo </w:t>
-      </w:r>
-      <w:proofErr w:type="spellStart"/>
-      <w:r>
-        <w:rPr>
-          <w:rFonts w:ascii="Arial" w:hAnsi="Arial" w:cs="Arial"/>
-          <w:sz w:val="22"/>
-          <w:szCs w:val="22"/>
-          <w:shd w:val="clear" w:color="auto" w:fill="FAF9F8"/>
-        </w:rPr>
-        <w:t>N°</w:t>
-      </w:r>
-      <w:proofErr w:type="spellEnd"/>
-      <w:r>
-        <w:rPr>
-          <w:rFonts w:ascii="Arial" w:hAnsi="Arial" w:cs="Arial"/>
-          <w:sz w:val="22"/>
-          <w:szCs w:val="22"/>
-          <w:shd w:val="clear" w:color="auto" w:fill="FAF9F8"/>
-        </w:rPr>
-        <w:t xml:space="preserve"> 069-82-EFC, publicado el 04.03.1982, y modificatorias</w:t>
+        <w:t>Común Anexo al Protocolo Modificatorio del Convenio de Cooperación Aduanera Peruano-Colombiano de 1938, puesto en vigencia por el Decreto Supremo N° 069-82-EFC, publicado el 04.03.1982, y modificatorias</w:t>
       </w:r>
     </w:p>
     <w:p>
@@ -1890,39 +1314,8 @@
           <w:szCs w:val="22"/>
           <w:shd w:val="clear" w:color="auto" w:fill="FAF9F8"/>
         </w:rPr>
-        <w:t xml:space="preserve">Resolución Superintendencia </w:t>
-      </w:r>
-      <w:proofErr w:type="spellStart"/>
-      <w:r>
-        <w:rPr>
-          <w:rFonts w:ascii="Arial" w:hAnsi="Arial" w:cs="Arial"/>
-          <w:sz w:val="22"/>
-          <w:szCs w:val="22"/>
-          <w:shd w:val="clear" w:color="auto" w:fill="FAF9F8"/>
-        </w:rPr>
-        <w:t>N°</w:t>
-      </w:r>
-      <w:proofErr w:type="spellEnd"/>
-      <w:r>
-        <w:rPr>
-          <w:rFonts w:ascii="Arial" w:hAnsi="Arial" w:cs="Arial"/>
-          <w:sz w:val="22"/>
-          <w:szCs w:val="22"/>
-          <w:shd w:val="clear" w:color="auto" w:fill="FAF9F8"/>
-        </w:rPr>
-        <w:t xml:space="preserve"> 248-2025/SUNAT - Procedimiento Especifico DESPA-PE.01.13 (versión 3) Importación De Mercancías Sujetas Al Protocolo Modificatorio Del Convenio De Cooperación Aduanera Peruano-</w:t>
-      </w:r>
-      <w:proofErr w:type="gramStart"/>
-      <w:r>
-        <w:rPr>
-          <w:rFonts w:ascii="Arial" w:hAnsi="Arial" w:cs="Arial"/>
-          <w:sz w:val="22"/>
-          <w:szCs w:val="22"/>
-          <w:shd w:val="clear" w:color="auto" w:fill="FAF9F8"/>
-        </w:rPr>
-        <w:t>Colombiano</w:t>
-      </w:r>
-      <w:proofErr w:type="gramEnd"/>
+        <w:t>Resolución Superintendencia N° 248-2025/SUNAT - Procedimiento Especifico DESPA-PE.01.13 (versión 3) Importación De Mercancías Sujetas Al Protocolo Modificatorio Del Convenio De Cooperación Aduanera Peruano-Colombiano</w:t>
+      </w:r>
     </w:p>
     <w:p>
       <w:pPr>
@@ -1947,7 +1340,6 @@
         </w:rPr>
         <w:t>{/</w:t>
       </w:r>
-      <w:proofErr w:type="spellStart"/>
       <w:r>
         <w:rPr>
           <w:rFonts w:ascii="Arial" w:hAnsi="Arial" w:cs="Arial"/>
@@ -1957,7 +1349,6 @@
         </w:rPr>
         <w:t>estadoOnlyPECO</w:t>
       </w:r>
-      <w:proofErr w:type="spellEnd"/>
       <w:r>
         <w:rPr>
           <w:rFonts w:ascii="Arial" w:hAnsi="Arial" w:cs="Arial"/>
@@ -2064,9 +1455,8 @@
           <w:sz w:val="22"/>
           <w:szCs w:val="22"/>
         </w:rPr>
-        <w:t>{</w:t>
-      </w:r>
-      <w:proofErr w:type="spellStart"/>
+        <w:t>{fromDam-fechaNumeracion</w:t>
+      </w:r>
       <w:r>
         <w:rPr>
           <w:rFonts w:ascii="Arial" w:hAnsi="Arial" w:cs="Arial"/>
@@ -2076,7 +1466,7 @@
           <w:sz w:val="22"/>
           <w:szCs w:val="22"/>
         </w:rPr>
-        <w:t>fromDam-fechaNumeracion</w:t>
+        <w:t>RRR</w:t>
       </w:r>
       <w:r>
         <w:rPr>
@@ -2087,9 +1477,64 @@
           <w:sz w:val="22"/>
           <w:szCs w:val="22"/>
         </w:rPr>
-        <w:t>RRR</w:t>
-      </w:r>
-      <w:proofErr w:type="spellEnd"/>
+        <w:t>}</w:t>
+      </w:r>
+      <w:r>
+        <w:rPr>
+          <w:rFonts w:ascii="Arial" w:hAnsi="Arial" w:cs="Arial"/>
+          <w:sz w:val="22"/>
+          <w:szCs w:val="22"/>
+        </w:rPr>
+        <w:t>{</w:t>
+      </w:r>
+      <w:r>
+        <w:rPr>
+          <w:rFonts w:ascii="Arial" w:hAnsi="Arial" w:cs="Arial"/>
+          <w:sz w:val="22"/>
+          <w:szCs w:val="22"/>
+        </w:rPr>
+        <w:t>fromDam-fechaNumeracion</w:t>
+      </w:r>
+      <w:r>
+        <w:rPr>
+          <w:rFonts w:ascii="Arial" w:hAnsi="Arial" w:cs="Arial"/>
+          <w:sz w:val="22"/>
+          <w:szCs w:val="22"/>
+        </w:rPr>
+        <w:t>}</w:t>
+      </w:r>
+      <w:r>
+        <w:rPr>
+          <w:rFonts w:ascii="Arial" w:hAnsi="Arial" w:cs="Arial"/>
+          <w:sz w:val="22"/>
+          <w:szCs w:val="22"/>
+        </w:rPr>
+        <w:t xml:space="preserve">, </w:t>
+      </w:r>
+      <w:r>
+        <w:rPr>
+          <w:rFonts w:ascii="Arial" w:hAnsi="Arial" w:cs="Arial"/>
+          <w:sz w:val="22"/>
+          <w:szCs w:val="22"/>
+        </w:rPr>
+        <w:t>{</w:t>
+      </w:r>
+      <w:r>
+        <w:rPr>
+          <w:rFonts w:ascii="Arial" w:hAnsi="Arial" w:cs="Arial"/>
+          <w:sz w:val="22"/>
+          <w:szCs w:val="22"/>
+        </w:rPr>
+        <w:t>fromDam-agenteAduana</w:t>
+      </w:r>
+      <w:r>
+        <w:rPr>
+          <w:rFonts w:ascii="Arial" w:hAnsi="Arial" w:cs="Arial"/>
+          <w:sz w:val="22"/>
+          <w:szCs w:val="22"/>
+        </w:rPr>
+        <w:t>}</w:t>
+      </w:r>
       <w:r>
         <w:rPr>
           <w:rFonts w:ascii="Arial" w:hAnsi="Arial" w:cs="Arial"/>
@@ -2099,67 +1544,23 @@
           <w:sz w:val="22"/>
           <w:szCs w:val="22"/>
         </w:rPr>
-        <w:t>}</w:t>
-      </w:r>
-      <w:r>
-        <w:rPr>
-          <w:rFonts w:ascii="Arial" w:hAnsi="Arial" w:cs="Arial"/>
-          <w:sz w:val="22"/>
-          <w:szCs w:val="22"/>
-        </w:rPr>
-        <w:t>{</w:t>
-      </w:r>
-      <w:proofErr w:type="spellStart"/>
-      <w:r>
-        <w:rPr>
-          <w:rFonts w:ascii="Arial" w:hAnsi="Arial" w:cs="Arial"/>
-          <w:sz w:val="22"/>
-          <w:szCs w:val="22"/>
-        </w:rPr>
-        <w:t>fromDam-fechaNumeracion</w:t>
-      </w:r>
-      <w:proofErr w:type="spellEnd"/>
-      <w:r>
-        <w:rPr>
-          <w:rFonts w:ascii="Arial" w:hAnsi="Arial" w:cs="Arial"/>
-          <w:sz w:val="22"/>
-          <w:szCs w:val="22"/>
-        </w:rPr>
-        <w:t>}</w:t>
-      </w:r>
-      <w:r>
-        <w:rPr>
-          <w:rFonts w:ascii="Arial" w:hAnsi="Arial" w:cs="Arial"/>
-          <w:sz w:val="22"/>
-          <w:szCs w:val="22"/>
-        </w:rPr>
-        <w:t xml:space="preserve">, </w:t>
-      </w:r>
-      <w:r>
-        <w:rPr>
-          <w:rFonts w:ascii="Arial" w:hAnsi="Arial" w:cs="Arial"/>
-          <w:sz w:val="22"/>
-          <w:szCs w:val="22"/>
-        </w:rPr>
-        <w:t>{</w:t>
-      </w:r>
-      <w:proofErr w:type="spellStart"/>
-      <w:r>
-        <w:rPr>
-          <w:rFonts w:ascii="Arial" w:hAnsi="Arial" w:cs="Arial"/>
-          <w:sz w:val="22"/>
-          <w:szCs w:val="22"/>
-        </w:rPr>
-        <w:t>fromDam-agenteAduana</w:t>
-      </w:r>
-      <w:proofErr w:type="spellEnd"/>
-      <w:r>
-        <w:rPr>
-          <w:rFonts w:ascii="Arial" w:hAnsi="Arial" w:cs="Arial"/>
-          <w:sz w:val="22"/>
-          <w:szCs w:val="22"/>
-        </w:rPr>
-        <w:t>}</w:t>
+        <w:t xml:space="preserve">{fromDam-agenteAduanaRRR} </w:t>
+      </w:r>
+      <w:r>
+        <w:rPr>
+          <w:rFonts w:ascii="Arial" w:hAnsi="Arial" w:cs="Arial"/>
+          <w:sz w:val="22"/>
+          <w:szCs w:val="22"/>
+        </w:rPr>
+        <w:t xml:space="preserve">en representación de su comitente </w:t>
+      </w:r>
+      <w:r>
+        <w:rPr>
+          <w:rFonts w:ascii="Arial" w:hAnsi="Arial" w:cs="Arial"/>
+          <w:sz w:val="22"/>
+          <w:szCs w:val="22"/>
+        </w:rPr>
+        <w:t>{fromDam-nombreEmpresa}</w:t>
       </w:r>
       <w:r>
         <w:rPr>
@@ -2170,9 +1571,50 @@
           <w:sz w:val="22"/>
           <w:szCs w:val="22"/>
         </w:rPr>
-        <w:t>{</w:t>
-      </w:r>
-      <w:proofErr w:type="spellStart"/>
+        <w:t>{fromDam-nombreEmpresaRRR}</w:t>
+      </w:r>
+      <w:r>
+        <w:rPr>
+          <w:rFonts w:ascii="Arial" w:hAnsi="Arial" w:cs="Arial"/>
+          <w:color w:val="000000" w:themeColor="text1"/>
+          <w:sz w:val="22"/>
+          <w:szCs w:val="22"/>
+        </w:rPr>
+        <w:t>,</w:t>
+      </w:r>
+      <w:r>
+        <w:rPr>
+          <w:rFonts w:ascii="Arial" w:hAnsi="Arial" w:cs="Arial"/>
+          <w:color w:val="FF0000"/>
+          <w:sz w:val="22"/>
+          <w:szCs w:val="22"/>
+        </w:rPr>
+        <w:t xml:space="preserve"> </w:t>
+      </w:r>
+      <w:r>
+        <w:rPr>
+          <w:rFonts w:ascii="Arial" w:hAnsi="Arial" w:cs="Arial"/>
+          <w:sz w:val="22"/>
+          <w:szCs w:val="22"/>
+        </w:rPr>
+        <w:t>numeró en la</w:t>
+      </w:r>
+      <w:r>
+        <w:rPr>
+          <w:rFonts w:ascii="Arial" w:hAnsi="Arial" w:cs="Arial"/>
+          <w:sz w:val="22"/>
+          <w:szCs w:val="22"/>
+        </w:rPr>
+        <w:t xml:space="preserve"> </w:t>
+      </w:r>
+      <w:r>
+        <w:rPr>
+          <w:rFonts w:ascii="Arial" w:hAnsi="Arial" w:cs="Arial"/>
+          <w:sz w:val="22"/>
+          <w:szCs w:val="22"/>
+        </w:rPr>
+        <w:t>{fromDam-aduanaNumeracion}</w:t>
+      </w:r>
       <w:r>
         <w:rPr>
           <w:rFonts w:ascii="Arial" w:hAnsi="Arial" w:cs="Arial"/>
@@ -2182,9 +1624,56 @@
           <w:sz w:val="22"/>
           <w:szCs w:val="22"/>
         </w:rPr>
-        <w:t>fromDam-agenteAduanaRRR</w:t>
-      </w:r>
-      <w:proofErr w:type="spellEnd"/>
+        <w:t>{fromDam-aduanaNumeracionRRR}</w:t>
+      </w:r>
+      <w:r>
+        <w:rPr>
+          <w:rFonts w:ascii="Arial" w:hAnsi="Arial" w:cs="Arial"/>
+          <w:color w:val="FF0000"/>
+          <w:sz w:val="22"/>
+          <w:szCs w:val="22"/>
+        </w:rPr>
+        <w:t xml:space="preserve"> </w:t>
+      </w:r>
+      <w:r>
+        <w:rPr>
+          <w:rFonts w:ascii="Arial" w:hAnsi="Arial" w:cs="Arial"/>
+          <w:sz w:val="22"/>
+          <w:szCs w:val="22"/>
+        </w:rPr>
+        <w:t xml:space="preserve">la DAM </w:t>
+      </w:r>
+      <w:r>
+        <w:rPr>
+          <w:rFonts w:ascii="Arial" w:hAnsi="Arial" w:cs="Arial"/>
+          <w:sz w:val="22"/>
+          <w:szCs w:val="22"/>
+        </w:rPr>
+        <w:t>n</w:t>
+      </w:r>
+      <w:r>
+        <w:rPr>
+          <w:rFonts w:ascii="Arial" w:hAnsi="Arial" w:cs="Arial"/>
+          <w:sz w:val="22"/>
+          <w:szCs w:val="22"/>
+        </w:rPr>
+        <w:t>.º</w:t>
+      </w:r>
+      <w:r>
+        <w:rPr>
+          <w:sz w:val="22"/>
+          <w:szCs w:val="22"/>
+        </w:rPr>
+        <w:t xml:space="preserve"> </w:t>
+      </w:r>
+      <w:r>
+        <w:rPr>
+          <w:rFonts w:ascii="Arial" w:hAnsi="Arial" w:cs="Arial"/>
+          <w:sz w:val="22"/>
+          <w:szCs w:val="22"/>
+        </w:rPr>
+        <w:t>{fromDam-numeroDam}</w:t>
+      </w:r>
       <w:r>
         <w:rPr>
           <w:rFonts w:ascii="Arial" w:hAnsi="Arial" w:cs="Arial"/>
@@ -2194,41 +1683,23 @@
           <w:sz w:val="22"/>
           <w:szCs w:val="22"/>
         </w:rPr>
-        <w:t xml:space="preserve">} </w:t>
-      </w:r>
-      <w:r>
-        <w:rPr>
-          <w:rFonts w:ascii="Arial" w:hAnsi="Arial" w:cs="Arial"/>
-          <w:sz w:val="22"/>
-          <w:szCs w:val="22"/>
-        </w:rPr>
-        <w:t xml:space="preserve">en representación de su comitente </w:t>
-      </w:r>
-      <w:r>
-        <w:rPr>
-          <w:rFonts w:ascii="Arial" w:hAnsi="Arial" w:cs="Arial"/>
-          <w:sz w:val="22"/>
-          <w:szCs w:val="22"/>
-        </w:rPr>
-        <w:t>{</w:t>
-      </w:r>
-      <w:proofErr w:type="spellStart"/>
-      <w:r>
-        <w:rPr>
-          <w:rFonts w:ascii="Arial" w:hAnsi="Arial" w:cs="Arial"/>
-          <w:sz w:val="22"/>
-          <w:szCs w:val="22"/>
-        </w:rPr>
-        <w:t>fromDam-nombreEmpresa</w:t>
-      </w:r>
-      <w:proofErr w:type="spellEnd"/>
-      <w:r>
-        <w:rPr>
-          <w:rFonts w:ascii="Arial" w:hAnsi="Arial" w:cs="Arial"/>
-          <w:sz w:val="22"/>
-          <w:szCs w:val="22"/>
-        </w:rPr>
-        <w:t>}</w:t>
+        <w:t>{fromDam-numeroDamRRR}</w:t>
+      </w:r>
+      <w:r>
+        <w:rPr>
+          <w:rFonts w:ascii="Arial" w:hAnsi="Arial" w:cs="Arial"/>
+          <w:sz w:val="22"/>
+          <w:szCs w:val="22"/>
+        </w:rPr>
+        <w:t xml:space="preserve"> nacionalizando </w:t>
+      </w:r>
+      <w:r>
+        <w:rPr>
+          <w:rFonts w:ascii="Arial" w:hAnsi="Arial" w:cs="Arial"/>
+          <w:sz w:val="22"/>
+          <w:szCs w:val="22"/>
+        </w:rPr>
+        <w:t>{fromDam-cantBultosTexto}</w:t>
       </w:r>
       <w:r>
         <w:rPr>
@@ -2239,9 +1710,40 @@
           <w:sz w:val="22"/>
           <w:szCs w:val="22"/>
         </w:rPr>
-        <w:t>{</w:t>
-      </w:r>
-      <w:proofErr w:type="spellStart"/>
+        <w:t xml:space="preserve">{fromDam-cantBultosTextoRRR} </w:t>
+      </w:r>
+      <w:r>
+        <w:rPr>
+          <w:rFonts w:ascii="Arial" w:hAnsi="Arial" w:cs="Arial"/>
+          <w:sz w:val="22"/>
+          <w:szCs w:val="22"/>
+        </w:rPr>
+        <w:t>(</w:t>
+      </w:r>
+      <w:r>
+        <w:rPr>
+          <w:rFonts w:ascii="Arial" w:hAnsi="Arial" w:cs="Arial"/>
+          <w:sz w:val="22"/>
+          <w:szCs w:val="22"/>
+        </w:rPr>
+        <w:t>{fromDam-cantBultosNumero}</w:t>
+      </w:r>
+      <w:r>
+        <w:rPr>
+          <w:rFonts w:ascii="Arial" w:hAnsi="Arial" w:cs="Arial"/>
+          <w:sz w:val="22"/>
+          <w:szCs w:val="22"/>
+        </w:rPr>
+        <w:t xml:space="preserve">) bultos conteniendo </w:t>
+      </w:r>
+      <w:r>
+        <w:rPr>
+          <w:rFonts w:ascii="Arial" w:hAnsi="Arial" w:cs="Arial"/>
+          <w:sz w:val="22"/>
+          <w:szCs w:val="22"/>
+        </w:rPr>
+        <w:t>{fromDam-descripcionMerca}</w:t>
+      </w:r>
       <w:r>
         <w:rPr>
           <w:rFonts w:ascii="Arial" w:hAnsi="Arial" w:cs="Arial"/>
@@ -2251,9 +1753,8 @@
           <w:sz w:val="22"/>
           <w:szCs w:val="22"/>
         </w:rPr>
-        <w:t>fromDam-nombreEmpresaRRR</w:t>
-      </w:r>
-      <w:proofErr w:type="spellEnd"/>
+        <w:t>{from</w:t>
+      </w:r>
       <w:r>
         <w:rPr>
           <w:rFonts w:ascii="Arial" w:hAnsi="Arial" w:cs="Arial"/>
@@ -2263,67 +1764,7 @@
           <w:sz w:val="22"/>
           <w:szCs w:val="22"/>
         </w:rPr>
-        <w:t>}</w:t>
-      </w:r>
-      <w:r>
-        <w:rPr>
-          <w:rFonts w:ascii="Arial" w:hAnsi="Arial" w:cs="Arial"/>
-          <w:color w:val="000000" w:themeColor="text1"/>
-          <w:sz w:val="22"/>
-          <w:szCs w:val="22"/>
-        </w:rPr>
-        <w:t>,</w:t>
-      </w:r>
-      <w:r>
-        <w:rPr>
-          <w:rFonts w:ascii="Arial" w:hAnsi="Arial" w:cs="Arial"/>
-          <w:color w:val="FF0000"/>
-          <w:sz w:val="22"/>
-          <w:szCs w:val="22"/>
-        </w:rPr>
-        <w:t xml:space="preserve"> </w:t>
-      </w:r>
-      <w:r>
-        <w:rPr>
-          <w:rFonts w:ascii="Arial" w:hAnsi="Arial" w:cs="Arial"/>
-          <w:sz w:val="22"/>
-          <w:szCs w:val="22"/>
-        </w:rPr>
-        <w:t>numeró en la</w:t>
-      </w:r>
-      <w:r>
-        <w:rPr>
-          <w:rFonts w:ascii="Arial" w:hAnsi="Arial" w:cs="Arial"/>
-          <w:sz w:val="22"/>
-          <w:szCs w:val="22"/>
-        </w:rPr>
-        <w:t xml:space="preserve"> </w:t>
-      </w:r>
-      <w:r>
-        <w:rPr>
-          <w:rFonts w:ascii="Arial" w:hAnsi="Arial" w:cs="Arial"/>
-          <w:sz w:val="22"/>
-          <w:szCs w:val="22"/>
-        </w:rPr>
-        <w:t>{</w:t>
-      </w:r>
-      <w:proofErr w:type="spellStart"/>
-      <w:r>
-        <w:rPr>
-          <w:rFonts w:ascii="Arial" w:hAnsi="Arial" w:cs="Arial"/>
-          <w:sz w:val="22"/>
-          <w:szCs w:val="22"/>
-        </w:rPr>
-        <w:t>fromDam-aduanaNumeracion</w:t>
-      </w:r>
-      <w:proofErr w:type="spellEnd"/>
-      <w:r>
-        <w:rPr>
-          <w:rFonts w:ascii="Arial" w:hAnsi="Arial" w:cs="Arial"/>
-          <w:sz w:val="22"/>
-          <w:szCs w:val="22"/>
-        </w:rPr>
-        <w:t>}</w:t>
+        <w:t>D</w:t>
       </w:r>
       <w:r>
         <w:rPr>
@@ -2334,9 +1775,8 @@
           <w:sz w:val="22"/>
           <w:szCs w:val="22"/>
         </w:rPr>
-        <w:t>{</w:t>
-      </w:r>
-      <w:proofErr w:type="spellStart"/>
+        <w:t>am-descripcion</w:t>
+      </w:r>
       <w:r>
         <w:rPr>
           <w:rFonts w:ascii="Arial" w:hAnsi="Arial" w:cs="Arial"/>
@@ -2346,9 +1786,8 @@
           <w:sz w:val="22"/>
           <w:szCs w:val="22"/>
         </w:rPr>
-        <w:t>fromDam-aduanaNumeracionRRR</w:t>
-      </w:r>
-      <w:proofErr w:type="spellEnd"/>
+        <w:t>M</w:t>
+      </w:r>
       <w:r>
         <w:rPr>
           <w:rFonts w:ascii="Arial" w:hAnsi="Arial" w:cs="Arial"/>
@@ -2358,73 +1797,7 @@
           <w:sz w:val="22"/>
           <w:szCs w:val="22"/>
         </w:rPr>
-        <w:t>}</w:t>
-      </w:r>
-      <w:r>
-        <w:rPr>
-          <w:rFonts w:ascii="Arial" w:hAnsi="Arial" w:cs="Arial"/>
-          <w:color w:val="FF0000"/>
-          <w:sz w:val="22"/>
-          <w:szCs w:val="22"/>
-        </w:rPr>
-        <w:t xml:space="preserve"> </w:t>
-      </w:r>
-      <w:r>
-        <w:rPr>
-          <w:rFonts w:ascii="Arial" w:hAnsi="Arial" w:cs="Arial"/>
-          <w:sz w:val="22"/>
-          <w:szCs w:val="22"/>
-        </w:rPr>
-        <w:t xml:space="preserve">la DAM </w:t>
-      </w:r>
-      <w:r>
-        <w:rPr>
-          <w:rFonts w:ascii="Arial" w:hAnsi="Arial" w:cs="Arial"/>
-          <w:sz w:val="22"/>
-          <w:szCs w:val="22"/>
-        </w:rPr>
-        <w:t>n</w:t>
-      </w:r>
-      <w:r>
-        <w:rPr>
-          <w:rFonts w:ascii="Arial" w:hAnsi="Arial" w:cs="Arial"/>
-          <w:sz w:val="22"/>
-          <w:szCs w:val="22"/>
-        </w:rPr>
-        <w:t>.º</w:t>
-      </w:r>
-      <w:r>
-        <w:rPr>
-          <w:sz w:val="22"/>
-          <w:szCs w:val="22"/>
-        </w:rPr>
-        <w:t xml:space="preserve"> </w:t>
-      </w:r>
-      <w:r>
-        <w:rPr>
-          <w:rFonts w:ascii="Arial" w:hAnsi="Arial" w:cs="Arial"/>
-          <w:sz w:val="22"/>
-          <w:szCs w:val="22"/>
-        </w:rPr>
-        <w:t>{</w:t>
-      </w:r>
-      <w:proofErr w:type="spellStart"/>
-      <w:r>
-        <w:rPr>
-          <w:rFonts w:ascii="Arial" w:hAnsi="Arial" w:cs="Arial"/>
-          <w:sz w:val="22"/>
-          <w:szCs w:val="22"/>
-        </w:rPr>
-        <w:t>fromDam-numeroDam</w:t>
-      </w:r>
-      <w:proofErr w:type="spellEnd"/>
-      <w:r>
-        <w:rPr>
-          <w:rFonts w:ascii="Arial" w:hAnsi="Arial" w:cs="Arial"/>
-          <w:sz w:val="22"/>
-          <w:szCs w:val="22"/>
-        </w:rPr>
-        <w:t>}</w:t>
+        <w:t>erca</w:t>
       </w:r>
       <w:r>
         <w:rPr>
@@ -2435,9 +1808,8 @@
           <w:sz w:val="22"/>
           <w:szCs w:val="22"/>
         </w:rPr>
-        <w:t>{</w:t>
-      </w:r>
-      <w:proofErr w:type="spellStart"/>
+        <w:t>RRR</w:t>
+      </w:r>
       <w:r>
         <w:rPr>
           <w:rFonts w:ascii="Arial" w:hAnsi="Arial" w:cs="Arial"/>
@@ -2447,9 +1819,24 @@
           <w:sz w:val="22"/>
           <w:szCs w:val="22"/>
         </w:rPr>
-        <w:t>fromDam-numeroDamRRR</w:t>
-      </w:r>
-      <w:proofErr w:type="spellEnd"/>
+        <w:t>}</w:t>
+      </w:r>
+      <w:r>
+        <w:rPr>
+          <w:rFonts w:ascii="Arial" w:hAnsi="Arial" w:cs="Arial"/>
+          <w:sz w:val="22"/>
+          <w:szCs w:val="22"/>
+        </w:rPr>
+        <w:t xml:space="preserve">; según lo declarado en DAM; con destino final la jurisdicción de la Intendencia de la Aduana de Pucallpa, para cuyos efectos consignó en las series </w:t>
+      </w:r>
+      <w:r>
+        <w:rPr>
+          <w:rFonts w:ascii="Arial" w:hAnsi="Arial" w:cs="Arial"/>
+          <w:sz w:val="22"/>
+          <w:szCs w:val="22"/>
+        </w:rPr>
+        <w:t>{fromDam-rangoSeriesAcogida}</w:t>
+      </w:r>
       <w:r>
         <w:rPr>
           <w:rFonts w:ascii="Arial" w:hAnsi="Arial" w:cs="Arial"/>
@@ -2459,303 +1846,7 @@
           <w:sz w:val="22"/>
           <w:szCs w:val="22"/>
         </w:rPr>
-        <w:t>}</w:t>
-      </w:r>
-      <w:r>
-        <w:rPr>
-          <w:rFonts w:ascii="Arial" w:hAnsi="Arial" w:cs="Arial"/>
-          <w:sz w:val="22"/>
-          <w:szCs w:val="22"/>
-        </w:rPr>
-        <w:t xml:space="preserve"> nacionalizando </w:t>
-      </w:r>
-      <w:r>
-        <w:rPr>
-          <w:rFonts w:ascii="Arial" w:hAnsi="Arial" w:cs="Arial"/>
-          <w:sz w:val="22"/>
-          <w:szCs w:val="22"/>
-        </w:rPr>
-        <w:t>{</w:t>
-      </w:r>
-      <w:proofErr w:type="spellStart"/>
-      <w:r>
-        <w:rPr>
-          <w:rFonts w:ascii="Arial" w:hAnsi="Arial" w:cs="Arial"/>
-          <w:sz w:val="22"/>
-          <w:szCs w:val="22"/>
-        </w:rPr>
-        <w:t>fromDam-cantBultosTexto</w:t>
-      </w:r>
-      <w:proofErr w:type="spellEnd"/>
-      <w:r>
-        <w:rPr>
-          <w:rFonts w:ascii="Arial" w:hAnsi="Arial" w:cs="Arial"/>
-          <w:sz w:val="22"/>
-          <w:szCs w:val="22"/>
-        </w:rPr>
-        <w:t>}</w:t>
-      </w:r>
-      <w:r>
-        <w:rPr>
-          <w:rFonts w:ascii="Arial" w:hAnsi="Arial" w:cs="Arial"/>
-          <w:b/>
-          <w:bCs/>
-          <w:color w:val="FF0000"/>
-          <w:sz w:val="22"/>
-          <w:szCs w:val="22"/>
-        </w:rPr>
-        <w:t>{</w:t>
-      </w:r>
-      <w:proofErr w:type="spellStart"/>
-      <w:r>
-        <w:rPr>
-          <w:rFonts w:ascii="Arial" w:hAnsi="Arial" w:cs="Arial"/>
-          <w:b/>
-          <w:bCs/>
-          <w:color w:val="FF0000"/>
-          <w:sz w:val="22"/>
-          <w:szCs w:val="22"/>
-        </w:rPr>
-        <w:t>fromDam-cantBultosTextoRRR</w:t>
-      </w:r>
-      <w:proofErr w:type="spellEnd"/>
-      <w:r>
-        <w:rPr>
-          <w:rFonts w:ascii="Arial" w:hAnsi="Arial" w:cs="Arial"/>
-          <w:b/>
-          <w:bCs/>
-          <w:color w:val="FF0000"/>
-          <w:sz w:val="22"/>
-          <w:szCs w:val="22"/>
-        </w:rPr>
-        <w:t xml:space="preserve">} </w:t>
-      </w:r>
-      <w:r>
-        <w:rPr>
-          <w:rFonts w:ascii="Arial" w:hAnsi="Arial" w:cs="Arial"/>
-          <w:sz w:val="22"/>
-          <w:szCs w:val="22"/>
-        </w:rPr>
-        <w:t>(</w:t>
-      </w:r>
-      <w:r>
-        <w:rPr>
-          <w:rFonts w:ascii="Arial" w:hAnsi="Arial" w:cs="Arial"/>
-          <w:sz w:val="22"/>
-          <w:szCs w:val="22"/>
-        </w:rPr>
-        <w:t>{</w:t>
-      </w:r>
-      <w:proofErr w:type="spellStart"/>
-      <w:r>
-        <w:rPr>
-          <w:rFonts w:ascii="Arial" w:hAnsi="Arial" w:cs="Arial"/>
-          <w:sz w:val="22"/>
-          <w:szCs w:val="22"/>
-        </w:rPr>
-        <w:t>fromDam-cantBultosNumero</w:t>
-      </w:r>
-      <w:proofErr w:type="spellEnd"/>
-      <w:r>
-        <w:rPr>
-          <w:rFonts w:ascii="Arial" w:hAnsi="Arial" w:cs="Arial"/>
-          <w:sz w:val="22"/>
-          <w:szCs w:val="22"/>
-        </w:rPr>
-        <w:t>}</w:t>
-      </w:r>
-      <w:r>
-        <w:rPr>
-          <w:rFonts w:ascii="Arial" w:hAnsi="Arial" w:cs="Arial"/>
-          <w:sz w:val="22"/>
-          <w:szCs w:val="22"/>
-        </w:rPr>
-        <w:t xml:space="preserve">) bultos conteniendo </w:t>
-      </w:r>
-      <w:r>
-        <w:rPr>
-          <w:rFonts w:ascii="Arial" w:hAnsi="Arial" w:cs="Arial"/>
-          <w:sz w:val="22"/>
-          <w:szCs w:val="22"/>
-        </w:rPr>
-        <w:t>{</w:t>
-      </w:r>
-      <w:proofErr w:type="spellStart"/>
-      <w:r>
-        <w:rPr>
-          <w:rFonts w:ascii="Arial" w:hAnsi="Arial" w:cs="Arial"/>
-          <w:sz w:val="22"/>
-          <w:szCs w:val="22"/>
-        </w:rPr>
-        <w:t>fromDam-descripcionMerca</w:t>
-      </w:r>
-      <w:proofErr w:type="spellEnd"/>
-      <w:r>
-        <w:rPr>
-          <w:rFonts w:ascii="Arial" w:hAnsi="Arial" w:cs="Arial"/>
-          <w:sz w:val="22"/>
-          <w:szCs w:val="22"/>
-        </w:rPr>
-        <w:t>}</w:t>
-      </w:r>
-      <w:r>
-        <w:rPr>
-          <w:rFonts w:ascii="Arial" w:hAnsi="Arial" w:cs="Arial"/>
-          <w:b/>
-          <w:bCs/>
-          <w:color w:val="FF0000"/>
-          <w:sz w:val="22"/>
-          <w:szCs w:val="22"/>
-        </w:rPr>
-        <w:t>{</w:t>
-      </w:r>
-      <w:proofErr w:type="spellStart"/>
-      <w:r>
-        <w:rPr>
-          <w:rFonts w:ascii="Arial" w:hAnsi="Arial" w:cs="Arial"/>
-          <w:b/>
-          <w:bCs/>
-          <w:color w:val="FF0000"/>
-          <w:sz w:val="22"/>
-          <w:szCs w:val="22"/>
-        </w:rPr>
-        <w:t>from</w:t>
-      </w:r>
-      <w:r>
-        <w:rPr>
-          <w:rFonts w:ascii="Arial" w:hAnsi="Arial" w:cs="Arial"/>
-          <w:b/>
-          <w:bCs/>
-          <w:color w:val="FF0000"/>
-          <w:sz w:val="22"/>
-          <w:szCs w:val="22"/>
-        </w:rPr>
-        <w:t>D</w:t>
-      </w:r>
-      <w:r>
-        <w:rPr>
-          <w:rFonts w:ascii="Arial" w:hAnsi="Arial" w:cs="Arial"/>
-          <w:b/>
-          <w:bCs/>
-          <w:color w:val="FF0000"/>
-          <w:sz w:val="22"/>
-          <w:szCs w:val="22"/>
-        </w:rPr>
-        <w:t>am-descripcion</w:t>
-      </w:r>
-      <w:r>
-        <w:rPr>
-          <w:rFonts w:ascii="Arial" w:hAnsi="Arial" w:cs="Arial"/>
-          <w:b/>
-          <w:bCs/>
-          <w:color w:val="FF0000"/>
-          <w:sz w:val="22"/>
-          <w:szCs w:val="22"/>
-        </w:rPr>
-        <w:t>M</w:t>
-      </w:r>
-      <w:r>
-        <w:rPr>
-          <w:rFonts w:ascii="Arial" w:hAnsi="Arial" w:cs="Arial"/>
-          <w:b/>
-          <w:bCs/>
-          <w:color w:val="FF0000"/>
-          <w:sz w:val="22"/>
-          <w:szCs w:val="22"/>
-        </w:rPr>
-        <w:t>erca</w:t>
-      </w:r>
-      <w:r>
-        <w:rPr>
-          <w:rFonts w:ascii="Arial" w:hAnsi="Arial" w:cs="Arial"/>
-          <w:b/>
-          <w:bCs/>
-          <w:color w:val="FF0000"/>
-          <w:sz w:val="22"/>
-          <w:szCs w:val="22"/>
-        </w:rPr>
-        <w:t>RRR</w:t>
-      </w:r>
-      <w:proofErr w:type="spellEnd"/>
-      <w:r>
-        <w:rPr>
-          <w:rFonts w:ascii="Arial" w:hAnsi="Arial" w:cs="Arial"/>
-          <w:b/>
-          <w:bCs/>
-          <w:color w:val="FF0000"/>
-          <w:sz w:val="22"/>
-          <w:szCs w:val="22"/>
-        </w:rPr>
-        <w:t>}</w:t>
-      </w:r>
-      <w:r>
-        <w:rPr>
-          <w:rFonts w:ascii="Arial" w:hAnsi="Arial" w:cs="Arial"/>
-          <w:sz w:val="22"/>
-          <w:szCs w:val="22"/>
-        </w:rPr>
-        <w:t xml:space="preserve">; según lo declarado en DAM; con destino final la jurisdicción de la Intendencia de la Aduana de Pucallpa, para cuyos efectos consignó en las series </w:t>
-      </w:r>
-      <w:r>
-        <w:rPr>
-          <w:rFonts w:ascii="Arial" w:hAnsi="Arial" w:cs="Arial"/>
-          <w:sz w:val="22"/>
-          <w:szCs w:val="22"/>
-        </w:rPr>
-        <w:t>{</w:t>
-      </w:r>
-      <w:proofErr w:type="spellStart"/>
-      <w:r>
-        <w:rPr>
-          <w:rFonts w:ascii="Arial" w:hAnsi="Arial" w:cs="Arial"/>
-          <w:sz w:val="22"/>
-          <w:szCs w:val="22"/>
-        </w:rPr>
-        <w:t>fromDam-rangoSeriesAcogida</w:t>
-      </w:r>
-      <w:proofErr w:type="spellEnd"/>
-      <w:r>
-        <w:rPr>
-          <w:rFonts w:ascii="Arial" w:hAnsi="Arial" w:cs="Arial"/>
-          <w:sz w:val="22"/>
-          <w:szCs w:val="22"/>
-        </w:rPr>
-        <w:t>}</w:t>
-      </w:r>
-      <w:r>
-        <w:rPr>
-          <w:rFonts w:ascii="Arial" w:hAnsi="Arial" w:cs="Arial"/>
-          <w:b/>
-          <w:bCs/>
-          <w:color w:val="FF0000"/>
-          <w:sz w:val="22"/>
-          <w:szCs w:val="22"/>
-        </w:rPr>
-        <w:t>{</w:t>
-      </w:r>
-      <w:proofErr w:type="spellStart"/>
-      <w:r>
-        <w:rPr>
-          <w:rFonts w:ascii="Arial" w:hAnsi="Arial" w:cs="Arial"/>
-          <w:b/>
-          <w:bCs/>
-          <w:color w:val="FF0000"/>
-          <w:sz w:val="22"/>
-          <w:szCs w:val="22"/>
-        </w:rPr>
-        <w:t>fromDam-rangoSeriesAcogidaRRR</w:t>
-      </w:r>
-      <w:proofErr w:type="spellEnd"/>
-      <w:r>
-        <w:rPr>
-          <w:rFonts w:ascii="Arial" w:hAnsi="Arial" w:cs="Arial"/>
-          <w:b/>
-          <w:bCs/>
-          <w:color w:val="FF0000"/>
-          <w:sz w:val="22"/>
-          <w:szCs w:val="22"/>
-        </w:rPr>
-        <w:t xml:space="preserve">} </w:t>
+        <w:t xml:space="preserve">{fromDam-rangoSeriesAcogidaRRR} </w:t>
       </w:r>
       <w:r>
         <w:rPr>
@@ -2868,7 +1959,6 @@
           <w:shd w:val="clear" w:color="auto" w:fill="FAF9F8"/>
         </w:rPr>
       </w:pPr>
-      <w:proofErr w:type="spellStart"/>
       <w:r>
         <w:rPr>
           <w:rFonts w:ascii="Arial" w:hAnsi="Arial" w:cs="Arial"/>
@@ -2878,7 +1968,6 @@
         </w:rPr>
         <w:t>El</w:t>
       </w:r>
-      <w:proofErr w:type="spellEnd"/>
       <w:r>
         <w:rPr>
           <w:rFonts w:ascii="Arial" w:hAnsi="Arial" w:cs="Arial"/>
@@ -2902,16 +1991,7 @@
           <w:sz w:val="22"/>
           <w:szCs w:val="22"/>
         </w:rPr>
-        <w:t>fromDam-</w:t>
-      </w:r>
-      <w:proofErr w:type="gramStart"/>
-      <w:r>
-        <w:rPr>
-          <w:rFonts w:ascii="Arial" w:hAnsi="Arial" w:cs="Arial"/>
-          <w:sz w:val="22"/>
-          <w:szCs w:val="22"/>
-        </w:rPr>
-        <w:t>fechaCancelacionTributos</w:t>
+        <w:t>fromDam-fechaCancelacionTributos</w:t>
       </w:r>
       <w:r>
         <w:rPr>
@@ -2930,19 +2010,7 @@
           <w:sz w:val="22"/>
           <w:szCs w:val="22"/>
         </w:rPr>
-        <w:t>{</w:t>
-      </w:r>
-      <w:proofErr w:type="gramEnd"/>
-      <w:r>
-        <w:rPr>
-          <w:rFonts w:ascii="Arial" w:hAnsi="Arial" w:cs="Arial"/>
-          <w:b/>
-          <w:bCs/>
-          <w:color w:val="FF0000"/>
-          <w:sz w:val="22"/>
-          <w:szCs w:val="22"/>
-        </w:rPr>
-        <w:t>fromDam-fechaCancelacionTributosRRR}</w:t>
+        <w:t>{fromDam-fechaCancelacionTributosRRR}</w:t>
       </w:r>
       <w:r>
         <w:rPr>
@@ -3041,7 +2109,6 @@
         </w:rPr>
         <w:t>{/</w:t>
       </w:r>
-      <w:proofErr w:type="spellStart"/>
       <w:r>
         <w:rPr>
           <w:rFonts w:ascii="Arial" w:hAnsi="Arial" w:cs="Arial"/>
@@ -3050,7 +2117,6 @@
         </w:rPr>
         <w:t>estadoOnlyAMAZONIA</w:t>
       </w:r>
-      <w:proofErr w:type="spellEnd"/>
       <w:r>
         <w:rPr>
           <w:rFonts w:ascii="Arial" w:hAnsi="Arial" w:cs="Arial"/>
@@ -3136,16 +2202,7 @@
           <w:sz w:val="22"/>
           <w:szCs w:val="22"/>
         </w:rPr>
-        <w:t>fromDam-</w:t>
-      </w:r>
-      <w:proofErr w:type="gramStart"/>
-      <w:r>
-        <w:rPr>
-          <w:rFonts w:ascii="Arial" w:hAnsi="Arial" w:cs="Arial"/>
-          <w:sz w:val="22"/>
-          <w:szCs w:val="22"/>
-        </w:rPr>
-        <w:t>fechaCancelacionTributos</w:t>
+        <w:t>fromDam-fechaCancelacionTributos</w:t>
       </w:r>
       <w:r>
         <w:rPr>
@@ -3164,19 +2221,7 @@
           <w:sz w:val="22"/>
           <w:szCs w:val="22"/>
         </w:rPr>
-        <w:t>{</w:t>
-      </w:r>
-      <w:proofErr w:type="gramEnd"/>
-      <w:r>
-        <w:rPr>
-          <w:rFonts w:ascii="Arial" w:hAnsi="Arial" w:cs="Arial"/>
-          <w:b/>
-          <w:bCs/>
-          <w:color w:val="FF0000"/>
-          <w:sz w:val="22"/>
-          <w:szCs w:val="22"/>
-        </w:rPr>
-        <w:t>fromDam-fechaCancelacionTributosRRR}</w:t>
+        <w:t>{fromDam-fechaCancelacionTributosRRR}</w:t>
       </w:r>
       <w:r>
         <w:rPr>
@@ -3244,7 +2289,6 @@
         </w:rPr>
         <w:t xml:space="preserve"> {</w:t>
       </w:r>
-      <w:proofErr w:type="spellStart"/>
       <w:r>
         <w:rPr>
           <w:rFonts w:ascii="Arial" w:hAnsi="Arial" w:cs="Arial"/>
@@ -3253,7 +2297,6 @@
         </w:rPr>
         <w:t>textoTotReguPECO</w:t>
       </w:r>
-      <w:proofErr w:type="spellEnd"/>
       <w:r>
         <w:rPr>
           <w:rFonts w:ascii="Arial" w:hAnsi="Arial" w:cs="Arial"/>
@@ -3365,7 +2408,6 @@
         </w:rPr>
         <w:t>{/</w:t>
       </w:r>
-      <w:proofErr w:type="spellStart"/>
       <w:r>
         <w:rPr>
           <w:rFonts w:ascii="Arial" w:hAnsi="Arial" w:cs="Arial"/>
@@ -3374,7 +2416,6 @@
         </w:rPr>
         <w:t>estadoPECOyAMAZONIA</w:t>
       </w:r>
-      <w:proofErr w:type="spellEnd"/>
       <w:r>
         <w:rPr>
           <w:rFonts w:ascii="Arial" w:hAnsi="Arial" w:cs="Arial"/>
@@ -3422,32 +2463,13 @@
           <w:shd w:val="clear" w:color="auto" w:fill="FAF9F8"/>
         </w:rPr>
       </w:pPr>
-      <w:proofErr w:type="spellStart"/>
-      <w:r>
-        <w:rPr>
-          <w:rFonts w:ascii="Arial" w:hAnsi="Arial" w:cs="Arial"/>
-          <w:sz w:val="22"/>
-          <w:szCs w:val="22"/>
-        </w:rPr>
-        <w:t>El</w:t>
-      </w:r>
-      <w:proofErr w:type="spellEnd"/>
-      <w:r>
-        <w:rPr>
-          <w:rFonts w:ascii="Arial" w:hAnsi="Arial" w:cs="Arial"/>
-          <w:sz w:val="22"/>
-          <w:szCs w:val="22"/>
-        </w:rPr>
-        <w:t xml:space="preserve"> {fromDam-</w:t>
-      </w:r>
-      <w:proofErr w:type="gramStart"/>
-      <w:r>
-        <w:rPr>
-          <w:rFonts w:ascii="Arial" w:hAnsi="Arial" w:cs="Arial"/>
-          <w:sz w:val="22"/>
-          <w:szCs w:val="22"/>
-        </w:rPr>
-        <w:t>fechaCancelacionTributos}</w:t>
+      <w:r>
+        <w:rPr>
+          <w:rFonts w:ascii="Arial" w:hAnsi="Arial" w:cs="Arial"/>
+          <w:sz w:val="22"/>
+          <w:szCs w:val="22"/>
+        </w:rPr>
+        <w:t>El {fromDam-fechaCancelacionTributos}</w:t>
       </w:r>
       <w:r>
         <w:rPr>
@@ -3458,19 +2480,7 @@
           <w:sz w:val="22"/>
           <w:szCs w:val="22"/>
         </w:rPr>
-        <w:t>{</w:t>
-      </w:r>
-      <w:proofErr w:type="gramEnd"/>
-      <w:r>
-        <w:rPr>
-          <w:rFonts w:ascii="Arial" w:hAnsi="Arial" w:cs="Arial"/>
-          <w:b/>
-          <w:bCs/>
-          <w:color w:val="FF0000"/>
-          <w:sz w:val="22"/>
-          <w:szCs w:val="22"/>
-        </w:rPr>
-        <w:t>fromDam-fechaCancelacionTributosRRR}</w:t>
+        <w:t>{fromDam-fechaCancelacionTributosRRR}</w:t>
       </w:r>
       <w:r>
         <w:rPr>
@@ -3496,25 +2506,7 @@
           <w:sz w:val="22"/>
           <w:szCs w:val="22"/>
         </w:rPr>
-        <w:t xml:space="preserve"> cancelan los tributos sujetos a regulación, correspondientes a la importación señalada en el considerando anterior, siendo abonados a la “Sub-Cuenta Especial Tesoro Público – D.S. n.º 015-94-EF” el importe de S/ {</w:t>
-      </w:r>
-      <w:proofErr w:type="spellStart"/>
-      <w:r>
-        <w:rPr>
-          <w:rFonts w:ascii="Arial" w:hAnsi="Arial" w:cs="Arial"/>
-          <w:sz w:val="22"/>
-          <w:szCs w:val="22"/>
-        </w:rPr>
-        <w:t>textoTotReguPECO</w:t>
-      </w:r>
-      <w:proofErr w:type="spellEnd"/>
-      <w:r>
-        <w:rPr>
-          <w:rFonts w:ascii="Arial" w:hAnsi="Arial" w:cs="Arial"/>
-          <w:sz w:val="22"/>
-          <w:szCs w:val="22"/>
-        </w:rPr>
-        <w:t>} en cumplimiento de la Resolución Ministerial n.º107-94-EF/10.</w:t>
+        <w:t xml:space="preserve"> cancelan los tributos sujetos a regulación, correspondientes a la importación señalada en el considerando anterior, siendo abonados a la “Sub-Cuenta Especial Tesoro Público – D.S. n.º 015-94-EF” el importe de S/ {textoTotReguPECO} en cumplimiento de la Resolución Ministerial n.º107-94-EF/10.</w:t>
       </w:r>
     </w:p>
     <w:p>
@@ -3553,25 +2545,7 @@
           <w:sz w:val="22"/>
           <w:szCs w:val="22"/>
         </w:rPr>
-        <w:t>{/</w:t>
-      </w:r>
-      <w:proofErr w:type="spellStart"/>
-      <w:r>
-        <w:rPr>
-          <w:rFonts w:ascii="Arial" w:hAnsi="Arial" w:cs="Arial"/>
-          <w:sz w:val="22"/>
-          <w:szCs w:val="22"/>
-        </w:rPr>
-        <w:t>estadoOnlyPECO</w:t>
-      </w:r>
-      <w:proofErr w:type="spellEnd"/>
-      <w:r>
-        <w:rPr>
-          <w:rFonts w:ascii="Arial" w:hAnsi="Arial" w:cs="Arial"/>
-          <w:sz w:val="22"/>
-          <w:szCs w:val="22"/>
-        </w:rPr>
-        <w:t>}</w:t>
+        <w:t>{/estadoOnlyPECO}</w:t>
       </w:r>
     </w:p>
     <w:p>
@@ -3762,25 +2736,7 @@
           <w:sz w:val="22"/>
           <w:szCs w:val="22"/>
         </w:rPr>
-        <w:t>{</w:t>
-      </w:r>
-      <w:proofErr w:type="spellStart"/>
-      <w:r>
-        <w:rPr>
-          <w:rFonts w:ascii="Arial" w:hAnsi="Arial" w:cs="Arial"/>
-          <w:sz w:val="22"/>
-          <w:szCs w:val="22"/>
-        </w:rPr>
-        <w:t>fromDam-nombreEmpresa</w:t>
-      </w:r>
-      <w:proofErr w:type="spellEnd"/>
-      <w:r>
-        <w:rPr>
-          <w:rFonts w:ascii="Arial" w:hAnsi="Arial" w:cs="Arial"/>
-          <w:sz w:val="22"/>
-          <w:szCs w:val="22"/>
-        </w:rPr>
-        <w:t>}</w:t>
+        <w:t>{fromDam-nombreEmpresa}</w:t>
       </w:r>
       <w:r>
         <w:rPr>
@@ -3791,9 +2747,79 @@
           <w:sz w:val="22"/>
           <w:szCs w:val="22"/>
         </w:rPr>
+        <w:t>{fromDam-nombreEmpresaRRR}</w:t>
+      </w:r>
+      <w:r>
+        <w:rPr>
+          <w:rFonts w:ascii="Arial" w:hAnsi="Arial" w:cs="Arial"/>
+          <w:sz w:val="22"/>
+          <w:szCs w:val="22"/>
+        </w:rPr>
+        <w:t xml:space="preserve">, </w:t>
+      </w:r>
+      <w:r>
+        <w:rPr>
+          <w:rFonts w:ascii="Arial" w:hAnsi="Arial" w:cs="Arial"/>
+          <w:sz w:val="22"/>
+          <w:szCs w:val="22"/>
+        </w:rPr>
         <w:t>{</w:t>
       </w:r>
-      <w:proofErr w:type="spellStart"/>
+      <w:r>
+        <w:rPr>
+          <w:rFonts w:ascii="Arial" w:hAnsi="Arial" w:cs="Arial"/>
+          <w:sz w:val="22"/>
+          <w:szCs w:val="22"/>
+        </w:rPr>
+        <w:t>textoSolReg02</w:t>
+      </w:r>
+      <w:r>
+        <w:rPr>
+          <w:rFonts w:ascii="Arial" w:hAnsi="Arial" w:cs="Arial"/>
+          <w:sz w:val="22"/>
+          <w:szCs w:val="22"/>
+        </w:rPr>
+        <w:t>}</w:t>
+      </w:r>
+      <w:r>
+        <w:rPr>
+          <w:rFonts w:ascii="Arial" w:hAnsi="Arial" w:cs="Arial"/>
+          <w:sz w:val="22"/>
+          <w:szCs w:val="22"/>
+        </w:rPr>
+        <w:t xml:space="preserve">; y, con confirmación de llegada </w:t>
+      </w:r>
+      <w:r>
+        <w:rPr>
+          <w:rFonts w:ascii="Arial" w:hAnsi="Arial" w:cs="Arial"/>
+          <w:sz w:val="22"/>
+          <w:szCs w:val="22"/>
+        </w:rPr>
+        <w:t>n</w:t>
+      </w:r>
+      <w:r>
+        <w:rPr>
+          <w:rFonts w:ascii="Arial" w:hAnsi="Arial" w:cs="Arial"/>
+          <w:sz w:val="22"/>
+          <w:szCs w:val="22"/>
+        </w:rPr>
+        <w:t>.º</w:t>
+      </w:r>
+      <w:r>
+        <w:rPr>
+          <w:sz w:val="22"/>
+          <w:szCs w:val="22"/>
+        </w:rPr>
+        <w:t xml:space="preserve"> </w:t>
+      </w:r>
+      <w:r>
+        <w:rPr>
+          <w:rFonts w:ascii="Arial" w:hAnsi="Arial" w:cs="Arial"/>
+          <w:sz w:val="22"/>
+          <w:szCs w:val="22"/>
+        </w:rPr>
+        <w:t>{cuadroPedoAmazonia-numeroConfirmacion}</w:t>
+      </w:r>
       <w:r>
         <w:rPr>
           <w:rFonts w:ascii="Arial" w:hAnsi="Arial" w:cs="Arial"/>
@@ -3803,119 +2829,15 @@
           <w:sz w:val="22"/>
           <w:szCs w:val="22"/>
         </w:rPr>
-        <w:t>fromDam-nombreEmpresaRRR</w:t>
-      </w:r>
-      <w:proofErr w:type="spellEnd"/>
-      <w:r>
-        <w:rPr>
-          <w:rFonts w:ascii="Arial" w:hAnsi="Arial" w:cs="Arial"/>
-          <w:b/>
-          <w:bCs/>
-          <w:color w:val="FF0000"/>
-          <w:sz w:val="22"/>
-          <w:szCs w:val="22"/>
-        </w:rPr>
-        <w:t>}</w:t>
-      </w:r>
-      <w:r>
-        <w:rPr>
-          <w:rFonts w:ascii="Arial" w:hAnsi="Arial" w:cs="Arial"/>
-          <w:sz w:val="22"/>
-          <w:szCs w:val="22"/>
-        </w:rPr>
-        <w:t xml:space="preserve">, </w:t>
-      </w:r>
-      <w:r>
-        <w:rPr>
-          <w:rFonts w:ascii="Arial" w:hAnsi="Arial" w:cs="Arial"/>
-          <w:sz w:val="22"/>
-          <w:szCs w:val="22"/>
-        </w:rPr>
-        <w:t>{</w:t>
-      </w:r>
-      <w:r>
-        <w:rPr>
-          <w:rFonts w:ascii="Arial" w:hAnsi="Arial" w:cs="Arial"/>
-          <w:sz w:val="22"/>
-          <w:szCs w:val="22"/>
-        </w:rPr>
-        <w:t>textoSolReg02</w:t>
-      </w:r>
-      <w:r>
-        <w:rPr>
-          <w:rFonts w:ascii="Arial" w:hAnsi="Arial" w:cs="Arial"/>
-          <w:sz w:val="22"/>
-          <w:szCs w:val="22"/>
-        </w:rPr>
-        <w:t>}</w:t>
-      </w:r>
-      <w:r>
-        <w:rPr>
-          <w:rFonts w:ascii="Arial" w:hAnsi="Arial" w:cs="Arial"/>
-          <w:sz w:val="22"/>
-          <w:szCs w:val="22"/>
-        </w:rPr>
-        <w:t xml:space="preserve">; y, con confirmación de llegada </w:t>
-      </w:r>
-      <w:r>
-        <w:rPr>
-          <w:rFonts w:ascii="Arial" w:hAnsi="Arial" w:cs="Arial"/>
-          <w:sz w:val="22"/>
-          <w:szCs w:val="22"/>
-        </w:rPr>
-        <w:t>n</w:t>
-      </w:r>
-      <w:r>
-        <w:rPr>
-          <w:rFonts w:ascii="Arial" w:hAnsi="Arial" w:cs="Arial"/>
-          <w:sz w:val="22"/>
-          <w:szCs w:val="22"/>
-        </w:rPr>
-        <w:t>.º</w:t>
-      </w:r>
-      <w:r>
-        <w:rPr>
-          <w:sz w:val="22"/>
-          <w:szCs w:val="22"/>
-        </w:rPr>
-        <w:t xml:space="preserve"> </w:t>
-      </w:r>
-      <w:r>
-        <w:rPr>
-          <w:rFonts w:ascii="Arial" w:hAnsi="Arial" w:cs="Arial"/>
-          <w:sz w:val="22"/>
-          <w:szCs w:val="22"/>
-        </w:rPr>
-        <w:t>{cuadroPedoAmazonia-numeroConfirmacion}</w:t>
-      </w:r>
-      <w:r>
-        <w:rPr>
-          <w:rFonts w:ascii="Arial" w:hAnsi="Arial" w:cs="Arial"/>
-          <w:b/>
-          <w:bCs/>
-          <w:color w:val="FF0000"/>
-          <w:sz w:val="22"/>
-          <w:szCs w:val="22"/>
-        </w:rPr>
         <w:t xml:space="preserve">{cuadroPedoAmazonia-numeroConfirmacionRRR} </w:t>
       </w:r>
-      <w:proofErr w:type="spellStart"/>
-      <w:r>
-        <w:rPr>
-          <w:rFonts w:ascii="Arial" w:hAnsi="Arial" w:cs="Arial"/>
-          <w:sz w:val="22"/>
-          <w:szCs w:val="22"/>
-        </w:rPr>
-        <w:t>del</w:t>
-      </w:r>
-      <w:proofErr w:type="spellEnd"/>
-      <w:r>
-        <w:rPr>
-          <w:rFonts w:ascii="Arial" w:hAnsi="Arial" w:cs="Arial"/>
-          <w:sz w:val="22"/>
-          <w:szCs w:val="22"/>
-        </w:rPr>
-        <w:t xml:space="preserve"> </w:t>
+      <w:r>
+        <w:rPr>
+          <w:rFonts w:ascii="Arial" w:hAnsi="Arial" w:cs="Arial"/>
+          <w:sz w:val="22"/>
+          <w:szCs w:val="22"/>
+        </w:rPr>
+        <w:t xml:space="preserve">del </w:t>
       </w:r>
       <w:r>
         <w:rPr>
@@ -4067,9 +2989,16 @@
           <w:sz w:val="22"/>
           <w:szCs w:val="22"/>
         </w:rPr>
-        <w:t>{</w:t>
-      </w:r>
-      <w:proofErr w:type="spellStart"/>
+        <w:t>{fromInputs-fechaCorreoCecaRRR}</w:t>
+      </w:r>
+      <w:r>
+        <w:rPr>
+          <w:rFonts w:ascii="Arial" w:hAnsi="Arial" w:cs="Arial"/>
+          <w:sz w:val="22"/>
+          <w:szCs w:val="22"/>
+        </w:rPr>
+        <w:t xml:space="preserve">{fromInputs-fechaCorreoCeca}, se comunicó al solicitante a la dirección de correo electrónico </w:t>
+      </w:r>
       <w:r>
         <w:rPr>
           <w:rFonts w:ascii="Arial" w:hAnsi="Arial" w:cs="Arial"/>
@@ -4079,137 +3008,15 @@
           <w:sz w:val="22"/>
           <w:szCs w:val="22"/>
         </w:rPr>
-        <w:t>fromInputs-</w:t>
-      </w:r>
-      <w:proofErr w:type="gramStart"/>
-      <w:r>
-        <w:rPr>
-          <w:rFonts w:ascii="Arial" w:hAnsi="Arial" w:cs="Arial"/>
-          <w:b/>
-          <w:bCs/>
-          <w:color w:val="FF0000"/>
-          <w:sz w:val="22"/>
-          <w:szCs w:val="22"/>
-        </w:rPr>
-        <w:t>fechaCorreoCecaRRR</w:t>
-      </w:r>
-      <w:proofErr w:type="spellEnd"/>
-      <w:r>
-        <w:rPr>
-          <w:rFonts w:ascii="Arial" w:hAnsi="Arial" w:cs="Arial"/>
-          <w:b/>
-          <w:bCs/>
-          <w:color w:val="FF0000"/>
-          <w:sz w:val="22"/>
-          <w:szCs w:val="22"/>
-        </w:rPr>
-        <w:t>}</w:t>
-      </w:r>
-      <w:r>
-        <w:rPr>
-          <w:rFonts w:ascii="Arial" w:hAnsi="Arial" w:cs="Arial"/>
-          <w:sz w:val="22"/>
-          <w:szCs w:val="22"/>
-        </w:rPr>
-        <w:t>{</w:t>
-      </w:r>
-      <w:proofErr w:type="spellStart"/>
-      <w:proofErr w:type="gramEnd"/>
-      <w:r>
-        <w:rPr>
-          <w:rFonts w:ascii="Arial" w:hAnsi="Arial" w:cs="Arial"/>
-          <w:sz w:val="22"/>
-          <w:szCs w:val="22"/>
-        </w:rPr>
-        <w:t>fromInputs-fechaCorreoCeca</w:t>
-      </w:r>
-      <w:proofErr w:type="spellEnd"/>
-      <w:r>
-        <w:rPr>
-          <w:rFonts w:ascii="Arial" w:hAnsi="Arial" w:cs="Arial"/>
-          <w:sz w:val="22"/>
-          <w:szCs w:val="22"/>
-        </w:rPr>
-        <w:t xml:space="preserve">}, se comunicó al solicitante a la dirección de correo electrónico </w:t>
-      </w:r>
-      <w:r>
-        <w:rPr>
-          <w:rFonts w:ascii="Arial" w:hAnsi="Arial" w:cs="Arial"/>
-          <w:b/>
-          <w:bCs/>
-          <w:color w:val="FF0000"/>
-          <w:sz w:val="22"/>
-          <w:szCs w:val="22"/>
-        </w:rPr>
-        <w:t>{</w:t>
-      </w:r>
-      <w:proofErr w:type="spellStart"/>
-      <w:r>
-        <w:rPr>
-          <w:rFonts w:ascii="Arial" w:hAnsi="Arial" w:cs="Arial"/>
-          <w:b/>
-          <w:bCs/>
-          <w:color w:val="FF0000"/>
-          <w:sz w:val="22"/>
-          <w:szCs w:val="22"/>
-        </w:rPr>
-        <w:t>fromInputs-correoCecaRRR</w:t>
-      </w:r>
-      <w:proofErr w:type="spellEnd"/>
-      <w:r>
-        <w:rPr>
-          <w:rFonts w:ascii="Arial" w:hAnsi="Arial" w:cs="Arial"/>
-          <w:b/>
-          <w:bCs/>
-          <w:color w:val="FF0000"/>
-          <w:sz w:val="22"/>
-          <w:szCs w:val="22"/>
-        </w:rPr>
-        <w:t>}</w:t>
-      </w:r>
-      <w:r>
-        <w:rPr>
-          <w:rFonts w:ascii="Arial" w:hAnsi="Arial" w:cs="Arial"/>
-          <w:sz w:val="22"/>
-          <w:szCs w:val="22"/>
-        </w:rPr>
-        <w:t>{</w:t>
-      </w:r>
-      <w:proofErr w:type="spellStart"/>
-      <w:r>
-        <w:rPr>
-          <w:rFonts w:ascii="Arial" w:hAnsi="Arial" w:cs="Arial"/>
-          <w:sz w:val="22"/>
-          <w:szCs w:val="22"/>
-        </w:rPr>
-        <w:t>fromInputs-correoCeca</w:t>
-      </w:r>
-      <w:proofErr w:type="spellEnd"/>
-      <w:r>
-        <w:rPr>
-          <w:rFonts w:ascii="Arial" w:hAnsi="Arial" w:cs="Arial"/>
-          <w:sz w:val="22"/>
-          <w:szCs w:val="22"/>
-        </w:rPr>
-        <w:t>}; la programación de reconocimiento físico conforme {</w:t>
-      </w:r>
-      <w:proofErr w:type="spellStart"/>
-      <w:r>
-        <w:rPr>
-          <w:rFonts w:ascii="Arial" w:hAnsi="Arial" w:cs="Arial"/>
-          <w:sz w:val="22"/>
-          <w:szCs w:val="22"/>
-        </w:rPr>
-        <w:t>textoProceReco</w:t>
-      </w:r>
-      <w:proofErr w:type="spellEnd"/>
-      <w:r>
-        <w:rPr>
-          <w:rFonts w:ascii="Arial" w:hAnsi="Arial" w:cs="Arial"/>
-          <w:sz w:val="22"/>
-          <w:szCs w:val="22"/>
-        </w:rPr>
-        <w:t>}.</w:t>
+        <w:t>{fromInputs-correoCecaRRR}</w:t>
+      </w:r>
+      <w:r>
+        <w:rPr>
+          <w:rFonts w:ascii="Arial" w:hAnsi="Arial" w:cs="Arial"/>
+          <w:sz w:val="22"/>
+          <w:szCs w:val="22"/>
+        </w:rPr>
+        <w:t>{fromInputs-correoCeca}; la programación de reconocimiento físico conforme {textoProceReco}.</w:t>
       </w:r>
       <w:bookmarkEnd w:id="1"/>
       <w:bookmarkEnd w:id="2"/>
@@ -4269,43 +3076,7 @@
           <w:sz w:val="22"/>
           <w:szCs w:val="22"/>
         </w:rPr>
-        <w:t>{</w:t>
-      </w:r>
-      <w:proofErr w:type="spellStart"/>
-      <w:r>
-        <w:rPr>
-          <w:rFonts w:ascii="Arial" w:hAnsi="Arial" w:cs="Arial"/>
-          <w:b/>
-          <w:bCs/>
-          <w:color w:val="FF0000"/>
-          <w:sz w:val="22"/>
-          <w:szCs w:val="22"/>
-        </w:rPr>
-        <w:t>fromInputs-</w:t>
-      </w:r>
-      <w:proofErr w:type="gramStart"/>
-      <w:r>
-        <w:rPr>
-          <w:rFonts w:ascii="Arial" w:hAnsi="Arial" w:cs="Arial"/>
-          <w:b/>
-          <w:bCs/>
-          <w:color w:val="FF0000"/>
-          <w:sz w:val="22"/>
-          <w:szCs w:val="22"/>
-        </w:rPr>
-        <w:t>fechaAforoRRR</w:t>
-      </w:r>
-      <w:proofErr w:type="spellEnd"/>
-      <w:r>
-        <w:rPr>
-          <w:rFonts w:ascii="Arial" w:hAnsi="Arial" w:cs="Arial"/>
-          <w:b/>
-          <w:bCs/>
-          <w:color w:val="FF0000"/>
-          <w:sz w:val="22"/>
-          <w:szCs w:val="22"/>
-        </w:rPr>
-        <w:t>}</w:t>
+        <w:t>{fromInputs-fechaAforoRRR}</w:t>
       </w:r>
       <w:r>
         <w:rPr>
@@ -4314,28 +3085,7 @@
           <w:sz w:val="22"/>
           <w:szCs w:val="22"/>
         </w:rPr>
-        <w:t>{</w:t>
-      </w:r>
-      <w:proofErr w:type="spellStart"/>
-      <w:proofErr w:type="gramEnd"/>
-      <w:r>
-        <w:rPr>
-          <w:rFonts w:ascii="Arial" w:hAnsi="Arial" w:cs="Arial"/>
-          <w:color w:val="000000" w:themeColor="text1"/>
-          <w:sz w:val="22"/>
-          <w:szCs w:val="22"/>
-        </w:rPr>
-        <w:t>fromInputs-fechaAforo</w:t>
-      </w:r>
-      <w:proofErr w:type="spellEnd"/>
-      <w:r>
-        <w:rPr>
-          <w:rFonts w:ascii="Arial" w:hAnsi="Arial" w:cs="Arial"/>
-          <w:color w:val="000000" w:themeColor="text1"/>
-          <w:sz w:val="22"/>
-          <w:szCs w:val="22"/>
-        </w:rPr>
-        <w:t>}, en</w:t>
+        <w:t>{fromInputs-fechaAforo}, en</w:t>
       </w:r>
       <w:r>
         <w:rPr>
@@ -4355,27 +3105,7 @@
           <w:sz w:val="22"/>
           <w:szCs w:val="22"/>
         </w:rPr>
-        <w:t>el {</w:t>
-      </w:r>
-      <w:proofErr w:type="spellStart"/>
-      <w:r>
-        <w:rPr>
-          <w:rFonts w:ascii="Arial" w:hAnsi="Arial" w:cs="Arial"/>
-          <w:color w:val="000000" w:themeColor="text1"/>
-          <w:sz w:val="22"/>
-          <w:szCs w:val="22"/>
-        </w:rPr>
-        <w:t>textoRecoFis</w:t>
-      </w:r>
-      <w:proofErr w:type="spellEnd"/>
-      <w:r>
-        <w:rPr>
-          <w:rFonts w:ascii="Arial" w:hAnsi="Arial" w:cs="Arial"/>
-          <w:color w:val="000000" w:themeColor="text1"/>
-          <w:sz w:val="22"/>
-          <w:szCs w:val="22"/>
-        </w:rPr>
-        <w:t>} y normas legales conexas</w:t>
+        <w:t>el {textoRecoFis} y normas legales conexas</w:t>
       </w:r>
       <w:r>
         <w:rPr>
@@ -4504,7 +3234,6 @@
         </w:rPr>
         <w:t>{/</w:t>
       </w:r>
-      <w:proofErr w:type="spellStart"/>
       <w:r>
         <w:rPr>
           <w:rFonts w:ascii="Arial" w:hAnsi="Arial" w:cs="Arial"/>
@@ -4513,7 +3242,6 @@
         </w:rPr>
         <w:t>estadoIncluyePeco</w:t>
       </w:r>
-      <w:proofErr w:type="spellEnd"/>
       <w:r>
         <w:rPr>
           <w:rFonts w:ascii="Arial" w:hAnsi="Arial" w:cs="Arial"/>
@@ -4578,67 +3306,7 @@
           <w:sz w:val="22"/>
           <w:szCs w:val="22"/>
         </w:rPr>
-        <w:t xml:space="preserve">Respecto a la Regularización/ Reconocimiento Físico al amparo de las exoneraciones establecidas mediante Decreto Supremo </w:t>
-      </w:r>
-      <w:proofErr w:type="spellStart"/>
-      <w:r>
-        <w:rPr>
-          <w:rFonts w:ascii="Arial" w:hAnsi="Arial" w:cs="Arial"/>
-          <w:color w:val="000000" w:themeColor="text1"/>
-          <w:sz w:val="22"/>
-          <w:szCs w:val="22"/>
-        </w:rPr>
-        <w:t>nº</w:t>
-      </w:r>
-      <w:proofErr w:type="spellEnd"/>
-      <w:r>
-        <w:rPr>
-          <w:rFonts w:ascii="Arial" w:hAnsi="Arial" w:cs="Arial"/>
-          <w:color w:val="000000" w:themeColor="text1"/>
-          <w:sz w:val="22"/>
-          <w:szCs w:val="22"/>
-        </w:rPr>
-        <w:t xml:space="preserve"> 015-94-EF se verifica que la mercancía de las series {</w:t>
-      </w:r>
-      <w:proofErr w:type="spellStart"/>
-      <w:r>
-        <w:rPr>
-          <w:rFonts w:ascii="Arial" w:hAnsi="Arial" w:cs="Arial"/>
-          <w:color w:val="000000" w:themeColor="text1"/>
-          <w:sz w:val="22"/>
-          <w:szCs w:val="22"/>
-        </w:rPr>
-        <w:t>fromDam-rangoSeriesAcogidaSoloPeco</w:t>
-      </w:r>
-      <w:proofErr w:type="spellEnd"/>
-      <w:r>
-        <w:rPr>
-          <w:rFonts w:ascii="Arial" w:hAnsi="Arial" w:cs="Arial"/>
-          <w:color w:val="000000" w:themeColor="text1"/>
-          <w:sz w:val="22"/>
-          <w:szCs w:val="22"/>
-        </w:rPr>
-        <w:t xml:space="preserve">} declaradas con TPI 35 en el casillero 7.23 de la DAM, tienen un Ad-valoren de 0%, por lo que no se reporta montó abonado a la Subcuenta Especial del Tesoro Público Decreto Supremo </w:t>
-      </w:r>
-      <w:proofErr w:type="spellStart"/>
-      <w:r>
-        <w:rPr>
-          <w:rFonts w:ascii="Arial" w:hAnsi="Arial" w:cs="Arial"/>
-          <w:color w:val="000000" w:themeColor="text1"/>
-          <w:sz w:val="22"/>
-          <w:szCs w:val="22"/>
-        </w:rPr>
-        <w:t>n°</w:t>
-      </w:r>
-      <w:proofErr w:type="spellEnd"/>
-      <w:r>
-        <w:rPr>
-          <w:rFonts w:ascii="Arial" w:hAnsi="Arial" w:cs="Arial"/>
-          <w:color w:val="000000" w:themeColor="text1"/>
-          <w:sz w:val="22"/>
-          <w:szCs w:val="22"/>
-        </w:rPr>
-        <w:t xml:space="preserve"> 015-94-EF, en consecuencia, corresponde declarar improcedente la regularización solicitada al amparo del mencionado decreto.</w:t>
+        <w:t>Respecto a la Regularización/ Reconocimiento Físico al amparo de las exoneraciones establecidas mediante Decreto Supremo nº 015-94-EF se verifica que la mercancía de las series {fromDam-rangoSeriesAcogidaSoloPeco} declaradas con TPI 35 en el casillero 7.23 de la DAM, tienen un Ad-valoren de 0%, por lo que no se reporta montó abonado a la Subcuenta Especial del Tesoro Público Decreto Supremo n° 015-94-EF, en consecuencia, corresponde declarar improcedente la regularización solicitada al amparo del mencionado decreto.</w:t>
       </w:r>
     </w:p>
     <w:p>
@@ -4673,25 +3341,7 @@
           <w:sz w:val="22"/>
           <w:szCs w:val="22"/>
         </w:rPr>
-        <w:t>{/</w:t>
-      </w:r>
-      <w:proofErr w:type="spellStart"/>
-      <w:r>
-        <w:rPr>
-          <w:rFonts w:ascii="Arial" w:hAnsi="Arial" w:cs="Arial"/>
-          <w:sz w:val="22"/>
-          <w:szCs w:val="22"/>
-        </w:rPr>
-        <w:t>estadoPECOyAMAZONIAnoProcPECO</w:t>
-      </w:r>
-      <w:proofErr w:type="spellEnd"/>
-      <w:r>
-        <w:rPr>
-          <w:rFonts w:ascii="Arial" w:hAnsi="Arial" w:cs="Arial"/>
-          <w:sz w:val="22"/>
-          <w:szCs w:val="22"/>
-        </w:rPr>
-        <w:t>}</w:t>
+        <w:t>{/estadoPECOyAMAZONIAnoProcPECO}</w:t>
       </w:r>
     </w:p>
     <w:p>
@@ -4847,7 +3497,6 @@
         </w:rPr>
         <w:t>{/</w:t>
       </w:r>
-      <w:proofErr w:type="spellStart"/>
       <w:r>
         <w:rPr>
           <w:rFonts w:ascii="Arial" w:hAnsi="Arial" w:cs="Arial"/>
@@ -4856,7 +3505,6 @@
         </w:rPr>
         <w:t>estadoJuridiccionLoreto</w:t>
       </w:r>
-      <w:proofErr w:type="spellEnd"/>
       <w:r>
         <w:rPr>
           <w:rFonts w:ascii="Arial" w:hAnsi="Arial" w:cs="Arial"/>
@@ -5083,7 +3731,6 @@
         </w:rPr>
         <w:t>{/</w:t>
       </w:r>
-      <w:proofErr w:type="spellStart"/>
       <w:r>
         <w:rPr>
           <w:rFonts w:ascii="Arial" w:hAnsi="Arial" w:cs="Arial"/>
@@ -5092,7 +3739,6 @@
         </w:rPr>
         <w:t>estadoJuridiccionOtros</w:t>
       </w:r>
-      <w:proofErr w:type="spellEnd"/>
       <w:r>
         <w:rPr>
           <w:rFonts w:ascii="Arial" w:hAnsi="Arial" w:cs="Arial"/>
@@ -5133,27 +3779,7 @@
           <w:sz w:val="22"/>
           <w:szCs w:val="22"/>
         </w:rPr>
-        <w:t>{</w:t>
-      </w:r>
-      <w:proofErr w:type="spellStart"/>
-      <w:r>
-        <w:rPr>
-          <w:rFonts w:ascii="Arial" w:hAnsi="Arial" w:cs="Arial"/>
-          <w:color w:val="000000" w:themeColor="text1"/>
-          <w:sz w:val="22"/>
-          <w:szCs w:val="22"/>
-        </w:rPr>
-        <w:t>fromDam-nombreEmpresa</w:t>
-      </w:r>
-      <w:proofErr w:type="spellEnd"/>
-      <w:r>
-        <w:rPr>
-          <w:rFonts w:ascii="Arial" w:hAnsi="Arial" w:cs="Arial"/>
-          <w:color w:val="000000" w:themeColor="text1"/>
-          <w:sz w:val="22"/>
-          <w:szCs w:val="22"/>
-        </w:rPr>
-        <w:t>}</w:t>
+        <w:t>{fromDam-nombreEmpresa}</w:t>
       </w:r>
       <w:r>
         <w:rPr>
@@ -5164,9 +3790,45 @@
           <w:sz w:val="22"/>
           <w:szCs w:val="22"/>
         </w:rPr>
-        <w:t>{</w:t>
-      </w:r>
-      <w:proofErr w:type="spellStart"/>
+        <w:t>{fromDam-nombreEmpresaRRR}</w:t>
+      </w:r>
+      <w:r>
+        <w:rPr>
+          <w:rFonts w:ascii="Arial" w:hAnsi="Arial" w:cs="Arial"/>
+          <w:color w:val="000000" w:themeColor="text1"/>
+          <w:sz w:val="22"/>
+          <w:szCs w:val="22"/>
+        </w:rPr>
+        <w:t>,</w:t>
+      </w:r>
+      <w:r>
+        <w:rPr>
+          <w:rFonts w:ascii="Arial" w:hAnsi="Arial" w:cs="Arial"/>
+          <w:b/>
+          <w:bCs/>
+          <w:color w:val="000000" w:themeColor="text1"/>
+          <w:sz w:val="22"/>
+          <w:szCs w:val="22"/>
+        </w:rPr>
+        <w:t xml:space="preserve"> </w:t>
+      </w:r>
+      <w:r>
+        <w:rPr>
+          <w:rFonts w:ascii="Arial" w:hAnsi="Arial" w:cs="Arial"/>
+          <w:color w:val="000000" w:themeColor="text1"/>
+          <w:sz w:val="22"/>
+          <w:szCs w:val="22"/>
+        </w:rPr>
+        <w:t>en virtud de las solicitudes de regularización y confirmación de llegada de mercancías anteriormente indicadas, declara que cumple con los requisitos dispuestos en el artículo 2° del Decreto Supremo n.º103-99-EF – “Reglamento de las Disposiciones Tributarias contenidas en la Ley de Promoción de la Inversión en la Amazonía", tal como se puede evidenciar de la información contenida en el Informe n.º</w:t>
+      </w:r>
+      <w:r>
+        <w:rPr>
+          <w:color w:val="000000" w:themeColor="text1"/>
+          <w:sz w:val="22"/>
+          <w:szCs w:val="22"/>
+        </w:rPr>
+        <w:t xml:space="preserve"> </w:t>
+      </w:r>
       <w:r>
         <w:rPr>
           <w:rFonts w:ascii="Arial" w:hAnsi="Arial" w:cs="Arial"/>
@@ -5176,9 +3838,17 @@
           <w:sz w:val="22"/>
           <w:szCs w:val="22"/>
         </w:rPr>
-        <w:t>fromDam-nombreEmpresaRRR</w:t>
-      </w:r>
-      <w:proofErr w:type="spellEnd"/>
+        <w:t>{fromInputs-numeroInformeArt2RRR}</w:t>
+      </w:r>
+      <w:r>
+        <w:rPr>
+          <w:rFonts w:ascii="Arial" w:hAnsi="Arial" w:cs="Arial"/>
+          <w:color w:val="000000" w:themeColor="text1"/>
+          <w:sz w:val="22"/>
+          <w:szCs w:val="22"/>
+        </w:rPr>
+        <w:t xml:space="preserve">{fromInputs-numeroInformeArt2} del </w:t>
+      </w:r>
       <w:r>
         <w:rPr>
           <w:rFonts w:ascii="Arial" w:hAnsi="Arial" w:cs="Arial"/>
@@ -5188,7 +3858,7 @@
           <w:sz w:val="22"/>
           <w:szCs w:val="22"/>
         </w:rPr>
-        <w:t>}</w:t>
+        <w:t>{fromInputs-fechaInformeArt2RRR}</w:t>
       </w:r>
       <w:r>
         <w:rPr>
@@ -5197,74 +3867,6 @@
           <w:sz w:val="22"/>
           <w:szCs w:val="22"/>
         </w:rPr>
-        <w:t>,</w:t>
-      </w:r>
-      <w:r>
-        <w:rPr>
-          <w:rFonts w:ascii="Arial" w:hAnsi="Arial" w:cs="Arial"/>
-          <w:b/>
-          <w:bCs/>
-          <w:color w:val="000000" w:themeColor="text1"/>
-          <w:sz w:val="22"/>
-          <w:szCs w:val="22"/>
-        </w:rPr>
-        <w:t xml:space="preserve"> </w:t>
-      </w:r>
-      <w:r>
-        <w:rPr>
-          <w:rFonts w:ascii="Arial" w:hAnsi="Arial" w:cs="Arial"/>
-          <w:color w:val="000000" w:themeColor="text1"/>
-          <w:sz w:val="22"/>
-          <w:szCs w:val="22"/>
-        </w:rPr>
-        <w:t>en virtud de las solicitudes de regularización y confirmación de llegada de mercancías anteriormente indicadas, declara que cumple con los requisitos dispuestos en el artículo 2° del Decreto Supremo n.º103-99-EF – “Reglamento de las Disposiciones Tributarias contenidas en la Ley de Promoción de la Inversión en la Amazonía", tal como se puede evidenciar de la información contenida en el Informe n.º</w:t>
-      </w:r>
-      <w:r>
-        <w:rPr>
-          <w:color w:val="000000" w:themeColor="text1"/>
-          <w:sz w:val="22"/>
-          <w:szCs w:val="22"/>
-        </w:rPr>
-        <w:t xml:space="preserve"> </w:t>
-      </w:r>
-      <w:r>
-        <w:rPr>
-          <w:rFonts w:ascii="Arial" w:hAnsi="Arial" w:cs="Arial"/>
-          <w:b/>
-          <w:bCs/>
-          <w:color w:val="FF0000"/>
-          <w:sz w:val="22"/>
-          <w:szCs w:val="22"/>
-        </w:rPr>
-        <w:t>{fromInputs-numeroInformeArt2RRR}</w:t>
-      </w:r>
-      <w:r>
-        <w:rPr>
-          <w:rFonts w:ascii="Arial" w:hAnsi="Arial" w:cs="Arial"/>
-          <w:color w:val="000000" w:themeColor="text1"/>
-          <w:sz w:val="22"/>
-          <w:szCs w:val="22"/>
-        </w:rPr>
-        <w:t xml:space="preserve">{fromInputs-numeroInformeArt2} del </w:t>
-      </w:r>
-      <w:r>
-        <w:rPr>
-          <w:rFonts w:ascii="Arial" w:hAnsi="Arial" w:cs="Arial"/>
-          <w:b/>
-          <w:bCs/>
-          <w:color w:val="FF0000"/>
-          <w:sz w:val="22"/>
-          <w:szCs w:val="22"/>
-        </w:rPr>
-        <w:t>{fromInputs-fechaInformeArt2RRR}</w:t>
-      </w:r>
-      <w:r>
-        <w:rPr>
-          <w:rFonts w:ascii="Arial" w:hAnsi="Arial" w:cs="Arial"/>
-          <w:color w:val="000000" w:themeColor="text1"/>
-          <w:sz w:val="22"/>
-          <w:szCs w:val="22"/>
-        </w:rPr>
         <w:t>{fromInputs-fechaInformeArt2}; por lo que, se determina lo siguiente</w:t>
       </w:r>
       <w:r>
@@ -5280,7 +3882,6 @@
       <w:r>
         <w:t>{/</w:t>
       </w:r>
-      <w:proofErr w:type="spellStart"/>
       <w:r>
         <w:rPr>
           <w:rFonts w:ascii="Arial" w:hAnsi="Arial" w:cs="Arial"/>
@@ -5289,7 +3890,6 @@
         </w:rPr>
         <w:t>estadoIncluyeAmazonia</w:t>
       </w:r>
-      <w:proofErr w:type="spellEnd"/>
       <w:r>
         <w:t>}</w:t>
       </w:r>
@@ -5356,7 +3956,6 @@
         </w:rPr>
         <w:t>{/</w:t>
       </w:r>
-      <w:proofErr w:type="spellStart"/>
       <w:r>
         <w:rPr>
           <w:rFonts w:ascii="Arial" w:hAnsi="Arial" w:cs="Arial"/>
@@ -5365,7 +3964,6 @@
         </w:rPr>
         <w:t>estadoOnlyPECO</w:t>
       </w:r>
-      <w:proofErr w:type="spellEnd"/>
       <w:r>
         <w:rPr>
           <w:sz w:val="22"/>
@@ -5505,14 +4103,7 @@
         <w:rPr>
           <w:rFonts w:ascii="Arial" w:hAnsi="Arial" w:cs="Arial"/>
         </w:rPr>
-        <w:t>{/</w:t>
-      </w:r>
-      <w:proofErr w:type="spellStart"/>
-      <w:r>
-        <w:rPr>
-          <w:rFonts w:ascii="Arial" w:hAnsi="Arial" w:cs="Arial"/>
-        </w:rPr>
-        <w:t>veriFaltan</w:t>
+        <w:t>{/veriFaltan</w:t>
       </w:r>
       <w:r>
         <w:rPr>
@@ -5520,7 +4111,6 @@
         </w:rPr>
         <w:t>DatosMercaReconocido</w:t>
       </w:r>
-      <w:proofErr w:type="spellEnd"/>
       <w:r>
         <w:rPr>
           <w:rFonts w:ascii="Arial" w:hAnsi="Arial" w:cs="Arial"/>
@@ -5743,34 +4333,7 @@
                 <w:sz w:val="20"/>
                 <w:szCs w:val="20"/>
               </w:rPr>
-              <w:t>{</w:t>
-            </w:r>
-            <w:proofErr w:type="spellStart"/>
-            <w:r>
-              <w:rPr>
-                <w:rFonts w:ascii="Arial" w:hAnsi="Arial" w:cs="Arial"/>
-                <w:sz w:val="20"/>
-                <w:szCs w:val="20"/>
-              </w:rPr>
-              <w:t>fromDam-</w:t>
-            </w:r>
-            <w:proofErr w:type="gramStart"/>
-            <w:r>
-              <w:rPr>
-                <w:rFonts w:ascii="Arial" w:hAnsi="Arial" w:cs="Arial"/>
-                <w:sz w:val="20"/>
-                <w:szCs w:val="20"/>
-              </w:rPr>
-              <w:t>descripcionMerca</w:t>
-            </w:r>
-            <w:proofErr w:type="spellEnd"/>
-            <w:r>
-              <w:rPr>
-                <w:rFonts w:ascii="Arial" w:hAnsi="Arial" w:cs="Arial"/>
-                <w:sz w:val="20"/>
-                <w:szCs w:val="20"/>
-              </w:rPr>
-              <w:t>}</w:t>
+              <w:t>{fromDam-descripcionMerca}</w:t>
             </w:r>
             <w:r>
               <w:rPr>
@@ -5781,32 +4344,7 @@
                 <w:sz w:val="20"/>
                 <w:szCs w:val="20"/>
               </w:rPr>
-              <w:t>{</w:t>
-            </w:r>
-            <w:proofErr w:type="spellStart"/>
-            <w:proofErr w:type="gramEnd"/>
-            <w:r>
-              <w:rPr>
-                <w:rFonts w:ascii="Arial" w:hAnsi="Arial" w:cs="Arial"/>
-                <w:b/>
-                <w:bCs/>
-                <w:color w:val="FF0000"/>
-                <w:sz w:val="20"/>
-                <w:szCs w:val="20"/>
-              </w:rPr>
-              <w:t>fromDam-descripcionMercaRRR</w:t>
-            </w:r>
-            <w:proofErr w:type="spellEnd"/>
-            <w:r>
-              <w:rPr>
-                <w:rFonts w:ascii="Arial" w:hAnsi="Arial" w:cs="Arial"/>
-                <w:b/>
-                <w:bCs/>
-                <w:color w:val="FF0000"/>
-                <w:sz w:val="20"/>
-                <w:szCs w:val="20"/>
-              </w:rPr>
-              <w:t>}</w:t>
+              <w:t>{fromDam-descripcionMercaRRR}</w:t>
             </w:r>
             <w:r>
               <w:rPr>
@@ -5840,25 +4378,7 @@
                 <w:sz w:val="20"/>
                 <w:szCs w:val="20"/>
               </w:rPr>
-              <w:t>{</w:t>
-            </w:r>
-            <w:proofErr w:type="spellStart"/>
-            <w:r>
-              <w:rPr>
-                <w:rFonts w:ascii="Arial" w:hAnsi="Arial" w:cs="Arial"/>
-                <w:sz w:val="20"/>
-                <w:szCs w:val="20"/>
-              </w:rPr>
-              <w:t>fromDam-cantMODI</w:t>
-            </w:r>
-            <w:proofErr w:type="spellEnd"/>
-            <w:r>
-              <w:rPr>
-                <w:rFonts w:ascii="Arial" w:hAnsi="Arial" w:cs="Arial"/>
-                <w:sz w:val="20"/>
-                <w:szCs w:val="20"/>
-              </w:rPr>
-              <w:t>}</w:t>
+              <w:t>{fromDam-cantMODI}</w:t>
             </w:r>
           </w:p>
         </w:tc>
@@ -5928,25 +4448,7 @@
                 <w:sz w:val="20"/>
                 <w:szCs w:val="20"/>
               </w:rPr>
-              <w:t>{</w:t>
-            </w:r>
-            <w:proofErr w:type="spellStart"/>
-            <w:r>
-              <w:rPr>
-                <w:rFonts w:ascii="Arial" w:hAnsi="Arial" w:cs="Arial"/>
-                <w:sz w:val="20"/>
-                <w:szCs w:val="20"/>
-              </w:rPr>
-              <w:t>fromDam-partidaNandina</w:t>
-            </w:r>
-            <w:proofErr w:type="spellEnd"/>
-            <w:r>
-              <w:rPr>
-                <w:rFonts w:ascii="Arial" w:hAnsi="Arial" w:cs="Arial"/>
-                <w:sz w:val="20"/>
-                <w:szCs w:val="20"/>
-              </w:rPr>
-              <w:t>}</w:t>
+              <w:t>{fromDam-partidaNandina}</w:t>
             </w:r>
           </w:p>
         </w:tc>
@@ -5983,25 +4485,7 @@
                 <w:szCs w:val="20"/>
               </w:rPr>
               <w:br/>
-              <w:t>{</w:t>
-            </w:r>
-            <w:proofErr w:type="spellStart"/>
-            <w:r>
-              <w:rPr>
-                <w:rFonts w:ascii="Arial" w:hAnsi="Arial" w:cs="Arial"/>
-                <w:sz w:val="20"/>
-                <w:szCs w:val="20"/>
-              </w:rPr>
-              <w:t>fromDam-partidaNabandina</w:t>
-            </w:r>
-            <w:proofErr w:type="spellEnd"/>
-            <w:r>
-              <w:rPr>
-                <w:rFonts w:ascii="Arial" w:hAnsi="Arial" w:cs="Arial"/>
-                <w:sz w:val="20"/>
-                <w:szCs w:val="20"/>
-              </w:rPr>
-              <w:t>}</w:t>
+              <w:t>{fromDam-partidaNabandina}</w:t>
             </w:r>
           </w:p>
           <w:p>
@@ -6072,34 +4556,7 @@
           <w:sz w:val="20"/>
           <w:szCs w:val="20"/>
         </w:rPr>
-        <w:t>(*) Se revisó {</w:t>
-      </w:r>
-      <w:proofErr w:type="spellStart"/>
-      <w:r>
-        <w:rPr>
-          <w:rFonts w:ascii="Arial" w:hAnsi="Arial" w:cs="Arial"/>
-          <w:sz w:val="20"/>
-          <w:szCs w:val="20"/>
-        </w:rPr>
-        <w:t>fromDam-</w:t>
-      </w:r>
-      <w:proofErr w:type="gramStart"/>
-      <w:r>
-        <w:rPr>
-          <w:rFonts w:ascii="Arial" w:hAnsi="Arial" w:cs="Arial"/>
-          <w:sz w:val="20"/>
-          <w:szCs w:val="20"/>
-        </w:rPr>
-        <w:t>bultosReconocidos</w:t>
-      </w:r>
-      <w:proofErr w:type="spellEnd"/>
-      <w:r>
-        <w:rPr>
-          <w:rFonts w:ascii="Arial" w:hAnsi="Arial" w:cs="Arial"/>
-          <w:sz w:val="20"/>
-          <w:szCs w:val="20"/>
-        </w:rPr>
-        <w:t>}</w:t>
+        <w:t>(*) Se revisó {fromDam-bultosReconocidos}</w:t>
       </w:r>
       <w:r>
         <w:rPr>
@@ -6110,58 +4567,15 @@
           <w:sz w:val="20"/>
           <w:szCs w:val="20"/>
         </w:rPr>
-        <w:t>{</w:t>
-      </w:r>
-      <w:proofErr w:type="spellStart"/>
-      <w:proofErr w:type="gramEnd"/>
-      <w:r>
-        <w:rPr>
-          <w:rFonts w:ascii="Arial" w:hAnsi="Arial" w:cs="Arial"/>
-          <w:b/>
-          <w:bCs/>
-          <w:color w:val="FF0000"/>
+        <w:t>{fromDam-bultosReconocidosRRR}</w:t>
+      </w:r>
+      <w:r>
+        <w:rPr>
+          <w:rFonts w:ascii="Arial" w:hAnsi="Arial" w:cs="Arial"/>
           <w:sz w:val="20"/>
           <w:szCs w:val="20"/>
         </w:rPr>
-        <w:t>fromDam-bultosReconocidosRRR</w:t>
-      </w:r>
-      <w:proofErr w:type="spellEnd"/>
-      <w:r>
-        <w:rPr>
-          <w:rFonts w:ascii="Arial" w:hAnsi="Arial" w:cs="Arial"/>
-          <w:b/>
-          <w:bCs/>
-          <w:color w:val="FF0000"/>
-          <w:sz w:val="20"/>
-          <w:szCs w:val="20"/>
-        </w:rPr>
-        <w:t>}</w:t>
-      </w:r>
-      <w:r>
-        <w:rPr>
-          <w:rFonts w:ascii="Arial" w:hAnsi="Arial" w:cs="Arial"/>
-          <w:sz w:val="20"/>
-          <w:szCs w:val="20"/>
-        </w:rPr>
-        <w:t xml:space="preserve"> de {</w:t>
-      </w:r>
-      <w:proofErr w:type="spellStart"/>
-      <w:r>
-        <w:rPr>
-          <w:rFonts w:ascii="Arial" w:hAnsi="Arial" w:cs="Arial"/>
-          <w:sz w:val="20"/>
-          <w:szCs w:val="20"/>
-        </w:rPr>
-        <w:t>fromDam-cantBultosNumero</w:t>
-      </w:r>
-      <w:proofErr w:type="spellEnd"/>
-      <w:r>
-        <w:rPr>
-          <w:rFonts w:ascii="Arial" w:hAnsi="Arial" w:cs="Arial"/>
-          <w:sz w:val="20"/>
-          <w:szCs w:val="20"/>
-        </w:rPr>
-        <w:t xml:space="preserve">} bultos. </w:t>
+        <w:t xml:space="preserve"> de {fromDam-cantBultosNumero} bultos. </w:t>
       </w:r>
     </w:p>
     <w:p>
@@ -6183,25 +4597,7 @@
           <w:sz w:val="20"/>
           <w:szCs w:val="20"/>
         </w:rPr>
-        <w:t>{/</w:t>
-      </w:r>
-      <w:proofErr w:type="spellStart"/>
-      <w:r>
-        <w:rPr>
-          <w:rFonts w:ascii="Arial" w:hAnsi="Arial" w:cs="Arial"/>
-          <w:sz w:val="20"/>
-          <w:szCs w:val="20"/>
-        </w:rPr>
-        <w:t>veriBultosRevisados</w:t>
-      </w:r>
-      <w:proofErr w:type="spellEnd"/>
-      <w:r>
-        <w:rPr>
-          <w:rFonts w:ascii="Arial" w:hAnsi="Arial" w:cs="Arial"/>
-          <w:sz w:val="20"/>
-          <w:szCs w:val="20"/>
-        </w:rPr>
-        <w:t>}</w:t>
+        <w:t>{/veriBultosRevisados}</w:t>
       </w:r>
     </w:p>
     <w:p/>
@@ -6261,70 +4657,15 @@
           <w:sz w:val="20"/>
           <w:szCs w:val="20"/>
         </w:rPr>
-        <w:t>{</w:t>
-      </w:r>
-      <w:proofErr w:type="spellStart"/>
-      <w:r>
-        <w:rPr>
-          <w:rFonts w:ascii="Arial" w:hAnsi="Arial" w:cs="Arial"/>
-          <w:b/>
-          <w:bCs/>
-          <w:color w:val="FF0000"/>
+        <w:t>{fromInputs-lugarAforoRRR}</w:t>
+      </w:r>
+      <w:r>
+        <w:rPr>
+          <w:rFonts w:ascii="Arial" w:hAnsi="Arial" w:cs="Arial"/>
           <w:sz w:val="20"/>
           <w:szCs w:val="20"/>
         </w:rPr>
-        <w:t>fromInputs-</w:t>
-      </w:r>
-      <w:proofErr w:type="gramStart"/>
-      <w:r>
-        <w:rPr>
-          <w:rFonts w:ascii="Arial" w:hAnsi="Arial" w:cs="Arial"/>
-          <w:b/>
-          <w:bCs/>
-          <w:color w:val="FF0000"/>
-          <w:sz w:val="20"/>
-          <w:szCs w:val="20"/>
-        </w:rPr>
-        <w:t>lugarAforoRRR</w:t>
-      </w:r>
-      <w:proofErr w:type="spellEnd"/>
-      <w:r>
-        <w:rPr>
-          <w:rFonts w:ascii="Arial" w:hAnsi="Arial" w:cs="Arial"/>
-          <w:b/>
-          <w:bCs/>
-          <w:color w:val="FF0000"/>
-          <w:sz w:val="20"/>
-          <w:szCs w:val="20"/>
-        </w:rPr>
-        <w:t>}</w:t>
-      </w:r>
-      <w:r>
-        <w:rPr>
-          <w:rFonts w:ascii="Arial" w:hAnsi="Arial" w:cs="Arial"/>
-          <w:sz w:val="20"/>
-          <w:szCs w:val="20"/>
-        </w:rPr>
-        <w:t>{</w:t>
-      </w:r>
-      <w:proofErr w:type="spellStart"/>
-      <w:proofErr w:type="gramEnd"/>
-      <w:r>
-        <w:rPr>
-          <w:rFonts w:ascii="Arial" w:hAnsi="Arial" w:cs="Arial"/>
-          <w:sz w:val="20"/>
-          <w:szCs w:val="20"/>
-        </w:rPr>
-        <w:t>fromInputs-lugarAforo</w:t>
-      </w:r>
-      <w:proofErr w:type="spellEnd"/>
-      <w:r>
-        <w:rPr>
-          <w:rFonts w:ascii="Arial" w:hAnsi="Arial" w:cs="Arial"/>
-          <w:sz w:val="20"/>
-          <w:szCs w:val="20"/>
-        </w:rPr>
-        <w:t>}</w:t>
+        <w:t>{fromInputs-lugarAforo}</w:t>
       </w:r>
     </w:p>
     <w:p>
@@ -6442,21 +4783,7 @@
         <w:rPr>
           <w:rFonts w:ascii="Arial" w:hAnsi="Arial" w:cs="Arial"/>
         </w:rPr>
-        <w:t>{/</w:t>
-      </w:r>
-      <w:proofErr w:type="spellStart"/>
-      <w:r>
-        <w:rPr>
-          <w:rFonts w:ascii="Arial" w:hAnsi="Arial" w:cs="Arial"/>
-        </w:rPr>
-        <w:t>veriFaltanGuias</w:t>
-      </w:r>
-      <w:proofErr w:type="spellEnd"/>
-      <w:r>
-        <w:rPr>
-          <w:rFonts w:ascii="Arial" w:hAnsi="Arial" w:cs="Arial"/>
-        </w:rPr>
-        <w:t>}</w:t>
+        <w:t>{/veriFaltanGuias}</w:t>
       </w:r>
     </w:p>
     <w:tbl>
@@ -6618,7 +4945,6 @@
               </w:rPr>
               <w:t>{#</w:t>
             </w:r>
-            <w:proofErr w:type="gramStart"/>
             <w:r>
               <w:rPr>
                 <w:rFonts w:ascii="Arial" w:hAnsi="Arial" w:cs="Arial"/>
@@ -6630,15 +4956,7 @@
                 <w:rFonts w:ascii="Arial" w:eastAsiaTheme="minorHAnsi" w:hAnsi="Arial" w:cs="Arial"/>
                 <w:lang w:eastAsia="en-US"/>
               </w:rPr>
-              <w:t>}{</w:t>
-            </w:r>
-            <w:proofErr w:type="gramEnd"/>
-            <w:r>
-              <w:rPr>
-                <w:rFonts w:ascii="Arial" w:eastAsiaTheme="minorHAnsi" w:hAnsi="Arial" w:cs="Arial"/>
-                <w:lang w:eastAsia="en-US"/>
-              </w:rPr>
-              <w:t>numeroGuia}</w:t>
+              <w:t>}{numeroGuia}</w:t>
             </w:r>
           </w:p>
         </w:tc>
@@ -6669,23 +4987,7 @@
                 <w:rFonts w:ascii="Arial" w:eastAsiaTheme="minorHAnsi" w:hAnsi="Arial" w:cs="Arial"/>
                 <w:lang w:eastAsia="en-US"/>
               </w:rPr>
-              <w:t>{</w:t>
-            </w:r>
-            <w:proofErr w:type="spellStart"/>
-            <w:r>
-              <w:rPr>
-                <w:rFonts w:ascii="Arial" w:eastAsiaTheme="minorHAnsi" w:hAnsi="Arial" w:cs="Arial"/>
-                <w:lang w:eastAsia="en-US"/>
-              </w:rPr>
-              <w:t>razonSocial</w:t>
-            </w:r>
-            <w:proofErr w:type="spellEnd"/>
-            <w:r>
-              <w:rPr>
-                <w:rFonts w:ascii="Arial" w:eastAsiaTheme="minorHAnsi" w:hAnsi="Arial" w:cs="Arial"/>
-                <w:lang w:eastAsia="en-US"/>
-              </w:rPr>
-              <w:t>}</w:t>
+              <w:t>{razonSocial}</w:t>
             </w:r>
           </w:p>
         </w:tc>
@@ -6725,21 +5027,12 @@
               </w:rPr>
               <w:t>ruc</w:t>
             </w:r>
-            <w:proofErr w:type="gramStart"/>
             <w:r>
               <w:rPr>
                 <w:rFonts w:ascii="Arial" w:eastAsiaTheme="minorHAnsi" w:hAnsi="Arial" w:cs="Arial"/>
                 <w:lang w:eastAsia="en-US"/>
               </w:rPr>
-              <w:t>}{</w:t>
-            </w:r>
-            <w:proofErr w:type="gramEnd"/>
-            <w:r>
-              <w:rPr>
-                <w:rFonts w:ascii="Arial" w:eastAsiaTheme="minorHAnsi" w:hAnsi="Arial" w:cs="Arial"/>
-                <w:lang w:eastAsia="en-US"/>
-              </w:rPr>
-              <w:t>/}</w:t>
+              <w:t>}{/}</w:t>
             </w:r>
           </w:p>
         </w:tc>
@@ -6793,7 +5086,6 @@
         </w:rPr>
         <w:t>{#</w:t>
       </w:r>
-      <w:proofErr w:type="spellStart"/>
       <w:r>
         <w:rPr>
           <w:rFonts w:ascii="Arial" w:eastAsia="Times New Roman" w:hAnsi="Arial" w:cs="Arial"/>
@@ -6804,7 +5096,6 @@
         </w:rPr>
         <w:t>estadoIncluyeAmazonia</w:t>
       </w:r>
-      <w:proofErr w:type="spellEnd"/>
       <w:r>
         <w:rPr>
           <w:rFonts w:ascii="Arial" w:eastAsia="Times New Roman" w:hAnsi="Arial" w:cs="Arial"/>
@@ -6859,7 +5150,6 @@
         </w:rPr>
         <w:t>{/</w:t>
       </w:r>
-      <w:proofErr w:type="spellStart"/>
       <w:r>
         <w:rPr>
           <w:rFonts w:ascii="Arial" w:eastAsia="Times New Roman" w:hAnsi="Arial" w:cs="Arial"/>
@@ -6870,7 +5160,6 @@
         </w:rPr>
         <w:t>estadoIncluyeAmazonia</w:t>
       </w:r>
-      <w:proofErr w:type="spellEnd"/>
       <w:r>
         <w:rPr>
           <w:rFonts w:ascii="Arial" w:eastAsia="Times New Roman" w:hAnsi="Arial" w:cs="Arial"/>
@@ -6952,10 +5241,13 @@
           <w:lang w:val="es-ES" w:eastAsia="es-ES"/>
         </w:rPr>
         <w:lastRenderedPageBreak/>
-        <w:t>{/</w:t>
-      </w:r>
-      <w:proofErr w:type="spellStart"/>
-      <w:r>
+        <w:t>{/estadoOnlyPECO}</w:t>
+      </w:r>
+    </w:p>
+    <w:p>
+      <w:pPr>
+        <w:spacing w:after="0" w:line="240" w:lineRule="auto"/>
+        <w:jc w:val="both"/>
         <w:rPr>
           <w:rFonts w:ascii="Arial" w:eastAsia="Times New Roman" w:hAnsi="Arial" w:cs="Arial"/>
           <w:color w:val="000000"/>
@@ -6963,10 +5255,13 @@
           <w:szCs w:val="20"/>
           <w:lang w:val="es-ES" w:eastAsia="es-ES"/>
         </w:rPr>
-        <w:t>estadoOnlyPECO</w:t>
-      </w:r>
-      <w:proofErr w:type="spellEnd"/>
-      <w:r>
+      </w:pPr>
+    </w:p>
+    <w:p>
+      <w:pPr>
+        <w:spacing w:after="0" w:line="240" w:lineRule="auto"/>
+        <w:ind w:left="426"/>
+        <w:jc w:val="both"/>
         <w:rPr>
           <w:rFonts w:ascii="Arial" w:eastAsia="Times New Roman" w:hAnsi="Arial" w:cs="Arial"/>
           <w:color w:val="000000"/>
@@ -6974,13 +5269,8 @@
           <w:szCs w:val="20"/>
           <w:lang w:val="es-ES" w:eastAsia="es-ES"/>
         </w:rPr>
-        <w:t>}</w:t>
-      </w:r>
-    </w:p>
-    <w:p>
-      <w:pPr>
-        <w:spacing w:after="0" w:line="240" w:lineRule="auto"/>
-        <w:jc w:val="both"/>
+      </w:pPr>
+      <w:r>
         <w:rPr>
           <w:rFonts w:ascii="Arial" w:eastAsia="Times New Roman" w:hAnsi="Arial" w:cs="Arial"/>
           <w:color w:val="000000"/>
@@ -6988,52 +5278,7 @@
           <w:szCs w:val="20"/>
           <w:lang w:val="es-ES" w:eastAsia="es-ES"/>
         </w:rPr>
-      </w:pPr>
-    </w:p>
-    <w:p>
-      <w:pPr>
-        <w:spacing w:after="0" w:line="240" w:lineRule="auto"/>
-        <w:ind w:left="426"/>
-        <w:jc w:val="both"/>
-        <w:rPr>
-          <w:rFonts w:ascii="Arial" w:eastAsia="Times New Roman" w:hAnsi="Arial" w:cs="Arial"/>
-          <w:color w:val="000000"/>
-          <w:sz w:val="20"/>
-          <w:szCs w:val="20"/>
-          <w:lang w:val="es-ES" w:eastAsia="es-ES"/>
-        </w:rPr>
-      </w:pPr>
-      <w:r>
-        <w:rPr>
-          <w:rFonts w:ascii="Arial" w:eastAsia="Times New Roman" w:hAnsi="Arial" w:cs="Arial"/>
-          <w:color w:val="000000"/>
-          <w:sz w:val="20"/>
-          <w:szCs w:val="20"/>
-          <w:lang w:val="es-ES" w:eastAsia="es-ES"/>
-        </w:rPr>
-        <w:t>T.C S/ {</w:t>
-      </w:r>
-      <w:proofErr w:type="spellStart"/>
-      <w:r>
-        <w:rPr>
-          <w:rFonts w:ascii="Arial" w:eastAsia="Times New Roman" w:hAnsi="Arial" w:cs="Arial"/>
-          <w:color w:val="000000"/>
-          <w:sz w:val="20"/>
-          <w:szCs w:val="20"/>
-          <w:lang w:val="es-ES" w:eastAsia="es-ES"/>
-        </w:rPr>
-        <w:t>cuadroDeudaTributaria-miniCuadro-tipoCambio</w:t>
-      </w:r>
-      <w:proofErr w:type="spellEnd"/>
-      <w:r>
-        <w:rPr>
-          <w:rFonts w:ascii="Arial" w:eastAsia="Times New Roman" w:hAnsi="Arial" w:cs="Arial"/>
-          <w:color w:val="000000"/>
-          <w:sz w:val="20"/>
-          <w:szCs w:val="20"/>
-          <w:lang w:val="es-ES" w:eastAsia="es-ES"/>
-        </w:rPr>
-        <w:t>}</w:t>
+        <w:t>T.C S/ {cuadroDeudaTributaria-miniCuadro-tipoCambio}</w:t>
       </w:r>
     </w:p>
     <w:p>
@@ -7136,14 +5381,7 @@
         <w:rPr>
           <w:rFonts w:ascii="Arial" w:hAnsi="Arial" w:cs="Arial"/>
         </w:rPr>
-        <w:t>{/</w:t>
-      </w:r>
-      <w:proofErr w:type="spellStart"/>
-      <w:r>
-        <w:rPr>
-          <w:rFonts w:ascii="Arial" w:hAnsi="Arial" w:cs="Arial"/>
-        </w:rPr>
-        <w:t>veri</w:t>
+        <w:t>{/veri</w:t>
       </w:r>
       <w:r>
         <w:rPr>
@@ -7151,7 +5389,6 @@
         </w:rPr>
         <w:t>FaltaDeudaTributaria</w:t>
       </w:r>
-      <w:proofErr w:type="spellEnd"/>
       <w:r>
         <w:rPr>
           <w:rFonts w:ascii="Arial" w:hAnsi="Arial" w:cs="Arial"/>
@@ -7348,29 +5585,7 @@
                 <w:sz w:val="22"/>
                 <w:szCs w:val="22"/>
               </w:rPr>
-              <w:t xml:space="preserve">Ley </w:t>
-            </w:r>
-            <w:proofErr w:type="gramStart"/>
-            <w:r>
-              <w:rPr>
-                <w:rFonts w:ascii="Arial" w:hAnsi="Arial" w:cs="Arial"/>
-                <w:b/>
-                <w:bCs/>
-                <w:sz w:val="22"/>
-                <w:szCs w:val="22"/>
-              </w:rPr>
-              <w:t>N.º</w:t>
-            </w:r>
-            <w:proofErr w:type="gramEnd"/>
-            <w:r>
-              <w:rPr>
-                <w:rFonts w:ascii="Arial" w:hAnsi="Arial" w:cs="Arial"/>
-                <w:b/>
-                <w:bCs/>
-                <w:sz w:val="22"/>
-                <w:szCs w:val="22"/>
-              </w:rPr>
-              <w:t>27037</w:t>
+              <w:t>Ley N.º27037</w:t>
             </w:r>
           </w:p>
         </w:tc>
@@ -7425,27 +5640,7 @@
                 <w:sz w:val="22"/>
                 <w:szCs w:val="22"/>
               </w:rPr>
-              <w:t>{</w:t>
-            </w:r>
-            <w:proofErr w:type="spellStart"/>
-            <w:r>
-              <w:rPr>
-                <w:rFonts w:ascii="Calibri" w:hAnsi="Calibri" w:cs="Calibri"/>
-                <w:color w:val="000000"/>
-                <w:sz w:val="22"/>
-                <w:szCs w:val="22"/>
-              </w:rPr>
-              <w:t>textoAVLiqu</w:t>
-            </w:r>
-            <w:proofErr w:type="spellEnd"/>
-            <w:r>
-              <w:rPr>
-                <w:rFonts w:ascii="Calibri" w:hAnsi="Calibri" w:cs="Calibri"/>
-                <w:color w:val="000000"/>
-                <w:sz w:val="22"/>
-                <w:szCs w:val="22"/>
-              </w:rPr>
-              <w:t>}</w:t>
+              <w:t>{textoAVLiqu}</w:t>
             </w:r>
           </w:p>
         </w:tc>
@@ -7471,27 +5666,7 @@
                 <w:sz w:val="22"/>
                 <w:szCs w:val="22"/>
               </w:rPr>
-              <w:t>{</w:t>
-            </w:r>
-            <w:proofErr w:type="spellStart"/>
-            <w:r>
-              <w:rPr>
-                <w:rFonts w:ascii="Calibri" w:hAnsi="Calibri" w:cs="Calibri"/>
-                <w:color w:val="000000"/>
-                <w:sz w:val="22"/>
-                <w:szCs w:val="22"/>
-              </w:rPr>
-              <w:t>textoAVNoReg</w:t>
-            </w:r>
-            <w:proofErr w:type="spellEnd"/>
-            <w:r>
-              <w:rPr>
-                <w:rFonts w:ascii="Calibri" w:hAnsi="Calibri" w:cs="Calibri"/>
-                <w:color w:val="000000"/>
-                <w:sz w:val="22"/>
-                <w:szCs w:val="22"/>
-              </w:rPr>
-              <w:t>}</w:t>
+              <w:t>{textoAVNoReg}</w:t>
             </w:r>
           </w:p>
         </w:tc>
@@ -7573,27 +5748,7 @@
                 <w:sz w:val="22"/>
                 <w:szCs w:val="22"/>
               </w:rPr>
-              <w:t>{</w:t>
-            </w:r>
-            <w:proofErr w:type="spellStart"/>
-            <w:r>
-              <w:rPr>
-                <w:rFonts w:ascii="Calibri" w:hAnsi="Calibri" w:cs="Calibri"/>
-                <w:color w:val="000000"/>
-                <w:sz w:val="22"/>
-                <w:szCs w:val="22"/>
-              </w:rPr>
-              <w:t>textoIPMLiqu</w:t>
-            </w:r>
-            <w:proofErr w:type="spellEnd"/>
-            <w:r>
-              <w:rPr>
-                <w:rFonts w:ascii="Calibri" w:hAnsi="Calibri" w:cs="Calibri"/>
-                <w:color w:val="000000"/>
-                <w:sz w:val="22"/>
-                <w:szCs w:val="22"/>
-              </w:rPr>
-              <w:t>}</w:t>
+              <w:t>{textoIPMLiqu}</w:t>
             </w:r>
           </w:p>
         </w:tc>
@@ -7619,27 +5774,7 @@
                 <w:sz w:val="22"/>
                 <w:szCs w:val="22"/>
               </w:rPr>
-              <w:t>{</w:t>
-            </w:r>
-            <w:proofErr w:type="spellStart"/>
-            <w:r>
-              <w:rPr>
-                <w:rFonts w:ascii="Calibri" w:hAnsi="Calibri" w:cs="Calibri"/>
-                <w:color w:val="000000"/>
-                <w:sz w:val="22"/>
-                <w:szCs w:val="22"/>
-              </w:rPr>
-              <w:t>textoIPMNoReg</w:t>
-            </w:r>
-            <w:proofErr w:type="spellEnd"/>
-            <w:r>
-              <w:rPr>
-                <w:rFonts w:ascii="Calibri" w:hAnsi="Calibri" w:cs="Calibri"/>
-                <w:color w:val="000000"/>
-                <w:sz w:val="22"/>
-                <w:szCs w:val="22"/>
-              </w:rPr>
-              <w:t>}</w:t>
+              <w:t>{textoIPMNoReg}</w:t>
             </w:r>
           </w:p>
         </w:tc>
@@ -7721,27 +5856,7 @@
                 <w:sz w:val="22"/>
                 <w:szCs w:val="22"/>
               </w:rPr>
-              <w:t>{</w:t>
-            </w:r>
-            <w:proofErr w:type="spellStart"/>
-            <w:r>
-              <w:rPr>
-                <w:rFonts w:ascii="Calibri" w:hAnsi="Calibri" w:cs="Calibri"/>
-                <w:color w:val="000000"/>
-                <w:sz w:val="22"/>
-                <w:szCs w:val="22"/>
-              </w:rPr>
-              <w:t>textoIGVLiqu</w:t>
-            </w:r>
-            <w:proofErr w:type="spellEnd"/>
-            <w:r>
-              <w:rPr>
-                <w:rFonts w:ascii="Calibri" w:hAnsi="Calibri" w:cs="Calibri"/>
-                <w:color w:val="000000"/>
-                <w:sz w:val="22"/>
-                <w:szCs w:val="22"/>
-              </w:rPr>
-              <w:t>}</w:t>
+              <w:t>{textoIGVLiqu}</w:t>
             </w:r>
           </w:p>
         </w:tc>
@@ -7767,27 +5882,7 @@
                 <w:sz w:val="22"/>
                 <w:szCs w:val="22"/>
               </w:rPr>
-              <w:t>{</w:t>
-            </w:r>
-            <w:proofErr w:type="spellStart"/>
-            <w:r>
-              <w:rPr>
-                <w:rFonts w:ascii="Calibri" w:hAnsi="Calibri" w:cs="Calibri"/>
-                <w:color w:val="000000"/>
-                <w:sz w:val="22"/>
-                <w:szCs w:val="22"/>
-              </w:rPr>
-              <w:t>textoIGVNoReg</w:t>
-            </w:r>
-            <w:proofErr w:type="spellEnd"/>
-            <w:r>
-              <w:rPr>
-                <w:rFonts w:ascii="Calibri" w:hAnsi="Calibri" w:cs="Calibri"/>
-                <w:color w:val="000000"/>
-                <w:sz w:val="22"/>
-                <w:szCs w:val="22"/>
-              </w:rPr>
-              <w:t>}</w:t>
+              <w:t>{textoIGVNoReg}</w:t>
             </w:r>
           </w:p>
         </w:tc>
@@ -7873,29 +5968,7 @@
                 <w:szCs w:val="22"/>
                 <w:lang w:val="es-ES" w:eastAsia="es-ES"/>
               </w:rPr>
-              <w:t>{</w:t>
-            </w:r>
-            <w:proofErr w:type="spellStart"/>
-            <w:r>
-              <w:rPr>
-                <w:rFonts w:ascii="Arial" w:eastAsia="Times New Roman" w:hAnsi="Arial" w:cs="Arial"/>
-                <w:color w:val="000000"/>
-                <w:sz w:val="22"/>
-                <w:szCs w:val="22"/>
-                <w:lang w:val="es-ES" w:eastAsia="es-ES"/>
-              </w:rPr>
-              <w:t>textoTotLiqu</w:t>
-            </w:r>
-            <w:proofErr w:type="spellEnd"/>
-            <w:r>
-              <w:rPr>
-                <w:rFonts w:ascii="Arial" w:eastAsia="Times New Roman" w:hAnsi="Arial" w:cs="Arial"/>
-                <w:color w:val="000000"/>
-                <w:sz w:val="22"/>
-                <w:szCs w:val="22"/>
-                <w:lang w:val="es-ES" w:eastAsia="es-ES"/>
-              </w:rPr>
-              <w:t>}</w:t>
+              <w:t>{textoTotLiqu}</w:t>
             </w:r>
           </w:p>
         </w:tc>
@@ -7924,29 +5997,7 @@
                 <w:szCs w:val="22"/>
                 <w:lang w:val="es-ES" w:eastAsia="es-ES"/>
               </w:rPr>
-              <w:t>{</w:t>
-            </w:r>
-            <w:proofErr w:type="spellStart"/>
-            <w:r>
-              <w:rPr>
-                <w:rFonts w:ascii="Arial" w:eastAsia="Times New Roman" w:hAnsi="Arial" w:cs="Arial"/>
-                <w:color w:val="000000"/>
-                <w:sz w:val="22"/>
-                <w:szCs w:val="22"/>
-                <w:lang w:val="es-ES" w:eastAsia="es-ES"/>
-              </w:rPr>
-              <w:t>textoTotNoReg</w:t>
-            </w:r>
-            <w:proofErr w:type="spellEnd"/>
-            <w:r>
-              <w:rPr>
-                <w:rFonts w:ascii="Arial" w:eastAsia="Times New Roman" w:hAnsi="Arial" w:cs="Arial"/>
-                <w:color w:val="000000"/>
-                <w:sz w:val="22"/>
-                <w:szCs w:val="22"/>
-                <w:lang w:val="es-ES" w:eastAsia="es-ES"/>
-              </w:rPr>
-              <w:t>}</w:t>
+              <w:t>{textoTotNoReg}</w:t>
             </w:r>
           </w:p>
         </w:tc>
@@ -7994,14 +6045,12 @@
         </w:rPr>
         <w:t>{/</w:t>
       </w:r>
-      <w:proofErr w:type="spellStart"/>
       <w:r>
         <w:rPr>
           <w:rFonts w:ascii="Arial" w:hAnsi="Arial" w:cs="Arial"/>
         </w:rPr>
         <w:t>estadoOnlyAMAZONIA</w:t>
       </w:r>
-      <w:proofErr w:type="spellEnd"/>
       <w:r>
         <w:rPr>
           <w:rFonts w:ascii="Arial" w:hAnsi="Arial" w:cs="Arial"/>
@@ -8228,29 +6277,7 @@
                 <w:sz w:val="20"/>
                 <w:szCs w:val="20"/>
               </w:rPr>
-              <w:t xml:space="preserve">Ley </w:t>
-            </w:r>
-            <w:proofErr w:type="gramStart"/>
-            <w:r>
-              <w:rPr>
-                <w:rFonts w:ascii="Arial" w:hAnsi="Arial" w:cs="Arial"/>
-                <w:b/>
-                <w:bCs/>
-                <w:sz w:val="20"/>
-                <w:szCs w:val="20"/>
-              </w:rPr>
-              <w:t>N.º</w:t>
-            </w:r>
-            <w:proofErr w:type="gramEnd"/>
-            <w:r>
-              <w:rPr>
-                <w:rFonts w:ascii="Arial" w:hAnsi="Arial" w:cs="Arial"/>
-                <w:b/>
-                <w:bCs/>
-                <w:sz w:val="20"/>
-                <w:szCs w:val="20"/>
-              </w:rPr>
-              <w:t>27037</w:t>
+              <w:t>Ley N.º27037</w:t>
             </w:r>
           </w:p>
         </w:tc>
@@ -8305,27 +6332,7 @@
                 <w:sz w:val="20"/>
                 <w:szCs w:val="20"/>
               </w:rPr>
-              <w:t>{</w:t>
-            </w:r>
-            <w:proofErr w:type="spellStart"/>
-            <w:r>
-              <w:rPr>
-                <w:rFonts w:ascii="Calibri" w:hAnsi="Calibri" w:cs="Calibri"/>
-                <w:color w:val="000000"/>
-                <w:sz w:val="20"/>
-                <w:szCs w:val="20"/>
-              </w:rPr>
-              <w:t>textoAVLiqu</w:t>
-            </w:r>
-            <w:proofErr w:type="spellEnd"/>
-            <w:r>
-              <w:rPr>
-                <w:rFonts w:ascii="Calibri" w:hAnsi="Calibri" w:cs="Calibri"/>
-                <w:color w:val="000000"/>
-                <w:sz w:val="20"/>
-                <w:szCs w:val="20"/>
-              </w:rPr>
-              <w:t>}</w:t>
+              <w:t>{textoAVLiqu}</w:t>
             </w:r>
           </w:p>
         </w:tc>
@@ -8351,27 +6358,7 @@
                 <w:sz w:val="20"/>
                 <w:szCs w:val="20"/>
               </w:rPr>
-              <w:t>{</w:t>
-            </w:r>
-            <w:proofErr w:type="spellStart"/>
-            <w:r>
-              <w:rPr>
-                <w:rFonts w:ascii="Calibri" w:hAnsi="Calibri" w:cs="Calibri"/>
-                <w:color w:val="000000"/>
-                <w:sz w:val="20"/>
-                <w:szCs w:val="20"/>
-              </w:rPr>
-              <w:t>textoAVNoReg</w:t>
-            </w:r>
-            <w:proofErr w:type="spellEnd"/>
-            <w:r>
-              <w:rPr>
-                <w:rFonts w:ascii="Calibri" w:hAnsi="Calibri" w:cs="Calibri"/>
-                <w:color w:val="000000"/>
-                <w:sz w:val="20"/>
-                <w:szCs w:val="20"/>
-              </w:rPr>
-              <w:t>}</w:t>
+              <w:t>{textoAVNoReg}</w:t>
             </w:r>
           </w:p>
         </w:tc>
@@ -8399,7 +6386,6 @@
               </w:rPr>
               <w:t>{</w:t>
             </w:r>
-            <w:proofErr w:type="spellStart"/>
             <w:r>
               <w:rPr>
                 <w:rFonts w:ascii="Calibri" w:hAnsi="Calibri" w:cs="Calibri"/>
@@ -8409,7 +6395,6 @@
               </w:rPr>
               <w:t>textoAVReguPECO</w:t>
             </w:r>
-            <w:proofErr w:type="spellEnd"/>
             <w:r>
               <w:rPr>
                 <w:rFonts w:ascii="Calibri" w:hAnsi="Calibri" w:cs="Calibri"/>
@@ -8499,27 +6484,7 @@
                 <w:sz w:val="20"/>
                 <w:szCs w:val="20"/>
               </w:rPr>
-              <w:t>{</w:t>
-            </w:r>
-            <w:proofErr w:type="spellStart"/>
-            <w:r>
-              <w:rPr>
-                <w:rFonts w:ascii="Calibri" w:hAnsi="Calibri" w:cs="Calibri"/>
-                <w:color w:val="000000"/>
-                <w:sz w:val="20"/>
-                <w:szCs w:val="20"/>
-              </w:rPr>
-              <w:t>textoIPMLiqu</w:t>
-            </w:r>
-            <w:proofErr w:type="spellEnd"/>
-            <w:r>
-              <w:rPr>
-                <w:rFonts w:ascii="Calibri" w:hAnsi="Calibri" w:cs="Calibri"/>
-                <w:color w:val="000000"/>
-                <w:sz w:val="20"/>
-                <w:szCs w:val="20"/>
-              </w:rPr>
-              <w:t>}</w:t>
+              <w:t>{textoIPMLiqu}</w:t>
             </w:r>
           </w:p>
         </w:tc>
@@ -8545,27 +6510,7 @@
                 <w:sz w:val="20"/>
                 <w:szCs w:val="20"/>
               </w:rPr>
-              <w:t>{</w:t>
-            </w:r>
-            <w:proofErr w:type="spellStart"/>
-            <w:r>
-              <w:rPr>
-                <w:rFonts w:ascii="Calibri" w:hAnsi="Calibri" w:cs="Calibri"/>
-                <w:color w:val="000000"/>
-                <w:sz w:val="20"/>
-                <w:szCs w:val="20"/>
-              </w:rPr>
-              <w:t>textoIPMNoReg</w:t>
-            </w:r>
-            <w:proofErr w:type="spellEnd"/>
-            <w:r>
-              <w:rPr>
-                <w:rFonts w:ascii="Calibri" w:hAnsi="Calibri" w:cs="Calibri"/>
-                <w:color w:val="000000"/>
-                <w:sz w:val="20"/>
-                <w:szCs w:val="20"/>
-              </w:rPr>
-              <w:t>}</w:t>
+              <w:t>{textoIPMNoReg}</w:t>
             </w:r>
           </w:p>
         </w:tc>
@@ -8593,7 +6538,6 @@
               </w:rPr>
               <w:t>{</w:t>
             </w:r>
-            <w:proofErr w:type="spellStart"/>
             <w:r>
               <w:rPr>
                 <w:rFonts w:ascii="Calibri" w:eastAsia="Times New Roman" w:hAnsi="Calibri" w:cs="Calibri"/>
@@ -8603,7 +6547,6 @@
               </w:rPr>
               <w:t>textoIPMReguPECO</w:t>
             </w:r>
-            <w:proofErr w:type="spellEnd"/>
             <w:r>
               <w:rPr>
                 <w:rFonts w:ascii="Calibri" w:eastAsia="Times New Roman" w:hAnsi="Calibri" w:cs="Calibri"/>
@@ -8693,27 +6636,7 @@
                 <w:sz w:val="20"/>
                 <w:szCs w:val="20"/>
               </w:rPr>
-              <w:t>{</w:t>
-            </w:r>
-            <w:proofErr w:type="spellStart"/>
-            <w:r>
-              <w:rPr>
-                <w:rFonts w:ascii="Calibri" w:hAnsi="Calibri" w:cs="Calibri"/>
-                <w:color w:val="000000"/>
-                <w:sz w:val="20"/>
-                <w:szCs w:val="20"/>
-              </w:rPr>
-              <w:t>textoIGVLiqu</w:t>
-            </w:r>
-            <w:proofErr w:type="spellEnd"/>
-            <w:r>
-              <w:rPr>
-                <w:rFonts w:ascii="Calibri" w:hAnsi="Calibri" w:cs="Calibri"/>
-                <w:color w:val="000000"/>
-                <w:sz w:val="20"/>
-                <w:szCs w:val="20"/>
-              </w:rPr>
-              <w:t>}</w:t>
+              <w:t>{textoIGVLiqu}</w:t>
             </w:r>
           </w:p>
         </w:tc>
@@ -8739,27 +6662,7 @@
                 <w:sz w:val="20"/>
                 <w:szCs w:val="20"/>
               </w:rPr>
-              <w:t>{</w:t>
-            </w:r>
-            <w:proofErr w:type="spellStart"/>
-            <w:r>
-              <w:rPr>
-                <w:rFonts w:ascii="Calibri" w:hAnsi="Calibri" w:cs="Calibri"/>
-                <w:color w:val="000000"/>
-                <w:sz w:val="20"/>
-                <w:szCs w:val="20"/>
-              </w:rPr>
-              <w:t>textoIGVNoReg</w:t>
-            </w:r>
-            <w:proofErr w:type="spellEnd"/>
-            <w:r>
-              <w:rPr>
-                <w:rFonts w:ascii="Calibri" w:hAnsi="Calibri" w:cs="Calibri"/>
-                <w:color w:val="000000"/>
-                <w:sz w:val="20"/>
-                <w:szCs w:val="20"/>
-              </w:rPr>
-              <w:t>}</w:t>
+              <w:t>{textoIGVNoReg}</w:t>
             </w:r>
           </w:p>
         </w:tc>
@@ -8787,7 +6690,6 @@
               </w:rPr>
               <w:t>{</w:t>
             </w:r>
-            <w:proofErr w:type="spellStart"/>
             <w:r>
               <w:rPr>
                 <w:rFonts w:ascii="Calibri" w:hAnsi="Calibri" w:cs="Calibri"/>
@@ -8797,7 +6699,6 @@
               </w:rPr>
               <w:t>textoIGVReguPECO</w:t>
             </w:r>
-            <w:proofErr w:type="spellEnd"/>
             <w:r>
               <w:rPr>
                 <w:rFonts w:ascii="Calibri" w:hAnsi="Calibri" w:cs="Calibri"/>
@@ -8891,29 +6792,7 @@
                 <w:szCs w:val="20"/>
                 <w:lang w:val="es-ES" w:eastAsia="es-ES"/>
               </w:rPr>
-              <w:t>{</w:t>
-            </w:r>
-            <w:proofErr w:type="spellStart"/>
-            <w:r>
-              <w:rPr>
-                <w:rFonts w:ascii="Arial" w:eastAsia="Times New Roman" w:hAnsi="Arial" w:cs="Arial"/>
-                <w:color w:val="000000"/>
-                <w:sz w:val="20"/>
-                <w:szCs w:val="20"/>
-                <w:lang w:val="es-ES" w:eastAsia="es-ES"/>
-              </w:rPr>
-              <w:t>textoTotLiqu</w:t>
-            </w:r>
-            <w:proofErr w:type="spellEnd"/>
-            <w:r>
-              <w:rPr>
-                <w:rFonts w:ascii="Arial" w:eastAsia="Times New Roman" w:hAnsi="Arial" w:cs="Arial"/>
-                <w:color w:val="000000"/>
-                <w:sz w:val="20"/>
-                <w:szCs w:val="20"/>
-                <w:lang w:val="es-ES" w:eastAsia="es-ES"/>
-              </w:rPr>
-              <w:t>}</w:t>
+              <w:t>{textoTotLiqu}</w:t>
             </w:r>
           </w:p>
         </w:tc>
@@ -8942,29 +6821,7 @@
                 <w:szCs w:val="20"/>
                 <w:lang w:val="es-ES" w:eastAsia="es-ES"/>
               </w:rPr>
-              <w:t>{</w:t>
-            </w:r>
-            <w:proofErr w:type="spellStart"/>
-            <w:r>
-              <w:rPr>
-                <w:rFonts w:ascii="Arial" w:eastAsia="Times New Roman" w:hAnsi="Arial" w:cs="Arial"/>
-                <w:color w:val="000000"/>
-                <w:sz w:val="20"/>
-                <w:szCs w:val="20"/>
-                <w:lang w:val="es-ES" w:eastAsia="es-ES"/>
-              </w:rPr>
-              <w:t>textoTotNoReg</w:t>
-            </w:r>
-            <w:proofErr w:type="spellEnd"/>
-            <w:r>
-              <w:rPr>
-                <w:rFonts w:ascii="Arial" w:eastAsia="Times New Roman" w:hAnsi="Arial" w:cs="Arial"/>
-                <w:color w:val="000000"/>
-                <w:sz w:val="20"/>
-                <w:szCs w:val="20"/>
-                <w:lang w:val="es-ES" w:eastAsia="es-ES"/>
-              </w:rPr>
-              <w:t>}</w:t>
+              <w:t>{textoTotNoReg}</w:t>
             </w:r>
           </w:p>
         </w:tc>
@@ -8995,7 +6852,6 @@
               </w:rPr>
               <w:t>{</w:t>
             </w:r>
-            <w:proofErr w:type="spellStart"/>
             <w:r>
               <w:rPr>
                 <w:rFonts w:ascii="Arial" w:eastAsia="Times New Roman" w:hAnsi="Arial" w:cs="Arial"/>
@@ -9006,7 +6862,6 @@
               </w:rPr>
               <w:t>textoTotReguPECO</w:t>
             </w:r>
-            <w:proofErr w:type="spellEnd"/>
             <w:r>
               <w:rPr>
                 <w:rFonts w:ascii="Arial" w:eastAsia="Times New Roman" w:hAnsi="Arial" w:cs="Arial"/>
@@ -9070,7 +6925,6 @@
         <w:t>{/</w:t>
       </w:r>
       <w:bookmarkStart w:id="10" w:name="_Hlk231148438"/>
-      <w:proofErr w:type="spellStart"/>
       <w:r>
         <w:rPr>
           <w:rFonts w:ascii="Arial" w:hAnsi="Arial" w:cs="Arial"/>
@@ -9080,7 +6934,6 @@
         <w:t>estadoPECOyAMAZONIA</w:t>
       </w:r>
       <w:bookmarkEnd w:id="10"/>
-      <w:proofErr w:type="spellEnd"/>
       <w:r>
         <w:rPr>
           <w:rFonts w:ascii="Arial" w:hAnsi="Arial" w:cs="Arial"/>
@@ -9344,27 +7197,7 @@
                 <w:sz w:val="20"/>
                 <w:szCs w:val="20"/>
               </w:rPr>
-              <w:t>{</w:t>
-            </w:r>
-            <w:proofErr w:type="spellStart"/>
-            <w:r>
-              <w:rPr>
-                <w:rFonts w:ascii="Calibri" w:hAnsi="Calibri" w:cs="Calibri"/>
-                <w:color w:val="000000"/>
-                <w:sz w:val="20"/>
-                <w:szCs w:val="20"/>
-              </w:rPr>
-              <w:t>textoAVLiqu</w:t>
-            </w:r>
-            <w:proofErr w:type="spellEnd"/>
-            <w:r>
-              <w:rPr>
-                <w:rFonts w:ascii="Calibri" w:hAnsi="Calibri" w:cs="Calibri"/>
-                <w:color w:val="000000"/>
-                <w:sz w:val="20"/>
-                <w:szCs w:val="20"/>
-              </w:rPr>
-              <w:t>}</w:t>
+              <w:t>{textoAVLiqu}</w:t>
             </w:r>
           </w:p>
         </w:tc>
@@ -9390,27 +7223,7 @@
                 <w:sz w:val="20"/>
                 <w:szCs w:val="20"/>
               </w:rPr>
-              <w:t>{</w:t>
-            </w:r>
-            <w:proofErr w:type="spellStart"/>
-            <w:r>
-              <w:rPr>
-                <w:rFonts w:ascii="Calibri" w:hAnsi="Calibri" w:cs="Calibri"/>
-                <w:color w:val="000000"/>
-                <w:sz w:val="20"/>
-                <w:szCs w:val="20"/>
-              </w:rPr>
-              <w:t>textoAVNoReg</w:t>
-            </w:r>
-            <w:proofErr w:type="spellEnd"/>
-            <w:r>
-              <w:rPr>
-                <w:rFonts w:ascii="Calibri" w:hAnsi="Calibri" w:cs="Calibri"/>
-                <w:color w:val="000000"/>
-                <w:sz w:val="20"/>
-                <w:szCs w:val="20"/>
-              </w:rPr>
-              <w:t>}</w:t>
+              <w:t>{textoAVNoReg}</w:t>
             </w:r>
           </w:p>
         </w:tc>
@@ -9438,7 +7251,6 @@
               </w:rPr>
               <w:t>{</w:t>
             </w:r>
-            <w:proofErr w:type="spellStart"/>
             <w:r>
               <w:rPr>
                 <w:rFonts w:ascii="Calibri" w:hAnsi="Calibri" w:cs="Calibri"/>
@@ -9448,7 +7260,6 @@
               </w:rPr>
               <w:t>textoAVReguPECO</w:t>
             </w:r>
-            <w:proofErr w:type="spellEnd"/>
             <w:r>
               <w:rPr>
                 <w:rFonts w:ascii="Calibri" w:hAnsi="Calibri" w:cs="Calibri"/>
@@ -9514,27 +7325,7 @@
                 <w:sz w:val="20"/>
                 <w:szCs w:val="20"/>
               </w:rPr>
-              <w:t>{</w:t>
-            </w:r>
-            <w:proofErr w:type="spellStart"/>
-            <w:r>
-              <w:rPr>
-                <w:rFonts w:ascii="Calibri" w:hAnsi="Calibri" w:cs="Calibri"/>
-                <w:color w:val="000000"/>
-                <w:sz w:val="20"/>
-                <w:szCs w:val="20"/>
-              </w:rPr>
-              <w:t>textoIPMLiqu</w:t>
-            </w:r>
-            <w:proofErr w:type="spellEnd"/>
-            <w:r>
-              <w:rPr>
-                <w:rFonts w:ascii="Calibri" w:hAnsi="Calibri" w:cs="Calibri"/>
-                <w:color w:val="000000"/>
-                <w:sz w:val="20"/>
-                <w:szCs w:val="20"/>
-              </w:rPr>
-              <w:t>}</w:t>
+              <w:t>{textoIPMLiqu}</w:t>
             </w:r>
           </w:p>
         </w:tc>
@@ -9560,27 +7351,7 @@
                 <w:sz w:val="20"/>
                 <w:szCs w:val="20"/>
               </w:rPr>
-              <w:t>{</w:t>
-            </w:r>
-            <w:proofErr w:type="spellStart"/>
-            <w:r>
-              <w:rPr>
-                <w:rFonts w:ascii="Calibri" w:hAnsi="Calibri" w:cs="Calibri"/>
-                <w:color w:val="000000"/>
-                <w:sz w:val="20"/>
-                <w:szCs w:val="20"/>
-              </w:rPr>
-              <w:t>textoIPMNoReg</w:t>
-            </w:r>
-            <w:proofErr w:type="spellEnd"/>
-            <w:r>
-              <w:rPr>
-                <w:rFonts w:ascii="Calibri" w:hAnsi="Calibri" w:cs="Calibri"/>
-                <w:color w:val="000000"/>
-                <w:sz w:val="20"/>
-                <w:szCs w:val="20"/>
-              </w:rPr>
-              <w:t>}</w:t>
+              <w:t>{textoIPMNoReg}</w:t>
             </w:r>
           </w:p>
         </w:tc>
@@ -9608,7 +7379,6 @@
               </w:rPr>
               <w:t>{</w:t>
             </w:r>
-            <w:proofErr w:type="spellStart"/>
             <w:r>
               <w:rPr>
                 <w:rFonts w:ascii="Calibri" w:eastAsia="Times New Roman" w:hAnsi="Calibri" w:cs="Calibri"/>
@@ -9618,7 +7388,6 @@
               </w:rPr>
               <w:t>textoIPMReguPECO</w:t>
             </w:r>
-            <w:proofErr w:type="spellEnd"/>
             <w:r>
               <w:rPr>
                 <w:rFonts w:ascii="Calibri" w:eastAsia="Times New Roman" w:hAnsi="Calibri" w:cs="Calibri"/>
@@ -9684,27 +7453,7 @@
                 <w:sz w:val="20"/>
                 <w:szCs w:val="20"/>
               </w:rPr>
-              <w:t>{</w:t>
-            </w:r>
-            <w:proofErr w:type="spellStart"/>
-            <w:r>
-              <w:rPr>
-                <w:rFonts w:ascii="Calibri" w:hAnsi="Calibri" w:cs="Calibri"/>
-                <w:color w:val="000000"/>
-                <w:sz w:val="20"/>
-                <w:szCs w:val="20"/>
-              </w:rPr>
-              <w:t>textoIGVLiqu</w:t>
-            </w:r>
-            <w:proofErr w:type="spellEnd"/>
-            <w:r>
-              <w:rPr>
-                <w:rFonts w:ascii="Calibri" w:hAnsi="Calibri" w:cs="Calibri"/>
-                <w:color w:val="000000"/>
-                <w:sz w:val="20"/>
-                <w:szCs w:val="20"/>
-              </w:rPr>
-              <w:t>}</w:t>
+              <w:t>{textoIGVLiqu}</w:t>
             </w:r>
           </w:p>
         </w:tc>
@@ -9730,27 +7479,7 @@
                 <w:sz w:val="20"/>
                 <w:szCs w:val="20"/>
               </w:rPr>
-              <w:t>{</w:t>
-            </w:r>
-            <w:proofErr w:type="spellStart"/>
-            <w:r>
-              <w:rPr>
-                <w:rFonts w:ascii="Calibri" w:hAnsi="Calibri" w:cs="Calibri"/>
-                <w:color w:val="000000"/>
-                <w:sz w:val="20"/>
-                <w:szCs w:val="20"/>
-              </w:rPr>
-              <w:t>textoIGVNoReg</w:t>
-            </w:r>
-            <w:proofErr w:type="spellEnd"/>
-            <w:r>
-              <w:rPr>
-                <w:rFonts w:ascii="Calibri" w:hAnsi="Calibri" w:cs="Calibri"/>
-                <w:color w:val="000000"/>
-                <w:sz w:val="20"/>
-                <w:szCs w:val="20"/>
-              </w:rPr>
-              <w:t>}</w:t>
+              <w:t>{textoIGVNoReg}</w:t>
             </w:r>
           </w:p>
         </w:tc>
@@ -9778,7 +7507,6 @@
               </w:rPr>
               <w:t>{</w:t>
             </w:r>
-            <w:proofErr w:type="spellStart"/>
             <w:r>
               <w:rPr>
                 <w:rFonts w:ascii="Calibri" w:hAnsi="Calibri" w:cs="Calibri"/>
@@ -9788,7 +7516,6 @@
               </w:rPr>
               <w:t>textoIGVReguPECO</w:t>
             </w:r>
-            <w:proofErr w:type="spellEnd"/>
             <w:r>
               <w:rPr>
                 <w:rFonts w:ascii="Calibri" w:hAnsi="Calibri" w:cs="Calibri"/>
@@ -9858,29 +7585,7 @@
                 <w:szCs w:val="20"/>
                 <w:lang w:val="es-ES" w:eastAsia="es-ES"/>
               </w:rPr>
-              <w:t>{</w:t>
-            </w:r>
-            <w:proofErr w:type="spellStart"/>
-            <w:r>
-              <w:rPr>
-                <w:rFonts w:ascii="Arial" w:eastAsia="Times New Roman" w:hAnsi="Arial" w:cs="Arial"/>
-                <w:color w:val="000000"/>
-                <w:sz w:val="20"/>
-                <w:szCs w:val="20"/>
-                <w:lang w:val="es-ES" w:eastAsia="es-ES"/>
-              </w:rPr>
-              <w:t>textoTotLiqu</w:t>
-            </w:r>
-            <w:proofErr w:type="spellEnd"/>
-            <w:r>
-              <w:rPr>
-                <w:rFonts w:ascii="Arial" w:eastAsia="Times New Roman" w:hAnsi="Arial" w:cs="Arial"/>
-                <w:color w:val="000000"/>
-                <w:sz w:val="20"/>
-                <w:szCs w:val="20"/>
-                <w:lang w:val="es-ES" w:eastAsia="es-ES"/>
-              </w:rPr>
-              <w:t>}</w:t>
+              <w:t>{textoTotLiqu}</w:t>
             </w:r>
           </w:p>
         </w:tc>
@@ -9909,29 +7614,7 @@
                 <w:szCs w:val="20"/>
                 <w:lang w:val="es-ES" w:eastAsia="es-ES"/>
               </w:rPr>
-              <w:t>{</w:t>
-            </w:r>
-            <w:proofErr w:type="spellStart"/>
-            <w:r>
-              <w:rPr>
-                <w:rFonts w:ascii="Arial" w:eastAsia="Times New Roman" w:hAnsi="Arial" w:cs="Arial"/>
-                <w:color w:val="000000"/>
-                <w:sz w:val="20"/>
-                <w:szCs w:val="20"/>
-                <w:lang w:val="es-ES" w:eastAsia="es-ES"/>
-              </w:rPr>
-              <w:t>textoTotNoReg</w:t>
-            </w:r>
-            <w:proofErr w:type="spellEnd"/>
-            <w:r>
-              <w:rPr>
-                <w:rFonts w:ascii="Arial" w:eastAsia="Times New Roman" w:hAnsi="Arial" w:cs="Arial"/>
-                <w:color w:val="000000"/>
-                <w:sz w:val="20"/>
-                <w:szCs w:val="20"/>
-                <w:lang w:val="es-ES" w:eastAsia="es-ES"/>
-              </w:rPr>
-              <w:t>}</w:t>
+              <w:t>{textoTotNoReg}</w:t>
             </w:r>
           </w:p>
         </w:tc>
@@ -9962,7 +7645,6 @@
               </w:rPr>
               <w:t>{</w:t>
             </w:r>
-            <w:proofErr w:type="spellStart"/>
             <w:r>
               <w:rPr>
                 <w:rFonts w:ascii="Arial" w:eastAsia="Times New Roman" w:hAnsi="Arial" w:cs="Arial"/>
@@ -9973,7 +7655,6 @@
               </w:rPr>
               <w:t>textoTotReguPECO</w:t>
             </w:r>
-            <w:proofErr w:type="spellEnd"/>
             <w:r>
               <w:rPr>
                 <w:rFonts w:ascii="Arial" w:eastAsia="Times New Roman" w:hAnsi="Arial" w:cs="Arial"/>
@@ -10019,7 +7700,6 @@
         </w:rPr>
         <w:t>{/</w:t>
       </w:r>
-      <w:proofErr w:type="spellStart"/>
       <w:r>
         <w:rPr>
           <w:rFonts w:ascii="Arial" w:hAnsi="Arial" w:cs="Arial"/>
@@ -10028,7 +7708,6 @@
         </w:rPr>
         <w:t>estadoOnlyPECO</w:t>
       </w:r>
-      <w:proofErr w:type="spellEnd"/>
       <w:r>
         <w:rPr>
           <w:rFonts w:ascii="Arial" w:hAnsi="Arial" w:cs="Arial"/>
@@ -10157,23 +7836,7 @@
           <w:rFonts w:ascii="Arial" w:hAnsi="Arial" w:cs="Arial"/>
           <w:color w:val="000000" w:themeColor="text1"/>
         </w:rPr>
-        <w:t>, presentado por {</w:t>
-      </w:r>
-      <w:proofErr w:type="spellStart"/>
-      <w:r>
-        <w:rPr>
-          <w:rFonts w:ascii="Arial" w:hAnsi="Arial" w:cs="Arial"/>
-          <w:color w:val="000000" w:themeColor="text1"/>
-        </w:rPr>
-        <w:t>fromDam-nombreEmpresa</w:t>
-      </w:r>
-      <w:proofErr w:type="spellEnd"/>
-      <w:r>
-        <w:rPr>
-          <w:rFonts w:ascii="Arial" w:hAnsi="Arial" w:cs="Arial"/>
-          <w:color w:val="000000" w:themeColor="text1"/>
-        </w:rPr>
-        <w:t>}</w:t>
+        <w:t>, presentado por {fromDam-nombreEmpresa}</w:t>
       </w:r>
       <w:r>
         <w:rPr>
@@ -10182,9 +7845,44 @@
           <w:bCs/>
           <w:color w:val="FF0000"/>
         </w:rPr>
-        <w:t>{</w:t>
-      </w:r>
-      <w:proofErr w:type="spellStart"/>
+        <w:t>{fromDam-nombreEmpresaRRR}</w:t>
+      </w:r>
+      <w:r>
+        <w:rPr>
+          <w:rFonts w:ascii="Arial" w:hAnsi="Arial" w:cs="Arial"/>
+          <w:color w:val="000000" w:themeColor="text1"/>
+        </w:rPr>
+        <w:t>,</w:t>
+      </w:r>
+      <w:r>
+        <w:rPr>
+          <w:rFonts w:ascii="Arial" w:hAnsi="Arial" w:cs="Arial"/>
+          <w:b/>
+          <w:bCs/>
+          <w:color w:val="000000" w:themeColor="text1"/>
+        </w:rPr>
+        <w:t xml:space="preserve"> </w:t>
+      </w:r>
+      <w:r>
+        <w:rPr>
+          <w:rFonts w:ascii="Arial" w:hAnsi="Arial" w:cs="Arial"/>
+          <w:color w:val="000000" w:themeColor="text1"/>
+        </w:rPr>
+        <w:t>identificado con RUC n.º</w:t>
+      </w:r>
+      <w:r>
+        <w:rPr>
+          <w:color w:val="000000" w:themeColor="text1"/>
+        </w:rPr>
+        <w:t xml:space="preserve"> </w:t>
+      </w:r>
+      <w:r>
+        <w:rPr>
+          <w:rFonts w:ascii="Arial" w:hAnsi="Arial" w:cs="Arial"/>
+          <w:color w:val="000000" w:themeColor="text1"/>
+        </w:rPr>
+        <w:t>{fromDam-ruc}</w:t>
+      </w:r>
       <w:r>
         <w:rPr>
           <w:rFonts w:ascii="Arial" w:hAnsi="Arial" w:cs="Arial"/>
@@ -10192,9 +7890,110 @@
           <w:bCs/>
           <w:color w:val="FF0000"/>
         </w:rPr>
-        <w:t>fromDam-nombreEmpresaRRR</w:t>
-      </w:r>
-      <w:proofErr w:type="spellEnd"/>
+        <w:t>{fromDam-rucRRR}</w:t>
+      </w:r>
+      <w:r>
+        <w:rPr>
+          <w:rFonts w:ascii="Arial" w:hAnsi="Arial" w:cs="Arial"/>
+          <w:color w:val="000000" w:themeColor="text1"/>
+        </w:rPr>
+        <w:t>, se establece que la mercancía materia de regularización ha sido objeto de reconocimiento físico dentro del plazo previsto en el artículo 2º de la Resolución Ministerial n.º107-94-EF/10; por lo tanto, corresponde atender las series de la referida DAM solicitadas a regularización toda vez que se  encuentran  negociadas  en  el  Arancel  Común  del Convenio Peruano - Colombiano con una tasa Ad/Valorem – Libre; determinándose que el monto a regularizar en el marco de la Ley N.º27037 es de S/ {textoTotRegu27}.</w:t>
+      </w:r>
+    </w:p>
+    <w:p/>
+    <w:p>
+      <w:pPr>
+        <w:pStyle w:val="Textoindependiente"/>
+        <w:spacing w:line="240" w:lineRule="auto"/>
+        <w:jc w:val="both"/>
+        <w:rPr>
+          <w:rFonts w:ascii="Arial" w:hAnsi="Arial" w:cs="Arial"/>
+        </w:rPr>
+      </w:pPr>
+      <w:r>
+        <w:rPr>
+          <w:rFonts w:ascii="Arial" w:hAnsi="Arial" w:cs="Arial"/>
+        </w:rPr>
+        <w:t>{/</w:t>
+      </w:r>
+      <w:r>
+        <w:rPr>
+          <w:rFonts w:ascii="Arial" w:hAnsi="Arial" w:cs="Arial"/>
+        </w:rPr>
+        <w:t>estadoOnlyAMAZONIA</w:t>
+      </w:r>
+      <w:r>
+        <w:rPr>
+          <w:rFonts w:ascii="Arial" w:hAnsi="Arial" w:cs="Arial"/>
+        </w:rPr>
+        <w:t>}</w:t>
+      </w:r>
+    </w:p>
+    <w:p>
+      <w:pPr>
+        <w:pStyle w:val="Textoindependiente"/>
+        <w:spacing w:line="240" w:lineRule="auto"/>
+        <w:jc w:val="both"/>
+        <w:rPr>
+          <w:rFonts w:ascii="Arial" w:hAnsi="Arial" w:cs="Arial"/>
+        </w:rPr>
+      </w:pPr>
+      <w:r>
+        <w:rPr>
+          <w:rFonts w:ascii="Arial" w:hAnsi="Arial" w:cs="Arial"/>
+        </w:rPr>
+        <w:t>{#</w:t>
+      </w:r>
+      <w:r>
+        <w:rPr>
+          <w:rFonts w:ascii="Arial" w:hAnsi="Arial" w:cs="Arial"/>
+        </w:rPr>
+        <w:t>estadoPECOyAMAZONIA</w:t>
+      </w:r>
+      <w:r>
+        <w:rPr>
+          <w:rFonts w:ascii="Arial" w:hAnsi="Arial" w:cs="Arial"/>
+        </w:rPr>
+        <w:t>}</w:t>
+      </w:r>
+    </w:p>
+    <w:p>
+      <w:pPr>
+        <w:pStyle w:val="Textoindependiente"/>
+        <w:spacing w:line="240" w:lineRule="auto"/>
+        <w:ind w:left="284"/>
+        <w:jc w:val="both"/>
+        <w:rPr>
+          <w:rFonts w:ascii="Arial" w:hAnsi="Arial" w:cs="Arial"/>
+          <w:color w:val="000000" w:themeColor="text1"/>
+        </w:rPr>
+      </w:pPr>
+      <w:r>
+        <w:rPr>
+          <w:rFonts w:ascii="Arial" w:hAnsi="Arial" w:cs="Arial"/>
+        </w:rPr>
+        <w:t xml:space="preserve">De </w:t>
+      </w:r>
+      <w:r>
+        <w:rPr>
+          <w:rFonts w:ascii="Arial" w:hAnsi="Arial" w:cs="Arial"/>
+          <w:color w:val="000000" w:themeColor="text1"/>
+        </w:rPr>
+        <w:t>acuerdo a la solicitud de regularización/reconocimiento físico n.º</w:t>
+      </w:r>
+      <w:r>
+        <w:rPr>
+          <w:color w:val="000000" w:themeColor="text1"/>
+        </w:rPr>
+        <w:t xml:space="preserve"> </w:t>
+      </w:r>
+      <w:r>
+        <w:rPr>
+          <w:rFonts w:ascii="Arial" w:hAnsi="Arial" w:cs="Arial"/>
+          <w:color w:val="000000" w:themeColor="text1"/>
+        </w:rPr>
+        <w:t>{cuadroPedoAmazonia-numeroRegularizacion}</w:t>
+      </w:r>
       <w:r>
         <w:rPr>
           <w:rFonts w:ascii="Arial" w:hAnsi="Arial" w:cs="Arial"/>
@@ -10202,14 +8001,7 @@
           <w:bCs/>
           <w:color w:val="FF0000"/>
         </w:rPr>
-        <w:t>}</w:t>
-      </w:r>
-      <w:r>
-        <w:rPr>
-          <w:rFonts w:ascii="Arial" w:hAnsi="Arial" w:cs="Arial"/>
-          <w:color w:val="000000" w:themeColor="text1"/>
-        </w:rPr>
-        <w:t>,</w:t>
+        <w:t>{cuadroPedoAmazonia-numeroRegularizacionRRR}</w:t>
       </w:r>
       <w:r>
         <w:rPr>
@@ -10225,36 +8017,7 @@
           <w:rFonts w:ascii="Arial" w:hAnsi="Arial" w:cs="Arial"/>
           <w:color w:val="000000" w:themeColor="text1"/>
         </w:rPr>
-        <w:t>identificado con RUC n.º</w:t>
-      </w:r>
-      <w:r>
-        <w:rPr>
-          <w:color w:val="000000" w:themeColor="text1"/>
-        </w:rPr>
-        <w:t xml:space="preserve"> </w:t>
-      </w:r>
-      <w:r>
-        <w:rPr>
-          <w:rFonts w:ascii="Arial" w:hAnsi="Arial" w:cs="Arial"/>
-          <w:color w:val="000000" w:themeColor="text1"/>
-        </w:rPr>
-        <w:t>{</w:t>
-      </w:r>
-      <w:proofErr w:type="spellStart"/>
-      <w:r>
-        <w:rPr>
-          <w:rFonts w:ascii="Arial" w:hAnsi="Arial" w:cs="Arial"/>
-          <w:color w:val="000000" w:themeColor="text1"/>
-        </w:rPr>
-        <w:t>fromDam</w:t>
-      </w:r>
-      <w:proofErr w:type="spellEnd"/>
-      <w:r>
-        <w:rPr>
-          <w:rFonts w:ascii="Arial" w:hAnsi="Arial" w:cs="Arial"/>
-          <w:color w:val="000000" w:themeColor="text1"/>
-        </w:rPr>
-        <w:t>-ruc}</w:t>
+        <w:t>del {cuadroPedoAmazonia-fechaRegularizacion}</w:t>
       </w:r>
       <w:r>
         <w:rPr>
@@ -10263,9 +8026,15 @@
           <w:bCs/>
           <w:color w:val="FF0000"/>
         </w:rPr>
-        <w:t>{</w:t>
-      </w:r>
-      <w:proofErr w:type="spellStart"/>
+        <w:t>{cuadroPedoAmazonia-fechaRegularizacionRRR}</w:t>
+      </w:r>
+      <w:r>
+        <w:rPr>
+          <w:rFonts w:ascii="Arial" w:hAnsi="Arial" w:cs="Arial"/>
+          <w:color w:val="000000" w:themeColor="text1"/>
+        </w:rPr>
+        <w:t>, presentado por {fromDam-nombreEmpresa}</w:t>
+      </w:r>
       <w:r>
         <w:rPr>
           <w:rFonts w:ascii="Arial" w:hAnsi="Arial" w:cs="Arial"/>
@@ -10273,9 +8042,44 @@
           <w:bCs/>
           <w:color w:val="FF0000"/>
         </w:rPr>
-        <w:t>fromDam-rucRRR</w:t>
-      </w:r>
-      <w:proofErr w:type="spellEnd"/>
+        <w:t>{fromDam-nombreEmpresaRRR}</w:t>
+      </w:r>
+      <w:r>
+        <w:rPr>
+          <w:rFonts w:ascii="Arial" w:hAnsi="Arial" w:cs="Arial"/>
+          <w:color w:val="000000" w:themeColor="text1"/>
+        </w:rPr>
+        <w:t>,</w:t>
+      </w:r>
+      <w:r>
+        <w:rPr>
+          <w:rFonts w:ascii="Arial" w:hAnsi="Arial" w:cs="Arial"/>
+          <w:b/>
+          <w:bCs/>
+          <w:color w:val="000000" w:themeColor="text1"/>
+        </w:rPr>
+        <w:t xml:space="preserve"> </w:t>
+      </w:r>
+      <w:r>
+        <w:rPr>
+          <w:rFonts w:ascii="Arial" w:hAnsi="Arial" w:cs="Arial"/>
+          <w:color w:val="000000" w:themeColor="text1"/>
+        </w:rPr>
+        <w:t>identificado con RUC n.º</w:t>
+      </w:r>
+      <w:r>
+        <w:rPr>
+          <w:color w:val="000000" w:themeColor="text1"/>
+        </w:rPr>
+        <w:t xml:space="preserve"> </w:t>
+      </w:r>
+      <w:r>
+        <w:rPr>
+          <w:rFonts w:ascii="Arial" w:hAnsi="Arial" w:cs="Arial"/>
+          <w:color w:val="000000" w:themeColor="text1"/>
+        </w:rPr>
+        <w:t>{fromDam-ruc}</w:t>
+      </w:r>
       <w:r>
         <w:rPr>
           <w:rFonts w:ascii="Arial" w:hAnsi="Arial" w:cs="Arial"/>
@@ -10283,17 +8087,23 @@
           <w:bCs/>
           <w:color w:val="FF0000"/>
         </w:rPr>
-        <w:t>}</w:t>
+        <w:t>{fromDam-rucRRR}</w:t>
       </w:r>
       <w:r>
         <w:rPr>
           <w:rFonts w:ascii="Arial" w:hAnsi="Arial" w:cs="Arial"/>
           <w:color w:val="000000" w:themeColor="text1"/>
         </w:rPr>
-        <w:t>, se establece que la mercancía materia de regularización ha sido objeto de reconocimiento físico dentro del plazo previsto en el artículo 2º de la Resolución Ministerial n.º107-94-EF/10; por lo tanto, corresponde atender las series de la referida DAM solicitadas a regularización toda vez que se  encuentran  negociadas  en  el  Arancel  Común  del Convenio Peruano - Colombiano con una tasa Ad/Valorem – Libre; determinándose que el monto a regularizar en el marco de la Ley N.º27037 es de S/ {textoTotRegu27}.</w:t>
-      </w:r>
-    </w:p>
-    <w:p/>
+        <w:t>, se establece que la mercancía materia de regularización ha sido objeto de reconocimiento físico dentro del plazo previsto en el artículo 2º de la Resolución Ministerial n.º107-94-EF/10; por lo tanto, corresponde atender las series de la referida DAM solicitadas a regularización toda vez que se encuentran negociadas en el Arancel Común del Convenio Peruano - Colombiano con una tasa Ad/Valorem – Libre; asimismo, se debe tener en cuenta lo opinado en el informe n.º 50-2008-SUNAT/2B4000, ratificado mediante Informe n.º 11-2017-SUNAT/340000, donde dice que: “la devolución de los tributos pagados a cuenta, como regularización del despacho de mercancía acogidas estrictamente a los beneficios arancelarios otorgados por el PECO, comprende únicamente los derechos Ad/Valorem cancelados de las mercancías liberadas total o parcialmente por acogimiento del PECO; determinándose que el monto a regularizar en el marco del Decreto Supremo n.º 015-94-EF es de S/ {textoTotReguPECO} y en el marco de la Ley n.º 2703</w:t>
+      </w:r>
+      <w:r>
+        <w:rPr>
+          <w:rFonts w:ascii="Arial" w:hAnsi="Arial" w:cs="Arial"/>
+          <w:color w:val="000000" w:themeColor="text1"/>
+        </w:rPr>
+        <w:t>7 es de S/ {textoTotRegu27}.</w:t>
+      </w:r>
+    </w:p>
     <w:p>
       <w:pPr>
         <w:pStyle w:val="Textoindependiente"/>
@@ -10301,28 +8111,9 @@
         <w:jc w:val="both"/>
         <w:rPr>
           <w:rFonts w:ascii="Arial" w:hAnsi="Arial" w:cs="Arial"/>
-        </w:rPr>
-      </w:pPr>
-      <w:r>
-        <w:rPr>
-          <w:rFonts w:ascii="Arial" w:hAnsi="Arial" w:cs="Arial"/>
-        </w:rPr>
-        <w:t>{/</w:t>
-      </w:r>
-      <w:proofErr w:type="spellStart"/>
-      <w:r>
-        <w:rPr>
-          <w:rFonts w:ascii="Arial" w:hAnsi="Arial" w:cs="Arial"/>
-        </w:rPr>
-        <w:t>estadoOnlyAMAZONIA</w:t>
-      </w:r>
-      <w:proofErr w:type="spellEnd"/>
-      <w:r>
-        <w:rPr>
-          <w:rFonts w:ascii="Arial" w:hAnsi="Arial" w:cs="Arial"/>
-        </w:rPr>
-        <w:t>}</w:t>
-      </w:r>
+          <w:color w:val="000000" w:themeColor="text1"/>
+        </w:rPr>
+      </w:pPr>
     </w:p>
     <w:p>
       <w:pPr>
@@ -10337,528 +8128,144 @@
         <w:rPr>
           <w:rFonts w:ascii="Arial" w:hAnsi="Arial" w:cs="Arial"/>
         </w:rPr>
+        <w:t>{</w:t>
+      </w:r>
+      <w:r>
+        <w:rPr>
+          <w:rFonts w:ascii="Arial" w:hAnsi="Arial" w:cs="Arial"/>
+        </w:rPr>
+        <w:t>/</w:t>
+      </w:r>
+      <w:r>
+        <w:rPr>
+          <w:rFonts w:ascii="Arial" w:hAnsi="Arial" w:cs="Arial"/>
+        </w:rPr>
+        <w:t>estadoPECOyAMAZONIA}</w:t>
+      </w:r>
+    </w:p>
+    <w:p>
+      <w:r>
         <w:t>{#</w:t>
       </w:r>
       <w:r>
-        <w:rPr>
-          <w:rFonts w:ascii="Arial" w:hAnsi="Arial" w:cs="Arial"/>
-        </w:rPr>
-        <w:t>estadoPECOyAMAZONIA</w:t>
-      </w:r>
-      <w:r>
-        <w:rPr>
-          <w:rFonts w:ascii="Arial" w:hAnsi="Arial" w:cs="Arial"/>
-        </w:rPr>
+        <w:t>estadoOnlyPECO</w:t>
+      </w:r>
+      <w:r>
         <w:t>}</w:t>
       </w:r>
     </w:p>
     <w:p>
       <w:pPr>
-        <w:pStyle w:val="Textoindependiente"/>
-        <w:spacing w:line="240" w:lineRule="auto"/>
         <w:ind w:left="284"/>
         <w:jc w:val="both"/>
         <w:rPr>
           <w:rFonts w:ascii="Arial" w:hAnsi="Arial" w:cs="Arial"/>
           <w:color w:val="000000" w:themeColor="text1"/>
-        </w:rPr>
-      </w:pPr>
-      <w:r>
-        <w:rPr>
-          <w:rFonts w:ascii="Arial" w:hAnsi="Arial" w:cs="Arial"/>
-        </w:rPr>
-        <w:t xml:space="preserve">De </w:t>
-      </w:r>
+          <w:sz w:val="22"/>
+          <w:szCs w:val="22"/>
+        </w:rPr>
+      </w:pPr>
       <w:r>
         <w:rPr>
           <w:rFonts w:ascii="Arial" w:hAnsi="Arial" w:cs="Arial"/>
           <w:color w:val="000000" w:themeColor="text1"/>
-        </w:rPr>
-        <w:t>acuerdo a la solicitud de regularización/reconocimiento físico n.º</w:t>
-      </w:r>
-      <w:r>
-        <w:rPr>
+          <w:sz w:val="22"/>
+          <w:szCs w:val="22"/>
+        </w:rPr>
+        <w:t>De acuerdo a la solicitud de regularización/reconocimiento físico n.º {cuadroPedoAmazonia-numeroRegularizacion}</w:t>
+      </w:r>
+      <w:r>
+        <w:rPr>
+          <w:rFonts w:ascii="Arial" w:hAnsi="Arial" w:cs="Arial"/>
+          <w:color w:val="FF0000"/>
+          <w:sz w:val="22"/>
+          <w:szCs w:val="22"/>
+        </w:rPr>
+        <w:t>{cuadroPedoAmazonia-numeroRegularizacionRRR}</w:t>
+      </w:r>
+      <w:r>
+        <w:rPr>
+          <w:rFonts w:ascii="Arial" w:hAnsi="Arial" w:cs="Arial"/>
           <w:color w:val="000000" w:themeColor="text1"/>
-        </w:rPr>
-        <w:t xml:space="preserve"> </w:t>
+          <w:sz w:val="22"/>
+          <w:szCs w:val="22"/>
+        </w:rPr>
+        <w:t xml:space="preserve"> del {cuadroPedoAmazonia-fechaRegularizacion}</w:t>
+      </w:r>
+      <w:r>
+        <w:rPr>
+          <w:rFonts w:ascii="Arial" w:hAnsi="Arial" w:cs="Arial"/>
+          <w:color w:val="FF0000"/>
+          <w:sz w:val="22"/>
+          <w:szCs w:val="22"/>
+        </w:rPr>
+        <w:t>{cuadroPedoAmazonia-fechaRegularizacionRRR}</w:t>
       </w:r>
       <w:r>
         <w:rPr>
           <w:rFonts w:ascii="Arial" w:hAnsi="Arial" w:cs="Arial"/>
           <w:color w:val="000000" w:themeColor="text1"/>
-        </w:rPr>
-        <w:t>{cuadroPedoAmazonia-numeroRegularizacion}</w:t>
-      </w:r>
-      <w:r>
-        <w:rPr>
-          <w:rFonts w:ascii="Arial" w:hAnsi="Arial" w:cs="Arial"/>
-          <w:b/>
-          <w:bCs/>
+          <w:sz w:val="22"/>
+          <w:szCs w:val="22"/>
+        </w:rPr>
+        <w:t>, presentado por {fromDam-nombreEmpresa}</w:t>
+      </w:r>
+      <w:r>
+        <w:rPr>
+          <w:rFonts w:ascii="Arial" w:hAnsi="Arial" w:cs="Arial"/>
           <w:color w:val="FF0000"/>
-        </w:rPr>
-        <w:t>{cuadroPedoAmazonia-numeroRegularizacionRRR}</w:t>
-      </w:r>
-      <w:r>
-        <w:rPr>
-          <w:rFonts w:ascii="Arial" w:hAnsi="Arial" w:cs="Arial"/>
-          <w:b/>
-          <w:bCs/>
+          <w:sz w:val="22"/>
+          <w:szCs w:val="22"/>
+        </w:rPr>
+        <w:t>{fromDam-nombreEmpresaRRR}</w:t>
+      </w:r>
+      <w:r>
+        <w:rPr>
+          <w:rFonts w:ascii="Arial" w:hAnsi="Arial" w:cs="Arial"/>
           <w:color w:val="000000" w:themeColor="text1"/>
-        </w:rPr>
-        <w:t xml:space="preserve"> </w:t>
+          <w:sz w:val="22"/>
+          <w:szCs w:val="22"/>
+        </w:rPr>
+        <w:t>, identificado con RUC n.º {fromDam-ruc}</w:t>
+      </w:r>
+      <w:r>
+        <w:rPr>
+          <w:rFonts w:ascii="Arial" w:hAnsi="Arial" w:cs="Arial"/>
+          <w:color w:val="FF0000"/>
+          <w:sz w:val="22"/>
+          <w:szCs w:val="22"/>
+        </w:rPr>
+        <w:t>{fromDam-rucRRR}</w:t>
       </w:r>
       <w:r>
         <w:rPr>
           <w:rFonts w:ascii="Arial" w:hAnsi="Arial" w:cs="Arial"/>
           <w:color w:val="000000" w:themeColor="text1"/>
-        </w:rPr>
-        <w:t>del {cuadroPedoAmazonia-fechaRegularizacion}</w:t>
-      </w:r>
-      <w:r>
-        <w:rPr>
-          <w:rFonts w:ascii="Arial" w:hAnsi="Arial" w:cs="Arial"/>
-          <w:b/>
-          <w:bCs/>
-          <w:color w:val="FF0000"/>
-        </w:rPr>
-        <w:t>{cuadroPedoAmazonia-fechaRegularizacionRRR}</w:t>
-      </w:r>
-      <w:r>
+          <w:sz w:val="22"/>
+          <w:szCs w:val="22"/>
+        </w:rPr>
+        <w:t>, se establece que la mercancía materia de regularización ha sido objeto de reconocimiento físico dentro del plazo previsto en el artículo 2º de la Resolución Ministerial n.º107-94-EF/10; por lo tanto, corresponde atender las series de la referida DAM solicitadas a regularización toda vez que se encuentran negociadas en el Arancel Común del Convenio Peruano - Colombiano con una tasa Ad/Valorem – Libre; asimismo, se debe tener en cuenta lo opinado en el informe n.º 50-2008-SUNAT/2B4000, ratificado mediante Informe n.º 11-2017-SUNAT/340000, donde dice que: “la devolución de los tributos pagados a cuenta, como regularización del despacho de mercancía acogidas estrictamente a los beneficios arancelarios otorgados por el PECO, comprende únicamente los derechos Ad/Valorem cancelados de las mercancías liberadas total o parcialmente por acogimiento del PECO; determinándose que el monto a regularizar en el marco del Decreto Supremo n.º 015-94-EF es de S/ {textoTotReguPECO}</w:t>
+      </w:r>
+    </w:p>
+    <w:p>
+      <w:pPr>
+        <w:ind w:left="284"/>
+        <w:jc w:val="both"/>
         <w:rPr>
           <w:rFonts w:ascii="Arial" w:hAnsi="Arial" w:cs="Arial"/>
           <w:color w:val="000000" w:themeColor="text1"/>
-        </w:rPr>
-        <w:t>, presentado por {</w:t>
-      </w:r>
-      <w:proofErr w:type="spellStart"/>
-      <w:r>
-        <w:rPr>
-          <w:rFonts w:ascii="Arial" w:hAnsi="Arial" w:cs="Arial"/>
-          <w:color w:val="000000" w:themeColor="text1"/>
-        </w:rPr>
-        <w:t>fromDam-nombreEmpresa</w:t>
-      </w:r>
-      <w:proofErr w:type="spellEnd"/>
-      <w:r>
-        <w:rPr>
-          <w:rFonts w:ascii="Arial" w:hAnsi="Arial" w:cs="Arial"/>
-          <w:color w:val="000000" w:themeColor="text1"/>
-        </w:rPr>
-        <w:t>}</w:t>
-      </w:r>
-      <w:r>
-        <w:rPr>
-          <w:rFonts w:ascii="Arial" w:hAnsi="Arial" w:cs="Arial"/>
-          <w:b/>
-          <w:bCs/>
-          <w:color w:val="FF0000"/>
-        </w:rPr>
-        <w:t>{</w:t>
-      </w:r>
-      <w:proofErr w:type="spellStart"/>
-      <w:r>
-        <w:rPr>
-          <w:rFonts w:ascii="Arial" w:hAnsi="Arial" w:cs="Arial"/>
-          <w:b/>
-          <w:bCs/>
-          <w:color w:val="FF0000"/>
-        </w:rPr>
-        <w:t>fromDam-nombreEmpresaRRR</w:t>
-      </w:r>
-      <w:proofErr w:type="spellEnd"/>
-      <w:r>
-        <w:rPr>
-          <w:rFonts w:ascii="Arial" w:hAnsi="Arial" w:cs="Arial"/>
-          <w:b/>
-          <w:bCs/>
-          <w:color w:val="FF0000"/>
-        </w:rPr>
-        <w:t>}</w:t>
-      </w:r>
-      <w:r>
-        <w:rPr>
-          <w:rFonts w:ascii="Arial" w:hAnsi="Arial" w:cs="Arial"/>
-          <w:color w:val="000000" w:themeColor="text1"/>
-        </w:rPr>
-        <w:t>,</w:t>
-      </w:r>
-      <w:r>
-        <w:rPr>
-          <w:rFonts w:ascii="Arial" w:hAnsi="Arial" w:cs="Arial"/>
-          <w:b/>
-          <w:bCs/>
-          <w:color w:val="000000" w:themeColor="text1"/>
-        </w:rPr>
-        <w:t xml:space="preserve"> </w:t>
-      </w:r>
-      <w:r>
-        <w:rPr>
-          <w:rFonts w:ascii="Arial" w:hAnsi="Arial" w:cs="Arial"/>
-          <w:color w:val="000000" w:themeColor="text1"/>
-        </w:rPr>
-        <w:t>identificado con RUC n.º</w:t>
-      </w:r>
-      <w:r>
-        <w:rPr>
-          <w:color w:val="000000" w:themeColor="text1"/>
-        </w:rPr>
-        <w:t xml:space="preserve"> </w:t>
-      </w:r>
-      <w:r>
-        <w:rPr>
-          <w:rFonts w:ascii="Arial" w:hAnsi="Arial" w:cs="Arial"/>
-          <w:color w:val="000000" w:themeColor="text1"/>
-        </w:rPr>
-        <w:t>{</w:t>
-      </w:r>
-      <w:proofErr w:type="spellStart"/>
-      <w:r>
-        <w:rPr>
-          <w:rFonts w:ascii="Arial" w:hAnsi="Arial" w:cs="Arial"/>
-          <w:color w:val="000000" w:themeColor="text1"/>
-        </w:rPr>
-        <w:t>fromDam</w:t>
-      </w:r>
-      <w:proofErr w:type="spellEnd"/>
-      <w:r>
-        <w:rPr>
-          <w:rFonts w:ascii="Arial" w:hAnsi="Arial" w:cs="Arial"/>
-          <w:color w:val="000000" w:themeColor="text1"/>
-        </w:rPr>
-        <w:t>-ruc}</w:t>
-      </w:r>
-      <w:r>
-        <w:rPr>
-          <w:rFonts w:ascii="Arial" w:hAnsi="Arial" w:cs="Arial"/>
-          <w:b/>
-          <w:bCs/>
-          <w:color w:val="FF0000"/>
-        </w:rPr>
-        <w:t>{</w:t>
-      </w:r>
-      <w:proofErr w:type="spellStart"/>
-      <w:r>
-        <w:rPr>
-          <w:rFonts w:ascii="Arial" w:hAnsi="Arial" w:cs="Arial"/>
-          <w:b/>
-          <w:bCs/>
-          <w:color w:val="FF0000"/>
-        </w:rPr>
-        <w:t>fromDam-rucRRR</w:t>
-      </w:r>
-      <w:proofErr w:type="spellEnd"/>
-      <w:r>
-        <w:rPr>
-          <w:rFonts w:ascii="Arial" w:hAnsi="Arial" w:cs="Arial"/>
-          <w:b/>
-          <w:bCs/>
-          <w:color w:val="FF0000"/>
-        </w:rPr>
-        <w:t>}</w:t>
-      </w:r>
-      <w:r>
-        <w:rPr>
-          <w:rFonts w:ascii="Arial" w:hAnsi="Arial" w:cs="Arial"/>
-          <w:color w:val="000000" w:themeColor="text1"/>
-        </w:rPr>
-        <w:t>, se establece que la mercancía materia de regularización ha sido objeto de reconocimiento físico dentro del plazo previsto en el artículo 2º de la Resolución Ministerial n.º107-94-EF/10; por lo tanto, corresponde atender las series de la referida DAM solicitadas a regularización toda vez que se encuentran negociadas en el Arancel Común del Convenio Peruano - Colombiano con una tasa Ad/Valorem – Libre; asimismo, se debe tener en cuenta lo opinado en el informe n.º 50-2008-SUNAT/2B4000, ratificado mediante Informe n.º 11-2017-SUNAT/340000, donde dice que: “la devolución de los tributos pagados a cuenta, como regularización del despacho de mercancía acogidas estrictamente a los beneficios arancelarios otorgados por el PECO, comprende únicamente los derechos Ad/Valorem cancelados de las mercancías liberadas total o parcialmente por acogimiento del PECO; determinándose que el monto a regularizar en el marco del Decreto Supremo n.º 015-94-EF es de S/ {</w:t>
-      </w:r>
-      <w:proofErr w:type="spellStart"/>
-      <w:r>
-        <w:rPr>
-          <w:rFonts w:ascii="Arial" w:hAnsi="Arial" w:cs="Arial"/>
-          <w:color w:val="000000" w:themeColor="text1"/>
-        </w:rPr>
-        <w:t>textoTotReguPECO</w:t>
-      </w:r>
-      <w:proofErr w:type="spellEnd"/>
-      <w:r>
-        <w:rPr>
-          <w:rFonts w:ascii="Arial" w:hAnsi="Arial" w:cs="Arial"/>
-          <w:color w:val="000000" w:themeColor="text1"/>
-        </w:rPr>
-        <w:t>} y en el marco de la Ley n.º 2703</w:t>
-      </w:r>
-      <w:r>
-        <w:rPr>
-          <w:rFonts w:ascii="Arial" w:hAnsi="Arial" w:cs="Arial"/>
-          <w:color w:val="000000" w:themeColor="text1"/>
-        </w:rPr>
-        <w:t>7 es de S/ {textoTotRegu27}.</w:t>
-      </w:r>
-    </w:p>
-    <w:p>
-      <w:pPr>
-        <w:pStyle w:val="Textoindependiente"/>
-        <w:spacing w:line="240" w:lineRule="auto"/>
-        <w:jc w:val="both"/>
-        <w:rPr>
-          <w:rFonts w:ascii="Arial" w:hAnsi="Arial" w:cs="Arial"/>
-          <w:color w:val="000000" w:themeColor="text1"/>
-        </w:rPr>
-      </w:pPr>
-    </w:p>
-    <w:p>
-      <w:pPr>
-        <w:pStyle w:val="Textoindependiente"/>
-        <w:spacing w:line="240" w:lineRule="auto"/>
-        <w:jc w:val="both"/>
-        <w:rPr>
-          <w:rFonts w:ascii="Arial" w:hAnsi="Arial" w:cs="Arial"/>
-        </w:rPr>
-      </w:pPr>
-      <w:r>
-        <w:rPr>
-          <w:rFonts w:ascii="Arial" w:hAnsi="Arial" w:cs="Arial"/>
-        </w:rPr>
-        <w:t>{</w:t>
-      </w:r>
-      <w:r>
-        <w:rPr>
-          <w:rFonts w:ascii="Arial" w:hAnsi="Arial" w:cs="Arial"/>
-        </w:rPr>
-        <w:t>/</w:t>
-      </w:r>
-      <w:proofErr w:type="spellStart"/>
-      <w:r>
-        <w:rPr>
-          <w:rFonts w:ascii="Arial" w:hAnsi="Arial" w:cs="Arial"/>
-        </w:rPr>
-        <w:t>estadoPECOyAMAZONIA</w:t>
-      </w:r>
-      <w:proofErr w:type="spellEnd"/>
-      <w:r>
-        <w:rPr>
-          <w:rFonts w:ascii="Arial" w:hAnsi="Arial" w:cs="Arial"/>
-        </w:rPr>
-        <w:t>}</w:t>
-      </w:r>
-    </w:p>
-    <w:p>
-      <w:r>
-        <w:t>{#</w:t>
+          <w:sz w:val="22"/>
+          <w:szCs w:val="22"/>
+        </w:rPr>
+      </w:pPr>
+    </w:p>
+    <w:p>
+      <w:r>
+        <w:t>{/</w:t>
       </w:r>
       <w:r>
         <w:t>estadoOnlyPECO</w:t>
       </w:r>
-      <w:r>
-        <w:t>}</w:t>
-      </w:r>
-    </w:p>
-    <w:p>
-      <w:pPr>
-        <w:ind w:left="284"/>
-        <w:jc w:val="both"/>
-        <w:rPr>
-          <w:rFonts w:ascii="Arial" w:hAnsi="Arial" w:cs="Arial"/>
-          <w:color w:val="000000" w:themeColor="text1"/>
-          <w:sz w:val="22"/>
-          <w:szCs w:val="22"/>
-        </w:rPr>
-      </w:pPr>
-      <w:r>
-        <w:rPr>
-          <w:rFonts w:ascii="Arial" w:hAnsi="Arial" w:cs="Arial"/>
-          <w:color w:val="000000" w:themeColor="text1"/>
-          <w:sz w:val="22"/>
-          <w:szCs w:val="22"/>
-        </w:rPr>
-        <w:t>De acuerdo a la solicitud de regularización/reconocimiento físico n.º {cuadroPedoAmazonia-numeroRegularizacion}</w:t>
-      </w:r>
-      <w:r>
-        <w:rPr>
-          <w:rFonts w:ascii="Arial" w:hAnsi="Arial" w:cs="Arial"/>
-          <w:color w:val="FF0000"/>
-          <w:sz w:val="22"/>
-          <w:szCs w:val="22"/>
-        </w:rPr>
-        <w:t>{cuadroPedoAmazonia-numeroRegularizacionRRR}</w:t>
-      </w:r>
-      <w:r>
-        <w:rPr>
-          <w:rFonts w:ascii="Arial" w:hAnsi="Arial" w:cs="Arial"/>
-          <w:color w:val="000000" w:themeColor="text1"/>
-          <w:sz w:val="22"/>
-          <w:szCs w:val="22"/>
-        </w:rPr>
-        <w:t xml:space="preserve"> del {cuadroPedoAmazonia-fechaRegularizacion}</w:t>
-      </w:r>
-      <w:r>
-        <w:rPr>
-          <w:rFonts w:ascii="Arial" w:hAnsi="Arial" w:cs="Arial"/>
-          <w:color w:val="FF0000"/>
-          <w:sz w:val="22"/>
-          <w:szCs w:val="22"/>
-        </w:rPr>
-        <w:t>{cuadroPedoAmazonia-fechaRegularizacionRRR}</w:t>
-      </w:r>
-      <w:r>
-        <w:rPr>
-          <w:rFonts w:ascii="Arial" w:hAnsi="Arial" w:cs="Arial"/>
-          <w:color w:val="000000" w:themeColor="text1"/>
-          <w:sz w:val="22"/>
-          <w:szCs w:val="22"/>
-        </w:rPr>
-        <w:t>, presentado por {</w:t>
-      </w:r>
-      <w:proofErr w:type="spellStart"/>
-      <w:r>
-        <w:rPr>
-          <w:rFonts w:ascii="Arial" w:hAnsi="Arial" w:cs="Arial"/>
-          <w:color w:val="000000" w:themeColor="text1"/>
-          <w:sz w:val="22"/>
-          <w:szCs w:val="22"/>
-        </w:rPr>
-        <w:t>fromDam-nombreEmpresa</w:t>
-      </w:r>
-      <w:proofErr w:type="spellEnd"/>
-      <w:r>
-        <w:rPr>
-          <w:rFonts w:ascii="Arial" w:hAnsi="Arial" w:cs="Arial"/>
-          <w:color w:val="000000" w:themeColor="text1"/>
-          <w:sz w:val="22"/>
-          <w:szCs w:val="22"/>
-        </w:rPr>
-        <w:t>}</w:t>
-      </w:r>
-      <w:r>
-        <w:rPr>
-          <w:rFonts w:ascii="Arial" w:hAnsi="Arial" w:cs="Arial"/>
-          <w:color w:val="FF0000"/>
-          <w:sz w:val="22"/>
-          <w:szCs w:val="22"/>
-        </w:rPr>
-        <w:t>{</w:t>
-      </w:r>
-      <w:proofErr w:type="spellStart"/>
-      <w:r>
-        <w:rPr>
-          <w:rFonts w:ascii="Arial" w:hAnsi="Arial" w:cs="Arial"/>
-          <w:color w:val="FF0000"/>
-          <w:sz w:val="22"/>
-          <w:szCs w:val="22"/>
-        </w:rPr>
-        <w:t>fromDam-nombreEmpresaRRR</w:t>
-      </w:r>
-      <w:proofErr w:type="spellEnd"/>
-      <w:r>
-        <w:rPr>
-          <w:rFonts w:ascii="Arial" w:hAnsi="Arial" w:cs="Arial"/>
-          <w:color w:val="FF0000"/>
-          <w:sz w:val="22"/>
-          <w:szCs w:val="22"/>
-        </w:rPr>
-        <w:t>}</w:t>
-      </w:r>
-      <w:r>
-        <w:rPr>
-          <w:rFonts w:ascii="Arial" w:hAnsi="Arial" w:cs="Arial"/>
-          <w:color w:val="000000" w:themeColor="text1"/>
-          <w:sz w:val="22"/>
-          <w:szCs w:val="22"/>
-        </w:rPr>
-        <w:t>, identificado con RUC n.º {</w:t>
-      </w:r>
-      <w:proofErr w:type="spellStart"/>
-      <w:r>
-        <w:rPr>
-          <w:rFonts w:ascii="Arial" w:hAnsi="Arial" w:cs="Arial"/>
-          <w:color w:val="000000" w:themeColor="text1"/>
-          <w:sz w:val="22"/>
-          <w:szCs w:val="22"/>
-        </w:rPr>
-        <w:t>fromDam</w:t>
-      </w:r>
-      <w:proofErr w:type="spellEnd"/>
-      <w:r>
-        <w:rPr>
-          <w:rFonts w:ascii="Arial" w:hAnsi="Arial" w:cs="Arial"/>
-          <w:color w:val="000000" w:themeColor="text1"/>
-          <w:sz w:val="22"/>
-          <w:szCs w:val="22"/>
-        </w:rPr>
-        <w:t>-ruc}</w:t>
-      </w:r>
-      <w:r>
-        <w:rPr>
-          <w:rFonts w:ascii="Arial" w:hAnsi="Arial" w:cs="Arial"/>
-          <w:color w:val="FF0000"/>
-          <w:sz w:val="22"/>
-          <w:szCs w:val="22"/>
-        </w:rPr>
-        <w:t>{</w:t>
-      </w:r>
-      <w:proofErr w:type="spellStart"/>
-      <w:r>
-        <w:rPr>
-          <w:rFonts w:ascii="Arial" w:hAnsi="Arial" w:cs="Arial"/>
-          <w:color w:val="FF0000"/>
-          <w:sz w:val="22"/>
-          <w:szCs w:val="22"/>
-        </w:rPr>
-        <w:t>fromDam-rucRRR</w:t>
-      </w:r>
-      <w:proofErr w:type="spellEnd"/>
-      <w:r>
-        <w:rPr>
-          <w:rFonts w:ascii="Arial" w:hAnsi="Arial" w:cs="Arial"/>
-          <w:color w:val="FF0000"/>
-          <w:sz w:val="22"/>
-          <w:szCs w:val="22"/>
-        </w:rPr>
-        <w:t>}</w:t>
-      </w:r>
-      <w:r>
-        <w:rPr>
-          <w:rFonts w:ascii="Arial" w:hAnsi="Arial" w:cs="Arial"/>
-          <w:color w:val="000000" w:themeColor="text1"/>
-          <w:sz w:val="22"/>
-          <w:szCs w:val="22"/>
-        </w:rPr>
-        <w:t>, se establece que la mercancía materia de regularización ha sido objeto de reconocimiento físico dentro del plazo previsto en el artículo 2º de la Resolución Ministerial n.º107-94-EF/10; por lo tanto, corresponde atender las series de la referida DAM solicitadas a regularización toda vez que se encuentran negociadas en el Arancel Común del Convenio Peruano - Colombiano con una tasa Ad/Valorem – Libre; asimismo, se debe tener en cuenta lo opinado en el informe n.º 50-2008-SUNAT/2B4000, ratificado mediante Informe n.º 11-2017-SUNAT/340000, donde dice que: “la devolución de los tributos pagados a cuenta, como regularización del despacho de mercancía acogidas estrictamente a los beneficios arancelarios otorgados por el PECO, comprende únicamente los derechos Ad/Valorem cancelados de las mercancías liberadas total o parcialmente por acogimiento del PECO; determinándose que el monto a regularizar en el marco del Decreto Supremo n.º 015-94-EF es de S/ {</w:t>
-      </w:r>
-      <w:proofErr w:type="spellStart"/>
-      <w:r>
-        <w:rPr>
-          <w:rFonts w:ascii="Arial" w:hAnsi="Arial" w:cs="Arial"/>
-          <w:color w:val="000000" w:themeColor="text1"/>
-          <w:sz w:val="22"/>
-          <w:szCs w:val="22"/>
-        </w:rPr>
-        <w:t>textoTotReguPECO</w:t>
-      </w:r>
-      <w:proofErr w:type="spellEnd"/>
-      <w:r>
-        <w:rPr>
-          <w:rFonts w:ascii="Arial" w:hAnsi="Arial" w:cs="Arial"/>
-          <w:color w:val="000000" w:themeColor="text1"/>
-          <w:sz w:val="22"/>
-          <w:szCs w:val="22"/>
-        </w:rPr>
-        <w:t>}</w:t>
-      </w:r>
-    </w:p>
-    <w:p>
-      <w:pPr>
-        <w:ind w:left="284"/>
-        <w:jc w:val="both"/>
-        <w:rPr>
-          <w:rFonts w:ascii="Arial" w:hAnsi="Arial" w:cs="Arial"/>
-          <w:color w:val="000000" w:themeColor="text1"/>
-          <w:sz w:val="22"/>
-          <w:szCs w:val="22"/>
-        </w:rPr>
-      </w:pPr>
-    </w:p>
-    <w:p>
-      <w:r>
-        <w:t>{/</w:t>
-      </w:r>
-      <w:proofErr w:type="spellStart"/>
-      <w:r>
-        <w:t>estadoOnlyPECO</w:t>
-      </w:r>
-      <w:proofErr w:type="spellEnd"/>
       <w:r>
         <w:t>}</w:t>
       </w:r>
@@ -10896,31 +8303,7 @@
           <w:rFonts w:ascii="Arial" w:hAnsi="Arial"/>
           <w:color w:val="000000" w:themeColor="text1"/>
         </w:rPr>
-        <w:t>La Ley n.º 28194 “Ley para la Lucha contra la Evasión y para la Formalización de la Economía” establece en su artículo 3-A la obligatoriedad del uso de medios de pago en la compraventa internacional de mercancías, en tal sentido, se procedió a evaluar la factura remitida por el administrado a través del requerimiento n.º {</w:t>
-      </w:r>
-      <w:proofErr w:type="spellStart"/>
-      <w:r>
-        <w:rPr>
-          <w:rFonts w:ascii="Arial" w:hAnsi="Arial"/>
-          <w:color w:val="000000" w:themeColor="text1"/>
-        </w:rPr>
-        <w:t>datosFactura-</w:t>
-      </w:r>
-      <w:proofErr w:type="gramStart"/>
-      <w:r>
-        <w:rPr>
-          <w:rFonts w:ascii="Arial" w:hAnsi="Arial"/>
-          <w:color w:val="000000" w:themeColor="text1"/>
-        </w:rPr>
-        <w:t>numeroReqFac</w:t>
-      </w:r>
-      <w:proofErr w:type="spellEnd"/>
-      <w:r>
-        <w:rPr>
-          <w:rFonts w:ascii="Arial" w:hAnsi="Arial"/>
-          <w:color w:val="000000" w:themeColor="text1"/>
-        </w:rPr>
-        <w:t>}</w:t>
+        <w:t>La Ley n.º 28194 “Ley para la Lucha contra la Evasión y para la Formalización de la Economía” establece en su artículo 3-A la obligatoriedad del uso de medios de pago en la compraventa internacional de mercancías, en tal sentido, se procedió a evaluar la factura remitida por el administrado a través del requerimiento n.º {datosFactura-numeroReqFac}</w:t>
       </w:r>
       <w:r>
         <w:rPr>
@@ -10929,28 +8312,7 @@
           <w:bCs/>
           <w:color w:val="FF0000"/>
         </w:rPr>
-        <w:t>{</w:t>
-      </w:r>
-      <w:proofErr w:type="spellStart"/>
-      <w:proofErr w:type="gramEnd"/>
-      <w:r>
-        <w:rPr>
-          <w:rFonts w:ascii="Arial" w:hAnsi="Arial"/>
-          <w:b/>
-          <w:bCs/>
-          <w:color w:val="FF0000"/>
-        </w:rPr>
-        <w:t>datosFactura-numeroReqFacRRR</w:t>
-      </w:r>
-      <w:proofErr w:type="spellEnd"/>
-      <w:r>
-        <w:rPr>
-          <w:rFonts w:ascii="Arial" w:hAnsi="Arial"/>
-          <w:b/>
-          <w:bCs/>
-          <w:color w:val="FF0000"/>
-        </w:rPr>
-        <w:t>}</w:t>
+        <w:t>{datosFactura-numeroReqFacRRR}</w:t>
       </w:r>
       <w:r>
         <w:rPr>
@@ -10992,25 +8354,7 @@
           <w:sz w:val="22"/>
           <w:szCs w:val="22"/>
         </w:rPr>
-        <w:t>del requerimiento n.º {</w:t>
-      </w:r>
-      <w:proofErr w:type="spellStart"/>
-      <w:r>
-        <w:rPr>
-          <w:rFonts w:ascii="Arial" w:hAnsi="Arial"/>
-          <w:sz w:val="22"/>
-          <w:szCs w:val="22"/>
-        </w:rPr>
-        <w:t>datosFactura-numeroReqFac</w:t>
-      </w:r>
-      <w:proofErr w:type="spellEnd"/>
-      <w:r>
-        <w:rPr>
-          <w:rFonts w:ascii="Arial" w:hAnsi="Arial"/>
-          <w:sz w:val="22"/>
-          <w:szCs w:val="22"/>
-        </w:rPr>
-        <w:t>}</w:t>
+        <w:t>del requerimiento n.º {datosFactura-numeroReqFac}</w:t>
       </w:r>
       <w:r>
         <w:rPr>
@@ -11021,9 +8365,16 @@
           <w:sz w:val="22"/>
           <w:szCs w:val="22"/>
         </w:rPr>
-        <w:t>{</w:t>
-      </w:r>
-      <w:proofErr w:type="spellStart"/>
+        <w:t>{datosFactura-numeroReqFacRRR}</w:t>
+      </w:r>
+      <w:r>
+        <w:rPr>
+          <w:rFonts w:ascii="Arial" w:hAnsi="Arial"/>
+          <w:sz w:val="22"/>
+          <w:szCs w:val="22"/>
+        </w:rPr>
+        <w:t xml:space="preserve"> de fecha </w:t>
+      </w:r>
       <w:r>
         <w:rPr>
           <w:rFonts w:ascii="Arial" w:hAnsi="Arial"/>
@@ -11033,9 +8384,65 @@
           <w:sz w:val="22"/>
           <w:szCs w:val="22"/>
         </w:rPr>
-        <w:t>datosFactura-numeroReqFacRRR</w:t>
-      </w:r>
-      <w:proofErr w:type="spellEnd"/>
+        <w:t>{datosFactura-fechaReqFacRRR}</w:t>
+      </w:r>
+      <w:r>
+        <w:rPr>
+          <w:rFonts w:ascii="Arial" w:hAnsi="Arial"/>
+          <w:sz w:val="22"/>
+          <w:szCs w:val="22"/>
+        </w:rPr>
+        <w:t xml:space="preserve">{datosFactura-fechaReqFac} presentó a esta administración la factura digitalizada, la misma que se encuentra detallada en  </w:t>
+      </w:r>
+      <w:r>
+        <w:rPr>
+          <w:rStyle w:val="normaltextrun"/>
+          <w:rFonts w:ascii="Arial" w:hAnsi="Arial"/>
+          <w:sz w:val="22"/>
+          <w:szCs w:val="22"/>
+        </w:rPr>
+        <w:t>la casilla 4.1 del Formato B</w:t>
+      </w:r>
+      <w:r>
+        <w:rPr>
+          <w:rFonts w:ascii="Arial" w:hAnsi="Arial"/>
+          <w:sz w:val="22"/>
+          <w:szCs w:val="22"/>
+        </w:rPr>
+        <w:t xml:space="preserve">, se ha procedido a revisar y verificar las condiciones de pago establecidas entre el importador y su proveedor, se observa que la fecha de pago de las mercancías es </w:t>
+      </w:r>
+      <w:r>
+        <w:rPr>
+          <w:rFonts w:ascii="Arial" w:hAnsi="Arial"/>
+          <w:sz w:val="22"/>
+          <w:szCs w:val="22"/>
+        </w:rPr>
+        <w:t>el {</w:t>
+      </w:r>
+      <w:r>
+        <w:rPr>
+          <w:rFonts w:ascii="Arial" w:hAnsi="Arial"/>
+          <w:sz w:val="22"/>
+          <w:szCs w:val="22"/>
+        </w:rPr>
+        <w:t>datosFactura</w:t>
+      </w:r>
+      <w:r>
+        <w:rPr>
+          <w:rFonts w:ascii="Arial" w:hAnsi="Arial"/>
+          <w:sz w:val="22"/>
+          <w:szCs w:val="22"/>
+        </w:rPr>
+        <w:t>-</w:t>
+      </w:r>
+      <w:r>
+        <w:rPr>
+          <w:rFonts w:ascii="Arial" w:hAnsi="Arial"/>
+          <w:sz w:val="22"/>
+          <w:szCs w:val="22"/>
+        </w:rPr>
+        <w:t>fechaVencimiento}</w:t>
+      </w:r>
       <w:r>
         <w:rPr>
           <w:rFonts w:ascii="Arial" w:hAnsi="Arial"/>
@@ -11045,15 +8452,7 @@
           <w:sz w:val="22"/>
           <w:szCs w:val="22"/>
         </w:rPr>
-        <w:t>}</w:t>
-      </w:r>
-      <w:r>
-        <w:rPr>
-          <w:rFonts w:ascii="Arial" w:hAnsi="Arial"/>
-          <w:sz w:val="22"/>
-          <w:szCs w:val="22"/>
-        </w:rPr>
-        <w:t xml:space="preserve"> de fecha </w:t>
+        <w:t>{datosFactura</w:t>
       </w:r>
       <w:r>
         <w:rPr>
@@ -11064,9 +8463,8 @@
           <w:sz w:val="22"/>
           <w:szCs w:val="22"/>
         </w:rPr>
-        <w:t>{</w:t>
-      </w:r>
-      <w:proofErr w:type="spellStart"/>
+        <w:t>-</w:t>
+      </w:r>
       <w:r>
         <w:rPr>
           <w:rFonts w:ascii="Arial" w:hAnsi="Arial"/>
@@ -11076,9 +8474,49 @@
           <w:sz w:val="22"/>
           <w:szCs w:val="22"/>
         </w:rPr>
-        <w:t>datosFactura-fechaReqFacRRR</w:t>
-      </w:r>
-      <w:proofErr w:type="spellEnd"/>
+        <w:t>fechaVencimientoRRR}</w:t>
+      </w:r>
+      <w:r>
+        <w:rPr>
+          <w:rFonts w:ascii="Arial" w:hAnsi="Arial"/>
+          <w:color w:val="FF0000"/>
+          <w:sz w:val="22"/>
+          <w:szCs w:val="22"/>
+        </w:rPr>
+        <w:t xml:space="preserve"> </w:t>
+      </w:r>
+      <w:r>
+        <w:rPr>
+          <w:rFonts w:ascii="Arial" w:hAnsi="Arial"/>
+          <w:sz w:val="22"/>
+          <w:szCs w:val="22"/>
+        </w:rPr>
+        <w:t xml:space="preserve">tal como se </w:t>
+      </w:r>
+      <w:r>
+        <w:rPr>
+          <w:rFonts w:ascii="Arial" w:hAnsi="Arial"/>
+          <w:sz w:val="22"/>
+          <w:szCs w:val="22"/>
+        </w:rPr>
+        <w:t>observa en la factura digitalizada por el importador y remitida a esta administración</w:t>
+      </w:r>
+      <w:r>
+        <w:rPr>
+          <w:rFonts w:ascii="Arial" w:hAnsi="Arial"/>
+          <w:sz w:val="22"/>
+          <w:szCs w:val="22"/>
+        </w:rPr>
+        <w:t xml:space="preserve">, por tanto </w:t>
+      </w:r>
+      <w:r>
+        <w:rPr>
+          <w:rFonts w:ascii="Arial" w:hAnsi="Arial"/>
+          <w:sz w:val="22"/>
+          <w:szCs w:val="22"/>
+        </w:rPr>
+        <w:t>se evidencia que el importador todavía se encuentra dentro del plazo para realizar la transferencia por el pago de las mercancías; en tal sentido, corresponde la devolución solicitada por {fromDam-nombreEmpresa}</w:t>
+      </w:r>
       <w:r>
         <w:rPr>
           <w:rFonts w:ascii="Arial" w:hAnsi="Arial"/>
@@ -11088,82 +8526,118 @@
           <w:sz w:val="22"/>
           <w:szCs w:val="22"/>
         </w:rPr>
+        <w:t>{fromDam-nombreEmpresaRRR}</w:t>
+      </w:r>
+      <w:r>
+        <w:rPr>
+          <w:rFonts w:ascii="Arial" w:hAnsi="Arial"/>
+          <w:sz w:val="22"/>
+          <w:szCs w:val="22"/>
+        </w:rPr>
+        <w:t>. identificada con RUC n.º {fromDam-ruc} al amparo de la Ley n.º 27037, al no configurar la exclusión establecida en el artículo 8° de la Mencionada Ley</w:t>
+      </w:r>
+      <w:bookmarkEnd w:id="11"/>
+      <w:r>
+        <w:rPr>
+          <w:rFonts w:ascii="Arial" w:hAnsi="Arial"/>
+          <w:sz w:val="22"/>
+          <w:szCs w:val="22"/>
+        </w:rPr>
+        <w:t>;</w:t>
+      </w:r>
+    </w:p>
+    <w:p>
+      <w:pPr>
+        <w:spacing w:before="120" w:after="0" w:line="259" w:lineRule="auto"/>
+        <w:jc w:val="both"/>
+        <w:rPr>
+          <w:rFonts w:ascii="Arial" w:hAnsi="Arial"/>
+          <w:sz w:val="22"/>
+          <w:szCs w:val="22"/>
+        </w:rPr>
+      </w:pPr>
+    </w:p>
+    <w:p>
+      <w:pPr>
+        <w:rPr>
+          <w:rFonts w:ascii="Arial" w:hAnsi="Arial" w:cs="Arial"/>
+          <w:sz w:val="22"/>
+          <w:szCs w:val="22"/>
+        </w:rPr>
+      </w:pPr>
+      <w:r>
+        <w:rPr>
+          <w:rFonts w:ascii="Arial" w:hAnsi="Arial" w:cs="Arial"/>
+          <w:sz w:val="22"/>
+          <w:szCs w:val="22"/>
+        </w:rPr>
+        <w:t>{/</w:t>
+      </w:r>
+      <w:bookmarkStart w:id="12" w:name="_Hlk231251945"/>
+      <w:r>
+        <w:rPr>
+          <w:rFonts w:ascii="Arial" w:hAnsi="Arial" w:cs="Arial"/>
+          <w:sz w:val="22"/>
+          <w:szCs w:val="22"/>
+        </w:rPr>
+        <w:t>estadopagoFacturaTipoVencimiento</w:t>
+      </w:r>
+      <w:bookmarkEnd w:id="12"/>
+      <w:r>
+        <w:rPr>
+          <w:rFonts w:ascii="Arial" w:hAnsi="Arial" w:cs="Arial"/>
+          <w:sz w:val="22"/>
+          <w:szCs w:val="22"/>
+        </w:rPr>
         <w:t>}</w:t>
       </w:r>
+    </w:p>
+    <w:p>
+      <w:pPr>
+        <w:pStyle w:val="Textoindependiente"/>
+        <w:spacing w:after="0" w:line="240" w:lineRule="auto"/>
+        <w:jc w:val="both"/>
+        <w:rPr>
+          <w:rFonts w:ascii="Arial" w:hAnsi="Arial" w:cs="Arial"/>
+        </w:rPr>
+      </w:pPr>
+      <w:r>
+        <w:rPr>
+          <w:rFonts w:ascii="Arial" w:hAnsi="Arial" w:cs="Arial"/>
+        </w:rPr>
+        <w:t>{#</w:t>
+      </w:r>
+      <w:bookmarkStart w:id="13" w:name="_Hlk231251936"/>
+      <w:r>
+        <w:rPr>
+          <w:rFonts w:ascii="Arial" w:hAnsi="Arial" w:cs="Arial"/>
+        </w:rPr>
+        <w:t>estadoPagoFacturaTipoPlazo</w:t>
+      </w:r>
+      <w:bookmarkEnd w:id="13"/>
+      <w:r>
+        <w:rPr>
+          <w:rFonts w:ascii="Arial" w:hAnsi="Arial" w:cs="Arial"/>
+        </w:rPr>
+        <w:t>}</w:t>
+      </w:r>
+    </w:p>
+    <w:p>
+      <w:pPr>
+        <w:pStyle w:val="Textoindependiente"/>
+        <w:spacing w:after="0" w:line="240" w:lineRule="auto"/>
+        <w:ind w:left="284"/>
+        <w:jc w:val="both"/>
+        <w:rPr>
+          <w:rFonts w:ascii="Arial" w:hAnsi="Arial" w:cs="Arial"/>
+        </w:rPr>
+      </w:pPr>
       <w:r>
         <w:rPr>
           <w:rFonts w:ascii="Arial" w:hAnsi="Arial"/>
-          <w:sz w:val="22"/>
-          <w:szCs w:val="22"/>
-        </w:rPr>
-        <w:t>{</w:t>
-      </w:r>
-      <w:proofErr w:type="spellStart"/>
-      <w:r>
-        <w:rPr>
-          <w:rFonts w:ascii="Arial" w:hAnsi="Arial"/>
-          <w:sz w:val="22"/>
-          <w:szCs w:val="22"/>
-        </w:rPr>
-        <w:t>datosFactura-fechaReqFac</w:t>
-      </w:r>
-      <w:proofErr w:type="spellEnd"/>
-      <w:r>
-        <w:rPr>
-          <w:rFonts w:ascii="Arial" w:hAnsi="Arial"/>
-          <w:sz w:val="22"/>
-          <w:szCs w:val="22"/>
-        </w:rPr>
-        <w:t xml:space="preserve">} presentó a esta administración la factura digitalizada, la misma que se encuentra detallada en  </w:t>
-      </w:r>
-      <w:r>
-        <w:rPr>
-          <w:rStyle w:val="normaltextrun"/>
-          <w:rFonts w:ascii="Arial" w:hAnsi="Arial"/>
-          <w:sz w:val="22"/>
-          <w:szCs w:val="22"/>
-        </w:rPr>
-        <w:t>la casilla 4.1 del Formato B</w:t>
-      </w:r>
-      <w:r>
-        <w:rPr>
-          <w:rFonts w:ascii="Arial" w:hAnsi="Arial"/>
-          <w:sz w:val="22"/>
-          <w:szCs w:val="22"/>
-        </w:rPr>
-        <w:t xml:space="preserve">, se ha procedido a revisar y verificar las condiciones de pago establecidas entre el importador y su proveedor, se observa que la fecha de pago de las mercancías es </w:t>
-      </w:r>
-      <w:r>
-        <w:rPr>
-          <w:rFonts w:ascii="Arial" w:hAnsi="Arial"/>
-          <w:sz w:val="22"/>
-          <w:szCs w:val="22"/>
-        </w:rPr>
-        <w:t>el {</w:t>
-      </w:r>
-      <w:r>
-        <w:rPr>
-          <w:rFonts w:ascii="Arial" w:hAnsi="Arial"/>
-          <w:sz w:val="22"/>
-          <w:szCs w:val="22"/>
-        </w:rPr>
-        <w:t>datosFactura</w:t>
-      </w:r>
-      <w:r>
-        <w:rPr>
-          <w:rFonts w:ascii="Arial" w:hAnsi="Arial"/>
-          <w:sz w:val="22"/>
-          <w:szCs w:val="22"/>
-        </w:rPr>
-        <w:t>-</w:t>
-      </w:r>
-      <w:r>
-        <w:rPr>
-          <w:rFonts w:ascii="Arial" w:hAnsi="Arial"/>
-          <w:sz w:val="22"/>
-          <w:szCs w:val="22"/>
-        </w:rPr>
-        <w:t>fechaVencimiento}</w:t>
+          <w:color w:val="000000" w:themeColor="text1"/>
+        </w:rPr>
+        <w:t>La Ley n.º 28194 “Ley para la Lucha contra la Evasión y para la Formalización de la Economía” establece en su artículo 3-A la obligatoriedad del uso de medios de pago en la compraventa internacional de mercancías, en tal sentido, se procedió a evaluar la factura remitida por el administrado a través del requerimiento n.º {datosFactura-numeroReqFac}</w:t>
       </w:r>
       <w:r>
         <w:rPr>
@@ -11171,311 +8645,8 @@
           <w:b/>
           <w:bCs/>
           <w:color w:val="FF0000"/>
-          <w:sz w:val="22"/>
-          <w:szCs w:val="22"/>
-        </w:rPr>
-        <w:t>{datosFactura</w:t>
-      </w:r>
-      <w:r>
-        <w:rPr>
-          <w:rFonts w:ascii="Arial" w:hAnsi="Arial"/>
-          <w:b/>
-          <w:bCs/>
-          <w:color w:val="FF0000"/>
-          <w:sz w:val="22"/>
-          <w:szCs w:val="22"/>
-        </w:rPr>
-        <w:t>-</w:t>
-      </w:r>
-      <w:r>
-        <w:rPr>
-          <w:rFonts w:ascii="Arial" w:hAnsi="Arial"/>
-          <w:b/>
-          <w:bCs/>
-          <w:color w:val="FF0000"/>
-          <w:sz w:val="22"/>
-          <w:szCs w:val="22"/>
-        </w:rPr>
-        <w:t>fechaVencimientoRRR}</w:t>
-      </w:r>
-      <w:r>
-        <w:rPr>
-          <w:rFonts w:ascii="Arial" w:hAnsi="Arial"/>
-          <w:color w:val="FF0000"/>
-          <w:sz w:val="22"/>
-          <w:szCs w:val="22"/>
-        </w:rPr>
-        <w:t xml:space="preserve"> </w:t>
-      </w:r>
-      <w:r>
-        <w:rPr>
-          <w:rFonts w:ascii="Arial" w:hAnsi="Arial"/>
-          <w:sz w:val="22"/>
-          <w:szCs w:val="22"/>
-        </w:rPr>
-        <w:t xml:space="preserve">tal como se </w:t>
-      </w:r>
-      <w:r>
-        <w:rPr>
-          <w:rFonts w:ascii="Arial" w:hAnsi="Arial"/>
-          <w:sz w:val="22"/>
-          <w:szCs w:val="22"/>
-        </w:rPr>
-        <w:t>observa en la factura digitalizada por el importador y remitida a esta administración</w:t>
-      </w:r>
-      <w:r>
-        <w:rPr>
-          <w:rFonts w:ascii="Arial" w:hAnsi="Arial"/>
-          <w:sz w:val="22"/>
-          <w:szCs w:val="22"/>
-        </w:rPr>
-        <w:t xml:space="preserve">, por tanto </w:t>
-      </w:r>
-      <w:r>
-        <w:rPr>
-          <w:rFonts w:ascii="Arial" w:hAnsi="Arial"/>
-          <w:sz w:val="22"/>
-          <w:szCs w:val="22"/>
-        </w:rPr>
-        <w:t>se evidencia que el importador todavía se encuentra dentro del plazo para realizar la transferencia por el pago de las mercancías; en tal sentido, corresponde la devolución solicitada por {</w:t>
-      </w:r>
-      <w:proofErr w:type="spellStart"/>
-      <w:r>
-        <w:rPr>
-          <w:rFonts w:ascii="Arial" w:hAnsi="Arial"/>
-          <w:sz w:val="22"/>
-          <w:szCs w:val="22"/>
-        </w:rPr>
-        <w:t>fromDam-nombreEmpresa</w:t>
-      </w:r>
-      <w:proofErr w:type="spellEnd"/>
-      <w:r>
-        <w:rPr>
-          <w:rFonts w:ascii="Arial" w:hAnsi="Arial"/>
-          <w:sz w:val="22"/>
-          <w:szCs w:val="22"/>
-        </w:rPr>
-        <w:t>}</w:t>
-      </w:r>
-      <w:r>
-        <w:rPr>
-          <w:rFonts w:ascii="Arial" w:hAnsi="Arial"/>
-          <w:b/>
-          <w:bCs/>
-          <w:color w:val="FF0000"/>
-          <w:sz w:val="22"/>
-          <w:szCs w:val="22"/>
-        </w:rPr>
-        <w:t>{</w:t>
-      </w:r>
-      <w:proofErr w:type="spellStart"/>
-      <w:r>
-        <w:rPr>
-          <w:rFonts w:ascii="Arial" w:hAnsi="Arial"/>
-          <w:b/>
-          <w:bCs/>
-          <w:color w:val="FF0000"/>
-          <w:sz w:val="22"/>
-          <w:szCs w:val="22"/>
-        </w:rPr>
-        <w:t>fromDam-nombreEmpresaRRR</w:t>
-      </w:r>
-      <w:proofErr w:type="spellEnd"/>
-      <w:r>
-        <w:rPr>
-          <w:rFonts w:ascii="Arial" w:hAnsi="Arial"/>
-          <w:b/>
-          <w:bCs/>
-          <w:color w:val="FF0000"/>
-          <w:sz w:val="22"/>
-          <w:szCs w:val="22"/>
-        </w:rPr>
-        <w:t>}</w:t>
-      </w:r>
-      <w:r>
-        <w:rPr>
-          <w:rFonts w:ascii="Arial" w:hAnsi="Arial"/>
-          <w:sz w:val="22"/>
-          <w:szCs w:val="22"/>
-        </w:rPr>
-        <w:t>. identificada con RUC n.º {</w:t>
-      </w:r>
-      <w:proofErr w:type="spellStart"/>
-      <w:r>
-        <w:rPr>
-          <w:rFonts w:ascii="Arial" w:hAnsi="Arial"/>
-          <w:sz w:val="22"/>
-          <w:szCs w:val="22"/>
-        </w:rPr>
-        <w:t>fromDam</w:t>
-      </w:r>
-      <w:proofErr w:type="spellEnd"/>
-      <w:r>
-        <w:rPr>
-          <w:rFonts w:ascii="Arial" w:hAnsi="Arial"/>
-          <w:sz w:val="22"/>
-          <w:szCs w:val="22"/>
-        </w:rPr>
-        <w:t>-ruc} al amparo de la Ley n.º 27037, al no configurar la exclusión establecida en el artículo 8° de la Mencionada Ley</w:t>
-      </w:r>
-      <w:bookmarkEnd w:id="11"/>
-      <w:r>
-        <w:rPr>
-          <w:rFonts w:ascii="Arial" w:hAnsi="Arial"/>
-          <w:sz w:val="22"/>
-          <w:szCs w:val="22"/>
-        </w:rPr>
-        <w:t>;</w:t>
-      </w:r>
-    </w:p>
-    <w:p>
-      <w:pPr>
-        <w:spacing w:before="120" w:after="0" w:line="259" w:lineRule="auto"/>
-        <w:jc w:val="both"/>
-        <w:rPr>
-          <w:rFonts w:ascii="Arial" w:hAnsi="Arial"/>
-          <w:sz w:val="22"/>
-          <w:szCs w:val="22"/>
-        </w:rPr>
-      </w:pPr>
-    </w:p>
-    <w:p>
-      <w:pPr>
-        <w:rPr>
-          <w:rFonts w:ascii="Arial" w:hAnsi="Arial" w:cs="Arial"/>
-          <w:sz w:val="22"/>
-          <w:szCs w:val="22"/>
-        </w:rPr>
-      </w:pPr>
-      <w:r>
-        <w:rPr>
-          <w:rFonts w:ascii="Arial" w:hAnsi="Arial" w:cs="Arial"/>
-          <w:sz w:val="22"/>
-          <w:szCs w:val="22"/>
-        </w:rPr>
-        <w:t>{/</w:t>
-      </w:r>
-      <w:bookmarkStart w:id="12" w:name="_Hlk231251945"/>
-      <w:proofErr w:type="spellStart"/>
-      <w:r>
-        <w:rPr>
-          <w:rFonts w:ascii="Arial" w:hAnsi="Arial" w:cs="Arial"/>
-          <w:sz w:val="22"/>
-          <w:szCs w:val="22"/>
-        </w:rPr>
-        <w:t>estadopagoFacturaTipoVencimiento</w:t>
-      </w:r>
-      <w:bookmarkEnd w:id="12"/>
-      <w:proofErr w:type="spellEnd"/>
-      <w:r>
-        <w:rPr>
-          <w:rFonts w:ascii="Arial" w:hAnsi="Arial" w:cs="Arial"/>
-          <w:sz w:val="22"/>
-          <w:szCs w:val="22"/>
-        </w:rPr>
-        <w:t>}</w:t>
-      </w:r>
-    </w:p>
-    <w:p>
-      <w:pPr>
-        <w:pStyle w:val="Textoindependiente"/>
-        <w:spacing w:after="0" w:line="240" w:lineRule="auto"/>
-        <w:jc w:val="both"/>
-        <w:rPr>
-          <w:rFonts w:ascii="Arial" w:hAnsi="Arial" w:cs="Arial"/>
-        </w:rPr>
-      </w:pPr>
-      <w:r>
-        <w:rPr>
-          <w:rFonts w:ascii="Arial" w:hAnsi="Arial" w:cs="Arial"/>
-        </w:rPr>
-        <w:t>{#</w:t>
-      </w:r>
-      <w:bookmarkStart w:id="13" w:name="_Hlk231251936"/>
-      <w:r>
-        <w:rPr>
-          <w:rFonts w:ascii="Arial" w:hAnsi="Arial" w:cs="Arial"/>
-        </w:rPr>
-        <w:t>estadoPagoFacturaTipoPlazo</w:t>
-      </w:r>
-      <w:bookmarkEnd w:id="13"/>
-      <w:r>
-        <w:rPr>
-          <w:rFonts w:ascii="Arial" w:hAnsi="Arial" w:cs="Arial"/>
-        </w:rPr>
-        <w:t>}</w:t>
-      </w:r>
-    </w:p>
-    <w:p>
-      <w:pPr>
-        <w:pStyle w:val="Textoindependiente"/>
-        <w:spacing w:after="0" w:line="240" w:lineRule="auto"/>
-        <w:ind w:left="284"/>
-        <w:jc w:val="both"/>
-        <w:rPr>
-          <w:rFonts w:ascii="Arial" w:hAnsi="Arial" w:cs="Arial"/>
-        </w:rPr>
-      </w:pPr>
-      <w:r>
-        <w:rPr>
-          <w:rFonts w:ascii="Arial" w:hAnsi="Arial"/>
-          <w:color w:val="000000" w:themeColor="text1"/>
-        </w:rPr>
-        <w:t>La Ley n.º 28194 “Ley para la Lucha contra la Evasión y para la Formalización de la Economía” establece en su artículo 3-A la obligatoriedad del uso de medios de pago en la compraventa internacional de mercancías, en tal sentido, se procedió a evaluar la factura remitida por el administrado a través del requerimiento n.º {</w:t>
-      </w:r>
-      <w:proofErr w:type="spellStart"/>
-      <w:r>
-        <w:rPr>
-          <w:rFonts w:ascii="Arial" w:hAnsi="Arial"/>
-          <w:color w:val="000000" w:themeColor="text1"/>
-        </w:rPr>
-        <w:t>datosFactura-</w:t>
-      </w:r>
-      <w:proofErr w:type="gramStart"/>
-      <w:r>
-        <w:rPr>
-          <w:rFonts w:ascii="Arial" w:hAnsi="Arial"/>
-          <w:color w:val="000000" w:themeColor="text1"/>
-        </w:rPr>
-        <w:t>numeroReqFac</w:t>
-      </w:r>
-      <w:proofErr w:type="spellEnd"/>
-      <w:r>
-        <w:rPr>
-          <w:rFonts w:ascii="Arial" w:hAnsi="Arial"/>
-          <w:color w:val="000000" w:themeColor="text1"/>
-        </w:rPr>
-        <w:t>}</w:t>
-      </w:r>
-      <w:r>
-        <w:rPr>
-          <w:rFonts w:ascii="Arial" w:hAnsi="Arial"/>
-          <w:b/>
-          <w:bCs/>
-          <w:color w:val="FF0000"/>
-        </w:rPr>
-        <w:t>{</w:t>
-      </w:r>
-      <w:proofErr w:type="spellStart"/>
-      <w:proofErr w:type="gramEnd"/>
-      <w:r>
-        <w:rPr>
-          <w:rFonts w:ascii="Arial" w:hAnsi="Arial"/>
-          <w:b/>
-          <w:bCs/>
-          <w:color w:val="FF0000"/>
-        </w:rPr>
-        <w:t>datosFactura-numeroReqFacRRR</w:t>
-      </w:r>
-      <w:proofErr w:type="spellEnd"/>
-      <w:r>
-        <w:rPr>
-          <w:rFonts w:ascii="Arial" w:hAnsi="Arial"/>
-          <w:b/>
-          <w:bCs/>
-          <w:color w:val="FF0000"/>
-        </w:rPr>
-        <w:t>}</w:t>
+        </w:rPr>
+        <w:t>{datosFactura-numeroReqFacRRR}</w:t>
       </w:r>
       <w:r>
         <w:rPr>
@@ -11517,25 +8688,7 @@
           <w:sz w:val="22"/>
           <w:szCs w:val="22"/>
         </w:rPr>
-        <w:t>través del requerimiento n.º {</w:t>
-      </w:r>
-      <w:proofErr w:type="spellStart"/>
-      <w:r>
-        <w:rPr>
-          <w:rFonts w:ascii="Arial" w:hAnsi="Arial"/>
-          <w:sz w:val="22"/>
-          <w:szCs w:val="22"/>
-        </w:rPr>
-        <w:t>datosFactura-numeroReqFac</w:t>
-      </w:r>
-      <w:proofErr w:type="spellEnd"/>
-      <w:r>
-        <w:rPr>
-          <w:rFonts w:ascii="Arial" w:hAnsi="Arial"/>
-          <w:sz w:val="22"/>
-          <w:szCs w:val="22"/>
-        </w:rPr>
-        <w:t>}</w:t>
+        <w:t>través del requerimiento n.º {datosFactura-numeroReqFac}</w:t>
       </w:r>
       <w:r>
         <w:rPr>
@@ -11546,9 +8699,16 @@
           <w:sz w:val="22"/>
           <w:szCs w:val="22"/>
         </w:rPr>
-        <w:t>{</w:t>
-      </w:r>
-      <w:proofErr w:type="spellStart"/>
+        <w:t>{datosFactura-numeroReqFacRRR}</w:t>
+      </w:r>
+      <w:r>
+        <w:rPr>
+          <w:rFonts w:ascii="Arial" w:hAnsi="Arial"/>
+          <w:sz w:val="22"/>
+          <w:szCs w:val="22"/>
+        </w:rPr>
+        <w:t xml:space="preserve"> de fecha </w:t>
+      </w:r>
       <w:r>
         <w:rPr>
           <w:rFonts w:ascii="Arial" w:hAnsi="Arial"/>
@@ -11558,9 +8718,33 @@
           <w:sz w:val="22"/>
           <w:szCs w:val="22"/>
         </w:rPr>
-        <w:t>datosFactura-numeroReqFacRRR</w:t>
-      </w:r>
-      <w:proofErr w:type="spellEnd"/>
+        <w:t>{datosFactura-fechaReqFacRRR}</w:t>
+      </w:r>
+      <w:r>
+        <w:rPr>
+          <w:rFonts w:ascii="Arial" w:hAnsi="Arial"/>
+          <w:sz w:val="22"/>
+          <w:szCs w:val="22"/>
+        </w:rPr>
+        <w:t xml:space="preserve">{datosFactura-fechaReqFac} presentó a esta administración la factura digitalizada, la misma que se encuentra detallada en  </w:t>
+      </w:r>
+      <w:r>
+        <w:rPr>
+          <w:rStyle w:val="normaltextrun"/>
+          <w:rFonts w:ascii="Arial" w:hAnsi="Arial"/>
+          <w:sz w:val="22"/>
+          <w:szCs w:val="22"/>
+        </w:rPr>
+        <w:t>la casilla 4.1 del Formato B</w:t>
+      </w:r>
+      <w:r>
+        <w:rPr>
+          <w:rFonts w:ascii="Arial" w:hAnsi="Arial"/>
+          <w:sz w:val="22"/>
+          <w:szCs w:val="22"/>
+        </w:rPr>
+        <w:t>, se ha procedido a revisar y verificar las condiciones de pago establecidas entre el importador y su proveedor, se observa que la fecha de pago de las mercancías es {datosFactura-plazoFac}</w:t>
+      </w:r>
       <w:r>
         <w:rPr>
           <w:rFonts w:ascii="Arial" w:hAnsi="Arial"/>
@@ -11570,15 +8754,48 @@
           <w:sz w:val="22"/>
           <w:szCs w:val="22"/>
         </w:rPr>
+        <w:t>{datosFactura-plazoFacRRR}</w:t>
+      </w:r>
+      <w:r>
+        <w:rPr>
+          <w:rFonts w:ascii="Arial" w:hAnsi="Arial"/>
+          <w:color w:val="FF0000"/>
+          <w:sz w:val="22"/>
+          <w:szCs w:val="22"/>
+        </w:rPr>
+        <w:t xml:space="preserve"> </w:t>
+      </w:r>
+      <w:r>
+        <w:rPr>
+          <w:rFonts w:ascii="Arial" w:hAnsi="Arial"/>
+          <w:sz w:val="22"/>
+          <w:szCs w:val="22"/>
+        </w:rPr>
+        <w:t xml:space="preserve">días de la </w:t>
+      </w:r>
+      <w:r>
+        <w:rPr>
+          <w:rFonts w:ascii="Arial" w:hAnsi="Arial"/>
+          <w:sz w:val="22"/>
+          <w:szCs w:val="22"/>
+        </w:rPr>
+        <w:t>{</w:t>
+      </w:r>
+      <w:r>
+        <w:rPr>
+          <w:rFonts w:ascii="Arial" w:hAnsi="Arial"/>
+          <w:sz w:val="22"/>
+          <w:szCs w:val="22"/>
+        </w:rPr>
+        <w:t>textoFechaTipado</w:t>
+      </w:r>
+      <w:r>
+        <w:rPr>
+          <w:rFonts w:ascii="Arial" w:hAnsi="Arial"/>
+          <w:sz w:val="22"/>
+          <w:szCs w:val="22"/>
+        </w:rPr>
         <w:t>}</w:t>
-      </w:r>
-      <w:r>
-        <w:rPr>
-          <w:rFonts w:ascii="Arial" w:hAnsi="Arial"/>
-          <w:sz w:val="22"/>
-          <w:szCs w:val="22"/>
-        </w:rPr>
-        <w:t xml:space="preserve"> de fecha </w:t>
       </w:r>
       <w:r>
         <w:rPr>
@@ -11589,9 +8806,24 @@
           <w:sz w:val="22"/>
           <w:szCs w:val="22"/>
         </w:rPr>
-        <w:t>{</w:t>
-      </w:r>
-      <w:proofErr w:type="spellStart"/>
+        <w:t>{textoFechaTipadoRRR}</w:t>
+      </w:r>
+      <w:r>
+        <w:rPr>
+          <w:rFonts w:ascii="Arial" w:hAnsi="Arial"/>
+          <w:sz w:val="22"/>
+          <w:szCs w:val="22"/>
+        </w:rPr>
+        <w:t xml:space="preserve"> </w:t>
+      </w:r>
+      <w:r>
+        <w:rPr>
+          <w:rFonts w:ascii="Arial" w:hAnsi="Arial"/>
+          <w:sz w:val="22"/>
+          <w:szCs w:val="22"/>
+        </w:rPr>
+        <w:t>se evidencia que el importador todavía se encuentra dentro del plazo para realizar la transferencia por el pago de las mercancías; en tal sentido, corresponde la devolución solicitada por {fromDam-nombreEmpresa}</w:t>
+      </w:r>
       <w:r>
         <w:rPr>
           <w:rFonts w:ascii="Arial" w:hAnsi="Arial"/>
@@ -11601,288 +8833,15 @@
           <w:sz w:val="22"/>
           <w:szCs w:val="22"/>
         </w:rPr>
-        <w:t>datosFactura-fechaReqFacRRR</w:t>
-      </w:r>
-      <w:proofErr w:type="spellEnd"/>
+        <w:t>{fromDam-nombreEmpresaRRR}</w:t>
+      </w:r>
       <w:r>
         <w:rPr>
           <w:rFonts w:ascii="Arial" w:hAnsi="Arial"/>
-          <w:b/>
-          <w:bCs/>
-          <w:color w:val="FF0000"/>
-          <w:sz w:val="22"/>
-          <w:szCs w:val="22"/>
-        </w:rPr>
-        <w:t>}</w:t>
-      </w:r>
-      <w:r>
-        <w:rPr>
-          <w:rFonts w:ascii="Arial" w:hAnsi="Arial"/>
-          <w:sz w:val="22"/>
-          <w:szCs w:val="22"/>
-        </w:rPr>
-        <w:t>{</w:t>
-      </w:r>
-      <w:proofErr w:type="spellStart"/>
-      <w:r>
-        <w:rPr>
-          <w:rFonts w:ascii="Arial" w:hAnsi="Arial"/>
-          <w:sz w:val="22"/>
-          <w:szCs w:val="22"/>
-        </w:rPr>
-        <w:t>datosFactura-fechaReqFac</w:t>
-      </w:r>
-      <w:proofErr w:type="spellEnd"/>
-      <w:r>
-        <w:rPr>
-          <w:rFonts w:ascii="Arial" w:hAnsi="Arial"/>
-          <w:sz w:val="22"/>
-          <w:szCs w:val="22"/>
-        </w:rPr>
-        <w:t xml:space="preserve">} presentó a esta administración la factura digitalizada, la misma que se encuentra detallada en  </w:t>
-      </w:r>
-      <w:r>
-        <w:rPr>
-          <w:rStyle w:val="normaltextrun"/>
-          <w:rFonts w:ascii="Arial" w:hAnsi="Arial"/>
-          <w:sz w:val="22"/>
-          <w:szCs w:val="22"/>
-        </w:rPr>
-        <w:t>la casilla 4.1 del Formato B</w:t>
-      </w:r>
-      <w:r>
-        <w:rPr>
-          <w:rFonts w:ascii="Arial" w:hAnsi="Arial"/>
-          <w:sz w:val="22"/>
-          <w:szCs w:val="22"/>
-        </w:rPr>
-        <w:t>, se ha procedido a revisar y verificar las condiciones de pago establecidas entre el importador y su proveedor, se observa que la fecha de pago de las mercancías es {</w:t>
-      </w:r>
-      <w:proofErr w:type="spellStart"/>
-      <w:r>
-        <w:rPr>
-          <w:rFonts w:ascii="Arial" w:hAnsi="Arial"/>
-          <w:sz w:val="22"/>
-          <w:szCs w:val="22"/>
-        </w:rPr>
-        <w:t>datosFactura-plazoFac</w:t>
-      </w:r>
-      <w:proofErr w:type="spellEnd"/>
-      <w:r>
-        <w:rPr>
-          <w:rFonts w:ascii="Arial" w:hAnsi="Arial"/>
-          <w:sz w:val="22"/>
-          <w:szCs w:val="22"/>
-        </w:rPr>
-        <w:t>}</w:t>
-      </w:r>
-      <w:r>
-        <w:rPr>
-          <w:rFonts w:ascii="Arial" w:hAnsi="Arial"/>
-          <w:b/>
-          <w:bCs/>
-          <w:color w:val="FF0000"/>
-          <w:sz w:val="22"/>
-          <w:szCs w:val="22"/>
-        </w:rPr>
-        <w:t>{</w:t>
-      </w:r>
-      <w:proofErr w:type="spellStart"/>
-      <w:r>
-        <w:rPr>
-          <w:rFonts w:ascii="Arial" w:hAnsi="Arial"/>
-          <w:b/>
-          <w:bCs/>
-          <w:color w:val="FF0000"/>
-          <w:sz w:val="22"/>
-          <w:szCs w:val="22"/>
-        </w:rPr>
-        <w:t>datosFactura-plazoFacRRR</w:t>
-      </w:r>
-      <w:proofErr w:type="spellEnd"/>
-      <w:r>
-        <w:rPr>
-          <w:rFonts w:ascii="Arial" w:hAnsi="Arial"/>
-          <w:b/>
-          <w:bCs/>
-          <w:color w:val="FF0000"/>
-          <w:sz w:val="22"/>
-          <w:szCs w:val="22"/>
-        </w:rPr>
-        <w:t>}</w:t>
-      </w:r>
-      <w:r>
-        <w:rPr>
-          <w:rFonts w:ascii="Arial" w:hAnsi="Arial"/>
-          <w:color w:val="FF0000"/>
-          <w:sz w:val="22"/>
-          <w:szCs w:val="22"/>
-        </w:rPr>
-        <w:t xml:space="preserve"> </w:t>
-      </w:r>
-      <w:r>
-        <w:rPr>
-          <w:rFonts w:ascii="Arial" w:hAnsi="Arial"/>
-          <w:sz w:val="22"/>
-          <w:szCs w:val="22"/>
-        </w:rPr>
-        <w:t xml:space="preserve">días de la </w:t>
-      </w:r>
-      <w:r>
-        <w:rPr>
-          <w:rFonts w:ascii="Arial" w:hAnsi="Arial"/>
-          <w:sz w:val="22"/>
-          <w:szCs w:val="22"/>
-        </w:rPr>
-        <w:t>{</w:t>
-      </w:r>
-      <w:proofErr w:type="spellStart"/>
-      <w:r>
-        <w:rPr>
-          <w:rFonts w:ascii="Arial" w:hAnsi="Arial"/>
-          <w:sz w:val="22"/>
-          <w:szCs w:val="22"/>
-        </w:rPr>
-        <w:t>textoFechaTipado</w:t>
-      </w:r>
-      <w:proofErr w:type="spellEnd"/>
-      <w:r>
-        <w:rPr>
-          <w:rFonts w:ascii="Arial" w:hAnsi="Arial"/>
-          <w:sz w:val="22"/>
-          <w:szCs w:val="22"/>
-        </w:rPr>
-        <w:t>}</w:t>
-      </w:r>
-      <w:r>
-        <w:rPr>
-          <w:rFonts w:ascii="Arial" w:hAnsi="Arial"/>
-          <w:b/>
-          <w:bCs/>
-          <w:color w:val="FF0000"/>
-          <w:sz w:val="22"/>
-          <w:szCs w:val="22"/>
-        </w:rPr>
-        <w:t>{</w:t>
-      </w:r>
-      <w:proofErr w:type="spellStart"/>
-      <w:r>
-        <w:rPr>
-          <w:rFonts w:ascii="Arial" w:hAnsi="Arial"/>
-          <w:b/>
-          <w:bCs/>
-          <w:color w:val="FF0000"/>
-          <w:sz w:val="22"/>
-          <w:szCs w:val="22"/>
-        </w:rPr>
-        <w:t>textoFechaTipadoRRR</w:t>
-      </w:r>
-      <w:proofErr w:type="spellEnd"/>
-      <w:r>
-        <w:rPr>
-          <w:rFonts w:ascii="Arial" w:hAnsi="Arial"/>
-          <w:b/>
-          <w:bCs/>
-          <w:color w:val="FF0000"/>
-          <w:sz w:val="22"/>
-          <w:szCs w:val="22"/>
-        </w:rPr>
-        <w:t>}</w:t>
-      </w:r>
-      <w:r>
-        <w:rPr>
-          <w:rFonts w:ascii="Arial" w:hAnsi="Arial"/>
-          <w:sz w:val="22"/>
-          <w:szCs w:val="22"/>
-        </w:rPr>
-        <w:t xml:space="preserve"> </w:t>
-      </w:r>
-      <w:r>
-        <w:rPr>
-          <w:rFonts w:ascii="Arial" w:hAnsi="Arial"/>
-          <w:sz w:val="22"/>
-          <w:szCs w:val="22"/>
-        </w:rPr>
-        <w:t>se evidencia que el importador todavía se encuentra dentro del plazo para realizar la transferencia por el pago de las mercancías; en tal sentido, corresponde la devolución solicitada por {</w:t>
-      </w:r>
-      <w:proofErr w:type="spellStart"/>
-      <w:r>
-        <w:rPr>
-          <w:rFonts w:ascii="Arial" w:hAnsi="Arial"/>
-          <w:sz w:val="22"/>
-          <w:szCs w:val="22"/>
-        </w:rPr>
-        <w:t>fromDam-nombreEmpresa</w:t>
-      </w:r>
-      <w:proofErr w:type="spellEnd"/>
-      <w:r>
-        <w:rPr>
-          <w:rFonts w:ascii="Arial" w:hAnsi="Arial"/>
-          <w:sz w:val="22"/>
-          <w:szCs w:val="22"/>
-        </w:rPr>
-        <w:t>}</w:t>
-      </w:r>
-      <w:r>
-        <w:rPr>
-          <w:rFonts w:ascii="Arial" w:hAnsi="Arial"/>
-          <w:b/>
-          <w:bCs/>
-          <w:color w:val="FF0000"/>
-          <w:sz w:val="22"/>
-          <w:szCs w:val="22"/>
-        </w:rPr>
-        <w:t>{</w:t>
-      </w:r>
-      <w:proofErr w:type="spellStart"/>
-      <w:r>
-        <w:rPr>
-          <w:rFonts w:ascii="Arial" w:hAnsi="Arial"/>
-          <w:b/>
-          <w:bCs/>
-          <w:color w:val="FF0000"/>
-          <w:sz w:val="22"/>
-          <w:szCs w:val="22"/>
-        </w:rPr>
-        <w:t>fromDam-nombreEmpresaRRR</w:t>
-      </w:r>
-      <w:proofErr w:type="spellEnd"/>
-      <w:r>
-        <w:rPr>
-          <w:rFonts w:ascii="Arial" w:hAnsi="Arial"/>
-          <w:b/>
-          <w:bCs/>
-          <w:color w:val="FF0000"/>
-          <w:sz w:val="22"/>
-          <w:szCs w:val="22"/>
-        </w:rPr>
-        <w:t>}</w:t>
-      </w:r>
-      <w:r>
-        <w:rPr>
-          <w:rFonts w:ascii="Arial" w:hAnsi="Arial"/>
-          <w:sz w:val="22"/>
-          <w:szCs w:val="22"/>
-        </w:rPr>
-        <w:t>. identificada con RUC n.º {</w:t>
-      </w:r>
-      <w:proofErr w:type="spellStart"/>
-      <w:r>
-        <w:rPr>
-          <w:rFonts w:ascii="Arial" w:hAnsi="Arial"/>
-          <w:sz w:val="22"/>
-          <w:szCs w:val="22"/>
-        </w:rPr>
-        <w:t>fromDam</w:t>
-      </w:r>
-      <w:proofErr w:type="spellEnd"/>
-      <w:r>
-        <w:rPr>
-          <w:rFonts w:ascii="Arial" w:hAnsi="Arial"/>
-          <w:sz w:val="22"/>
-          <w:szCs w:val="22"/>
-        </w:rPr>
-        <w:t>-ruc} al amparo de la Ley n.º 27037, al no configurar la exclusión establecida en el artículo 8° de la Mencionada Ley</w:t>
+          <w:sz w:val="22"/>
+          <w:szCs w:val="22"/>
+        </w:rPr>
+        <w:t>. identificada con RUC n.º {fromDam-ruc} al amparo de la Ley n.º 27037, al no configurar la exclusión establecida en el artículo 8° de la Mencionada Ley</w:t>
       </w:r>
       <w:bookmarkEnd w:id="14"/>
       <w:r>
@@ -11920,7 +8879,6 @@
         <w:t>{/</w:t>
       </w:r>
       <w:bookmarkStart w:id="15" w:name="_Hlk231251929"/>
-      <w:proofErr w:type="spellStart"/>
       <w:r>
         <w:rPr>
           <w:rFonts w:ascii="Arial" w:hAnsi="Arial" w:cs="Arial"/>
@@ -11928,7 +8886,6 @@
         <w:t>estadoPagoFacturaTipoPlazo</w:t>
       </w:r>
       <w:bookmarkEnd w:id="15"/>
-      <w:proofErr w:type="spellEnd"/>
       <w:r>
         <w:rPr>
           <w:rFonts w:ascii="Arial" w:hAnsi="Arial" w:cs="Arial"/>
@@ -12036,7 +8993,6 @@
         <w:t>{/</w:t>
       </w:r>
       <w:bookmarkStart w:id="17" w:name="_Hlk231251910"/>
-      <w:proofErr w:type="spellStart"/>
       <w:r>
         <w:rPr>
           <w:rFonts w:ascii="Arial" w:hAnsi="Arial" w:cs="Arial"/>
@@ -12046,7 +9002,6 @@
         <w:t>estadoPago</w:t>
       </w:r>
       <w:bookmarkEnd w:id="17"/>
-      <w:proofErr w:type="spellEnd"/>
       <w:r>
         <w:rPr>
           <w:rFonts w:ascii="Arial" w:hAnsi="Arial" w:cs="Arial"/>
@@ -12199,25 +9154,7 @@
           <w:sz w:val="22"/>
           <w:szCs w:val="22"/>
         </w:rPr>
-        <w:t xml:space="preserve"> la regularización la DAM n.º {</w:t>
-      </w:r>
-      <w:proofErr w:type="spellStart"/>
-      <w:r>
-        <w:rPr>
-          <w:rFonts w:ascii="Arial" w:hAnsi="Arial" w:cs="Arial"/>
-          <w:sz w:val="22"/>
-          <w:szCs w:val="22"/>
-        </w:rPr>
-        <w:t>fromDam-numeroDam</w:t>
-      </w:r>
-      <w:proofErr w:type="spellEnd"/>
-      <w:r>
-        <w:rPr>
-          <w:rFonts w:ascii="Arial" w:hAnsi="Arial" w:cs="Arial"/>
-          <w:sz w:val="22"/>
-          <w:szCs w:val="22"/>
-        </w:rPr>
-        <w:t>}, solicitada al amparo del Decreto Supremo N.º 015-94-EF, por los fundamentos expuestos en la presente</w:t>
+        <w:t xml:space="preserve"> la regularización la DAM n.º {fromDam-numeroDam}, solicitada al amparo del Decreto Supremo N.º 015-94-EF, por los fundamentos expuestos en la presente</w:t>
       </w:r>
     </w:p>
     <w:p>
@@ -12260,43 +9197,7 @@
           <w:sz w:val="22"/>
           <w:szCs w:val="22"/>
         </w:rPr>
-        <w:t xml:space="preserve">Declarar procedente la regularización de la regularización de la DAM </w:t>
-      </w:r>
-      <w:proofErr w:type="spellStart"/>
-      <w:r>
-        <w:rPr>
-          <w:rFonts w:ascii="Arial" w:hAnsi="Arial" w:cs="Arial"/>
-          <w:sz w:val="22"/>
-          <w:szCs w:val="22"/>
-        </w:rPr>
-        <w:t>n.°</w:t>
-      </w:r>
-      <w:proofErr w:type="spellEnd"/>
-      <w:r>
-        <w:rPr>
-          <w:rFonts w:ascii="Arial" w:hAnsi="Arial" w:cs="Arial"/>
-          <w:sz w:val="22"/>
-          <w:szCs w:val="22"/>
-        </w:rPr>
-        <w:t xml:space="preserve"> {</w:t>
-      </w:r>
-      <w:proofErr w:type="spellStart"/>
-      <w:r>
-        <w:rPr>
-          <w:rFonts w:ascii="Arial" w:hAnsi="Arial" w:cs="Arial"/>
-          <w:sz w:val="22"/>
-          <w:szCs w:val="22"/>
-        </w:rPr>
-        <w:t>fromDam-numeroDam</w:t>
-      </w:r>
-      <w:proofErr w:type="spellEnd"/>
-      <w:r>
-        <w:rPr>
-          <w:rFonts w:ascii="Arial" w:hAnsi="Arial" w:cs="Arial"/>
-          <w:sz w:val="22"/>
-          <w:szCs w:val="22"/>
-        </w:rPr>
-        <w:t>} en el marco de la de la Ley n.º 27037</w:t>
+        <w:t>Declarar procedente la regularización de la regularización de la DAM n.° {fromDam-numeroDam} en el marco de la de la Ley n.º 27037</w:t>
       </w:r>
       <w:bookmarkEnd w:id="18"/>
       <w:r>
@@ -12404,25 +9305,7 @@
           <w:sz w:val="22"/>
           <w:szCs w:val="22"/>
         </w:rPr>
-        <w:t>{</w:t>
-      </w:r>
-      <w:proofErr w:type="spellStart"/>
-      <w:r>
-        <w:rPr>
-          <w:rFonts w:ascii="Arial" w:hAnsi="Arial" w:cs="Arial"/>
-          <w:sz w:val="22"/>
-          <w:szCs w:val="22"/>
-        </w:rPr>
-        <w:t>fromDam-nombreEmpresa</w:t>
-      </w:r>
-      <w:proofErr w:type="spellEnd"/>
-      <w:r>
-        <w:rPr>
-          <w:rFonts w:ascii="Arial" w:hAnsi="Arial" w:cs="Arial"/>
-          <w:sz w:val="22"/>
-          <w:szCs w:val="22"/>
-        </w:rPr>
-        <w:t>}</w:t>
+        <w:t>{fromDam-nombreEmpresa}</w:t>
       </w:r>
       <w:r>
         <w:rPr>
@@ -12478,7 +9361,6 @@
         </w:rPr>
         <w:t>{/</w:t>
       </w:r>
-      <w:proofErr w:type="spellStart"/>
       <w:r>
         <w:rPr>
           <w:rFonts w:ascii="Arial" w:hAnsi="Arial" w:cs="Arial"/>
@@ -12489,14 +9371,7 @@
         <w:rPr>
           <w:rFonts w:ascii="Arial" w:hAnsi="Arial" w:cs="Arial"/>
         </w:rPr>
-        <w:t>noProcPECO</w:t>
-      </w:r>
-      <w:proofErr w:type="spellEnd"/>
-      <w:r>
-        <w:rPr>
-          <w:rFonts w:ascii="Arial" w:hAnsi="Arial" w:cs="Arial"/>
-        </w:rPr>
-        <w:t>}</w:t>
+        <w:t>noProcPECO}</w:t>
       </w:r>
     </w:p>
     <w:p>
@@ -12553,35 +9428,7 @@
         <w:rPr>
           <w:rFonts w:ascii="Arial" w:hAnsi="Arial" w:cs="Arial"/>
         </w:rPr>
-        <w:t xml:space="preserve">procedente la regularización de la regularización de la DAM </w:t>
-      </w:r>
-      <w:proofErr w:type="spellStart"/>
-      <w:r>
-        <w:rPr>
-          <w:rFonts w:ascii="Arial" w:hAnsi="Arial" w:cs="Arial"/>
-        </w:rPr>
-        <w:t>n.°</w:t>
-      </w:r>
-      <w:proofErr w:type="spellEnd"/>
-      <w:r>
-        <w:rPr>
-          <w:rFonts w:ascii="Arial" w:hAnsi="Arial" w:cs="Arial"/>
-        </w:rPr>
-        <w:t xml:space="preserve"> {</w:t>
-      </w:r>
-      <w:proofErr w:type="spellStart"/>
-      <w:r>
-        <w:rPr>
-          <w:rFonts w:ascii="Arial" w:hAnsi="Arial" w:cs="Arial"/>
-        </w:rPr>
-        <w:t>fromDam-numeroDam</w:t>
-      </w:r>
-      <w:proofErr w:type="spellEnd"/>
-      <w:r>
-        <w:rPr>
-          <w:rFonts w:ascii="Arial" w:hAnsi="Arial" w:cs="Arial"/>
-        </w:rPr>
-        <w:t>} en el marco de la de la Ley n.º 27037 Ley de Promoción de la Inversión en la Amazonía y normas conexas</w:t>
+        <w:t>procedente la regularización de la regularización de la DAM n.° {fromDam-numeroDam} en el marco de la de la Ley n.º 27037 Ley de Promoción de la Inversión en la Amazonía y normas conexas</w:t>
       </w:r>
       <w:r>
         <w:rPr>
@@ -12621,21 +9468,7 @@
         <w:rPr>
           <w:rFonts w:ascii="Arial" w:hAnsi="Arial" w:cs="Arial"/>
         </w:rPr>
-        <w:t>Autorizar la devolución por el importe de S/ {textoTotRegu27} en el marco de la Ley n.º 27037 Ley de Promoción de la Inversión en la Amazonía y normas conexas, a favor de {</w:t>
-      </w:r>
-      <w:proofErr w:type="spellStart"/>
-      <w:r>
-        <w:rPr>
-          <w:rFonts w:ascii="Arial" w:hAnsi="Arial" w:cs="Arial"/>
-        </w:rPr>
-        <w:t>fromDam-nombreEmpresa</w:t>
-      </w:r>
-      <w:proofErr w:type="spellEnd"/>
-      <w:r>
-        <w:rPr>
-          <w:rFonts w:ascii="Arial" w:hAnsi="Arial" w:cs="Arial"/>
-        </w:rPr>
-        <w:t>}, sin perjuicio de la fiscalización posterior que pudiera realizar la Superintendencia Nacional de Aduanas y de Administración Tributaria – SUNAT</w:t>
+        <w:t>Autorizar la devolución por el importe de S/ {textoTotRegu27} en el marco de la Ley n.º 27037 Ley de Promoción de la Inversión en la Amazonía y normas conexas, a favor de {fromDam-nombreEmpresa}, sin perjuicio de la fiscalización posterior que pudiera realizar la Superintendencia Nacional de Aduanas y de Administración Tributaria – SUNAT</w:t>
       </w:r>
       <w:r>
         <w:rPr>
@@ -12673,7 +9506,6 @@
         </w:rPr>
         <w:t>{/</w:t>
       </w:r>
-      <w:proofErr w:type="spellStart"/>
       <w:r>
         <w:rPr>
           <w:rFonts w:ascii="Arial" w:hAnsi="Arial" w:cs="Arial"/>
@@ -12681,7 +9513,6 @@
         </w:rPr>
         <w:t>estadoOnlyAMAZONIA</w:t>
       </w:r>
-      <w:proofErr w:type="spellEnd"/>
       <w:r>
         <w:rPr>
           <w:rFonts w:ascii="Arial" w:hAnsi="Arial" w:cs="Arial"/>
@@ -12756,43 +9587,7 @@
           <w:sz w:val="22"/>
           <w:szCs w:val="22"/>
         </w:rPr>
-        <w:t xml:space="preserve">procedente la regularización de la regularización de la DAM </w:t>
-      </w:r>
-      <w:proofErr w:type="spellStart"/>
-      <w:r>
-        <w:rPr>
-          <w:rFonts w:ascii="Arial" w:hAnsi="Arial" w:cs="Arial"/>
-          <w:sz w:val="22"/>
-          <w:szCs w:val="22"/>
-        </w:rPr>
-        <w:t>n.°</w:t>
-      </w:r>
-      <w:proofErr w:type="spellEnd"/>
-      <w:r>
-        <w:rPr>
-          <w:rFonts w:ascii="Arial" w:hAnsi="Arial" w:cs="Arial"/>
-          <w:sz w:val="22"/>
-          <w:szCs w:val="22"/>
-        </w:rPr>
-        <w:t xml:space="preserve"> {</w:t>
-      </w:r>
-      <w:proofErr w:type="spellStart"/>
-      <w:r>
-        <w:rPr>
-          <w:rFonts w:ascii="Arial" w:hAnsi="Arial" w:cs="Arial"/>
-          <w:sz w:val="22"/>
-          <w:szCs w:val="22"/>
-        </w:rPr>
-        <w:t>fromDam-numeroDam</w:t>
-      </w:r>
-      <w:proofErr w:type="spellEnd"/>
-      <w:r>
-        <w:rPr>
-          <w:rFonts w:ascii="Arial" w:hAnsi="Arial" w:cs="Arial"/>
-          <w:sz w:val="22"/>
-          <w:szCs w:val="22"/>
-        </w:rPr>
-        <w:t>} en el marco del Decreto Supremo n.º 015-94-EF y la Ley n.º 27037 Ley de Promoción de la Inversión en la Amazonía y normas conexas</w:t>
+        <w:t>procedente la regularización de la regularización de la DAM n.° {fromDam-numeroDam} en el marco del Decreto Supremo n.º 015-94-EF y la Ley n.º 27037 Ley de Promoción de la Inversión en la Amazonía y normas conexas</w:t>
       </w:r>
       <w:r>
         <w:rPr>
@@ -12838,43 +9633,7 @@
           <w:sz w:val="22"/>
           <w:szCs w:val="22"/>
         </w:rPr>
-        <w:t>Autorizar la devolución por el importe de S/ {</w:t>
-      </w:r>
-      <w:proofErr w:type="spellStart"/>
-      <w:r>
-        <w:rPr>
-          <w:rFonts w:ascii="Arial" w:hAnsi="Arial" w:cs="Arial"/>
-          <w:sz w:val="22"/>
-          <w:szCs w:val="22"/>
-        </w:rPr>
-        <w:t>textoTotReguPECO</w:t>
-      </w:r>
-      <w:proofErr w:type="spellEnd"/>
-      <w:r>
-        <w:rPr>
-          <w:rFonts w:ascii="Arial" w:hAnsi="Arial" w:cs="Arial"/>
-          <w:sz w:val="22"/>
-          <w:szCs w:val="22"/>
-        </w:rPr>
-        <w:t>} con cargo a la “Sub - Cuenta Especial Tesoro Público Decreto Supremo n. º 015-94-EF” y por el importe de S/ {textoTotRegu27} en el marco de la Ley n.º 27037 Ley de Promoción de la Inversión en la Amazonía y normas conexas, a favor de {</w:t>
-      </w:r>
-      <w:proofErr w:type="spellStart"/>
-      <w:r>
-        <w:rPr>
-          <w:rFonts w:ascii="Arial" w:hAnsi="Arial" w:cs="Arial"/>
-          <w:sz w:val="22"/>
-          <w:szCs w:val="22"/>
-        </w:rPr>
-        <w:t>fromDam-nombreEmpresa</w:t>
-      </w:r>
-      <w:proofErr w:type="spellEnd"/>
-      <w:r>
-        <w:rPr>
-          <w:rFonts w:ascii="Arial" w:hAnsi="Arial" w:cs="Arial"/>
-          <w:sz w:val="22"/>
-          <w:szCs w:val="22"/>
-        </w:rPr>
-        <w:t>}, sin perjuicio de la fiscalización posterior que pudiera realizar la Superintendencia Nacional de Aduanas y de Administración Tributaria – SUNAT</w:t>
+        <w:t>Autorizar la devolución por el importe de S/ {textoTotReguPECO} con cargo a la “Sub - Cuenta Especial Tesoro Público Decreto Supremo n. º 015-94-EF” y por el importe de S/ {textoTotRegu27} en el marco de la Ley n.º 27037 Ley de Promoción de la Inversión en la Amazonía y normas conexas, a favor de {fromDam-nombreEmpresa}, sin perjuicio de la fiscalización posterior que pudiera realizar la Superintendencia Nacional de Aduanas y de Administración Tributaria – SUNAT</w:t>
       </w:r>
       <w:r>
         <w:rPr>
@@ -12925,7 +9684,6 @@
         </w:rPr>
         <w:t>{/</w:t>
       </w:r>
-      <w:proofErr w:type="spellStart"/>
       <w:r>
         <w:rPr>
           <w:rFonts w:ascii="Arial" w:hAnsi="Arial" w:cs="Arial"/>
@@ -12936,49 +9694,23 @@
         <w:rPr>
           <w:rFonts w:ascii="Arial" w:hAnsi="Arial" w:cs="Arial"/>
         </w:rPr>
-        <w:t>Proc</w:t>
-      </w:r>
-      <w:proofErr w:type="spellEnd"/>
-      <w:r>
-        <w:rPr>
-          <w:rFonts w:ascii="Arial" w:hAnsi="Arial" w:cs="Arial"/>
-        </w:rPr>
-        <w:t>}</w:t>
-      </w:r>
-    </w:p>
-    <w:p>
-      <w:pPr>
+        <w:t>Proc}</w:t>
+      </w:r>
+    </w:p>
+    <w:p>
+      <w:pPr>
+        <w:pStyle w:val="Textoindependiente"/>
         <w:spacing w:after="0" w:line="240" w:lineRule="auto"/>
         <w:jc w:val="both"/>
         <w:rPr>
           <w:rFonts w:ascii="Arial" w:hAnsi="Arial" w:cs="Arial"/>
-          <w:sz w:val="22"/>
-          <w:szCs w:val="22"/>
-        </w:rPr>
-      </w:pPr>
-      <w:r>
-        <w:rPr>
-          <w:rFonts w:ascii="Arial" w:hAnsi="Arial" w:cs="Arial"/>
-          <w:sz w:val="22"/>
-          <w:szCs w:val="22"/>
-        </w:rPr>
-        <w:t>{#</w:t>
-      </w:r>
-      <w:r>
-        <w:rPr>
-          <w:rFonts w:ascii="Arial" w:hAnsi="Arial" w:cs="Arial"/>
-          <w:sz w:val="22"/>
-          <w:szCs w:val="22"/>
-        </w:rPr>
-        <w:t>estadoPECOyAMAZONIA</w:t>
-      </w:r>
-      <w:r>
-        <w:rPr>
-          <w:rFonts w:ascii="Arial" w:hAnsi="Arial" w:cs="Arial"/>
-          <w:sz w:val="22"/>
-          <w:szCs w:val="22"/>
-        </w:rPr>
-        <w:t>Proc}</w:t>
+        </w:rPr>
+      </w:pPr>
+      <w:r>
+        <w:rPr>
+          <w:rFonts w:ascii="Arial" w:hAnsi="Arial" w:cs="Arial"/>
+        </w:rPr>
+        <w:t>{#estadoOnlyPECO}</w:t>
       </w:r>
     </w:p>
     <w:p>
@@ -13004,56 +9736,12 @@
           <w:szCs w:val="22"/>
         </w:rPr>
         <w:lastRenderedPageBreak/>
-        <w:t xml:space="preserve">Declarar procedente la regularización de la regularización de la DAM </w:t>
-      </w:r>
-      <w:proofErr w:type="spellStart"/>
-      <w:r>
-        <w:rPr>
-          <w:rFonts w:ascii="Arial" w:hAnsi="Arial" w:cs="Arial"/>
-          <w:sz w:val="22"/>
-          <w:szCs w:val="22"/>
-        </w:rPr>
-        <w:t>n.°</w:t>
-      </w:r>
-      <w:proofErr w:type="spellEnd"/>
-      <w:r>
-        <w:rPr>
-          <w:rFonts w:ascii="Arial" w:hAnsi="Arial" w:cs="Arial"/>
-          <w:sz w:val="22"/>
-          <w:szCs w:val="22"/>
-        </w:rPr>
-        <w:t xml:space="preserve"> {</w:t>
-      </w:r>
-      <w:proofErr w:type="spellStart"/>
-      <w:r>
-        <w:rPr>
-          <w:rFonts w:ascii="Arial" w:hAnsi="Arial" w:cs="Arial"/>
-          <w:sz w:val="22"/>
-          <w:szCs w:val="22"/>
-        </w:rPr>
-        <w:t>fromDam-numeroDam</w:t>
-      </w:r>
-      <w:proofErr w:type="spellEnd"/>
-      <w:r>
-        <w:rPr>
-          <w:rFonts w:ascii="Arial" w:hAnsi="Arial" w:cs="Arial"/>
-          <w:sz w:val="22"/>
-          <w:szCs w:val="22"/>
-        </w:rPr>
-        <w:t>} en el marco del Decreto Supremo n.º 015-94-EF y la Ley n.º 27037 Ley de Promoción de la Inversión en la Amazonía y normas conexas</w:t>
-      </w:r>
-      <w:r>
-        <w:rPr>
-          <w:rFonts w:ascii="Arial" w:hAnsi="Arial" w:cs="Arial"/>
-          <w:iCs/>
-          <w:sz w:val="22"/>
-          <w:szCs w:val="22"/>
-        </w:rPr>
-        <w:t>.</w:t>
-      </w:r>
-    </w:p>
-    <w:p>
-      <w:pPr>
+        <w:t>Declarar procedente la regularización de la regularización de la DAM n.° {fromDam-numeroDam} en el marco del Decreto Supremo n.º 015-94-EF y normas conexas.</w:t>
+      </w:r>
+    </w:p>
+    <w:p>
+      <w:pPr>
+        <w:pStyle w:val="Prrafodelista"/>
         <w:spacing w:after="0" w:line="240" w:lineRule="auto"/>
         <w:ind w:left="426"/>
         <w:jc w:val="both"/>
@@ -13086,71 +9774,12 @@
           <w:sz w:val="22"/>
           <w:szCs w:val="22"/>
         </w:rPr>
-        <w:t>Autorizar la devolución por el importe de S/ {</w:t>
-      </w:r>
-      <w:proofErr w:type="spellStart"/>
-      <w:r>
-        <w:rPr>
-          <w:rFonts w:ascii="Arial" w:hAnsi="Arial" w:cs="Arial"/>
-          <w:sz w:val="22"/>
-          <w:szCs w:val="22"/>
-        </w:rPr>
-        <w:t>textoTotReguPECO</w:t>
-      </w:r>
-      <w:proofErr w:type="spellEnd"/>
-      <w:r>
-        <w:rPr>
-          <w:rFonts w:ascii="Arial" w:hAnsi="Arial" w:cs="Arial"/>
-          <w:sz w:val="22"/>
-          <w:szCs w:val="22"/>
-        </w:rPr>
-        <w:t>} con cargo a la “Sub - Cuenta Especial Tesoro Público Decreto Supremo n. º 015-94-EF” y por el importe de S/ {textoTotRegu27} en el marco de la Ley n.º 27037 Ley de Promoción de la Inversión en la Amazonía y normas conexas, a favor de {</w:t>
-      </w:r>
-      <w:proofErr w:type="spellStart"/>
-      <w:r>
-        <w:rPr>
-          <w:rFonts w:ascii="Arial" w:hAnsi="Arial" w:cs="Arial"/>
-          <w:sz w:val="22"/>
-          <w:szCs w:val="22"/>
-        </w:rPr>
-        <w:t>fromDam-nombreEmpresa</w:t>
-      </w:r>
-      <w:proofErr w:type="spellEnd"/>
-      <w:r>
-        <w:rPr>
-          <w:rFonts w:ascii="Arial" w:hAnsi="Arial" w:cs="Arial"/>
-          <w:sz w:val="22"/>
-          <w:szCs w:val="22"/>
-        </w:rPr>
-        <w:t>}, sin perjuicio de la fiscalización posterior que pudiera realizar la Superintendencia Nacional de Aduanas y de Administración Tributaria – SUNAT</w:t>
-      </w:r>
-      <w:r>
-        <w:rPr>
-          <w:rFonts w:ascii="Arial" w:hAnsi="Arial" w:cs="Arial"/>
-          <w:iCs/>
-          <w:sz w:val="22"/>
-          <w:szCs w:val="22"/>
-        </w:rPr>
-        <w:t>.</w:t>
+        <w:t>Autorizar la devolución por el importe de S/ {textoTotRegu27} en el marco del Decreto Supremo n.º 015-94-EF y normas conexas, a favor de {fromDam-nombreEmpresa}, sin perjuicio de la fiscalización posterior que pudiera realizar la Superintendencia Nacional de Aduanas y de Administración Tributaria – SUNAT.</w:t>
       </w:r>
     </w:p>
     <w:p>
       <w:pPr>
         <w:pStyle w:val="Prrafodelista"/>
-        <w:spacing w:after="0" w:line="240" w:lineRule="auto"/>
-        <w:ind w:left="360"/>
-        <w:jc w:val="both"/>
-        <w:rPr>
-          <w:rFonts w:ascii="Arial" w:hAnsi="Arial" w:cs="Arial"/>
-          <w:sz w:val="22"/>
-          <w:szCs w:val="22"/>
-        </w:rPr>
-      </w:pPr>
-    </w:p>
-    <w:p>
-      <w:pPr>
-        <w:spacing w:after="0" w:line="240" w:lineRule="auto"/>
-        <w:jc w:val="both"/>
         <w:rPr>
           <w:rFonts w:ascii="Arial" w:hAnsi="Arial" w:cs="Arial"/>
           <w:sz w:val="14"/>
@@ -13160,218 +9789,21 @@
     </w:p>
     <w:p>
       <w:pPr>
-        <w:pStyle w:val="Textoindependiente"/>
         <w:spacing w:after="0" w:line="240" w:lineRule="auto"/>
         <w:jc w:val="both"/>
         <w:rPr>
           <w:rFonts w:ascii="Arial" w:hAnsi="Arial" w:cs="Arial"/>
-        </w:rPr>
-      </w:pPr>
-      <w:r>
-        <w:rPr>
-          <w:rFonts w:ascii="Arial" w:hAnsi="Arial" w:cs="Arial"/>
-        </w:rPr>
-        <w:t>{/</w:t>
-      </w:r>
-      <w:proofErr w:type="spellStart"/>
-      <w:r>
-        <w:rPr>
-          <w:rFonts w:ascii="Arial" w:hAnsi="Arial" w:cs="Arial"/>
-        </w:rPr>
-        <w:t>estadoPECOyAMAZONIA</w:t>
-      </w:r>
-      <w:r>
-        <w:rPr>
-          <w:rFonts w:ascii="Arial" w:hAnsi="Arial" w:cs="Arial"/>
-        </w:rPr>
-        <w:t>Proc</w:t>
-      </w:r>
-      <w:proofErr w:type="spellEnd"/>
-      <w:r>
-        <w:rPr>
-          <w:rFonts w:ascii="Arial" w:hAnsi="Arial" w:cs="Arial"/>
-        </w:rPr>
-        <w:t>}</w:t>
-      </w:r>
-    </w:p>
-    <w:p>
-      <w:pPr>
-        <w:pStyle w:val="Textoindependiente"/>
-        <w:spacing w:after="0" w:line="240" w:lineRule="auto"/>
-        <w:jc w:val="both"/>
-        <w:rPr>
-          <w:rFonts w:ascii="Arial" w:hAnsi="Arial" w:cs="Arial"/>
-        </w:rPr>
-      </w:pPr>
-      <w:r>
-        <w:rPr>
-          <w:rFonts w:ascii="Arial" w:hAnsi="Arial" w:cs="Arial"/>
-        </w:rPr>
-        <w:t>{#estadoOnlyPECO}</w:t>
-      </w:r>
-    </w:p>
-    <w:p>
-      <w:pPr>
-        <w:pStyle w:val="Prrafodelista"/>
-        <w:numPr>
-          <w:ilvl w:val="0"/>
-          <w:numId w:val="20"/>
-        </w:numPr>
-        <w:spacing w:after="0" w:line="240" w:lineRule="auto"/>
-        <w:ind w:left="426"/>
-        <w:jc w:val="both"/>
-        <w:rPr>
-          <w:rFonts w:ascii="Arial" w:hAnsi="Arial" w:cs="Arial"/>
-          <w:sz w:val="22"/>
-          <w:szCs w:val="22"/>
-        </w:rPr>
-      </w:pPr>
-      <w:r>
-        <w:rPr>
-          <w:rFonts w:ascii="Arial" w:hAnsi="Arial" w:cs="Arial"/>
-          <w:sz w:val="22"/>
-          <w:szCs w:val="22"/>
-        </w:rPr>
-        <w:t xml:space="preserve">Declarar procedente la regularización de la regularización de la DAM </w:t>
-      </w:r>
-      <w:proofErr w:type="spellStart"/>
-      <w:r>
-        <w:rPr>
-          <w:rFonts w:ascii="Arial" w:hAnsi="Arial" w:cs="Arial"/>
-          <w:sz w:val="22"/>
-          <w:szCs w:val="22"/>
-        </w:rPr>
-        <w:t>n.°</w:t>
-      </w:r>
-      <w:proofErr w:type="spellEnd"/>
-      <w:r>
-        <w:rPr>
-          <w:rFonts w:ascii="Arial" w:hAnsi="Arial" w:cs="Arial"/>
-          <w:sz w:val="22"/>
-          <w:szCs w:val="22"/>
-        </w:rPr>
-        <w:t xml:space="preserve"> {</w:t>
-      </w:r>
-      <w:proofErr w:type="spellStart"/>
-      <w:r>
-        <w:rPr>
-          <w:rFonts w:ascii="Arial" w:hAnsi="Arial" w:cs="Arial"/>
-          <w:sz w:val="22"/>
-          <w:szCs w:val="22"/>
-        </w:rPr>
-        <w:t>fromDam-numeroDam</w:t>
-      </w:r>
-      <w:proofErr w:type="spellEnd"/>
-      <w:r>
-        <w:rPr>
-          <w:rFonts w:ascii="Arial" w:hAnsi="Arial" w:cs="Arial"/>
-          <w:sz w:val="22"/>
-          <w:szCs w:val="22"/>
-        </w:rPr>
-        <w:t>} en el marco del Decreto Supremo n.º 015-94-EF y normas conexas.</w:t>
-      </w:r>
-    </w:p>
-    <w:p>
-      <w:pPr>
-        <w:pStyle w:val="Prrafodelista"/>
-        <w:spacing w:after="0" w:line="240" w:lineRule="auto"/>
-        <w:ind w:left="426"/>
-        <w:jc w:val="both"/>
-        <w:rPr>
-          <w:rFonts w:ascii="Arial" w:hAnsi="Arial" w:cs="Arial"/>
-          <w:sz w:val="22"/>
-          <w:szCs w:val="22"/>
-        </w:rPr>
-      </w:pPr>
-    </w:p>
-    <w:p>
-      <w:pPr>
-        <w:pStyle w:val="Prrafodelista"/>
-        <w:numPr>
-          <w:ilvl w:val="0"/>
-          <w:numId w:val="20"/>
-        </w:numPr>
-        <w:spacing w:after="0" w:line="240" w:lineRule="auto"/>
-        <w:ind w:left="426"/>
-        <w:jc w:val="both"/>
-        <w:rPr>
-          <w:rFonts w:ascii="Arial" w:hAnsi="Arial" w:cs="Arial"/>
-          <w:sz w:val="22"/>
-          <w:szCs w:val="22"/>
-        </w:rPr>
-      </w:pPr>
-      <w:r>
-        <w:rPr>
-          <w:rFonts w:ascii="Arial" w:hAnsi="Arial" w:cs="Arial"/>
-          <w:sz w:val="22"/>
-          <w:szCs w:val="22"/>
-        </w:rPr>
-        <w:t>Autorizar la devolución por el importe de S/ {textoTotRegu27} en el marco del Decreto Supremo n.º 015-94-EF y normas conexas, a favor de {</w:t>
-      </w:r>
-      <w:proofErr w:type="spellStart"/>
-      <w:r>
-        <w:rPr>
-          <w:rFonts w:ascii="Arial" w:hAnsi="Arial" w:cs="Arial"/>
-          <w:sz w:val="22"/>
-          <w:szCs w:val="22"/>
-        </w:rPr>
-        <w:t>fromDam-nombreEmpresa</w:t>
-      </w:r>
-      <w:proofErr w:type="spellEnd"/>
-      <w:r>
-        <w:rPr>
-          <w:rFonts w:ascii="Arial" w:hAnsi="Arial" w:cs="Arial"/>
-          <w:sz w:val="22"/>
-          <w:szCs w:val="22"/>
-        </w:rPr>
-        <w:t>}, sin perjuicio de la fiscalización posterior que pudiera realizar la Superintendencia Nacional de Aduanas y de Administración Tributaria – SUNAT.</w:t>
-      </w:r>
-    </w:p>
-    <w:p>
-      <w:pPr>
-        <w:pStyle w:val="Prrafodelista"/>
-        <w:rPr>
-          <w:rFonts w:ascii="Arial" w:hAnsi="Arial" w:cs="Arial"/>
-          <w:sz w:val="14"/>
-          <w:szCs w:val="14"/>
-        </w:rPr>
-      </w:pPr>
-    </w:p>
-    <w:p>
-      <w:pPr>
-        <w:spacing w:after="0" w:line="240" w:lineRule="auto"/>
-        <w:jc w:val="both"/>
-        <w:rPr>
-          <w:rFonts w:ascii="Arial" w:hAnsi="Arial" w:cs="Arial"/>
-          <w:sz w:val="22"/>
-          <w:szCs w:val="22"/>
-        </w:rPr>
-      </w:pPr>
-      <w:r>
-        <w:rPr>
-          <w:rFonts w:ascii="Arial" w:hAnsi="Arial" w:cs="Arial"/>
-          <w:sz w:val="22"/>
-          <w:szCs w:val="22"/>
-        </w:rPr>
-        <w:t>{/</w:t>
-      </w:r>
-      <w:proofErr w:type="spellStart"/>
-      <w:r>
-        <w:rPr>
-          <w:rFonts w:ascii="Arial" w:hAnsi="Arial" w:cs="Arial"/>
-          <w:sz w:val="22"/>
-          <w:szCs w:val="22"/>
-        </w:rPr>
-        <w:t>estadoOnlyPECO</w:t>
-      </w:r>
-      <w:proofErr w:type="spellEnd"/>
-      <w:r>
-        <w:rPr>
-          <w:rFonts w:ascii="Arial" w:hAnsi="Arial" w:cs="Arial"/>
-          <w:sz w:val="22"/>
-          <w:szCs w:val="22"/>
-        </w:rPr>
-        <w:t>}</w:t>
+          <w:sz w:val="22"/>
+          <w:szCs w:val="22"/>
+        </w:rPr>
+      </w:pPr>
+      <w:r>
+        <w:rPr>
+          <w:rFonts w:ascii="Arial" w:hAnsi="Arial" w:cs="Arial"/>
+          <w:sz w:val="22"/>
+          <w:szCs w:val="22"/>
+        </w:rPr>
+        <w:t>{/estadoOnlyPECO}</w:t>
       </w:r>
     </w:p>
     <w:p>

--- a/interfaz3/semiPlantillaFinalInformeV2NUEVO.docx
+++ b/interfaz3/semiPlantillaFinalInformeV2NUEVO.docx
@@ -316,21 +316,6 @@
           <w:tab w:val="left" w:pos="3544"/>
         </w:tabs>
         <w:spacing w:after="0" w:line="240" w:lineRule="auto"/>
-        <w:ind w:firstLine="3686"/>
-        <w:jc w:val="both"/>
-        <w:rPr>
-          <w:rFonts w:ascii="Arial" w:hAnsi="Arial" w:cs="Arial"/>
-          <w:b/>
-        </w:rPr>
-      </w:pPr>
-    </w:p>
-    <w:p>
-      <w:pPr>
-        <w:tabs>
-          <w:tab w:val="left" w:pos="3544"/>
-        </w:tabs>
-        <w:spacing w:after="0" w:line="240" w:lineRule="auto"/>
-        <w:ind w:firstLine="3686"/>
         <w:jc w:val="both"/>
         <w:rPr>
           <w:rFonts w:ascii="Arial" w:hAnsi="Arial" w:cs="Arial"/>
@@ -449,7 +434,34 @@
           <w:sz w:val="22"/>
           <w:szCs w:val="22"/>
         </w:rPr>
-        <w:t>{fromDam-numeroDam}</w:t>
+        <w:t>{</w:t>
+      </w:r>
+      <w:proofErr w:type="spellStart"/>
+      <w:r>
+        <w:rPr>
+          <w:rFonts w:ascii="Arial" w:hAnsi="Arial" w:cs="Arial"/>
+          <w:sz w:val="22"/>
+          <w:szCs w:val="22"/>
+        </w:rPr>
+        <w:t>fromDam-</w:t>
+      </w:r>
+      <w:proofErr w:type="gramStart"/>
+      <w:r>
+        <w:rPr>
+          <w:rFonts w:ascii="Arial" w:hAnsi="Arial" w:cs="Arial"/>
+          <w:sz w:val="22"/>
+          <w:szCs w:val="22"/>
+        </w:rPr>
+        <w:t>numeroDam</w:t>
+      </w:r>
+      <w:proofErr w:type="spellEnd"/>
+      <w:r>
+        <w:rPr>
+          <w:rFonts w:ascii="Arial" w:hAnsi="Arial" w:cs="Arial"/>
+          <w:sz w:val="22"/>
+          <w:szCs w:val="22"/>
+        </w:rPr>
+        <w:t>}</w:t>
       </w:r>
       <w:r>
         <w:rPr>
@@ -460,7 +472,32 @@
           <w:sz w:val="22"/>
           <w:szCs w:val="22"/>
         </w:rPr>
-        <w:t>{fromDam-numeroDamRRR}</w:t>
+        <w:t>{</w:t>
+      </w:r>
+      <w:proofErr w:type="spellStart"/>
+      <w:proofErr w:type="gramEnd"/>
+      <w:r>
+        <w:rPr>
+          <w:rFonts w:ascii="Arial" w:hAnsi="Arial" w:cs="Arial"/>
+          <w:b/>
+          <w:bCs/>
+          <w:color w:val="FF0000"/>
+          <w:sz w:val="22"/>
+          <w:szCs w:val="22"/>
+        </w:rPr>
+        <w:t>fromDam-numeroDamRRR</w:t>
+      </w:r>
+      <w:proofErr w:type="spellEnd"/>
+      <w:r>
+        <w:rPr>
+          <w:rFonts w:ascii="Arial" w:hAnsi="Arial" w:cs="Arial"/>
+          <w:b/>
+          <w:bCs/>
+          <w:color w:val="FF0000"/>
+          <w:sz w:val="22"/>
+          <w:szCs w:val="22"/>
+        </w:rPr>
+        <w:t>}</w:t>
       </w:r>
       <w:r>
         <w:rPr>
@@ -477,7 +514,27 @@
           <w:szCs w:val="22"/>
           <w:shd w:val="clear" w:color="auto" w:fill="FAF9F8"/>
         </w:rPr>
-        <w:t>{textoVisto}</w:t>
+        <w:t>{</w:t>
+      </w:r>
+      <w:proofErr w:type="spellStart"/>
+      <w:r>
+        <w:rPr>
+          <w:rFonts w:ascii="Arial" w:hAnsi="Arial" w:cs="Arial"/>
+          <w:sz w:val="22"/>
+          <w:szCs w:val="22"/>
+          <w:shd w:val="clear" w:color="auto" w:fill="FAF9F8"/>
+        </w:rPr>
+        <w:t>textoVisto</w:t>
+      </w:r>
+      <w:proofErr w:type="spellEnd"/>
+      <w:r>
+        <w:rPr>
+          <w:rFonts w:ascii="Arial" w:hAnsi="Arial" w:cs="Arial"/>
+          <w:sz w:val="22"/>
+          <w:szCs w:val="22"/>
+          <w:shd w:val="clear" w:color="auto" w:fill="FAF9F8"/>
+        </w:rPr>
+        <w:t>}</w:t>
       </w:r>
       <w:r>
         <w:rPr>
@@ -602,7 +659,27 @@
           <w:szCs w:val="22"/>
           <w:shd w:val="clear" w:color="auto" w:fill="FAF9F8"/>
         </w:rPr>
-        <w:t>Ley General de Aduanas, Decreto Legislativo N° 1053, publicado el 27.6.2008, y modificatorias. </w:t>
+        <w:t>Ley General de Aduanas, Decreto Legislativo </w:t>
+      </w:r>
+      <w:proofErr w:type="spellStart"/>
+      <w:r>
+        <w:rPr>
+          <w:rFonts w:ascii="Arial" w:hAnsi="Arial" w:cs="Arial"/>
+          <w:sz w:val="22"/>
+          <w:szCs w:val="22"/>
+          <w:shd w:val="clear" w:color="auto" w:fill="FAF9F8"/>
+        </w:rPr>
+        <w:t>N°</w:t>
+      </w:r>
+      <w:proofErr w:type="spellEnd"/>
+      <w:r>
+        <w:rPr>
+          <w:rFonts w:ascii="Arial" w:hAnsi="Arial" w:cs="Arial"/>
+          <w:sz w:val="22"/>
+          <w:szCs w:val="22"/>
+          <w:shd w:val="clear" w:color="auto" w:fill="FAF9F8"/>
+        </w:rPr>
+        <w:t> 1053, publicado el 27.6.2008, y modificatorias. </w:t>
       </w:r>
     </w:p>
     <w:p>
@@ -631,7 +708,27 @@
           <w:szCs w:val="22"/>
           <w:shd w:val="clear" w:color="auto" w:fill="FAF9F8"/>
         </w:rPr>
-        <w:t>Ley N° 27037, Ley de promoción de la inversión en la amazonia. </w:t>
+        <w:t>Ley </w:t>
+      </w:r>
+      <w:proofErr w:type="spellStart"/>
+      <w:r>
+        <w:rPr>
+          <w:rFonts w:ascii="Arial" w:hAnsi="Arial" w:cs="Arial"/>
+          <w:sz w:val="22"/>
+          <w:szCs w:val="22"/>
+          <w:shd w:val="clear" w:color="auto" w:fill="FAF9F8"/>
+        </w:rPr>
+        <w:t>N°</w:t>
+      </w:r>
+      <w:proofErr w:type="spellEnd"/>
+      <w:r>
+        <w:rPr>
+          <w:rFonts w:ascii="Arial" w:hAnsi="Arial" w:cs="Arial"/>
+          <w:sz w:val="22"/>
+          <w:szCs w:val="22"/>
+          <w:shd w:val="clear" w:color="auto" w:fill="FAF9F8"/>
+        </w:rPr>
+        <w:t> 27037, Ley de promoción de la inversión en la amazonia. </w:t>
       </w:r>
     </w:p>
     <w:p>
@@ -660,7 +757,27 @@
           <w:szCs w:val="22"/>
           <w:shd w:val="clear" w:color="auto" w:fill="FAF9F8"/>
         </w:rPr>
-        <w:t>Decreto Supremo N° 103-99-EF, aprueban el Reglamento de las Disposiciones Tributarias contenidas en la Ley de Promoción de la Inversión en la Amazonia. </w:t>
+        <w:t>Decreto Supremo </w:t>
+      </w:r>
+      <w:proofErr w:type="spellStart"/>
+      <w:r>
+        <w:rPr>
+          <w:rFonts w:ascii="Arial" w:hAnsi="Arial" w:cs="Arial"/>
+          <w:sz w:val="22"/>
+          <w:szCs w:val="22"/>
+          <w:shd w:val="clear" w:color="auto" w:fill="FAF9F8"/>
+        </w:rPr>
+        <w:t>N°</w:t>
+      </w:r>
+      <w:proofErr w:type="spellEnd"/>
+      <w:r>
+        <w:rPr>
+          <w:rFonts w:ascii="Arial" w:hAnsi="Arial" w:cs="Arial"/>
+          <w:sz w:val="22"/>
+          <w:szCs w:val="22"/>
+          <w:shd w:val="clear" w:color="auto" w:fill="FAF9F8"/>
+        </w:rPr>
+        <w:t> 103-99-EF, aprueban el Reglamento de las Disposiciones Tributarias contenidas en la Ley de Promoción de la Inversión en la Amazonia. </w:t>
       </w:r>
     </w:p>
     <w:p>
@@ -689,7 +806,47 @@
           <w:szCs w:val="22"/>
           <w:shd w:val="clear" w:color="auto" w:fill="FAF9F8"/>
         </w:rPr>
-        <w:t>Arancel Común Anexo al Protocolo Modificatorio del Convenio de Cooperación Aduanera Peruano-Colombiano de 1938, puesto en vigencia por el Decreto Supremo N° 069-82-EFC, publicado el 04.03.1982, y modificatorias.  </w:t>
+        <w:t>Arancel Común Anexo al Protocolo Modificatorio del Convenio de Cooperación Aduanera Peruano-</w:t>
+      </w:r>
+      <w:proofErr w:type="gramStart"/>
+      <w:r>
+        <w:rPr>
+          <w:rFonts w:ascii="Arial" w:hAnsi="Arial" w:cs="Arial"/>
+          <w:sz w:val="22"/>
+          <w:szCs w:val="22"/>
+          <w:shd w:val="clear" w:color="auto" w:fill="FAF9F8"/>
+        </w:rPr>
+        <w:t>Colombiano</w:t>
+      </w:r>
+      <w:proofErr w:type="gramEnd"/>
+      <w:r>
+        <w:rPr>
+          <w:rFonts w:ascii="Arial" w:hAnsi="Arial" w:cs="Arial"/>
+          <w:sz w:val="22"/>
+          <w:szCs w:val="22"/>
+          <w:shd w:val="clear" w:color="auto" w:fill="FAF9F8"/>
+        </w:rPr>
+        <w:t> de 1938, puesto en vigencia por el Decreto Supremo </w:t>
+      </w:r>
+      <w:proofErr w:type="spellStart"/>
+      <w:r>
+        <w:rPr>
+          <w:rFonts w:ascii="Arial" w:hAnsi="Arial" w:cs="Arial"/>
+          <w:sz w:val="22"/>
+          <w:szCs w:val="22"/>
+          <w:shd w:val="clear" w:color="auto" w:fill="FAF9F8"/>
+        </w:rPr>
+        <w:t>N°</w:t>
+      </w:r>
+      <w:proofErr w:type="spellEnd"/>
+      <w:r>
+        <w:rPr>
+          <w:rFonts w:ascii="Arial" w:hAnsi="Arial" w:cs="Arial"/>
+          <w:sz w:val="22"/>
+          <w:szCs w:val="22"/>
+          <w:shd w:val="clear" w:color="auto" w:fill="FAF9F8"/>
+        </w:rPr>
+        <w:t> 069-82-EFC, publicado el 04.03.1982, y modificatorias.  </w:t>
       </w:r>
     </w:p>
     <w:p>
@@ -718,7 +875,47 @@
           <w:szCs w:val="22"/>
           <w:shd w:val="clear" w:color="auto" w:fill="FAF9F8"/>
         </w:rPr>
-        <w:t>Resolución de Superintendencia N° 247-2025/SUNAT - Procedimiento Especifico DESPA-PE.01.15 (versión 3) Exoneración del IGV e IPM a la Importación de bienes para el consumo en la Amazonía - Ley N° 27037.  </w:t>
+        <w:t>Resolución de Superintendencia </w:t>
+      </w:r>
+      <w:proofErr w:type="spellStart"/>
+      <w:r>
+        <w:rPr>
+          <w:rFonts w:ascii="Arial" w:hAnsi="Arial" w:cs="Arial"/>
+          <w:sz w:val="22"/>
+          <w:szCs w:val="22"/>
+          <w:shd w:val="clear" w:color="auto" w:fill="FAF9F8"/>
+        </w:rPr>
+        <w:t>N°</w:t>
+      </w:r>
+      <w:proofErr w:type="spellEnd"/>
+      <w:r>
+        <w:rPr>
+          <w:rFonts w:ascii="Arial" w:hAnsi="Arial" w:cs="Arial"/>
+          <w:sz w:val="22"/>
+          <w:szCs w:val="22"/>
+          <w:shd w:val="clear" w:color="auto" w:fill="FAF9F8"/>
+        </w:rPr>
+        <w:t> 247-2025/SUNAT - Procedimiento Especifico DESPA-PE.01.15 (versión 3) Exoneración del IGV e IPM a la Importación de bienes para el consumo en la Amazonía - Ley </w:t>
+      </w:r>
+      <w:proofErr w:type="spellStart"/>
+      <w:r>
+        <w:rPr>
+          <w:rFonts w:ascii="Arial" w:hAnsi="Arial" w:cs="Arial"/>
+          <w:sz w:val="22"/>
+          <w:szCs w:val="22"/>
+          <w:shd w:val="clear" w:color="auto" w:fill="FAF9F8"/>
+        </w:rPr>
+        <w:t>N°</w:t>
+      </w:r>
+      <w:proofErr w:type="spellEnd"/>
+      <w:r>
+        <w:rPr>
+          <w:rFonts w:ascii="Arial" w:hAnsi="Arial" w:cs="Arial"/>
+          <w:sz w:val="22"/>
+          <w:szCs w:val="22"/>
+          <w:shd w:val="clear" w:color="auto" w:fill="FAF9F8"/>
+        </w:rPr>
+        <w:t> 27037.  </w:t>
       </w:r>
     </w:p>
     <w:p>
@@ -744,6 +941,7 @@
         </w:rPr>
         <w:t>{/</w:t>
       </w:r>
+      <w:proofErr w:type="spellStart"/>
       <w:r>
         <w:rPr>
           <w:rFonts w:ascii="Arial" w:hAnsi="Arial" w:cs="Arial"/>
@@ -751,6 +949,7 @@
         </w:rPr>
         <w:t>estadoOnlyAMAZONIA</w:t>
       </w:r>
+      <w:proofErr w:type="spellEnd"/>
       <w:r>
         <w:rPr>
           <w:rFonts w:ascii="Arial" w:hAnsi="Arial" w:cs="Arial"/>
@@ -828,7 +1027,27 @@
           <w:szCs w:val="22"/>
           <w:shd w:val="clear" w:color="auto" w:fill="FAF9F8"/>
         </w:rPr>
-        <w:t>Ley General de Aduanas, Decreto Legislativo N° 1053, publicado el 27.6.2008, y modificatorias. </w:t>
+        <w:t>Ley General de Aduanas, Decreto Legislativo </w:t>
+      </w:r>
+      <w:proofErr w:type="spellStart"/>
+      <w:r>
+        <w:rPr>
+          <w:rFonts w:ascii="Arial" w:hAnsi="Arial" w:cs="Arial"/>
+          <w:sz w:val="22"/>
+          <w:szCs w:val="22"/>
+          <w:shd w:val="clear" w:color="auto" w:fill="FAF9F8"/>
+        </w:rPr>
+        <w:t>N°</w:t>
+      </w:r>
+      <w:proofErr w:type="spellEnd"/>
+      <w:r>
+        <w:rPr>
+          <w:rFonts w:ascii="Arial" w:hAnsi="Arial" w:cs="Arial"/>
+          <w:sz w:val="22"/>
+          <w:szCs w:val="22"/>
+          <w:shd w:val="clear" w:color="auto" w:fill="FAF9F8"/>
+        </w:rPr>
+        <w:t> 1053, publicado el 27.6.2008, y modificatorias. </w:t>
       </w:r>
     </w:p>
     <w:p>
@@ -857,7 +1076,27 @@
           <w:szCs w:val="22"/>
           <w:shd w:val="clear" w:color="auto" w:fill="FAF9F8"/>
         </w:rPr>
-        <w:t>Ley N° 27037, Ley de promoción de la inversión en la amazonia. </w:t>
+        <w:t>Ley </w:t>
+      </w:r>
+      <w:proofErr w:type="spellStart"/>
+      <w:r>
+        <w:rPr>
+          <w:rFonts w:ascii="Arial" w:hAnsi="Arial" w:cs="Arial"/>
+          <w:sz w:val="22"/>
+          <w:szCs w:val="22"/>
+          <w:shd w:val="clear" w:color="auto" w:fill="FAF9F8"/>
+        </w:rPr>
+        <w:t>N°</w:t>
+      </w:r>
+      <w:proofErr w:type="spellEnd"/>
+      <w:r>
+        <w:rPr>
+          <w:rFonts w:ascii="Arial" w:hAnsi="Arial" w:cs="Arial"/>
+          <w:sz w:val="22"/>
+          <w:szCs w:val="22"/>
+          <w:shd w:val="clear" w:color="auto" w:fill="FAF9F8"/>
+        </w:rPr>
+        <w:t> 27037, Ley de promoción de la inversión en la amazonia. </w:t>
       </w:r>
     </w:p>
     <w:p>
@@ -886,7 +1125,27 @@
           <w:szCs w:val="22"/>
           <w:shd w:val="clear" w:color="auto" w:fill="FAF9F8"/>
         </w:rPr>
-        <w:t>Decreto Supremo N° 103-99-EF, aprueban el Reglamento de las Disposiciones Tributarias contenidas en la Ley de Promoción de la Inversión en la Amazonia. </w:t>
+        <w:t>Decreto Supremo </w:t>
+      </w:r>
+      <w:proofErr w:type="spellStart"/>
+      <w:r>
+        <w:rPr>
+          <w:rFonts w:ascii="Arial" w:hAnsi="Arial" w:cs="Arial"/>
+          <w:sz w:val="22"/>
+          <w:szCs w:val="22"/>
+          <w:shd w:val="clear" w:color="auto" w:fill="FAF9F8"/>
+        </w:rPr>
+        <w:t>N°</w:t>
+      </w:r>
+      <w:proofErr w:type="spellEnd"/>
+      <w:r>
+        <w:rPr>
+          <w:rFonts w:ascii="Arial" w:hAnsi="Arial" w:cs="Arial"/>
+          <w:sz w:val="22"/>
+          <w:szCs w:val="22"/>
+          <w:shd w:val="clear" w:color="auto" w:fill="FAF9F8"/>
+        </w:rPr>
+        <w:t> 103-99-EF, aprueban el Reglamento de las Disposiciones Tributarias contenidas en la Ley de Promoción de la Inversión en la Amazonia. </w:t>
       </w:r>
     </w:p>
     <w:p>
@@ -916,7 +1175,47 @@
           <w:shd w:val="clear" w:color="auto" w:fill="FAF9F8"/>
         </w:rPr>
         <w:lastRenderedPageBreak/>
-        <w:t>Convenio de Cooperación Aduanera Peruano-Colombiano de 1938 y su Protocolo Modificatorio, aprobado por Resolución Legislativa N.° 23254, publicada el 22.05.1981. </w:t>
+        <w:t>Convenio de Cooperación Aduanera Peruano-</w:t>
+      </w:r>
+      <w:proofErr w:type="gramStart"/>
+      <w:r>
+        <w:rPr>
+          <w:rFonts w:ascii="Arial" w:hAnsi="Arial" w:cs="Arial"/>
+          <w:sz w:val="22"/>
+          <w:szCs w:val="22"/>
+          <w:shd w:val="clear" w:color="auto" w:fill="FAF9F8"/>
+        </w:rPr>
+        <w:t>Colombiano</w:t>
+      </w:r>
+      <w:proofErr w:type="gramEnd"/>
+      <w:r>
+        <w:rPr>
+          <w:rFonts w:ascii="Arial" w:hAnsi="Arial" w:cs="Arial"/>
+          <w:sz w:val="22"/>
+          <w:szCs w:val="22"/>
+          <w:shd w:val="clear" w:color="auto" w:fill="FAF9F8"/>
+        </w:rPr>
+        <w:t> de 1938 y su Protocolo Modificatorio, aprobado por Resolución Legislativa </w:t>
+      </w:r>
+      <w:proofErr w:type="spellStart"/>
+      <w:r>
+        <w:rPr>
+          <w:rFonts w:ascii="Arial" w:hAnsi="Arial" w:cs="Arial"/>
+          <w:sz w:val="22"/>
+          <w:szCs w:val="22"/>
+          <w:shd w:val="clear" w:color="auto" w:fill="FAF9F8"/>
+        </w:rPr>
+        <w:t>N.°</w:t>
+      </w:r>
+      <w:proofErr w:type="spellEnd"/>
+      <w:r>
+        <w:rPr>
+          <w:rFonts w:ascii="Arial" w:hAnsi="Arial" w:cs="Arial"/>
+          <w:sz w:val="22"/>
+          <w:szCs w:val="22"/>
+          <w:shd w:val="clear" w:color="auto" w:fill="FAF9F8"/>
+        </w:rPr>
+        <w:t> 23254, publicada el 22.05.1981. </w:t>
       </w:r>
     </w:p>
     <w:p>
@@ -945,7 +1244,27 @@
           <w:szCs w:val="22"/>
           <w:shd w:val="clear" w:color="auto" w:fill="FAF9F8"/>
         </w:rPr>
-        <w:t>Medidas a fin de garantizar el cumplimiento de las obligaciones asumidas por nuestro país en el Convenio de Cooperación Aduanera con Colombia, dictada por Decreto Supremo N.° 15-94-EF, publicado el 09.02.1994, y modificatorias. </w:t>
+        <w:t>Medidas a fin de garantizar el cumplimiento de las obligaciones asumidas por nuestro país en el Convenio de Cooperación Aduanera con Colombia, dictada por Decreto Supremo </w:t>
+      </w:r>
+      <w:proofErr w:type="spellStart"/>
+      <w:r>
+        <w:rPr>
+          <w:rFonts w:ascii="Arial" w:hAnsi="Arial" w:cs="Arial"/>
+          <w:sz w:val="22"/>
+          <w:szCs w:val="22"/>
+          <w:shd w:val="clear" w:color="auto" w:fill="FAF9F8"/>
+        </w:rPr>
+        <w:t>N.°</w:t>
+      </w:r>
+      <w:proofErr w:type="spellEnd"/>
+      <w:r>
+        <w:rPr>
+          <w:rFonts w:ascii="Arial" w:hAnsi="Arial" w:cs="Arial"/>
+          <w:sz w:val="22"/>
+          <w:szCs w:val="22"/>
+          <w:shd w:val="clear" w:color="auto" w:fill="FAF9F8"/>
+        </w:rPr>
+        <w:t> 15-94-EF, publicado el 09.02.1994, y modificatorias. </w:t>
       </w:r>
     </w:p>
     <w:p>
@@ -974,7 +1293,47 @@
           <w:szCs w:val="22"/>
           <w:shd w:val="clear" w:color="auto" w:fill="FAF9F8"/>
         </w:rPr>
-        <w:t>Arancel Común Anexo al Protocolo Modificatorio del Convenio de Cooperación Aduanera Peruano-Colombiano de 1938, puesto en vigencia por el Decreto Supremo N° 069-82-EFC, publicado el 04.03.1982, y modificatorias.  </w:t>
+        <w:t>Arancel Común Anexo al Protocolo Modificatorio del Convenio de Cooperación Aduanera Peruano-</w:t>
+      </w:r>
+      <w:proofErr w:type="gramStart"/>
+      <w:r>
+        <w:rPr>
+          <w:rFonts w:ascii="Arial" w:hAnsi="Arial" w:cs="Arial"/>
+          <w:sz w:val="22"/>
+          <w:szCs w:val="22"/>
+          <w:shd w:val="clear" w:color="auto" w:fill="FAF9F8"/>
+        </w:rPr>
+        <w:t>Colombiano</w:t>
+      </w:r>
+      <w:proofErr w:type="gramEnd"/>
+      <w:r>
+        <w:rPr>
+          <w:rFonts w:ascii="Arial" w:hAnsi="Arial" w:cs="Arial"/>
+          <w:sz w:val="22"/>
+          <w:szCs w:val="22"/>
+          <w:shd w:val="clear" w:color="auto" w:fill="FAF9F8"/>
+        </w:rPr>
+        <w:t> de 1938, puesto en vigencia por el Decreto Supremo </w:t>
+      </w:r>
+      <w:proofErr w:type="spellStart"/>
+      <w:r>
+        <w:rPr>
+          <w:rFonts w:ascii="Arial" w:hAnsi="Arial" w:cs="Arial"/>
+          <w:sz w:val="22"/>
+          <w:szCs w:val="22"/>
+          <w:shd w:val="clear" w:color="auto" w:fill="FAF9F8"/>
+        </w:rPr>
+        <w:t>N°</w:t>
+      </w:r>
+      <w:proofErr w:type="spellEnd"/>
+      <w:r>
+        <w:rPr>
+          <w:rFonts w:ascii="Arial" w:hAnsi="Arial" w:cs="Arial"/>
+          <w:sz w:val="22"/>
+          <w:szCs w:val="22"/>
+          <w:shd w:val="clear" w:color="auto" w:fill="FAF9F8"/>
+        </w:rPr>
+        <w:t> 069-82-EFC, publicado el 04.03.1982, y modificatorias.  </w:t>
       </w:r>
     </w:p>
     <w:p>
@@ -1003,7 +1362,47 @@
           <w:szCs w:val="22"/>
           <w:shd w:val="clear" w:color="auto" w:fill="FAF9F8"/>
         </w:rPr>
-        <w:t>Resolución de Superintendencia N° 247-2025/SUNAT - Procedimiento Especifico DESPA-PE.01.15 (versión 3) Exoneración del IGV e IPM a la Importación de bienes para el consumo en la Amazonía - Ley N° 27037.  </w:t>
+        <w:t>Resolución de Superintendencia </w:t>
+      </w:r>
+      <w:proofErr w:type="spellStart"/>
+      <w:r>
+        <w:rPr>
+          <w:rFonts w:ascii="Arial" w:hAnsi="Arial" w:cs="Arial"/>
+          <w:sz w:val="22"/>
+          <w:szCs w:val="22"/>
+          <w:shd w:val="clear" w:color="auto" w:fill="FAF9F8"/>
+        </w:rPr>
+        <w:t>N°</w:t>
+      </w:r>
+      <w:proofErr w:type="spellEnd"/>
+      <w:r>
+        <w:rPr>
+          <w:rFonts w:ascii="Arial" w:hAnsi="Arial" w:cs="Arial"/>
+          <w:sz w:val="22"/>
+          <w:szCs w:val="22"/>
+          <w:shd w:val="clear" w:color="auto" w:fill="FAF9F8"/>
+        </w:rPr>
+        <w:t> 247-2025/SUNAT - Procedimiento Especifico DESPA-PE.01.15 (versión 3) Exoneración del IGV e IPM a la Importación de bienes para el consumo en la Amazonía - Ley </w:t>
+      </w:r>
+      <w:proofErr w:type="spellStart"/>
+      <w:r>
+        <w:rPr>
+          <w:rFonts w:ascii="Arial" w:hAnsi="Arial" w:cs="Arial"/>
+          <w:sz w:val="22"/>
+          <w:szCs w:val="22"/>
+          <w:shd w:val="clear" w:color="auto" w:fill="FAF9F8"/>
+        </w:rPr>
+        <w:t>N°</w:t>
+      </w:r>
+      <w:proofErr w:type="spellEnd"/>
+      <w:r>
+        <w:rPr>
+          <w:rFonts w:ascii="Arial" w:hAnsi="Arial" w:cs="Arial"/>
+          <w:sz w:val="22"/>
+          <w:szCs w:val="22"/>
+          <w:shd w:val="clear" w:color="auto" w:fill="FAF9F8"/>
+        </w:rPr>
+        <w:t> 27037.  </w:t>
       </w:r>
     </w:p>
     <w:p>
@@ -1032,7 +1431,47 @@
           <w:szCs w:val="22"/>
           <w:shd w:val="clear" w:color="auto" w:fill="FAF9F8"/>
         </w:rPr>
-        <w:t>Resolución de Superintendencia N° 248-2025/SUNAT - Procedimiento Especifico DESPA-PE.01.13 (versión 3) Importación De Mercancías Sujetas Al Protocolo Modificatorio Del Convenio De Cooperación Aduanera Peruano-Colombiano. </w:t>
+        <w:t>Resolución de Superintendencia </w:t>
+      </w:r>
+      <w:proofErr w:type="spellStart"/>
+      <w:r>
+        <w:rPr>
+          <w:rFonts w:ascii="Arial" w:hAnsi="Arial" w:cs="Arial"/>
+          <w:sz w:val="22"/>
+          <w:szCs w:val="22"/>
+          <w:shd w:val="clear" w:color="auto" w:fill="FAF9F8"/>
+        </w:rPr>
+        <w:t>N°</w:t>
+      </w:r>
+      <w:proofErr w:type="spellEnd"/>
+      <w:r>
+        <w:rPr>
+          <w:rFonts w:ascii="Arial" w:hAnsi="Arial" w:cs="Arial"/>
+          <w:sz w:val="22"/>
+          <w:szCs w:val="22"/>
+          <w:shd w:val="clear" w:color="auto" w:fill="FAF9F8"/>
+        </w:rPr>
+        <w:t> 248-2025/SUNAT - Procedimiento Especifico DESPA-PE.01.13 (versión 3) Importación De Mercancías Sujetas Al Protocolo Modificatorio Del Convenio De Cooperación Aduanera Peruano-</w:t>
+      </w:r>
+      <w:proofErr w:type="gramStart"/>
+      <w:r>
+        <w:rPr>
+          <w:rFonts w:ascii="Arial" w:hAnsi="Arial" w:cs="Arial"/>
+          <w:sz w:val="22"/>
+          <w:szCs w:val="22"/>
+          <w:shd w:val="clear" w:color="auto" w:fill="FAF9F8"/>
+        </w:rPr>
+        <w:t>Colombiano</w:t>
+      </w:r>
+      <w:proofErr w:type="gramEnd"/>
+      <w:r>
+        <w:rPr>
+          <w:rFonts w:ascii="Arial" w:hAnsi="Arial" w:cs="Arial"/>
+          <w:sz w:val="22"/>
+          <w:szCs w:val="22"/>
+          <w:shd w:val="clear" w:color="auto" w:fill="FAF9F8"/>
+        </w:rPr>
+        <w:t>. </w:t>
       </w:r>
     </w:p>
     <w:p>
@@ -1058,6 +1497,7 @@
         </w:rPr>
         <w:t>{/</w:t>
       </w:r>
+      <w:proofErr w:type="spellStart"/>
       <w:r>
         <w:rPr>
           <w:rFonts w:ascii="Arial" w:hAnsi="Arial" w:cs="Arial"/>
@@ -1066,6 +1506,7 @@
         </w:rPr>
         <w:t>estadoPECOyAMAZONIA</w:t>
       </w:r>
+      <w:proofErr w:type="spellEnd"/>
       <w:r>
         <w:rPr>
           <w:rFonts w:ascii="Arial" w:hAnsi="Arial" w:cs="Arial"/>
@@ -1144,7 +1585,27 @@
           <w:szCs w:val="22"/>
           <w:shd w:val="clear" w:color="auto" w:fill="FAF9F8"/>
         </w:rPr>
-        <w:t>Ley General de Aduanas, Decreto Legislativo N° 1053, publicado el 27.6.2008, y modificatorias.</w:t>
+        <w:t xml:space="preserve">Ley General de Aduanas, Decreto Legislativo </w:t>
+      </w:r>
+      <w:proofErr w:type="spellStart"/>
+      <w:r>
+        <w:rPr>
+          <w:rFonts w:ascii="Arial" w:hAnsi="Arial" w:cs="Arial"/>
+          <w:sz w:val="22"/>
+          <w:szCs w:val="22"/>
+          <w:shd w:val="clear" w:color="auto" w:fill="FAF9F8"/>
+        </w:rPr>
+        <w:t>N°</w:t>
+      </w:r>
+      <w:proofErr w:type="spellEnd"/>
+      <w:r>
+        <w:rPr>
+          <w:rFonts w:ascii="Arial" w:hAnsi="Arial" w:cs="Arial"/>
+          <w:sz w:val="22"/>
+          <w:szCs w:val="22"/>
+          <w:shd w:val="clear" w:color="auto" w:fill="FAF9F8"/>
+        </w:rPr>
+        <w:t xml:space="preserve"> 1053, publicado el 27.6.2008, y modificatorias.</w:t>
       </w:r>
     </w:p>
     <w:p>
@@ -1191,7 +1652,47 @@
           <w:szCs w:val="22"/>
           <w:shd w:val="clear" w:color="auto" w:fill="FAF9F8"/>
         </w:rPr>
-        <w:t>de Cooperación Aduanera Peruano-Colombiano de 1938 y su Protocolo Modificatorio, aprobado por Resolución Legislativa N.° 23254, publicada el 22.05.1981</w:t>
+        <w:t>de Cooperación Aduanera Peruano-</w:t>
+      </w:r>
+      <w:proofErr w:type="gramStart"/>
+      <w:r>
+        <w:rPr>
+          <w:rFonts w:ascii="Arial" w:hAnsi="Arial" w:cs="Arial"/>
+          <w:sz w:val="22"/>
+          <w:szCs w:val="22"/>
+          <w:shd w:val="clear" w:color="auto" w:fill="FAF9F8"/>
+        </w:rPr>
+        <w:t>Colombiano</w:t>
+      </w:r>
+      <w:proofErr w:type="gramEnd"/>
+      <w:r>
+        <w:rPr>
+          <w:rFonts w:ascii="Arial" w:hAnsi="Arial" w:cs="Arial"/>
+          <w:sz w:val="22"/>
+          <w:szCs w:val="22"/>
+          <w:shd w:val="clear" w:color="auto" w:fill="FAF9F8"/>
+        </w:rPr>
+        <w:t xml:space="preserve"> de 1938 y su Protocolo Modificatorio, aprobado por Resolución Legislativa </w:t>
+      </w:r>
+      <w:proofErr w:type="spellStart"/>
+      <w:r>
+        <w:rPr>
+          <w:rFonts w:ascii="Arial" w:hAnsi="Arial" w:cs="Arial"/>
+          <w:sz w:val="22"/>
+          <w:szCs w:val="22"/>
+          <w:shd w:val="clear" w:color="auto" w:fill="FAF9F8"/>
+        </w:rPr>
+        <w:t>N.°</w:t>
+      </w:r>
+      <w:proofErr w:type="spellEnd"/>
+      <w:r>
+        <w:rPr>
+          <w:rFonts w:ascii="Arial" w:hAnsi="Arial" w:cs="Arial"/>
+          <w:sz w:val="22"/>
+          <w:szCs w:val="22"/>
+          <w:shd w:val="clear" w:color="auto" w:fill="FAF9F8"/>
+        </w:rPr>
+        <w:t xml:space="preserve"> 23254, publicada el 22.05.1981</w:t>
       </w:r>
       <w:r>
         <w:rPr>
@@ -1247,7 +1748,27 @@
           <w:szCs w:val="22"/>
           <w:shd w:val="clear" w:color="auto" w:fill="FAF9F8"/>
         </w:rPr>
-        <w:t>a fin de garantizar el cumplimiento de las obligaciones asumidas por nuestro país en el Convenio de Cooperación Aduanera con Colombia, dictada por Decreto Supremo N.° 15-94-EF, publicado el 09.02.1994, y modificatorias.</w:t>
+        <w:t xml:space="preserve">a fin de garantizar el cumplimiento de las obligaciones asumidas por nuestro país en el Convenio de Cooperación Aduanera con Colombia, dictada por Decreto Supremo </w:t>
+      </w:r>
+      <w:proofErr w:type="spellStart"/>
+      <w:r>
+        <w:rPr>
+          <w:rFonts w:ascii="Arial" w:hAnsi="Arial" w:cs="Arial"/>
+          <w:sz w:val="22"/>
+          <w:szCs w:val="22"/>
+          <w:shd w:val="clear" w:color="auto" w:fill="FAF9F8"/>
+        </w:rPr>
+        <w:t>N.°</w:t>
+      </w:r>
+      <w:proofErr w:type="spellEnd"/>
+      <w:r>
+        <w:rPr>
+          <w:rFonts w:ascii="Arial" w:hAnsi="Arial" w:cs="Arial"/>
+          <w:sz w:val="22"/>
+          <w:szCs w:val="22"/>
+          <w:shd w:val="clear" w:color="auto" w:fill="FAF9F8"/>
+        </w:rPr>
+        <w:t xml:space="preserve"> 15-94-EF, publicado el 09.02.1994, y modificatorias.</w:t>
       </w:r>
     </w:p>
     <w:p>
@@ -1285,7 +1806,47 @@
           <w:szCs w:val="22"/>
           <w:shd w:val="clear" w:color="auto" w:fill="FAF9F8"/>
         </w:rPr>
-        <w:t>Común Anexo al Protocolo Modificatorio del Convenio de Cooperación Aduanera Peruano-Colombiano de 1938, puesto en vigencia por el Decreto Supremo N° 069-82-EFC, publicado el 04.03.1982, y modificatorias</w:t>
+        <w:t>Común Anexo al Protocolo Modificatorio del Convenio de Cooperación Aduanera Peruano-</w:t>
+      </w:r>
+      <w:proofErr w:type="gramStart"/>
+      <w:r>
+        <w:rPr>
+          <w:rFonts w:ascii="Arial" w:hAnsi="Arial" w:cs="Arial"/>
+          <w:sz w:val="22"/>
+          <w:szCs w:val="22"/>
+          <w:shd w:val="clear" w:color="auto" w:fill="FAF9F8"/>
+        </w:rPr>
+        <w:t>Colombiano</w:t>
+      </w:r>
+      <w:proofErr w:type="gramEnd"/>
+      <w:r>
+        <w:rPr>
+          <w:rFonts w:ascii="Arial" w:hAnsi="Arial" w:cs="Arial"/>
+          <w:sz w:val="22"/>
+          <w:szCs w:val="22"/>
+          <w:shd w:val="clear" w:color="auto" w:fill="FAF9F8"/>
+        </w:rPr>
+        <w:t xml:space="preserve"> de 1938, puesto en vigencia por el Decreto Supremo </w:t>
+      </w:r>
+      <w:proofErr w:type="spellStart"/>
+      <w:r>
+        <w:rPr>
+          <w:rFonts w:ascii="Arial" w:hAnsi="Arial" w:cs="Arial"/>
+          <w:sz w:val="22"/>
+          <w:szCs w:val="22"/>
+          <w:shd w:val="clear" w:color="auto" w:fill="FAF9F8"/>
+        </w:rPr>
+        <w:t>N°</w:t>
+      </w:r>
+      <w:proofErr w:type="spellEnd"/>
+      <w:r>
+        <w:rPr>
+          <w:rFonts w:ascii="Arial" w:hAnsi="Arial" w:cs="Arial"/>
+          <w:sz w:val="22"/>
+          <w:szCs w:val="22"/>
+          <w:shd w:val="clear" w:color="auto" w:fill="FAF9F8"/>
+        </w:rPr>
+        <w:t xml:space="preserve"> 069-82-EFC, publicado el 04.03.1982, y modificatorias</w:t>
       </w:r>
     </w:p>
     <w:p>
@@ -1314,8 +1875,39 @@
           <w:szCs w:val="22"/>
           <w:shd w:val="clear" w:color="auto" w:fill="FAF9F8"/>
         </w:rPr>
-        <w:t>Resolución Superintendencia N° 248-2025/SUNAT - Procedimiento Especifico DESPA-PE.01.13 (versión 3) Importación De Mercancías Sujetas Al Protocolo Modificatorio Del Convenio De Cooperación Aduanera Peruano-Colombiano</w:t>
-      </w:r>
+        <w:t xml:space="preserve">Resolución Superintendencia </w:t>
+      </w:r>
+      <w:proofErr w:type="spellStart"/>
+      <w:r>
+        <w:rPr>
+          <w:rFonts w:ascii="Arial" w:hAnsi="Arial" w:cs="Arial"/>
+          <w:sz w:val="22"/>
+          <w:szCs w:val="22"/>
+          <w:shd w:val="clear" w:color="auto" w:fill="FAF9F8"/>
+        </w:rPr>
+        <w:t>N°</w:t>
+      </w:r>
+      <w:proofErr w:type="spellEnd"/>
+      <w:r>
+        <w:rPr>
+          <w:rFonts w:ascii="Arial" w:hAnsi="Arial" w:cs="Arial"/>
+          <w:sz w:val="22"/>
+          <w:szCs w:val="22"/>
+          <w:shd w:val="clear" w:color="auto" w:fill="FAF9F8"/>
+        </w:rPr>
+        <w:t xml:space="preserve"> 248-2025/SUNAT - Procedimiento Especifico DESPA-PE.01.13 (versión 3) Importación De Mercancías Sujetas Al Protocolo Modificatorio Del Convenio De Cooperación Aduanera Peruano-</w:t>
+      </w:r>
+      <w:proofErr w:type="gramStart"/>
+      <w:r>
+        <w:rPr>
+          <w:rFonts w:ascii="Arial" w:hAnsi="Arial" w:cs="Arial"/>
+          <w:sz w:val="22"/>
+          <w:szCs w:val="22"/>
+          <w:shd w:val="clear" w:color="auto" w:fill="FAF9F8"/>
+        </w:rPr>
+        <w:t>Colombiano</w:t>
+      </w:r>
+      <w:proofErr w:type="gramEnd"/>
     </w:p>
     <w:p>
       <w:pPr>
@@ -1340,6 +1932,7 @@
         </w:rPr>
         <w:t>{/</w:t>
       </w:r>
+      <w:proofErr w:type="spellStart"/>
       <w:r>
         <w:rPr>
           <w:rFonts w:ascii="Arial" w:hAnsi="Arial" w:cs="Arial"/>
@@ -1349,6 +1942,7 @@
         </w:rPr>
         <w:t>estadoOnlyPECO</w:t>
       </w:r>
+      <w:proofErr w:type="spellEnd"/>
       <w:r>
         <w:rPr>
           <w:rFonts w:ascii="Arial" w:hAnsi="Arial" w:cs="Arial"/>
@@ -1455,8 +2049,9 @@
           <w:sz w:val="22"/>
           <w:szCs w:val="22"/>
         </w:rPr>
-        <w:t>{fromDam-fechaNumeracion</w:t>
-      </w:r>
+        <w:t>{</w:t>
+      </w:r>
+      <w:proofErr w:type="spellStart"/>
       <w:r>
         <w:rPr>
           <w:rFonts w:ascii="Arial" w:hAnsi="Arial" w:cs="Arial"/>
@@ -1466,8 +2061,20 @@
           <w:sz w:val="22"/>
           <w:szCs w:val="22"/>
         </w:rPr>
+        <w:t>fromDam-fechaNumeracion</w:t>
+      </w:r>
+      <w:r>
+        <w:rPr>
+          <w:rFonts w:ascii="Arial" w:hAnsi="Arial" w:cs="Arial"/>
+          <w:b/>
+          <w:bCs/>
+          <w:color w:val="FF0000"/>
+          <w:sz w:val="22"/>
+          <w:szCs w:val="22"/>
+        </w:rPr>
         <w:t>RRR</w:t>
       </w:r>
+      <w:proofErr w:type="spellEnd"/>
       <w:r>
         <w:rPr>
           <w:rFonts w:ascii="Arial" w:hAnsi="Arial" w:cs="Arial"/>
@@ -1487,6 +2094,7 @@
         </w:rPr>
         <w:t>{</w:t>
       </w:r>
+      <w:proofErr w:type="spellStart"/>
       <w:r>
         <w:rPr>
           <w:rFonts w:ascii="Arial" w:hAnsi="Arial" w:cs="Arial"/>
@@ -1495,6 +2103,7 @@
         </w:rPr>
         <w:t>fromDam-fechaNumeracion</w:t>
       </w:r>
+      <w:proofErr w:type="spellEnd"/>
       <w:r>
         <w:rPr>
           <w:rFonts w:ascii="Arial" w:hAnsi="Arial" w:cs="Arial"/>
@@ -1519,6 +2128,7 @@
         </w:rPr>
         <w:t>{</w:t>
       </w:r>
+      <w:proofErr w:type="spellStart"/>
       <w:r>
         <w:rPr>
           <w:rFonts w:ascii="Arial" w:hAnsi="Arial" w:cs="Arial"/>
@@ -1527,6 +2137,7 @@
         </w:rPr>
         <w:t>fromDam-agenteAduana</w:t>
       </w:r>
+      <w:proofErr w:type="spellEnd"/>
       <w:r>
         <w:rPr>
           <w:rFonts w:ascii="Arial" w:hAnsi="Arial" w:cs="Arial"/>
@@ -1544,7 +2155,31 @@
           <w:sz w:val="22"/>
           <w:szCs w:val="22"/>
         </w:rPr>
-        <w:t xml:space="preserve">{fromDam-agenteAduanaRRR} </w:t>
+        <w:t>{</w:t>
+      </w:r>
+      <w:proofErr w:type="spellStart"/>
+      <w:r>
+        <w:rPr>
+          <w:rFonts w:ascii="Arial" w:hAnsi="Arial" w:cs="Arial"/>
+          <w:b/>
+          <w:bCs/>
+          <w:color w:val="FF0000"/>
+          <w:sz w:val="22"/>
+          <w:szCs w:val="22"/>
+        </w:rPr>
+        <w:t>fromDam-agenteAduanaRRR</w:t>
+      </w:r>
+      <w:proofErr w:type="spellEnd"/>
+      <w:r>
+        <w:rPr>
+          <w:rFonts w:ascii="Arial" w:hAnsi="Arial" w:cs="Arial"/>
+          <w:b/>
+          <w:bCs/>
+          <w:color w:val="FF0000"/>
+          <w:sz w:val="22"/>
+          <w:szCs w:val="22"/>
+        </w:rPr>
+        <w:t xml:space="preserve">} </w:t>
       </w:r>
       <w:r>
         <w:rPr>
@@ -1560,7 +2195,25 @@
           <w:sz w:val="22"/>
           <w:szCs w:val="22"/>
         </w:rPr>
-        <w:t>{fromDam-nombreEmpresa}</w:t>
+        <w:t>{</w:t>
+      </w:r>
+      <w:proofErr w:type="spellStart"/>
+      <w:r>
+        <w:rPr>
+          <w:rFonts w:ascii="Arial" w:hAnsi="Arial" w:cs="Arial"/>
+          <w:sz w:val="22"/>
+          <w:szCs w:val="22"/>
+        </w:rPr>
+        <w:t>fromDam-nombreEmpresa</w:t>
+      </w:r>
+      <w:proofErr w:type="spellEnd"/>
+      <w:r>
+        <w:rPr>
+          <w:rFonts w:ascii="Arial" w:hAnsi="Arial" w:cs="Arial"/>
+          <w:sz w:val="22"/>
+          <w:szCs w:val="22"/>
+        </w:rPr>
+        <w:t>}</w:t>
       </w:r>
       <w:r>
         <w:rPr>
@@ -1571,7 +2224,31 @@
           <w:sz w:val="22"/>
           <w:szCs w:val="22"/>
         </w:rPr>
-        <w:t>{fromDam-nombreEmpresaRRR}</w:t>
+        <w:t>{</w:t>
+      </w:r>
+      <w:proofErr w:type="spellStart"/>
+      <w:r>
+        <w:rPr>
+          <w:rFonts w:ascii="Arial" w:hAnsi="Arial" w:cs="Arial"/>
+          <w:b/>
+          <w:bCs/>
+          <w:color w:val="FF0000"/>
+          <w:sz w:val="22"/>
+          <w:szCs w:val="22"/>
+        </w:rPr>
+        <w:t>fromDam-nombreEmpresaRRR</w:t>
+      </w:r>
+      <w:proofErr w:type="spellEnd"/>
+      <w:r>
+        <w:rPr>
+          <w:rFonts w:ascii="Arial" w:hAnsi="Arial" w:cs="Arial"/>
+          <w:b/>
+          <w:bCs/>
+          <w:color w:val="FF0000"/>
+          <w:sz w:val="22"/>
+          <w:szCs w:val="22"/>
+        </w:rPr>
+        <w:t>}</w:t>
       </w:r>
       <w:r>
         <w:rPr>
@@ -1613,7 +2290,25 @@
           <w:sz w:val="22"/>
           <w:szCs w:val="22"/>
         </w:rPr>
-        <w:t>{fromDam-aduanaNumeracion}</w:t>
+        <w:t>{</w:t>
+      </w:r>
+      <w:proofErr w:type="spellStart"/>
+      <w:r>
+        <w:rPr>
+          <w:rFonts w:ascii="Arial" w:hAnsi="Arial" w:cs="Arial"/>
+          <w:sz w:val="22"/>
+          <w:szCs w:val="22"/>
+        </w:rPr>
+        <w:t>fromDam-aduanaNumeracion</w:t>
+      </w:r>
+      <w:proofErr w:type="spellEnd"/>
+      <w:r>
+        <w:rPr>
+          <w:rFonts w:ascii="Arial" w:hAnsi="Arial" w:cs="Arial"/>
+          <w:sz w:val="22"/>
+          <w:szCs w:val="22"/>
+        </w:rPr>
+        <w:t>}</w:t>
       </w:r>
       <w:r>
         <w:rPr>
@@ -1624,15 +2319,39 @@
           <w:sz w:val="22"/>
           <w:szCs w:val="22"/>
         </w:rPr>
-        <w:t>{fromDam-aduanaNumeracionRRR}</w:t>
-      </w:r>
-      <w:r>
-        <w:rPr>
-          <w:rFonts w:ascii="Arial" w:hAnsi="Arial" w:cs="Arial"/>
+        <w:t>{</w:t>
+      </w:r>
+      <w:proofErr w:type="spellStart"/>
+      <w:r>
+        <w:rPr>
+          <w:rFonts w:ascii="Arial" w:hAnsi="Arial" w:cs="Arial"/>
+          <w:b/>
+          <w:bCs/>
           <w:color w:val="FF0000"/>
           <w:sz w:val="22"/>
           <w:szCs w:val="22"/>
         </w:rPr>
+        <w:t>fromDam-aduanaNumeracionRRR</w:t>
+      </w:r>
+      <w:proofErr w:type="spellEnd"/>
+      <w:r>
+        <w:rPr>
+          <w:rFonts w:ascii="Arial" w:hAnsi="Arial" w:cs="Arial"/>
+          <w:b/>
+          <w:bCs/>
+          <w:color w:val="FF0000"/>
+          <w:sz w:val="22"/>
+          <w:szCs w:val="22"/>
+        </w:rPr>
+        <w:t>}</w:t>
+      </w:r>
+      <w:r>
+        <w:rPr>
+          <w:rFonts w:ascii="Arial" w:hAnsi="Arial" w:cs="Arial"/>
+          <w:color w:val="FF0000"/>
+          <w:sz w:val="22"/>
+          <w:szCs w:val="22"/>
+        </w:rPr>
         <w:t xml:space="preserve"> </w:t>
       </w:r>
       <w:r>
@@ -1672,7 +2391,25 @@
           <w:sz w:val="22"/>
           <w:szCs w:val="22"/>
         </w:rPr>
-        <w:t>{fromDam-numeroDam}</w:t>
+        <w:t>{</w:t>
+      </w:r>
+      <w:proofErr w:type="spellStart"/>
+      <w:r>
+        <w:rPr>
+          <w:rFonts w:ascii="Arial" w:hAnsi="Arial" w:cs="Arial"/>
+          <w:sz w:val="22"/>
+          <w:szCs w:val="22"/>
+        </w:rPr>
+        <w:t>fromDam-numeroDam</w:t>
+      </w:r>
+      <w:proofErr w:type="spellEnd"/>
+      <w:r>
+        <w:rPr>
+          <w:rFonts w:ascii="Arial" w:hAnsi="Arial" w:cs="Arial"/>
+          <w:sz w:val="22"/>
+          <w:szCs w:val="22"/>
+        </w:rPr>
+        <w:t>}</w:t>
       </w:r>
       <w:r>
         <w:rPr>
@@ -1683,7 +2420,31 @@
           <w:sz w:val="22"/>
           <w:szCs w:val="22"/>
         </w:rPr>
-        <w:t>{fromDam-numeroDamRRR}</w:t>
+        <w:t>{</w:t>
+      </w:r>
+      <w:proofErr w:type="spellStart"/>
+      <w:r>
+        <w:rPr>
+          <w:rFonts w:ascii="Arial" w:hAnsi="Arial" w:cs="Arial"/>
+          <w:b/>
+          <w:bCs/>
+          <w:color w:val="FF0000"/>
+          <w:sz w:val="22"/>
+          <w:szCs w:val="22"/>
+        </w:rPr>
+        <w:t>fromDam-numeroDamRRR</w:t>
+      </w:r>
+      <w:proofErr w:type="spellEnd"/>
+      <w:r>
+        <w:rPr>
+          <w:rFonts w:ascii="Arial" w:hAnsi="Arial" w:cs="Arial"/>
+          <w:b/>
+          <w:bCs/>
+          <w:color w:val="FF0000"/>
+          <w:sz w:val="22"/>
+          <w:szCs w:val="22"/>
+        </w:rPr>
+        <w:t>}</w:t>
       </w:r>
       <w:r>
         <w:rPr>
@@ -1699,7 +2460,25 @@
           <w:sz w:val="22"/>
           <w:szCs w:val="22"/>
         </w:rPr>
-        <w:t>{fromDam-cantBultosTexto}</w:t>
+        <w:t>{</w:t>
+      </w:r>
+      <w:proofErr w:type="spellStart"/>
+      <w:r>
+        <w:rPr>
+          <w:rFonts w:ascii="Arial" w:hAnsi="Arial" w:cs="Arial"/>
+          <w:sz w:val="22"/>
+          <w:szCs w:val="22"/>
+        </w:rPr>
+        <w:t>fromDam-cantBultosTexto</w:t>
+      </w:r>
+      <w:proofErr w:type="spellEnd"/>
+      <w:r>
+        <w:rPr>
+          <w:rFonts w:ascii="Arial" w:hAnsi="Arial" w:cs="Arial"/>
+          <w:sz w:val="22"/>
+          <w:szCs w:val="22"/>
+        </w:rPr>
+        <w:t>}</w:t>
       </w:r>
       <w:r>
         <w:rPr>
@@ -1710,7 +2489,31 @@
           <w:sz w:val="22"/>
           <w:szCs w:val="22"/>
         </w:rPr>
-        <w:t xml:space="preserve">{fromDam-cantBultosTextoRRR} </w:t>
+        <w:t>{</w:t>
+      </w:r>
+      <w:proofErr w:type="spellStart"/>
+      <w:r>
+        <w:rPr>
+          <w:rFonts w:ascii="Arial" w:hAnsi="Arial" w:cs="Arial"/>
+          <w:b/>
+          <w:bCs/>
+          <w:color w:val="FF0000"/>
+          <w:sz w:val="22"/>
+          <w:szCs w:val="22"/>
+        </w:rPr>
+        <w:t>fromDam-cantBultosTextoRRR</w:t>
+      </w:r>
+      <w:proofErr w:type="spellEnd"/>
+      <w:r>
+        <w:rPr>
+          <w:rFonts w:ascii="Arial" w:hAnsi="Arial" w:cs="Arial"/>
+          <w:b/>
+          <w:bCs/>
+          <w:color w:val="FF0000"/>
+          <w:sz w:val="22"/>
+          <w:szCs w:val="22"/>
+        </w:rPr>
+        <w:t xml:space="preserve">} </w:t>
       </w:r>
       <w:r>
         <w:rPr>
@@ -1726,7 +2529,25 @@
           <w:sz w:val="22"/>
           <w:szCs w:val="22"/>
         </w:rPr>
-        <w:t>{fromDam-cantBultosNumero}</w:t>
+        <w:t>{</w:t>
+      </w:r>
+      <w:proofErr w:type="spellStart"/>
+      <w:r>
+        <w:rPr>
+          <w:rFonts w:ascii="Arial" w:hAnsi="Arial" w:cs="Arial"/>
+          <w:sz w:val="22"/>
+          <w:szCs w:val="22"/>
+        </w:rPr>
+        <w:t>fromDam-cantBultosNumero</w:t>
+      </w:r>
+      <w:proofErr w:type="spellEnd"/>
+      <w:r>
+        <w:rPr>
+          <w:rFonts w:ascii="Arial" w:hAnsi="Arial" w:cs="Arial"/>
+          <w:sz w:val="22"/>
+          <w:szCs w:val="22"/>
+        </w:rPr>
+        <w:t>}</w:t>
       </w:r>
       <w:r>
         <w:rPr>
@@ -1742,7 +2563,25 @@
           <w:sz w:val="22"/>
           <w:szCs w:val="22"/>
         </w:rPr>
-        <w:t>{fromDam-descripcionMerca}</w:t>
+        <w:t>{</w:t>
+      </w:r>
+      <w:proofErr w:type="spellStart"/>
+      <w:r>
+        <w:rPr>
+          <w:rFonts w:ascii="Arial" w:hAnsi="Arial" w:cs="Arial"/>
+          <w:sz w:val="22"/>
+          <w:szCs w:val="22"/>
+        </w:rPr>
+        <w:t>fromDam-descripcionMerca</w:t>
+      </w:r>
+      <w:proofErr w:type="spellEnd"/>
+      <w:r>
+        <w:rPr>
+          <w:rFonts w:ascii="Arial" w:hAnsi="Arial" w:cs="Arial"/>
+          <w:sz w:val="22"/>
+          <w:szCs w:val="22"/>
+        </w:rPr>
+        <w:t>}</w:t>
       </w:r>
       <w:r>
         <w:rPr>
@@ -1753,8 +2592,9 @@
           <w:sz w:val="22"/>
           <w:szCs w:val="22"/>
         </w:rPr>
-        <w:t>{from</w:t>
-      </w:r>
+        <w:t>{</w:t>
+      </w:r>
+      <w:proofErr w:type="spellStart"/>
       <w:r>
         <w:rPr>
           <w:rFonts w:ascii="Arial" w:hAnsi="Arial" w:cs="Arial"/>
@@ -1764,6 +2604,17 @@
           <w:sz w:val="22"/>
           <w:szCs w:val="22"/>
         </w:rPr>
+        <w:t>from</w:t>
+      </w:r>
+      <w:r>
+        <w:rPr>
+          <w:rFonts w:ascii="Arial" w:hAnsi="Arial" w:cs="Arial"/>
+          <w:b/>
+          <w:bCs/>
+          <w:color w:val="FF0000"/>
+          <w:sz w:val="22"/>
+          <w:szCs w:val="22"/>
+        </w:rPr>
         <w:t>D</w:t>
       </w:r>
       <w:r>
@@ -1810,6 +2661,7 @@
         </w:rPr>
         <w:t>RRR</w:t>
       </w:r>
+      <w:proofErr w:type="spellEnd"/>
       <w:r>
         <w:rPr>
           <w:rFonts w:ascii="Arial" w:hAnsi="Arial" w:cs="Arial"/>
@@ -1835,7 +2687,25 @@
           <w:sz w:val="22"/>
           <w:szCs w:val="22"/>
         </w:rPr>
-        <w:t>{fromDam-rangoSeriesAcogida}</w:t>
+        <w:t>{</w:t>
+      </w:r>
+      <w:proofErr w:type="spellStart"/>
+      <w:r>
+        <w:rPr>
+          <w:rFonts w:ascii="Arial" w:hAnsi="Arial" w:cs="Arial"/>
+          <w:sz w:val="22"/>
+          <w:szCs w:val="22"/>
+        </w:rPr>
+        <w:t>fromDam-rangoSeriesAcogida</w:t>
+      </w:r>
+      <w:proofErr w:type="spellEnd"/>
+      <w:r>
+        <w:rPr>
+          <w:rFonts w:ascii="Arial" w:hAnsi="Arial" w:cs="Arial"/>
+          <w:sz w:val="22"/>
+          <w:szCs w:val="22"/>
+        </w:rPr>
+        <w:t>}</w:t>
       </w:r>
       <w:r>
         <w:rPr>
@@ -1846,7 +2716,31 @@
           <w:sz w:val="22"/>
           <w:szCs w:val="22"/>
         </w:rPr>
-        <w:t xml:space="preserve">{fromDam-rangoSeriesAcogidaRRR} </w:t>
+        <w:t>{</w:t>
+      </w:r>
+      <w:proofErr w:type="spellStart"/>
+      <w:r>
+        <w:rPr>
+          <w:rFonts w:ascii="Arial" w:hAnsi="Arial" w:cs="Arial"/>
+          <w:b/>
+          <w:bCs/>
+          <w:color w:val="FF0000"/>
+          <w:sz w:val="22"/>
+          <w:szCs w:val="22"/>
+        </w:rPr>
+        <w:t>fromDam-rangoSeriesAcogidaRRR</w:t>
+      </w:r>
+      <w:proofErr w:type="spellEnd"/>
+      <w:r>
+        <w:rPr>
+          <w:rFonts w:ascii="Arial" w:hAnsi="Arial" w:cs="Arial"/>
+          <w:b/>
+          <w:bCs/>
+          <w:color w:val="FF0000"/>
+          <w:sz w:val="22"/>
+          <w:szCs w:val="22"/>
+        </w:rPr>
+        <w:t xml:space="preserve">} </w:t>
       </w:r>
       <w:r>
         <w:rPr>
@@ -1959,6 +2853,7 @@
           <w:shd w:val="clear" w:color="auto" w:fill="FAF9F8"/>
         </w:rPr>
       </w:pPr>
+      <w:proofErr w:type="spellStart"/>
       <w:r>
         <w:rPr>
           <w:rFonts w:ascii="Arial" w:hAnsi="Arial" w:cs="Arial"/>
@@ -1968,6 +2863,7 @@
         </w:rPr>
         <w:t>El</w:t>
       </w:r>
+      <w:proofErr w:type="spellEnd"/>
       <w:r>
         <w:rPr>
           <w:rFonts w:ascii="Arial" w:hAnsi="Arial" w:cs="Arial"/>
@@ -1991,7 +2887,16 @@
           <w:sz w:val="22"/>
           <w:szCs w:val="22"/>
         </w:rPr>
-        <w:t>fromDam-fechaCancelacionTributos</w:t>
+        <w:t>fromDam-</w:t>
+      </w:r>
+      <w:proofErr w:type="gramStart"/>
+      <w:r>
+        <w:rPr>
+          <w:rFonts w:ascii="Arial" w:hAnsi="Arial" w:cs="Arial"/>
+          <w:sz w:val="22"/>
+          <w:szCs w:val="22"/>
+        </w:rPr>
+        <w:t>fechaCancelacionTributos</w:t>
       </w:r>
       <w:r>
         <w:rPr>
@@ -2010,7 +2915,19 @@
           <w:sz w:val="22"/>
           <w:szCs w:val="22"/>
         </w:rPr>
-        <w:t>{fromDam-fechaCancelacionTributosRRR}</w:t>
+        <w:t>{</w:t>
+      </w:r>
+      <w:proofErr w:type="gramEnd"/>
+      <w:r>
+        <w:rPr>
+          <w:rFonts w:ascii="Arial" w:hAnsi="Arial" w:cs="Arial"/>
+          <w:b/>
+          <w:bCs/>
+          <w:color w:val="FF0000"/>
+          <w:sz w:val="22"/>
+          <w:szCs w:val="22"/>
+        </w:rPr>
+        <w:t>fromDam-fechaCancelacionTributosRRR}</w:t>
       </w:r>
       <w:r>
         <w:rPr>
@@ -2109,6 +3026,7 @@
         </w:rPr>
         <w:t>{/</w:t>
       </w:r>
+      <w:proofErr w:type="spellStart"/>
       <w:r>
         <w:rPr>
           <w:rFonts w:ascii="Arial" w:hAnsi="Arial" w:cs="Arial"/>
@@ -2117,6 +3035,7 @@
         </w:rPr>
         <w:t>estadoOnlyAMAZONIA</w:t>
       </w:r>
+      <w:proofErr w:type="spellEnd"/>
       <w:r>
         <w:rPr>
           <w:rFonts w:ascii="Arial" w:hAnsi="Arial" w:cs="Arial"/>
@@ -2179,6 +3098,7 @@
           <w:szCs w:val="22"/>
         </w:rPr>
       </w:pPr>
+      <w:proofErr w:type="spellStart"/>
       <w:r>
         <w:rPr>
           <w:rFonts w:ascii="Arial" w:hAnsi="Arial" w:cs="Arial"/>
@@ -2186,7 +3106,17 @@
           <w:szCs w:val="22"/>
           <w:shd w:val="clear" w:color="auto" w:fill="FAF9F8"/>
         </w:rPr>
-        <w:t xml:space="preserve">El </w:t>
+        <w:t>El</w:t>
+      </w:r>
+      <w:proofErr w:type="spellEnd"/>
+      <w:r>
+        <w:rPr>
+          <w:rFonts w:ascii="Arial" w:hAnsi="Arial" w:cs="Arial"/>
+          <w:sz w:val="22"/>
+          <w:szCs w:val="22"/>
+          <w:shd w:val="clear" w:color="auto" w:fill="FAF9F8"/>
+        </w:rPr>
+        <w:t xml:space="preserve"> </w:t>
       </w:r>
       <w:r>
         <w:rPr>
@@ -2202,7 +3132,16 @@
           <w:sz w:val="22"/>
           <w:szCs w:val="22"/>
         </w:rPr>
-        <w:t>fromDam-fechaCancelacionTributos</w:t>
+        <w:t>fromDam-</w:t>
+      </w:r>
+      <w:proofErr w:type="gramStart"/>
+      <w:r>
+        <w:rPr>
+          <w:rFonts w:ascii="Arial" w:hAnsi="Arial" w:cs="Arial"/>
+          <w:sz w:val="22"/>
+          <w:szCs w:val="22"/>
+        </w:rPr>
+        <w:t>fechaCancelacionTributos</w:t>
       </w:r>
       <w:r>
         <w:rPr>
@@ -2221,7 +3160,19 @@
           <w:sz w:val="22"/>
           <w:szCs w:val="22"/>
         </w:rPr>
-        <w:t>{fromDam-fechaCancelacionTributosRRR}</w:t>
+        <w:t>{</w:t>
+      </w:r>
+      <w:proofErr w:type="gramEnd"/>
+      <w:r>
+        <w:rPr>
+          <w:rFonts w:ascii="Arial" w:hAnsi="Arial" w:cs="Arial"/>
+          <w:b/>
+          <w:bCs/>
+          <w:color w:val="FF0000"/>
+          <w:sz w:val="22"/>
+          <w:szCs w:val="22"/>
+        </w:rPr>
+        <w:t>fromDam-fechaCancelacionTributosRRR}</w:t>
       </w:r>
       <w:r>
         <w:rPr>
@@ -2289,6 +3240,7 @@
         </w:rPr>
         <w:t xml:space="preserve"> {</w:t>
       </w:r>
+      <w:proofErr w:type="spellStart"/>
       <w:r>
         <w:rPr>
           <w:rFonts w:ascii="Arial" w:hAnsi="Arial" w:cs="Arial"/>
@@ -2297,6 +3249,7 @@
         </w:rPr>
         <w:t>textoTotReguPECO</w:t>
       </w:r>
+      <w:proofErr w:type="spellEnd"/>
       <w:r>
         <w:rPr>
           <w:rFonts w:ascii="Arial" w:hAnsi="Arial" w:cs="Arial"/>
@@ -2408,6 +3361,7 @@
         </w:rPr>
         <w:t>{/</w:t>
       </w:r>
+      <w:proofErr w:type="spellStart"/>
       <w:r>
         <w:rPr>
           <w:rFonts w:ascii="Arial" w:hAnsi="Arial" w:cs="Arial"/>
@@ -2416,6 +3370,7 @@
         </w:rPr>
         <w:t>estadoPECOyAMAZONIA</w:t>
       </w:r>
+      <w:proofErr w:type="spellEnd"/>
       <w:r>
         <w:rPr>
           <w:rFonts w:ascii="Arial" w:hAnsi="Arial" w:cs="Arial"/>
@@ -2463,13 +3418,32 @@
           <w:shd w:val="clear" w:color="auto" w:fill="FAF9F8"/>
         </w:rPr>
       </w:pPr>
-      <w:r>
-        <w:rPr>
-          <w:rFonts w:ascii="Arial" w:hAnsi="Arial" w:cs="Arial"/>
-          <w:sz w:val="22"/>
-          <w:szCs w:val="22"/>
-        </w:rPr>
-        <w:t>El {fromDam-fechaCancelacionTributos}</w:t>
+      <w:proofErr w:type="spellStart"/>
+      <w:r>
+        <w:rPr>
+          <w:rFonts w:ascii="Arial" w:hAnsi="Arial" w:cs="Arial"/>
+          <w:sz w:val="22"/>
+          <w:szCs w:val="22"/>
+        </w:rPr>
+        <w:t>El</w:t>
+      </w:r>
+      <w:proofErr w:type="spellEnd"/>
+      <w:r>
+        <w:rPr>
+          <w:rFonts w:ascii="Arial" w:hAnsi="Arial" w:cs="Arial"/>
+          <w:sz w:val="22"/>
+          <w:szCs w:val="22"/>
+        </w:rPr>
+        <w:t xml:space="preserve"> {fromDam-</w:t>
+      </w:r>
+      <w:proofErr w:type="gramStart"/>
+      <w:r>
+        <w:rPr>
+          <w:rFonts w:ascii="Arial" w:hAnsi="Arial" w:cs="Arial"/>
+          <w:sz w:val="22"/>
+          <w:szCs w:val="22"/>
+        </w:rPr>
+        <w:t>fechaCancelacionTributos}</w:t>
       </w:r>
       <w:r>
         <w:rPr>
@@ -2480,7 +3454,19 @@
           <w:sz w:val="22"/>
           <w:szCs w:val="22"/>
         </w:rPr>
-        <w:t>{fromDam-fechaCancelacionTributosRRR}</w:t>
+        <w:t>{</w:t>
+      </w:r>
+      <w:proofErr w:type="gramEnd"/>
+      <w:r>
+        <w:rPr>
+          <w:rFonts w:ascii="Arial" w:hAnsi="Arial" w:cs="Arial"/>
+          <w:b/>
+          <w:bCs/>
+          <w:color w:val="FF0000"/>
+          <w:sz w:val="22"/>
+          <w:szCs w:val="22"/>
+        </w:rPr>
+        <w:t>fromDam-fechaCancelacionTributosRRR}</w:t>
       </w:r>
       <w:r>
         <w:rPr>
@@ -2506,7 +3492,25 @@
           <w:sz w:val="22"/>
           <w:szCs w:val="22"/>
         </w:rPr>
-        <w:t xml:space="preserve"> cancelan los tributos sujetos a regulación, correspondientes a la importación señalada en el considerando anterior, siendo abonados a la “Sub-Cuenta Especial Tesoro Público – D.S. n.º 015-94-EF” el importe de S/ {textoTotReguPECO} en cumplimiento de la Resolución Ministerial n.º107-94-EF/10.</w:t>
+        <w:t xml:space="preserve"> cancelan los tributos sujetos a regulación, correspondientes a la importación señalada en el considerando anterior, siendo abonados a la “Sub-Cuenta Especial Tesoro Público – D.S. n.º 015-94-EF” el importe de S/ {</w:t>
+      </w:r>
+      <w:proofErr w:type="spellStart"/>
+      <w:r>
+        <w:rPr>
+          <w:rFonts w:ascii="Arial" w:hAnsi="Arial" w:cs="Arial"/>
+          <w:sz w:val="22"/>
+          <w:szCs w:val="22"/>
+        </w:rPr>
+        <w:t>textoTotReguPECO</w:t>
+      </w:r>
+      <w:proofErr w:type="spellEnd"/>
+      <w:r>
+        <w:rPr>
+          <w:rFonts w:ascii="Arial" w:hAnsi="Arial" w:cs="Arial"/>
+          <w:sz w:val="22"/>
+          <w:szCs w:val="22"/>
+        </w:rPr>
+        <w:t>} en cumplimiento de la Resolución Ministerial n.º107-94-EF/10.</w:t>
       </w:r>
     </w:p>
     <w:p>
@@ -2545,7 +3549,25 @@
           <w:sz w:val="22"/>
           <w:szCs w:val="22"/>
         </w:rPr>
-        <w:t>{/estadoOnlyPECO}</w:t>
+        <w:t>{/</w:t>
+      </w:r>
+      <w:proofErr w:type="spellStart"/>
+      <w:r>
+        <w:rPr>
+          <w:rFonts w:ascii="Arial" w:hAnsi="Arial" w:cs="Arial"/>
+          <w:sz w:val="22"/>
+          <w:szCs w:val="22"/>
+        </w:rPr>
+        <w:t>estadoOnlyPECO</w:t>
+      </w:r>
+      <w:proofErr w:type="spellEnd"/>
+      <w:r>
+        <w:rPr>
+          <w:rFonts w:ascii="Arial" w:hAnsi="Arial" w:cs="Arial"/>
+          <w:sz w:val="22"/>
+          <w:szCs w:val="22"/>
+        </w:rPr>
+        <w:t>}</w:t>
       </w:r>
     </w:p>
     <w:p>
@@ -2736,7 +3758,25 @@
           <w:sz w:val="22"/>
           <w:szCs w:val="22"/>
         </w:rPr>
-        <w:t>{fromDam-nombreEmpresa}</w:t>
+        <w:t>{</w:t>
+      </w:r>
+      <w:proofErr w:type="spellStart"/>
+      <w:r>
+        <w:rPr>
+          <w:rFonts w:ascii="Arial" w:hAnsi="Arial" w:cs="Arial"/>
+          <w:sz w:val="22"/>
+          <w:szCs w:val="22"/>
+        </w:rPr>
+        <w:t>fromDam-nombreEmpresa</w:t>
+      </w:r>
+      <w:proofErr w:type="spellEnd"/>
+      <w:r>
+        <w:rPr>
+          <w:rFonts w:ascii="Arial" w:hAnsi="Arial" w:cs="Arial"/>
+          <w:sz w:val="22"/>
+          <w:szCs w:val="22"/>
+        </w:rPr>
+        <w:t>}</w:t>
       </w:r>
       <w:r>
         <w:rPr>
@@ -2747,7 +3787,31 @@
           <w:sz w:val="22"/>
           <w:szCs w:val="22"/>
         </w:rPr>
-        <w:t>{fromDam-nombreEmpresaRRR}</w:t>
+        <w:t>{</w:t>
+      </w:r>
+      <w:proofErr w:type="spellStart"/>
+      <w:r>
+        <w:rPr>
+          <w:rFonts w:ascii="Arial" w:hAnsi="Arial" w:cs="Arial"/>
+          <w:b/>
+          <w:bCs/>
+          <w:color w:val="FF0000"/>
+          <w:sz w:val="22"/>
+          <w:szCs w:val="22"/>
+        </w:rPr>
+        <w:t>fromDam-nombreEmpresaRRR</w:t>
+      </w:r>
+      <w:proofErr w:type="spellEnd"/>
+      <w:r>
+        <w:rPr>
+          <w:rFonts w:ascii="Arial" w:hAnsi="Arial" w:cs="Arial"/>
+          <w:b/>
+          <w:bCs/>
+          <w:color w:val="FF0000"/>
+          <w:sz w:val="22"/>
+          <w:szCs w:val="22"/>
+        </w:rPr>
+        <w:t>}</w:t>
       </w:r>
       <w:r>
         <w:rPr>
@@ -2831,13 +3895,23 @@
         </w:rPr>
         <w:t xml:space="preserve">{cuadroPedoAmazonia-numeroConfirmacionRRR} </w:t>
       </w:r>
-      <w:r>
-        <w:rPr>
-          <w:rFonts w:ascii="Arial" w:hAnsi="Arial" w:cs="Arial"/>
-          <w:sz w:val="22"/>
-          <w:szCs w:val="22"/>
-        </w:rPr>
-        <w:t xml:space="preserve">del </w:t>
+      <w:proofErr w:type="spellStart"/>
+      <w:r>
+        <w:rPr>
+          <w:rFonts w:ascii="Arial" w:hAnsi="Arial" w:cs="Arial"/>
+          <w:sz w:val="22"/>
+          <w:szCs w:val="22"/>
+        </w:rPr>
+        <w:t>del</w:t>
+      </w:r>
+      <w:proofErr w:type="spellEnd"/>
+      <w:r>
+        <w:rPr>
+          <w:rFonts w:ascii="Arial" w:hAnsi="Arial" w:cs="Arial"/>
+          <w:sz w:val="22"/>
+          <w:szCs w:val="22"/>
+        </w:rPr>
+        <w:t xml:space="preserve"> </w:t>
       </w:r>
       <w:r>
         <w:rPr>
@@ -2989,16 +4063,9 @@
           <w:sz w:val="22"/>
           <w:szCs w:val="22"/>
         </w:rPr>
-        <w:t>{fromInputs-fechaCorreoCecaRRR}</w:t>
-      </w:r>
-      <w:r>
-        <w:rPr>
-          <w:rFonts w:ascii="Arial" w:hAnsi="Arial" w:cs="Arial"/>
-          <w:sz w:val="22"/>
-          <w:szCs w:val="22"/>
-        </w:rPr>
-        <w:t xml:space="preserve">{fromInputs-fechaCorreoCeca}, se comunicó al solicitante a la dirección de correo electrónico </w:t>
-      </w:r>
+        <w:t>{</w:t>
+      </w:r>
+      <w:proofErr w:type="spellStart"/>
       <w:r>
         <w:rPr>
           <w:rFonts w:ascii="Arial" w:hAnsi="Arial" w:cs="Arial"/>
@@ -3008,15 +4075,137 @@
           <w:sz w:val="22"/>
           <w:szCs w:val="22"/>
         </w:rPr>
-        <w:t>{fromInputs-correoCecaRRR}</w:t>
-      </w:r>
-      <w:r>
-        <w:rPr>
-          <w:rFonts w:ascii="Arial" w:hAnsi="Arial" w:cs="Arial"/>
-          <w:sz w:val="22"/>
-          <w:szCs w:val="22"/>
-        </w:rPr>
-        <w:t>{fromInputs-correoCeca}; la programación de reconocimiento físico conforme {textoProceReco}.</w:t>
+        <w:t>fromInputs-</w:t>
+      </w:r>
+      <w:proofErr w:type="gramStart"/>
+      <w:r>
+        <w:rPr>
+          <w:rFonts w:ascii="Arial" w:hAnsi="Arial" w:cs="Arial"/>
+          <w:b/>
+          <w:bCs/>
+          <w:color w:val="FF0000"/>
+          <w:sz w:val="22"/>
+          <w:szCs w:val="22"/>
+        </w:rPr>
+        <w:t>fechaCorreoCecaRRR</w:t>
+      </w:r>
+      <w:proofErr w:type="spellEnd"/>
+      <w:r>
+        <w:rPr>
+          <w:rFonts w:ascii="Arial" w:hAnsi="Arial" w:cs="Arial"/>
+          <w:b/>
+          <w:bCs/>
+          <w:color w:val="FF0000"/>
+          <w:sz w:val="22"/>
+          <w:szCs w:val="22"/>
+        </w:rPr>
+        <w:t>}</w:t>
+      </w:r>
+      <w:r>
+        <w:rPr>
+          <w:rFonts w:ascii="Arial" w:hAnsi="Arial" w:cs="Arial"/>
+          <w:sz w:val="22"/>
+          <w:szCs w:val="22"/>
+        </w:rPr>
+        <w:t>{</w:t>
+      </w:r>
+      <w:proofErr w:type="spellStart"/>
+      <w:proofErr w:type="gramEnd"/>
+      <w:r>
+        <w:rPr>
+          <w:rFonts w:ascii="Arial" w:hAnsi="Arial" w:cs="Arial"/>
+          <w:sz w:val="22"/>
+          <w:szCs w:val="22"/>
+        </w:rPr>
+        <w:t>fromInputs-fechaCorreoCeca</w:t>
+      </w:r>
+      <w:proofErr w:type="spellEnd"/>
+      <w:r>
+        <w:rPr>
+          <w:rFonts w:ascii="Arial" w:hAnsi="Arial" w:cs="Arial"/>
+          <w:sz w:val="22"/>
+          <w:szCs w:val="22"/>
+        </w:rPr>
+        <w:t xml:space="preserve">}, se comunicó al solicitante a la dirección de correo electrónico </w:t>
+      </w:r>
+      <w:r>
+        <w:rPr>
+          <w:rFonts w:ascii="Arial" w:hAnsi="Arial" w:cs="Arial"/>
+          <w:b/>
+          <w:bCs/>
+          <w:color w:val="FF0000"/>
+          <w:sz w:val="22"/>
+          <w:szCs w:val="22"/>
+        </w:rPr>
+        <w:t>{</w:t>
+      </w:r>
+      <w:proofErr w:type="spellStart"/>
+      <w:r>
+        <w:rPr>
+          <w:rFonts w:ascii="Arial" w:hAnsi="Arial" w:cs="Arial"/>
+          <w:b/>
+          <w:bCs/>
+          <w:color w:val="FF0000"/>
+          <w:sz w:val="22"/>
+          <w:szCs w:val="22"/>
+        </w:rPr>
+        <w:t>fromInputs-correoCecaRRR</w:t>
+      </w:r>
+      <w:proofErr w:type="spellEnd"/>
+      <w:r>
+        <w:rPr>
+          <w:rFonts w:ascii="Arial" w:hAnsi="Arial" w:cs="Arial"/>
+          <w:b/>
+          <w:bCs/>
+          <w:color w:val="FF0000"/>
+          <w:sz w:val="22"/>
+          <w:szCs w:val="22"/>
+        </w:rPr>
+        <w:t>}</w:t>
+      </w:r>
+      <w:r>
+        <w:rPr>
+          <w:rFonts w:ascii="Arial" w:hAnsi="Arial" w:cs="Arial"/>
+          <w:sz w:val="22"/>
+          <w:szCs w:val="22"/>
+        </w:rPr>
+        <w:t>{</w:t>
+      </w:r>
+      <w:proofErr w:type="spellStart"/>
+      <w:r>
+        <w:rPr>
+          <w:rFonts w:ascii="Arial" w:hAnsi="Arial" w:cs="Arial"/>
+          <w:sz w:val="22"/>
+          <w:szCs w:val="22"/>
+        </w:rPr>
+        <w:t>fromInputs-correoCeca</w:t>
+      </w:r>
+      <w:proofErr w:type="spellEnd"/>
+      <w:r>
+        <w:rPr>
+          <w:rFonts w:ascii="Arial" w:hAnsi="Arial" w:cs="Arial"/>
+          <w:sz w:val="22"/>
+          <w:szCs w:val="22"/>
+        </w:rPr>
+        <w:t>}; la programación de reconocimiento físico conforme {</w:t>
+      </w:r>
+      <w:proofErr w:type="spellStart"/>
+      <w:r>
+        <w:rPr>
+          <w:rFonts w:ascii="Arial" w:hAnsi="Arial" w:cs="Arial"/>
+          <w:sz w:val="22"/>
+          <w:szCs w:val="22"/>
+        </w:rPr>
+        <w:t>textoProceReco</w:t>
+      </w:r>
+      <w:proofErr w:type="spellEnd"/>
+      <w:r>
+        <w:rPr>
+          <w:rFonts w:ascii="Arial" w:hAnsi="Arial" w:cs="Arial"/>
+          <w:sz w:val="22"/>
+          <w:szCs w:val="22"/>
+        </w:rPr>
+        <w:t>}.</w:t>
       </w:r>
       <w:bookmarkEnd w:id="1"/>
       <w:bookmarkEnd w:id="2"/>
@@ -3076,7 +4265,43 @@
           <w:sz w:val="22"/>
           <w:szCs w:val="22"/>
         </w:rPr>
-        <w:t>{fromInputs-fechaAforoRRR}</w:t>
+        <w:t>{</w:t>
+      </w:r>
+      <w:proofErr w:type="spellStart"/>
+      <w:r>
+        <w:rPr>
+          <w:rFonts w:ascii="Arial" w:hAnsi="Arial" w:cs="Arial"/>
+          <w:b/>
+          <w:bCs/>
+          <w:color w:val="FF0000"/>
+          <w:sz w:val="22"/>
+          <w:szCs w:val="22"/>
+        </w:rPr>
+        <w:t>fromInputs-</w:t>
+      </w:r>
+      <w:proofErr w:type="gramStart"/>
+      <w:r>
+        <w:rPr>
+          <w:rFonts w:ascii="Arial" w:hAnsi="Arial" w:cs="Arial"/>
+          <w:b/>
+          <w:bCs/>
+          <w:color w:val="FF0000"/>
+          <w:sz w:val="22"/>
+          <w:szCs w:val="22"/>
+        </w:rPr>
+        <w:t>fechaAforoRRR</w:t>
+      </w:r>
+      <w:proofErr w:type="spellEnd"/>
+      <w:r>
+        <w:rPr>
+          <w:rFonts w:ascii="Arial" w:hAnsi="Arial" w:cs="Arial"/>
+          <w:b/>
+          <w:bCs/>
+          <w:color w:val="FF0000"/>
+          <w:sz w:val="22"/>
+          <w:szCs w:val="22"/>
+        </w:rPr>
+        <w:t>}</w:t>
       </w:r>
       <w:r>
         <w:rPr>
@@ -3085,7 +4310,28 @@
           <w:sz w:val="22"/>
           <w:szCs w:val="22"/>
         </w:rPr>
-        <w:t>{fromInputs-fechaAforo}, en</w:t>
+        <w:t>{</w:t>
+      </w:r>
+      <w:proofErr w:type="spellStart"/>
+      <w:proofErr w:type="gramEnd"/>
+      <w:r>
+        <w:rPr>
+          <w:rFonts w:ascii="Arial" w:hAnsi="Arial" w:cs="Arial"/>
+          <w:color w:val="000000" w:themeColor="text1"/>
+          <w:sz w:val="22"/>
+          <w:szCs w:val="22"/>
+        </w:rPr>
+        <w:t>fromInputs-fechaAforo</w:t>
+      </w:r>
+      <w:proofErr w:type="spellEnd"/>
+      <w:r>
+        <w:rPr>
+          <w:rFonts w:ascii="Arial" w:hAnsi="Arial" w:cs="Arial"/>
+          <w:color w:val="000000" w:themeColor="text1"/>
+          <w:sz w:val="22"/>
+          <w:szCs w:val="22"/>
+        </w:rPr>
+        <w:t>}, en</w:t>
       </w:r>
       <w:r>
         <w:rPr>
@@ -3105,7 +4351,27 @@
           <w:sz w:val="22"/>
           <w:szCs w:val="22"/>
         </w:rPr>
-        <w:t>el {textoRecoFis} y normas legales conexas</w:t>
+        <w:t>el {</w:t>
+      </w:r>
+      <w:proofErr w:type="spellStart"/>
+      <w:r>
+        <w:rPr>
+          <w:rFonts w:ascii="Arial" w:hAnsi="Arial" w:cs="Arial"/>
+          <w:color w:val="000000" w:themeColor="text1"/>
+          <w:sz w:val="22"/>
+          <w:szCs w:val="22"/>
+        </w:rPr>
+        <w:t>textoRecoFis</w:t>
+      </w:r>
+      <w:proofErr w:type="spellEnd"/>
+      <w:r>
+        <w:rPr>
+          <w:rFonts w:ascii="Arial" w:hAnsi="Arial" w:cs="Arial"/>
+          <w:color w:val="000000" w:themeColor="text1"/>
+          <w:sz w:val="22"/>
+          <w:szCs w:val="22"/>
+        </w:rPr>
+        <w:t>} y normas legales conexas</w:t>
       </w:r>
       <w:r>
         <w:rPr>
@@ -3234,6 +4500,7 @@
         </w:rPr>
         <w:t>{/</w:t>
       </w:r>
+      <w:proofErr w:type="spellStart"/>
       <w:r>
         <w:rPr>
           <w:rFonts w:ascii="Arial" w:hAnsi="Arial" w:cs="Arial"/>
@@ -3242,6 +4509,7 @@
         </w:rPr>
         <w:t>estadoIncluyePeco</w:t>
       </w:r>
+      <w:proofErr w:type="spellEnd"/>
       <w:r>
         <w:rPr>
           <w:rFonts w:ascii="Arial" w:hAnsi="Arial" w:cs="Arial"/>
@@ -3306,7 +4574,67 @@
           <w:sz w:val="22"/>
           <w:szCs w:val="22"/>
         </w:rPr>
-        <w:t>Respecto a la Regularización/ Reconocimiento Físico al amparo de las exoneraciones establecidas mediante Decreto Supremo nº 015-94-EF se verifica que la mercancía de las series {fromDam-rangoSeriesAcogidaSoloPeco} declaradas con TPI 35 en el casillero 7.23 de la DAM, tienen un Ad-valoren de 0%, por lo que no se reporta montó abonado a la Subcuenta Especial del Tesoro Público Decreto Supremo n° 015-94-EF, en consecuencia, corresponde declarar improcedente la regularización solicitada al amparo del mencionado decreto.</w:t>
+        <w:t xml:space="preserve">Respecto a la Regularización/ Reconocimiento Físico al amparo de las exoneraciones establecidas mediante Decreto Supremo </w:t>
+      </w:r>
+      <w:proofErr w:type="spellStart"/>
+      <w:r>
+        <w:rPr>
+          <w:rFonts w:ascii="Arial" w:hAnsi="Arial" w:cs="Arial"/>
+          <w:color w:val="000000" w:themeColor="text1"/>
+          <w:sz w:val="22"/>
+          <w:szCs w:val="22"/>
+        </w:rPr>
+        <w:t>nº</w:t>
+      </w:r>
+      <w:proofErr w:type="spellEnd"/>
+      <w:r>
+        <w:rPr>
+          <w:rFonts w:ascii="Arial" w:hAnsi="Arial" w:cs="Arial"/>
+          <w:color w:val="000000" w:themeColor="text1"/>
+          <w:sz w:val="22"/>
+          <w:szCs w:val="22"/>
+        </w:rPr>
+        <w:t xml:space="preserve"> 015-94-EF se verifica que la mercancía de las series {</w:t>
+      </w:r>
+      <w:proofErr w:type="spellStart"/>
+      <w:r>
+        <w:rPr>
+          <w:rFonts w:ascii="Arial" w:hAnsi="Arial" w:cs="Arial"/>
+          <w:color w:val="000000" w:themeColor="text1"/>
+          <w:sz w:val="22"/>
+          <w:szCs w:val="22"/>
+        </w:rPr>
+        <w:t>fromDam-rangoSeriesAcogidaSoloPeco</w:t>
+      </w:r>
+      <w:proofErr w:type="spellEnd"/>
+      <w:r>
+        <w:rPr>
+          <w:rFonts w:ascii="Arial" w:hAnsi="Arial" w:cs="Arial"/>
+          <w:color w:val="000000" w:themeColor="text1"/>
+          <w:sz w:val="22"/>
+          <w:szCs w:val="22"/>
+        </w:rPr>
+        <w:t xml:space="preserve">} declaradas con TPI 35 en el casillero 7.23 de la DAM, tienen un Ad-valoren de 0%, por lo que no se reporta montó abonado a la Subcuenta Especial del Tesoro Público Decreto Supremo </w:t>
+      </w:r>
+      <w:proofErr w:type="spellStart"/>
+      <w:r>
+        <w:rPr>
+          <w:rFonts w:ascii="Arial" w:hAnsi="Arial" w:cs="Arial"/>
+          <w:color w:val="000000" w:themeColor="text1"/>
+          <w:sz w:val="22"/>
+          <w:szCs w:val="22"/>
+        </w:rPr>
+        <w:t>n°</w:t>
+      </w:r>
+      <w:proofErr w:type="spellEnd"/>
+      <w:r>
+        <w:rPr>
+          <w:rFonts w:ascii="Arial" w:hAnsi="Arial" w:cs="Arial"/>
+          <w:color w:val="000000" w:themeColor="text1"/>
+          <w:sz w:val="22"/>
+          <w:szCs w:val="22"/>
+        </w:rPr>
+        <w:t xml:space="preserve"> 015-94-EF, en consecuencia, corresponde declarar improcedente la regularización solicitada al amparo del mencionado decreto.</w:t>
       </w:r>
     </w:p>
     <w:p>
@@ -3341,7 +4669,25 @@
           <w:sz w:val="22"/>
           <w:szCs w:val="22"/>
         </w:rPr>
-        <w:t>{/estadoPECOyAMAZONIAnoProcPECO}</w:t>
+        <w:t>{/</w:t>
+      </w:r>
+      <w:proofErr w:type="spellStart"/>
+      <w:r>
+        <w:rPr>
+          <w:rFonts w:ascii="Arial" w:hAnsi="Arial" w:cs="Arial"/>
+          <w:sz w:val="22"/>
+          <w:szCs w:val="22"/>
+        </w:rPr>
+        <w:t>estadoPECOyAMAZONIAnoProcPECO</w:t>
+      </w:r>
+      <w:proofErr w:type="spellEnd"/>
+      <w:r>
+        <w:rPr>
+          <w:rFonts w:ascii="Arial" w:hAnsi="Arial" w:cs="Arial"/>
+          <w:sz w:val="22"/>
+          <w:szCs w:val="22"/>
+        </w:rPr>
+        <w:t>}</w:t>
       </w:r>
     </w:p>
     <w:p>
@@ -3497,6 +4843,7 @@
         </w:rPr>
         <w:t>{/</w:t>
       </w:r>
+      <w:proofErr w:type="spellStart"/>
       <w:r>
         <w:rPr>
           <w:rFonts w:ascii="Arial" w:hAnsi="Arial" w:cs="Arial"/>
@@ -3505,6 +4852,7 @@
         </w:rPr>
         <w:t>estadoJuridiccionLoreto</w:t>
       </w:r>
+      <w:proofErr w:type="spellEnd"/>
       <w:r>
         <w:rPr>
           <w:rFonts w:ascii="Arial" w:hAnsi="Arial" w:cs="Arial"/>
@@ -3731,6 +5079,7 @@
         </w:rPr>
         <w:t>{/</w:t>
       </w:r>
+      <w:proofErr w:type="spellStart"/>
       <w:r>
         <w:rPr>
           <w:rFonts w:ascii="Arial" w:hAnsi="Arial" w:cs="Arial"/>
@@ -3739,6 +5088,7 @@
         </w:rPr>
         <w:t>estadoJuridiccionOtros</w:t>
       </w:r>
+      <w:proofErr w:type="spellEnd"/>
       <w:r>
         <w:rPr>
           <w:rFonts w:ascii="Arial" w:hAnsi="Arial" w:cs="Arial"/>
@@ -3779,7 +5129,27 @@
           <w:sz w:val="22"/>
           <w:szCs w:val="22"/>
         </w:rPr>
-        <w:t>{fromDam-nombreEmpresa}</w:t>
+        <w:t>{</w:t>
+      </w:r>
+      <w:proofErr w:type="spellStart"/>
+      <w:r>
+        <w:rPr>
+          <w:rFonts w:ascii="Arial" w:hAnsi="Arial" w:cs="Arial"/>
+          <w:color w:val="000000" w:themeColor="text1"/>
+          <w:sz w:val="22"/>
+          <w:szCs w:val="22"/>
+        </w:rPr>
+        <w:t>fromDam-nombreEmpresa</w:t>
+      </w:r>
+      <w:proofErr w:type="spellEnd"/>
+      <w:r>
+        <w:rPr>
+          <w:rFonts w:ascii="Arial" w:hAnsi="Arial" w:cs="Arial"/>
+          <w:color w:val="000000" w:themeColor="text1"/>
+          <w:sz w:val="22"/>
+          <w:szCs w:val="22"/>
+        </w:rPr>
+        <w:t>}</w:t>
       </w:r>
       <w:r>
         <w:rPr>
@@ -3790,7 +5160,31 @@
           <w:sz w:val="22"/>
           <w:szCs w:val="22"/>
         </w:rPr>
-        <w:t>{fromDam-nombreEmpresaRRR}</w:t>
+        <w:t>{</w:t>
+      </w:r>
+      <w:proofErr w:type="spellStart"/>
+      <w:r>
+        <w:rPr>
+          <w:rFonts w:ascii="Arial" w:hAnsi="Arial" w:cs="Arial"/>
+          <w:b/>
+          <w:bCs/>
+          <w:color w:val="FF0000"/>
+          <w:sz w:val="22"/>
+          <w:szCs w:val="22"/>
+        </w:rPr>
+        <w:t>fromDam-nombreEmpresaRRR</w:t>
+      </w:r>
+      <w:proofErr w:type="spellEnd"/>
+      <w:r>
+        <w:rPr>
+          <w:rFonts w:ascii="Arial" w:hAnsi="Arial" w:cs="Arial"/>
+          <w:b/>
+          <w:bCs/>
+          <w:color w:val="FF0000"/>
+          <w:sz w:val="22"/>
+          <w:szCs w:val="22"/>
+        </w:rPr>
+        <w:t>}</w:t>
       </w:r>
       <w:r>
         <w:rPr>
@@ -3882,6 +5276,7 @@
       <w:r>
         <w:t>{/</w:t>
       </w:r>
+      <w:proofErr w:type="spellStart"/>
       <w:r>
         <w:rPr>
           <w:rFonts w:ascii="Arial" w:hAnsi="Arial" w:cs="Arial"/>
@@ -3890,6 +5285,7 @@
         </w:rPr>
         <w:t>estadoIncluyeAmazonia</w:t>
       </w:r>
+      <w:proofErr w:type="spellEnd"/>
       <w:r>
         <w:t>}</w:t>
       </w:r>
@@ -3956,6 +5352,7 @@
         </w:rPr>
         <w:t>{/</w:t>
       </w:r>
+      <w:proofErr w:type="spellStart"/>
       <w:r>
         <w:rPr>
           <w:rFonts w:ascii="Arial" w:hAnsi="Arial" w:cs="Arial"/>
@@ -3964,6 +5361,7 @@
         </w:rPr>
         <w:t>estadoOnlyPECO</w:t>
       </w:r>
+      <w:proofErr w:type="spellEnd"/>
       <w:r>
         <w:rPr>
           <w:sz w:val="22"/>
@@ -4103,7 +5501,14 @@
         <w:rPr>
           <w:rFonts w:ascii="Arial" w:hAnsi="Arial" w:cs="Arial"/>
         </w:rPr>
-        <w:t>{/veriFaltan</w:t>
+        <w:t>{/</w:t>
+      </w:r>
+      <w:proofErr w:type="spellStart"/>
+      <w:r>
+        <w:rPr>
+          <w:rFonts w:ascii="Arial" w:hAnsi="Arial" w:cs="Arial"/>
+        </w:rPr>
+        <w:t>veriFaltan</w:t>
       </w:r>
       <w:r>
         <w:rPr>
@@ -4111,6 +5516,7 @@
         </w:rPr>
         <w:t>DatosMercaReconocido</w:t>
       </w:r>
+      <w:proofErr w:type="spellEnd"/>
       <w:r>
         <w:rPr>
           <w:rFonts w:ascii="Arial" w:hAnsi="Arial" w:cs="Arial"/>
@@ -4333,7 +5739,34 @@
                 <w:sz w:val="20"/>
                 <w:szCs w:val="20"/>
               </w:rPr>
-              <w:t>{fromDam-descripcionMerca}</w:t>
+              <w:t>{</w:t>
+            </w:r>
+            <w:proofErr w:type="spellStart"/>
+            <w:r>
+              <w:rPr>
+                <w:rFonts w:ascii="Arial" w:hAnsi="Arial" w:cs="Arial"/>
+                <w:sz w:val="20"/>
+                <w:szCs w:val="20"/>
+              </w:rPr>
+              <w:t>fromDam-</w:t>
+            </w:r>
+            <w:proofErr w:type="gramStart"/>
+            <w:r>
+              <w:rPr>
+                <w:rFonts w:ascii="Arial" w:hAnsi="Arial" w:cs="Arial"/>
+                <w:sz w:val="20"/>
+                <w:szCs w:val="20"/>
+              </w:rPr>
+              <w:t>descripcionMerca</w:t>
+            </w:r>
+            <w:proofErr w:type="spellEnd"/>
+            <w:r>
+              <w:rPr>
+                <w:rFonts w:ascii="Arial" w:hAnsi="Arial" w:cs="Arial"/>
+                <w:sz w:val="20"/>
+                <w:szCs w:val="20"/>
+              </w:rPr>
+              <w:t>}</w:t>
             </w:r>
             <w:r>
               <w:rPr>
@@ -4344,7 +5777,32 @@
                 <w:sz w:val="20"/>
                 <w:szCs w:val="20"/>
               </w:rPr>
-              <w:t>{fromDam-descripcionMercaRRR}</w:t>
+              <w:t>{</w:t>
+            </w:r>
+            <w:proofErr w:type="spellStart"/>
+            <w:proofErr w:type="gramEnd"/>
+            <w:r>
+              <w:rPr>
+                <w:rFonts w:ascii="Arial" w:hAnsi="Arial" w:cs="Arial"/>
+                <w:b/>
+                <w:bCs/>
+                <w:color w:val="FF0000"/>
+                <w:sz w:val="20"/>
+                <w:szCs w:val="20"/>
+              </w:rPr>
+              <w:t>fromDam-descripcionMercaRRR</w:t>
+            </w:r>
+            <w:proofErr w:type="spellEnd"/>
+            <w:r>
+              <w:rPr>
+                <w:rFonts w:ascii="Arial" w:hAnsi="Arial" w:cs="Arial"/>
+                <w:b/>
+                <w:bCs/>
+                <w:color w:val="FF0000"/>
+                <w:sz w:val="20"/>
+                <w:szCs w:val="20"/>
+              </w:rPr>
+              <w:t>}</w:t>
             </w:r>
             <w:r>
               <w:rPr>
@@ -4378,7 +5836,25 @@
                 <w:sz w:val="20"/>
                 <w:szCs w:val="20"/>
               </w:rPr>
-              <w:t>{fromDam-cantMODI}</w:t>
+              <w:t>{</w:t>
+            </w:r>
+            <w:proofErr w:type="spellStart"/>
+            <w:r>
+              <w:rPr>
+                <w:rFonts w:ascii="Arial" w:hAnsi="Arial" w:cs="Arial"/>
+                <w:sz w:val="20"/>
+                <w:szCs w:val="20"/>
+              </w:rPr>
+              <w:t>fromDam-cantMODI</w:t>
+            </w:r>
+            <w:proofErr w:type="spellEnd"/>
+            <w:r>
+              <w:rPr>
+                <w:rFonts w:ascii="Arial" w:hAnsi="Arial" w:cs="Arial"/>
+                <w:sz w:val="20"/>
+                <w:szCs w:val="20"/>
+              </w:rPr>
+              <w:t>}</w:t>
             </w:r>
           </w:p>
         </w:tc>
@@ -4448,7 +5924,25 @@
                 <w:sz w:val="20"/>
                 <w:szCs w:val="20"/>
               </w:rPr>
-              <w:t>{fromDam-partidaNandina}</w:t>
+              <w:t>{</w:t>
+            </w:r>
+            <w:proofErr w:type="spellStart"/>
+            <w:r>
+              <w:rPr>
+                <w:rFonts w:ascii="Arial" w:hAnsi="Arial" w:cs="Arial"/>
+                <w:sz w:val="20"/>
+                <w:szCs w:val="20"/>
+              </w:rPr>
+              <w:t>fromDam-partidaNandina</w:t>
+            </w:r>
+            <w:proofErr w:type="spellEnd"/>
+            <w:r>
+              <w:rPr>
+                <w:rFonts w:ascii="Arial" w:hAnsi="Arial" w:cs="Arial"/>
+                <w:sz w:val="20"/>
+                <w:szCs w:val="20"/>
+              </w:rPr>
+              <w:t>}</w:t>
             </w:r>
           </w:p>
         </w:tc>
@@ -4485,7 +5979,25 @@
                 <w:szCs w:val="20"/>
               </w:rPr>
               <w:br/>
-              <w:t>{fromDam-partidaNabandina}</w:t>
+              <w:t>{</w:t>
+            </w:r>
+            <w:proofErr w:type="spellStart"/>
+            <w:r>
+              <w:rPr>
+                <w:rFonts w:ascii="Arial" w:hAnsi="Arial" w:cs="Arial"/>
+                <w:sz w:val="20"/>
+                <w:szCs w:val="20"/>
+              </w:rPr>
+              <w:t>fromDam-partidaNabandina</w:t>
+            </w:r>
+            <w:proofErr w:type="spellEnd"/>
+            <w:r>
+              <w:rPr>
+                <w:rFonts w:ascii="Arial" w:hAnsi="Arial" w:cs="Arial"/>
+                <w:sz w:val="20"/>
+                <w:szCs w:val="20"/>
+              </w:rPr>
+              <w:t>}</w:t>
             </w:r>
           </w:p>
           <w:p>
@@ -4556,7 +6068,34 @@
           <w:sz w:val="20"/>
           <w:szCs w:val="20"/>
         </w:rPr>
-        <w:t>(*) Se revisó {fromDam-bultosReconocidos}</w:t>
+        <w:t>(*) Se revisó {</w:t>
+      </w:r>
+      <w:proofErr w:type="spellStart"/>
+      <w:r>
+        <w:rPr>
+          <w:rFonts w:ascii="Arial" w:hAnsi="Arial" w:cs="Arial"/>
+          <w:sz w:val="20"/>
+          <w:szCs w:val="20"/>
+        </w:rPr>
+        <w:t>fromDam-</w:t>
+      </w:r>
+      <w:proofErr w:type="gramStart"/>
+      <w:r>
+        <w:rPr>
+          <w:rFonts w:ascii="Arial" w:hAnsi="Arial" w:cs="Arial"/>
+          <w:sz w:val="20"/>
+          <w:szCs w:val="20"/>
+        </w:rPr>
+        <w:t>bultosReconocidos</w:t>
+      </w:r>
+      <w:proofErr w:type="spellEnd"/>
+      <w:r>
+        <w:rPr>
+          <w:rFonts w:ascii="Arial" w:hAnsi="Arial" w:cs="Arial"/>
+          <w:sz w:val="20"/>
+          <w:szCs w:val="20"/>
+        </w:rPr>
+        <w:t>}</w:t>
       </w:r>
       <w:r>
         <w:rPr>
@@ -4567,15 +6106,58 @@
           <w:sz w:val="20"/>
           <w:szCs w:val="20"/>
         </w:rPr>
-        <w:t>{fromDam-bultosReconocidosRRR}</w:t>
-      </w:r>
-      <w:r>
-        <w:rPr>
-          <w:rFonts w:ascii="Arial" w:hAnsi="Arial" w:cs="Arial"/>
+        <w:t>{</w:t>
+      </w:r>
+      <w:proofErr w:type="spellStart"/>
+      <w:proofErr w:type="gramEnd"/>
+      <w:r>
+        <w:rPr>
+          <w:rFonts w:ascii="Arial" w:hAnsi="Arial" w:cs="Arial"/>
+          <w:b/>
+          <w:bCs/>
+          <w:color w:val="FF0000"/>
           <w:sz w:val="20"/>
           <w:szCs w:val="20"/>
         </w:rPr>
-        <w:t xml:space="preserve"> de {fromDam-cantBultosNumero} bultos. </w:t>
+        <w:t>fromDam-bultosReconocidosRRR</w:t>
+      </w:r>
+      <w:proofErr w:type="spellEnd"/>
+      <w:r>
+        <w:rPr>
+          <w:rFonts w:ascii="Arial" w:hAnsi="Arial" w:cs="Arial"/>
+          <w:b/>
+          <w:bCs/>
+          <w:color w:val="FF0000"/>
+          <w:sz w:val="20"/>
+          <w:szCs w:val="20"/>
+        </w:rPr>
+        <w:t>}</w:t>
+      </w:r>
+      <w:r>
+        <w:rPr>
+          <w:rFonts w:ascii="Arial" w:hAnsi="Arial" w:cs="Arial"/>
+          <w:sz w:val="20"/>
+          <w:szCs w:val="20"/>
+        </w:rPr>
+        <w:t xml:space="preserve"> de {</w:t>
+      </w:r>
+      <w:proofErr w:type="spellStart"/>
+      <w:r>
+        <w:rPr>
+          <w:rFonts w:ascii="Arial" w:hAnsi="Arial" w:cs="Arial"/>
+          <w:sz w:val="20"/>
+          <w:szCs w:val="20"/>
+        </w:rPr>
+        <w:t>fromDam-cantBultosNumero</w:t>
+      </w:r>
+      <w:proofErr w:type="spellEnd"/>
+      <w:r>
+        <w:rPr>
+          <w:rFonts w:ascii="Arial" w:hAnsi="Arial" w:cs="Arial"/>
+          <w:sz w:val="20"/>
+          <w:szCs w:val="20"/>
+        </w:rPr>
+        <w:t xml:space="preserve">} bultos. </w:t>
       </w:r>
     </w:p>
     <w:p>
@@ -4597,7 +6179,25 @@
           <w:sz w:val="20"/>
           <w:szCs w:val="20"/>
         </w:rPr>
-        <w:t>{/veriBultosRevisados}</w:t>
+        <w:t>{/</w:t>
+      </w:r>
+      <w:proofErr w:type="spellStart"/>
+      <w:r>
+        <w:rPr>
+          <w:rFonts w:ascii="Arial" w:hAnsi="Arial" w:cs="Arial"/>
+          <w:sz w:val="20"/>
+          <w:szCs w:val="20"/>
+        </w:rPr>
+        <w:t>veriBultosRevisados</w:t>
+      </w:r>
+      <w:proofErr w:type="spellEnd"/>
+      <w:r>
+        <w:rPr>
+          <w:rFonts w:ascii="Arial" w:hAnsi="Arial" w:cs="Arial"/>
+          <w:sz w:val="20"/>
+          <w:szCs w:val="20"/>
+        </w:rPr>
+        <w:t>}</w:t>
       </w:r>
     </w:p>
     <w:p/>
@@ -4657,15 +6257,70 @@
           <w:sz w:val="20"/>
           <w:szCs w:val="20"/>
         </w:rPr>
-        <w:t>{fromInputs-lugarAforoRRR}</w:t>
-      </w:r>
-      <w:r>
-        <w:rPr>
-          <w:rFonts w:ascii="Arial" w:hAnsi="Arial" w:cs="Arial"/>
+        <w:t>{</w:t>
+      </w:r>
+      <w:proofErr w:type="spellStart"/>
+      <w:r>
+        <w:rPr>
+          <w:rFonts w:ascii="Arial" w:hAnsi="Arial" w:cs="Arial"/>
+          <w:b/>
+          <w:bCs/>
+          <w:color w:val="FF0000"/>
           <w:sz w:val="20"/>
           <w:szCs w:val="20"/>
         </w:rPr>
-        <w:t>{fromInputs-lugarAforo}</w:t>
+        <w:t>fromInputs-</w:t>
+      </w:r>
+      <w:proofErr w:type="gramStart"/>
+      <w:r>
+        <w:rPr>
+          <w:rFonts w:ascii="Arial" w:hAnsi="Arial" w:cs="Arial"/>
+          <w:b/>
+          <w:bCs/>
+          <w:color w:val="FF0000"/>
+          <w:sz w:val="20"/>
+          <w:szCs w:val="20"/>
+        </w:rPr>
+        <w:t>lugarAforoRRR</w:t>
+      </w:r>
+      <w:proofErr w:type="spellEnd"/>
+      <w:r>
+        <w:rPr>
+          <w:rFonts w:ascii="Arial" w:hAnsi="Arial" w:cs="Arial"/>
+          <w:b/>
+          <w:bCs/>
+          <w:color w:val="FF0000"/>
+          <w:sz w:val="20"/>
+          <w:szCs w:val="20"/>
+        </w:rPr>
+        <w:t>}</w:t>
+      </w:r>
+      <w:r>
+        <w:rPr>
+          <w:rFonts w:ascii="Arial" w:hAnsi="Arial" w:cs="Arial"/>
+          <w:sz w:val="20"/>
+          <w:szCs w:val="20"/>
+        </w:rPr>
+        <w:t>{</w:t>
+      </w:r>
+      <w:proofErr w:type="spellStart"/>
+      <w:proofErr w:type="gramEnd"/>
+      <w:r>
+        <w:rPr>
+          <w:rFonts w:ascii="Arial" w:hAnsi="Arial" w:cs="Arial"/>
+          <w:sz w:val="20"/>
+          <w:szCs w:val="20"/>
+        </w:rPr>
+        <w:t>fromInputs-lugarAforo</w:t>
+      </w:r>
+      <w:proofErr w:type="spellEnd"/>
+      <w:r>
+        <w:rPr>
+          <w:rFonts w:ascii="Arial" w:hAnsi="Arial" w:cs="Arial"/>
+          <w:sz w:val="20"/>
+          <w:szCs w:val="20"/>
+        </w:rPr>
+        <w:t>}</w:t>
       </w:r>
     </w:p>
     <w:p>
@@ -4783,7 +6438,21 @@
         <w:rPr>
           <w:rFonts w:ascii="Arial" w:hAnsi="Arial" w:cs="Arial"/>
         </w:rPr>
-        <w:t>{/veriFaltanGuias}</w:t>
+        <w:t>{/</w:t>
+      </w:r>
+      <w:proofErr w:type="spellStart"/>
+      <w:r>
+        <w:rPr>
+          <w:rFonts w:ascii="Arial" w:hAnsi="Arial" w:cs="Arial"/>
+        </w:rPr>
+        <w:t>veriFaltanGuias</w:t>
+      </w:r>
+      <w:proofErr w:type="spellEnd"/>
+      <w:r>
+        <w:rPr>
+          <w:rFonts w:ascii="Arial" w:hAnsi="Arial" w:cs="Arial"/>
+        </w:rPr>
+        <w:t>}</w:t>
       </w:r>
     </w:p>
     <w:tbl>
@@ -4945,6 +6614,7 @@
               </w:rPr>
               <w:t>{#</w:t>
             </w:r>
+            <w:proofErr w:type="gramStart"/>
             <w:r>
               <w:rPr>
                 <w:rFonts w:ascii="Arial" w:hAnsi="Arial" w:cs="Arial"/>
@@ -4956,7 +6626,15 @@
                 <w:rFonts w:ascii="Arial" w:eastAsiaTheme="minorHAnsi" w:hAnsi="Arial" w:cs="Arial"/>
                 <w:lang w:eastAsia="en-US"/>
               </w:rPr>
-              <w:t>}{numeroGuia}</w:t>
+              <w:t>}{</w:t>
+            </w:r>
+            <w:proofErr w:type="gramEnd"/>
+            <w:r>
+              <w:rPr>
+                <w:rFonts w:ascii="Arial" w:eastAsiaTheme="minorHAnsi" w:hAnsi="Arial" w:cs="Arial"/>
+                <w:lang w:eastAsia="en-US"/>
+              </w:rPr>
+              <w:t>numeroGuia}</w:t>
             </w:r>
           </w:p>
         </w:tc>
@@ -4987,7 +6665,23 @@
                 <w:rFonts w:ascii="Arial" w:eastAsiaTheme="minorHAnsi" w:hAnsi="Arial" w:cs="Arial"/>
                 <w:lang w:eastAsia="en-US"/>
               </w:rPr>
-              <w:t>{razonSocial}</w:t>
+              <w:t>{</w:t>
+            </w:r>
+            <w:proofErr w:type="spellStart"/>
+            <w:r>
+              <w:rPr>
+                <w:rFonts w:ascii="Arial" w:eastAsiaTheme="minorHAnsi" w:hAnsi="Arial" w:cs="Arial"/>
+                <w:lang w:eastAsia="en-US"/>
+              </w:rPr>
+              <w:t>razonSocial</w:t>
+            </w:r>
+            <w:proofErr w:type="spellEnd"/>
+            <w:r>
+              <w:rPr>
+                <w:rFonts w:ascii="Arial" w:eastAsiaTheme="minorHAnsi" w:hAnsi="Arial" w:cs="Arial"/>
+                <w:lang w:eastAsia="en-US"/>
+              </w:rPr>
+              <w:t>}</w:t>
             </w:r>
           </w:p>
         </w:tc>
@@ -5027,12 +6721,21 @@
               </w:rPr>
               <w:t>ruc</w:t>
             </w:r>
+            <w:proofErr w:type="gramStart"/>
             <w:r>
               <w:rPr>
                 <w:rFonts w:ascii="Arial" w:eastAsiaTheme="minorHAnsi" w:hAnsi="Arial" w:cs="Arial"/>
                 <w:lang w:eastAsia="en-US"/>
               </w:rPr>
-              <w:t>}{/}</w:t>
+              <w:t>}{</w:t>
+            </w:r>
+            <w:proofErr w:type="gramEnd"/>
+            <w:r>
+              <w:rPr>
+                <w:rFonts w:ascii="Arial" w:eastAsiaTheme="minorHAnsi" w:hAnsi="Arial" w:cs="Arial"/>
+                <w:lang w:eastAsia="en-US"/>
+              </w:rPr>
+              <w:t>/}</w:t>
             </w:r>
           </w:p>
         </w:tc>
@@ -5086,6 +6789,7 @@
         </w:rPr>
         <w:t>{#</w:t>
       </w:r>
+      <w:proofErr w:type="spellStart"/>
       <w:r>
         <w:rPr>
           <w:rFonts w:ascii="Arial" w:eastAsia="Times New Roman" w:hAnsi="Arial" w:cs="Arial"/>
@@ -5096,6 +6800,7 @@
         </w:rPr>
         <w:t>estadoIncluyeAmazonia</w:t>
       </w:r>
+      <w:proofErr w:type="spellEnd"/>
       <w:r>
         <w:rPr>
           <w:rFonts w:ascii="Arial" w:eastAsia="Times New Roman" w:hAnsi="Arial" w:cs="Arial"/>
@@ -5150,6 +6855,7 @@
         </w:rPr>
         <w:t>{/</w:t>
       </w:r>
+      <w:proofErr w:type="spellStart"/>
       <w:r>
         <w:rPr>
           <w:rFonts w:ascii="Arial" w:eastAsia="Times New Roman" w:hAnsi="Arial" w:cs="Arial"/>
@@ -5160,6 +6866,7 @@
         </w:rPr>
         <w:t>estadoIncluyeAmazonia</w:t>
       </w:r>
+      <w:proofErr w:type="spellEnd"/>
       <w:r>
         <w:rPr>
           <w:rFonts w:ascii="Arial" w:eastAsia="Times New Roman" w:hAnsi="Arial" w:cs="Arial"/>
@@ -5241,13 +6948,10 @@
           <w:lang w:val="es-ES" w:eastAsia="es-ES"/>
         </w:rPr>
         <w:lastRenderedPageBreak/>
-        <w:t>{/estadoOnlyPECO}</w:t>
-      </w:r>
-    </w:p>
-    <w:p>
-      <w:pPr>
-        <w:spacing w:after="0" w:line="240" w:lineRule="auto"/>
-        <w:jc w:val="both"/>
+        <w:t>{/</w:t>
+      </w:r>
+      <w:proofErr w:type="spellStart"/>
+      <w:r>
         <w:rPr>
           <w:rFonts w:ascii="Arial" w:eastAsia="Times New Roman" w:hAnsi="Arial" w:cs="Arial"/>
           <w:color w:val="000000"/>
@@ -5255,13 +6959,10 @@
           <w:szCs w:val="20"/>
           <w:lang w:val="es-ES" w:eastAsia="es-ES"/>
         </w:rPr>
-      </w:pPr>
-    </w:p>
-    <w:p>
-      <w:pPr>
-        <w:spacing w:after="0" w:line="240" w:lineRule="auto"/>
-        <w:ind w:left="426"/>
-        <w:jc w:val="both"/>
+        <w:t>estadoOnlyPECO</w:t>
+      </w:r>
+      <w:proofErr w:type="spellEnd"/>
+      <w:r>
         <w:rPr>
           <w:rFonts w:ascii="Arial" w:eastAsia="Times New Roman" w:hAnsi="Arial" w:cs="Arial"/>
           <w:color w:val="000000"/>
@@ -5269,8 +6970,13 @@
           <w:szCs w:val="20"/>
           <w:lang w:val="es-ES" w:eastAsia="es-ES"/>
         </w:rPr>
-      </w:pPr>
-      <w:r>
+        <w:t>}</w:t>
+      </w:r>
+    </w:p>
+    <w:p>
+      <w:pPr>
+        <w:spacing w:after="0" w:line="240" w:lineRule="auto"/>
+        <w:jc w:val="both"/>
         <w:rPr>
           <w:rFonts w:ascii="Arial" w:eastAsia="Times New Roman" w:hAnsi="Arial" w:cs="Arial"/>
           <w:color w:val="000000"/>
@@ -5278,7 +6984,52 @@
           <w:szCs w:val="20"/>
           <w:lang w:val="es-ES" w:eastAsia="es-ES"/>
         </w:rPr>
-        <w:t>T.C S/ {cuadroDeudaTributaria-miniCuadro-tipoCambio}</w:t>
+      </w:pPr>
+    </w:p>
+    <w:p>
+      <w:pPr>
+        <w:spacing w:after="0" w:line="240" w:lineRule="auto"/>
+        <w:ind w:left="426"/>
+        <w:jc w:val="both"/>
+        <w:rPr>
+          <w:rFonts w:ascii="Arial" w:eastAsia="Times New Roman" w:hAnsi="Arial" w:cs="Arial"/>
+          <w:color w:val="000000"/>
+          <w:sz w:val="20"/>
+          <w:szCs w:val="20"/>
+          <w:lang w:val="es-ES" w:eastAsia="es-ES"/>
+        </w:rPr>
+      </w:pPr>
+      <w:r>
+        <w:rPr>
+          <w:rFonts w:ascii="Arial" w:eastAsia="Times New Roman" w:hAnsi="Arial" w:cs="Arial"/>
+          <w:color w:val="000000"/>
+          <w:sz w:val="20"/>
+          <w:szCs w:val="20"/>
+          <w:lang w:val="es-ES" w:eastAsia="es-ES"/>
+        </w:rPr>
+        <w:t>T.C S/ {</w:t>
+      </w:r>
+      <w:proofErr w:type="spellStart"/>
+      <w:r>
+        <w:rPr>
+          <w:rFonts w:ascii="Arial" w:eastAsia="Times New Roman" w:hAnsi="Arial" w:cs="Arial"/>
+          <w:color w:val="000000"/>
+          <w:sz w:val="20"/>
+          <w:szCs w:val="20"/>
+          <w:lang w:val="es-ES" w:eastAsia="es-ES"/>
+        </w:rPr>
+        <w:t>cuadroDeudaTributaria-miniCuadro-tipoCambio</w:t>
+      </w:r>
+      <w:proofErr w:type="spellEnd"/>
+      <w:r>
+        <w:rPr>
+          <w:rFonts w:ascii="Arial" w:eastAsia="Times New Roman" w:hAnsi="Arial" w:cs="Arial"/>
+          <w:color w:val="000000"/>
+          <w:sz w:val="20"/>
+          <w:szCs w:val="20"/>
+          <w:lang w:val="es-ES" w:eastAsia="es-ES"/>
+        </w:rPr>
+        <w:t>}</w:t>
       </w:r>
     </w:p>
     <w:p>
@@ -5381,7 +7132,14 @@
         <w:rPr>
           <w:rFonts w:ascii="Arial" w:hAnsi="Arial" w:cs="Arial"/>
         </w:rPr>
-        <w:t>{/veri</w:t>
+        <w:t>{/</w:t>
+      </w:r>
+      <w:proofErr w:type="spellStart"/>
+      <w:r>
+        <w:rPr>
+          <w:rFonts w:ascii="Arial" w:hAnsi="Arial" w:cs="Arial"/>
+        </w:rPr>
+        <w:t>veri</w:t>
       </w:r>
       <w:r>
         <w:rPr>
@@ -5389,6 +7147,7 @@
         </w:rPr>
         <w:t>FaltaDeudaTributaria</w:t>
       </w:r>
+      <w:proofErr w:type="spellEnd"/>
       <w:r>
         <w:rPr>
           <w:rFonts w:ascii="Arial" w:hAnsi="Arial" w:cs="Arial"/>
@@ -5585,7 +7344,29 @@
                 <w:sz w:val="22"/>
                 <w:szCs w:val="22"/>
               </w:rPr>
-              <w:t>Ley N.º27037</w:t>
+              <w:t xml:space="preserve">Ley </w:t>
+            </w:r>
+            <w:proofErr w:type="gramStart"/>
+            <w:r>
+              <w:rPr>
+                <w:rFonts w:ascii="Arial" w:hAnsi="Arial" w:cs="Arial"/>
+                <w:b/>
+                <w:bCs/>
+                <w:sz w:val="22"/>
+                <w:szCs w:val="22"/>
+              </w:rPr>
+              <w:t>N.º</w:t>
+            </w:r>
+            <w:proofErr w:type="gramEnd"/>
+            <w:r>
+              <w:rPr>
+                <w:rFonts w:ascii="Arial" w:hAnsi="Arial" w:cs="Arial"/>
+                <w:b/>
+                <w:bCs/>
+                <w:sz w:val="22"/>
+                <w:szCs w:val="22"/>
+              </w:rPr>
+              <w:t>27037</w:t>
             </w:r>
           </w:p>
         </w:tc>
@@ -5640,7 +7421,27 @@
                 <w:sz w:val="22"/>
                 <w:szCs w:val="22"/>
               </w:rPr>
-              <w:t>{textoAVLiqu}</w:t>
+              <w:t>{</w:t>
+            </w:r>
+            <w:proofErr w:type="spellStart"/>
+            <w:r>
+              <w:rPr>
+                <w:rFonts w:ascii="Calibri" w:hAnsi="Calibri" w:cs="Calibri"/>
+                <w:color w:val="000000"/>
+                <w:sz w:val="22"/>
+                <w:szCs w:val="22"/>
+              </w:rPr>
+              <w:t>textoAVLiqu</w:t>
+            </w:r>
+            <w:proofErr w:type="spellEnd"/>
+            <w:r>
+              <w:rPr>
+                <w:rFonts w:ascii="Calibri" w:hAnsi="Calibri" w:cs="Calibri"/>
+                <w:color w:val="000000"/>
+                <w:sz w:val="22"/>
+                <w:szCs w:val="22"/>
+              </w:rPr>
+              <w:t>}</w:t>
             </w:r>
           </w:p>
         </w:tc>
@@ -5666,7 +7467,27 @@
                 <w:sz w:val="22"/>
                 <w:szCs w:val="22"/>
               </w:rPr>
-              <w:t>{textoAVNoReg}</w:t>
+              <w:t>{</w:t>
+            </w:r>
+            <w:proofErr w:type="spellStart"/>
+            <w:r>
+              <w:rPr>
+                <w:rFonts w:ascii="Calibri" w:hAnsi="Calibri" w:cs="Calibri"/>
+                <w:color w:val="000000"/>
+                <w:sz w:val="22"/>
+                <w:szCs w:val="22"/>
+              </w:rPr>
+              <w:t>textoAVNoReg</w:t>
+            </w:r>
+            <w:proofErr w:type="spellEnd"/>
+            <w:r>
+              <w:rPr>
+                <w:rFonts w:ascii="Calibri" w:hAnsi="Calibri" w:cs="Calibri"/>
+                <w:color w:val="000000"/>
+                <w:sz w:val="22"/>
+                <w:szCs w:val="22"/>
+              </w:rPr>
+              <w:t>}</w:t>
             </w:r>
           </w:p>
         </w:tc>
@@ -5748,7 +7569,27 @@
                 <w:sz w:val="22"/>
                 <w:szCs w:val="22"/>
               </w:rPr>
-              <w:t>{textoIPMLiqu}</w:t>
+              <w:t>{</w:t>
+            </w:r>
+            <w:proofErr w:type="spellStart"/>
+            <w:r>
+              <w:rPr>
+                <w:rFonts w:ascii="Calibri" w:hAnsi="Calibri" w:cs="Calibri"/>
+                <w:color w:val="000000"/>
+                <w:sz w:val="22"/>
+                <w:szCs w:val="22"/>
+              </w:rPr>
+              <w:t>textoIPMLiqu</w:t>
+            </w:r>
+            <w:proofErr w:type="spellEnd"/>
+            <w:r>
+              <w:rPr>
+                <w:rFonts w:ascii="Calibri" w:hAnsi="Calibri" w:cs="Calibri"/>
+                <w:color w:val="000000"/>
+                <w:sz w:val="22"/>
+                <w:szCs w:val="22"/>
+              </w:rPr>
+              <w:t>}</w:t>
             </w:r>
           </w:p>
         </w:tc>
@@ -5774,7 +7615,27 @@
                 <w:sz w:val="22"/>
                 <w:szCs w:val="22"/>
               </w:rPr>
-              <w:t>{textoIPMNoReg}</w:t>
+              <w:t>{</w:t>
+            </w:r>
+            <w:proofErr w:type="spellStart"/>
+            <w:r>
+              <w:rPr>
+                <w:rFonts w:ascii="Calibri" w:hAnsi="Calibri" w:cs="Calibri"/>
+                <w:color w:val="000000"/>
+                <w:sz w:val="22"/>
+                <w:szCs w:val="22"/>
+              </w:rPr>
+              <w:t>textoIPMNoReg</w:t>
+            </w:r>
+            <w:proofErr w:type="spellEnd"/>
+            <w:r>
+              <w:rPr>
+                <w:rFonts w:ascii="Calibri" w:hAnsi="Calibri" w:cs="Calibri"/>
+                <w:color w:val="000000"/>
+                <w:sz w:val="22"/>
+                <w:szCs w:val="22"/>
+              </w:rPr>
+              <w:t>}</w:t>
             </w:r>
           </w:p>
         </w:tc>
@@ -5856,7 +7717,27 @@
                 <w:sz w:val="22"/>
                 <w:szCs w:val="22"/>
               </w:rPr>
-              <w:t>{textoIGVLiqu}</w:t>
+              <w:t>{</w:t>
+            </w:r>
+            <w:proofErr w:type="spellStart"/>
+            <w:r>
+              <w:rPr>
+                <w:rFonts w:ascii="Calibri" w:hAnsi="Calibri" w:cs="Calibri"/>
+                <w:color w:val="000000"/>
+                <w:sz w:val="22"/>
+                <w:szCs w:val="22"/>
+              </w:rPr>
+              <w:t>textoIGVLiqu</w:t>
+            </w:r>
+            <w:proofErr w:type="spellEnd"/>
+            <w:r>
+              <w:rPr>
+                <w:rFonts w:ascii="Calibri" w:hAnsi="Calibri" w:cs="Calibri"/>
+                <w:color w:val="000000"/>
+                <w:sz w:val="22"/>
+                <w:szCs w:val="22"/>
+              </w:rPr>
+              <w:t>}</w:t>
             </w:r>
           </w:p>
         </w:tc>
@@ -5882,7 +7763,27 @@
                 <w:sz w:val="22"/>
                 <w:szCs w:val="22"/>
               </w:rPr>
-              <w:t>{textoIGVNoReg}</w:t>
+              <w:t>{</w:t>
+            </w:r>
+            <w:proofErr w:type="spellStart"/>
+            <w:r>
+              <w:rPr>
+                <w:rFonts w:ascii="Calibri" w:hAnsi="Calibri" w:cs="Calibri"/>
+                <w:color w:val="000000"/>
+                <w:sz w:val="22"/>
+                <w:szCs w:val="22"/>
+              </w:rPr>
+              <w:t>textoIGVNoReg</w:t>
+            </w:r>
+            <w:proofErr w:type="spellEnd"/>
+            <w:r>
+              <w:rPr>
+                <w:rFonts w:ascii="Calibri" w:hAnsi="Calibri" w:cs="Calibri"/>
+                <w:color w:val="000000"/>
+                <w:sz w:val="22"/>
+                <w:szCs w:val="22"/>
+              </w:rPr>
+              <w:t>}</w:t>
             </w:r>
           </w:p>
         </w:tc>
@@ -5968,7 +7869,29 @@
                 <w:szCs w:val="22"/>
                 <w:lang w:val="es-ES" w:eastAsia="es-ES"/>
               </w:rPr>
-              <w:t>{textoTotLiqu}</w:t>
+              <w:t>{</w:t>
+            </w:r>
+            <w:proofErr w:type="spellStart"/>
+            <w:r>
+              <w:rPr>
+                <w:rFonts w:ascii="Arial" w:eastAsia="Times New Roman" w:hAnsi="Arial" w:cs="Arial"/>
+                <w:color w:val="000000"/>
+                <w:sz w:val="22"/>
+                <w:szCs w:val="22"/>
+                <w:lang w:val="es-ES" w:eastAsia="es-ES"/>
+              </w:rPr>
+              <w:t>textoTotLiqu</w:t>
+            </w:r>
+            <w:proofErr w:type="spellEnd"/>
+            <w:r>
+              <w:rPr>
+                <w:rFonts w:ascii="Arial" w:eastAsia="Times New Roman" w:hAnsi="Arial" w:cs="Arial"/>
+                <w:color w:val="000000"/>
+                <w:sz w:val="22"/>
+                <w:szCs w:val="22"/>
+                <w:lang w:val="es-ES" w:eastAsia="es-ES"/>
+              </w:rPr>
+              <w:t>}</w:t>
             </w:r>
           </w:p>
         </w:tc>
@@ -5997,7 +7920,29 @@
                 <w:szCs w:val="22"/>
                 <w:lang w:val="es-ES" w:eastAsia="es-ES"/>
               </w:rPr>
-              <w:t>{textoTotNoReg}</w:t>
+              <w:t>{</w:t>
+            </w:r>
+            <w:proofErr w:type="spellStart"/>
+            <w:r>
+              <w:rPr>
+                <w:rFonts w:ascii="Arial" w:eastAsia="Times New Roman" w:hAnsi="Arial" w:cs="Arial"/>
+                <w:color w:val="000000"/>
+                <w:sz w:val="22"/>
+                <w:szCs w:val="22"/>
+                <w:lang w:val="es-ES" w:eastAsia="es-ES"/>
+              </w:rPr>
+              <w:t>textoTotNoReg</w:t>
+            </w:r>
+            <w:proofErr w:type="spellEnd"/>
+            <w:r>
+              <w:rPr>
+                <w:rFonts w:ascii="Arial" w:eastAsia="Times New Roman" w:hAnsi="Arial" w:cs="Arial"/>
+                <w:color w:val="000000"/>
+                <w:sz w:val="22"/>
+                <w:szCs w:val="22"/>
+                <w:lang w:val="es-ES" w:eastAsia="es-ES"/>
+              </w:rPr>
+              <w:t>}</w:t>
             </w:r>
           </w:p>
         </w:tc>
@@ -6045,12 +7990,14 @@
         </w:rPr>
         <w:t>{/</w:t>
       </w:r>
+      <w:proofErr w:type="spellStart"/>
       <w:r>
         <w:rPr>
           <w:rFonts w:ascii="Arial" w:hAnsi="Arial" w:cs="Arial"/>
         </w:rPr>
         <w:t>estadoOnlyAMAZONIA</w:t>
       </w:r>
+      <w:proofErr w:type="spellEnd"/>
       <w:r>
         <w:rPr>
           <w:rFonts w:ascii="Arial" w:hAnsi="Arial" w:cs="Arial"/>
@@ -6277,7 +8224,29 @@
                 <w:sz w:val="20"/>
                 <w:szCs w:val="20"/>
               </w:rPr>
-              <w:t>Ley N.º27037</w:t>
+              <w:t xml:space="preserve">Ley </w:t>
+            </w:r>
+            <w:proofErr w:type="gramStart"/>
+            <w:r>
+              <w:rPr>
+                <w:rFonts w:ascii="Arial" w:hAnsi="Arial" w:cs="Arial"/>
+                <w:b/>
+                <w:bCs/>
+                <w:sz w:val="20"/>
+                <w:szCs w:val="20"/>
+              </w:rPr>
+              <w:t>N.º</w:t>
+            </w:r>
+            <w:proofErr w:type="gramEnd"/>
+            <w:r>
+              <w:rPr>
+                <w:rFonts w:ascii="Arial" w:hAnsi="Arial" w:cs="Arial"/>
+                <w:b/>
+                <w:bCs/>
+                <w:sz w:val="20"/>
+                <w:szCs w:val="20"/>
+              </w:rPr>
+              <w:t>27037</w:t>
             </w:r>
           </w:p>
         </w:tc>
@@ -6332,7 +8301,27 @@
                 <w:sz w:val="20"/>
                 <w:szCs w:val="20"/>
               </w:rPr>
-              <w:t>{textoAVLiqu}</w:t>
+              <w:t>{</w:t>
+            </w:r>
+            <w:proofErr w:type="spellStart"/>
+            <w:r>
+              <w:rPr>
+                <w:rFonts w:ascii="Calibri" w:hAnsi="Calibri" w:cs="Calibri"/>
+                <w:color w:val="000000"/>
+                <w:sz w:val="20"/>
+                <w:szCs w:val="20"/>
+              </w:rPr>
+              <w:t>textoAVLiqu</w:t>
+            </w:r>
+            <w:proofErr w:type="spellEnd"/>
+            <w:r>
+              <w:rPr>
+                <w:rFonts w:ascii="Calibri" w:hAnsi="Calibri" w:cs="Calibri"/>
+                <w:color w:val="000000"/>
+                <w:sz w:val="20"/>
+                <w:szCs w:val="20"/>
+              </w:rPr>
+              <w:t>}</w:t>
             </w:r>
           </w:p>
         </w:tc>
@@ -6358,7 +8347,27 @@
                 <w:sz w:val="20"/>
                 <w:szCs w:val="20"/>
               </w:rPr>
-              <w:t>{textoAVNoReg}</w:t>
+              <w:t>{</w:t>
+            </w:r>
+            <w:proofErr w:type="spellStart"/>
+            <w:r>
+              <w:rPr>
+                <w:rFonts w:ascii="Calibri" w:hAnsi="Calibri" w:cs="Calibri"/>
+                <w:color w:val="000000"/>
+                <w:sz w:val="20"/>
+                <w:szCs w:val="20"/>
+              </w:rPr>
+              <w:t>textoAVNoReg</w:t>
+            </w:r>
+            <w:proofErr w:type="spellEnd"/>
+            <w:r>
+              <w:rPr>
+                <w:rFonts w:ascii="Calibri" w:hAnsi="Calibri" w:cs="Calibri"/>
+                <w:color w:val="000000"/>
+                <w:sz w:val="20"/>
+                <w:szCs w:val="20"/>
+              </w:rPr>
+              <w:t>}</w:t>
             </w:r>
           </w:p>
         </w:tc>
@@ -6386,6 +8395,7 @@
               </w:rPr>
               <w:t>{</w:t>
             </w:r>
+            <w:proofErr w:type="spellStart"/>
             <w:r>
               <w:rPr>
                 <w:rFonts w:ascii="Calibri" w:hAnsi="Calibri" w:cs="Calibri"/>
@@ -6395,6 +8405,7 @@
               </w:rPr>
               <w:t>textoAVReguPECO</w:t>
             </w:r>
+            <w:proofErr w:type="spellEnd"/>
             <w:r>
               <w:rPr>
                 <w:rFonts w:ascii="Calibri" w:hAnsi="Calibri" w:cs="Calibri"/>
@@ -6484,7 +8495,27 @@
                 <w:sz w:val="20"/>
                 <w:szCs w:val="20"/>
               </w:rPr>
-              <w:t>{textoIPMLiqu}</w:t>
+              <w:t>{</w:t>
+            </w:r>
+            <w:proofErr w:type="spellStart"/>
+            <w:r>
+              <w:rPr>
+                <w:rFonts w:ascii="Calibri" w:hAnsi="Calibri" w:cs="Calibri"/>
+                <w:color w:val="000000"/>
+                <w:sz w:val="20"/>
+                <w:szCs w:val="20"/>
+              </w:rPr>
+              <w:t>textoIPMLiqu</w:t>
+            </w:r>
+            <w:proofErr w:type="spellEnd"/>
+            <w:r>
+              <w:rPr>
+                <w:rFonts w:ascii="Calibri" w:hAnsi="Calibri" w:cs="Calibri"/>
+                <w:color w:val="000000"/>
+                <w:sz w:val="20"/>
+                <w:szCs w:val="20"/>
+              </w:rPr>
+              <w:t>}</w:t>
             </w:r>
           </w:p>
         </w:tc>
@@ -6510,7 +8541,27 @@
                 <w:sz w:val="20"/>
                 <w:szCs w:val="20"/>
               </w:rPr>
-              <w:t>{textoIPMNoReg}</w:t>
+              <w:t>{</w:t>
+            </w:r>
+            <w:proofErr w:type="spellStart"/>
+            <w:r>
+              <w:rPr>
+                <w:rFonts w:ascii="Calibri" w:hAnsi="Calibri" w:cs="Calibri"/>
+                <w:color w:val="000000"/>
+                <w:sz w:val="20"/>
+                <w:szCs w:val="20"/>
+              </w:rPr>
+              <w:t>textoIPMNoReg</w:t>
+            </w:r>
+            <w:proofErr w:type="spellEnd"/>
+            <w:r>
+              <w:rPr>
+                <w:rFonts w:ascii="Calibri" w:hAnsi="Calibri" w:cs="Calibri"/>
+                <w:color w:val="000000"/>
+                <w:sz w:val="20"/>
+                <w:szCs w:val="20"/>
+              </w:rPr>
+              <w:t>}</w:t>
             </w:r>
           </w:p>
         </w:tc>
@@ -6538,6 +8589,7 @@
               </w:rPr>
               <w:t>{</w:t>
             </w:r>
+            <w:proofErr w:type="spellStart"/>
             <w:r>
               <w:rPr>
                 <w:rFonts w:ascii="Calibri" w:eastAsia="Times New Roman" w:hAnsi="Calibri" w:cs="Calibri"/>
@@ -6547,6 +8599,7 @@
               </w:rPr>
               <w:t>textoIPMReguPECO</w:t>
             </w:r>
+            <w:proofErr w:type="spellEnd"/>
             <w:r>
               <w:rPr>
                 <w:rFonts w:ascii="Calibri" w:eastAsia="Times New Roman" w:hAnsi="Calibri" w:cs="Calibri"/>
@@ -6636,7 +8689,27 @@
                 <w:sz w:val="20"/>
                 <w:szCs w:val="20"/>
               </w:rPr>
-              <w:t>{textoIGVLiqu}</w:t>
+              <w:t>{</w:t>
+            </w:r>
+            <w:proofErr w:type="spellStart"/>
+            <w:r>
+              <w:rPr>
+                <w:rFonts w:ascii="Calibri" w:hAnsi="Calibri" w:cs="Calibri"/>
+                <w:color w:val="000000"/>
+                <w:sz w:val="20"/>
+                <w:szCs w:val="20"/>
+              </w:rPr>
+              <w:t>textoIGVLiqu</w:t>
+            </w:r>
+            <w:proofErr w:type="spellEnd"/>
+            <w:r>
+              <w:rPr>
+                <w:rFonts w:ascii="Calibri" w:hAnsi="Calibri" w:cs="Calibri"/>
+                <w:color w:val="000000"/>
+                <w:sz w:val="20"/>
+                <w:szCs w:val="20"/>
+              </w:rPr>
+              <w:t>}</w:t>
             </w:r>
           </w:p>
         </w:tc>
@@ -6662,7 +8735,27 @@
                 <w:sz w:val="20"/>
                 <w:szCs w:val="20"/>
               </w:rPr>
-              <w:t>{textoIGVNoReg}</w:t>
+              <w:t>{</w:t>
+            </w:r>
+            <w:proofErr w:type="spellStart"/>
+            <w:r>
+              <w:rPr>
+                <w:rFonts w:ascii="Calibri" w:hAnsi="Calibri" w:cs="Calibri"/>
+                <w:color w:val="000000"/>
+                <w:sz w:val="20"/>
+                <w:szCs w:val="20"/>
+              </w:rPr>
+              <w:t>textoIGVNoReg</w:t>
+            </w:r>
+            <w:proofErr w:type="spellEnd"/>
+            <w:r>
+              <w:rPr>
+                <w:rFonts w:ascii="Calibri" w:hAnsi="Calibri" w:cs="Calibri"/>
+                <w:color w:val="000000"/>
+                <w:sz w:val="20"/>
+                <w:szCs w:val="20"/>
+              </w:rPr>
+              <w:t>}</w:t>
             </w:r>
           </w:p>
         </w:tc>
@@ -6690,6 +8783,7 @@
               </w:rPr>
               <w:t>{</w:t>
             </w:r>
+            <w:proofErr w:type="spellStart"/>
             <w:r>
               <w:rPr>
                 <w:rFonts w:ascii="Calibri" w:hAnsi="Calibri" w:cs="Calibri"/>
@@ -6699,6 +8793,7 @@
               </w:rPr>
               <w:t>textoIGVReguPECO</w:t>
             </w:r>
+            <w:proofErr w:type="spellEnd"/>
             <w:r>
               <w:rPr>
                 <w:rFonts w:ascii="Calibri" w:hAnsi="Calibri" w:cs="Calibri"/>
@@ -6792,7 +8887,29 @@
                 <w:szCs w:val="20"/>
                 <w:lang w:val="es-ES" w:eastAsia="es-ES"/>
               </w:rPr>
-              <w:t>{textoTotLiqu}</w:t>
+              <w:t>{</w:t>
+            </w:r>
+            <w:proofErr w:type="spellStart"/>
+            <w:r>
+              <w:rPr>
+                <w:rFonts w:ascii="Arial" w:eastAsia="Times New Roman" w:hAnsi="Arial" w:cs="Arial"/>
+                <w:color w:val="000000"/>
+                <w:sz w:val="20"/>
+                <w:szCs w:val="20"/>
+                <w:lang w:val="es-ES" w:eastAsia="es-ES"/>
+              </w:rPr>
+              <w:t>textoTotLiqu</w:t>
+            </w:r>
+            <w:proofErr w:type="spellEnd"/>
+            <w:r>
+              <w:rPr>
+                <w:rFonts w:ascii="Arial" w:eastAsia="Times New Roman" w:hAnsi="Arial" w:cs="Arial"/>
+                <w:color w:val="000000"/>
+                <w:sz w:val="20"/>
+                <w:szCs w:val="20"/>
+                <w:lang w:val="es-ES" w:eastAsia="es-ES"/>
+              </w:rPr>
+              <w:t>}</w:t>
             </w:r>
           </w:p>
         </w:tc>
@@ -6821,7 +8938,29 @@
                 <w:szCs w:val="20"/>
                 <w:lang w:val="es-ES" w:eastAsia="es-ES"/>
               </w:rPr>
-              <w:t>{textoTotNoReg}</w:t>
+              <w:t>{</w:t>
+            </w:r>
+            <w:proofErr w:type="spellStart"/>
+            <w:r>
+              <w:rPr>
+                <w:rFonts w:ascii="Arial" w:eastAsia="Times New Roman" w:hAnsi="Arial" w:cs="Arial"/>
+                <w:color w:val="000000"/>
+                <w:sz w:val="20"/>
+                <w:szCs w:val="20"/>
+                <w:lang w:val="es-ES" w:eastAsia="es-ES"/>
+              </w:rPr>
+              <w:t>textoTotNoReg</w:t>
+            </w:r>
+            <w:proofErr w:type="spellEnd"/>
+            <w:r>
+              <w:rPr>
+                <w:rFonts w:ascii="Arial" w:eastAsia="Times New Roman" w:hAnsi="Arial" w:cs="Arial"/>
+                <w:color w:val="000000"/>
+                <w:sz w:val="20"/>
+                <w:szCs w:val="20"/>
+                <w:lang w:val="es-ES" w:eastAsia="es-ES"/>
+              </w:rPr>
+              <w:t>}</w:t>
             </w:r>
           </w:p>
         </w:tc>
@@ -6852,6 +8991,7 @@
               </w:rPr>
               <w:t>{</w:t>
             </w:r>
+            <w:proofErr w:type="spellStart"/>
             <w:r>
               <w:rPr>
                 <w:rFonts w:ascii="Arial" w:eastAsia="Times New Roman" w:hAnsi="Arial" w:cs="Arial"/>
@@ -6862,6 +9002,7 @@
               </w:rPr>
               <w:t>textoTotReguPECO</w:t>
             </w:r>
+            <w:proofErr w:type="spellEnd"/>
             <w:r>
               <w:rPr>
                 <w:rFonts w:ascii="Arial" w:eastAsia="Times New Roman" w:hAnsi="Arial" w:cs="Arial"/>
@@ -6925,6 +9066,7 @@
         <w:t>{/</w:t>
       </w:r>
       <w:bookmarkStart w:id="10" w:name="_Hlk231148438"/>
+      <w:proofErr w:type="spellStart"/>
       <w:r>
         <w:rPr>
           <w:rFonts w:ascii="Arial" w:hAnsi="Arial" w:cs="Arial"/>
@@ -6934,6 +9076,7 @@
         <w:t>estadoPECOyAMAZONIA</w:t>
       </w:r>
       <w:bookmarkEnd w:id="10"/>
+      <w:proofErr w:type="spellEnd"/>
       <w:r>
         <w:rPr>
           <w:rFonts w:ascii="Arial" w:hAnsi="Arial" w:cs="Arial"/>
@@ -7197,7 +9340,27 @@
                 <w:sz w:val="20"/>
                 <w:szCs w:val="20"/>
               </w:rPr>
-              <w:t>{textoAVLiqu}</w:t>
+              <w:t>{</w:t>
+            </w:r>
+            <w:proofErr w:type="spellStart"/>
+            <w:r>
+              <w:rPr>
+                <w:rFonts w:ascii="Calibri" w:hAnsi="Calibri" w:cs="Calibri"/>
+                <w:color w:val="000000"/>
+                <w:sz w:val="20"/>
+                <w:szCs w:val="20"/>
+              </w:rPr>
+              <w:t>textoAVLiqu</w:t>
+            </w:r>
+            <w:proofErr w:type="spellEnd"/>
+            <w:r>
+              <w:rPr>
+                <w:rFonts w:ascii="Calibri" w:hAnsi="Calibri" w:cs="Calibri"/>
+                <w:color w:val="000000"/>
+                <w:sz w:val="20"/>
+                <w:szCs w:val="20"/>
+              </w:rPr>
+              <w:t>}</w:t>
             </w:r>
           </w:p>
         </w:tc>
@@ -7223,7 +9386,27 @@
                 <w:sz w:val="20"/>
                 <w:szCs w:val="20"/>
               </w:rPr>
-              <w:t>{textoAVNoReg}</w:t>
+              <w:t>{</w:t>
+            </w:r>
+            <w:proofErr w:type="spellStart"/>
+            <w:r>
+              <w:rPr>
+                <w:rFonts w:ascii="Calibri" w:hAnsi="Calibri" w:cs="Calibri"/>
+                <w:color w:val="000000"/>
+                <w:sz w:val="20"/>
+                <w:szCs w:val="20"/>
+              </w:rPr>
+              <w:t>textoAVNoReg</w:t>
+            </w:r>
+            <w:proofErr w:type="spellEnd"/>
+            <w:r>
+              <w:rPr>
+                <w:rFonts w:ascii="Calibri" w:hAnsi="Calibri" w:cs="Calibri"/>
+                <w:color w:val="000000"/>
+                <w:sz w:val="20"/>
+                <w:szCs w:val="20"/>
+              </w:rPr>
+              <w:t>}</w:t>
             </w:r>
           </w:p>
         </w:tc>
@@ -7251,6 +9434,7 @@
               </w:rPr>
               <w:t>{</w:t>
             </w:r>
+            <w:proofErr w:type="spellStart"/>
             <w:r>
               <w:rPr>
                 <w:rFonts w:ascii="Calibri" w:hAnsi="Calibri" w:cs="Calibri"/>
@@ -7260,6 +9444,7 @@
               </w:rPr>
               <w:t>textoAVReguPECO</w:t>
             </w:r>
+            <w:proofErr w:type="spellEnd"/>
             <w:r>
               <w:rPr>
                 <w:rFonts w:ascii="Calibri" w:hAnsi="Calibri" w:cs="Calibri"/>
@@ -7325,7 +9510,27 @@
                 <w:sz w:val="20"/>
                 <w:szCs w:val="20"/>
               </w:rPr>
-              <w:t>{textoIPMLiqu}</w:t>
+              <w:t>{</w:t>
+            </w:r>
+            <w:proofErr w:type="spellStart"/>
+            <w:r>
+              <w:rPr>
+                <w:rFonts w:ascii="Calibri" w:hAnsi="Calibri" w:cs="Calibri"/>
+                <w:color w:val="000000"/>
+                <w:sz w:val="20"/>
+                <w:szCs w:val="20"/>
+              </w:rPr>
+              <w:t>textoIPMLiqu</w:t>
+            </w:r>
+            <w:proofErr w:type="spellEnd"/>
+            <w:r>
+              <w:rPr>
+                <w:rFonts w:ascii="Calibri" w:hAnsi="Calibri" w:cs="Calibri"/>
+                <w:color w:val="000000"/>
+                <w:sz w:val="20"/>
+                <w:szCs w:val="20"/>
+              </w:rPr>
+              <w:t>}</w:t>
             </w:r>
           </w:p>
         </w:tc>
@@ -7351,7 +9556,27 @@
                 <w:sz w:val="20"/>
                 <w:szCs w:val="20"/>
               </w:rPr>
-              <w:t>{textoIPMNoReg}</w:t>
+              <w:t>{</w:t>
+            </w:r>
+            <w:proofErr w:type="spellStart"/>
+            <w:r>
+              <w:rPr>
+                <w:rFonts w:ascii="Calibri" w:hAnsi="Calibri" w:cs="Calibri"/>
+                <w:color w:val="000000"/>
+                <w:sz w:val="20"/>
+                <w:szCs w:val="20"/>
+              </w:rPr>
+              <w:t>textoIPMNoReg</w:t>
+            </w:r>
+            <w:proofErr w:type="spellEnd"/>
+            <w:r>
+              <w:rPr>
+                <w:rFonts w:ascii="Calibri" w:hAnsi="Calibri" w:cs="Calibri"/>
+                <w:color w:val="000000"/>
+                <w:sz w:val="20"/>
+                <w:szCs w:val="20"/>
+              </w:rPr>
+              <w:t>}</w:t>
             </w:r>
           </w:p>
         </w:tc>
@@ -7379,6 +9604,7 @@
               </w:rPr>
               <w:t>{</w:t>
             </w:r>
+            <w:proofErr w:type="spellStart"/>
             <w:r>
               <w:rPr>
                 <w:rFonts w:ascii="Calibri" w:eastAsia="Times New Roman" w:hAnsi="Calibri" w:cs="Calibri"/>
@@ -7388,6 +9614,7 @@
               </w:rPr>
               <w:t>textoIPMReguPECO</w:t>
             </w:r>
+            <w:proofErr w:type="spellEnd"/>
             <w:r>
               <w:rPr>
                 <w:rFonts w:ascii="Calibri" w:eastAsia="Times New Roman" w:hAnsi="Calibri" w:cs="Calibri"/>
@@ -7453,7 +9680,27 @@
                 <w:sz w:val="20"/>
                 <w:szCs w:val="20"/>
               </w:rPr>
-              <w:t>{textoIGVLiqu}</w:t>
+              <w:t>{</w:t>
+            </w:r>
+            <w:proofErr w:type="spellStart"/>
+            <w:r>
+              <w:rPr>
+                <w:rFonts w:ascii="Calibri" w:hAnsi="Calibri" w:cs="Calibri"/>
+                <w:color w:val="000000"/>
+                <w:sz w:val="20"/>
+                <w:szCs w:val="20"/>
+              </w:rPr>
+              <w:t>textoIGVLiqu</w:t>
+            </w:r>
+            <w:proofErr w:type="spellEnd"/>
+            <w:r>
+              <w:rPr>
+                <w:rFonts w:ascii="Calibri" w:hAnsi="Calibri" w:cs="Calibri"/>
+                <w:color w:val="000000"/>
+                <w:sz w:val="20"/>
+                <w:szCs w:val="20"/>
+              </w:rPr>
+              <w:t>}</w:t>
             </w:r>
           </w:p>
         </w:tc>
@@ -7479,7 +9726,27 @@
                 <w:sz w:val="20"/>
                 <w:szCs w:val="20"/>
               </w:rPr>
-              <w:t>{textoIGVNoReg}</w:t>
+              <w:t>{</w:t>
+            </w:r>
+            <w:proofErr w:type="spellStart"/>
+            <w:r>
+              <w:rPr>
+                <w:rFonts w:ascii="Calibri" w:hAnsi="Calibri" w:cs="Calibri"/>
+                <w:color w:val="000000"/>
+                <w:sz w:val="20"/>
+                <w:szCs w:val="20"/>
+              </w:rPr>
+              <w:t>textoIGVNoReg</w:t>
+            </w:r>
+            <w:proofErr w:type="spellEnd"/>
+            <w:r>
+              <w:rPr>
+                <w:rFonts w:ascii="Calibri" w:hAnsi="Calibri" w:cs="Calibri"/>
+                <w:color w:val="000000"/>
+                <w:sz w:val="20"/>
+                <w:szCs w:val="20"/>
+              </w:rPr>
+              <w:t>}</w:t>
             </w:r>
           </w:p>
         </w:tc>
@@ -7507,6 +9774,7 @@
               </w:rPr>
               <w:t>{</w:t>
             </w:r>
+            <w:proofErr w:type="spellStart"/>
             <w:r>
               <w:rPr>
                 <w:rFonts w:ascii="Calibri" w:hAnsi="Calibri" w:cs="Calibri"/>
@@ -7516,6 +9784,7 @@
               </w:rPr>
               <w:t>textoIGVReguPECO</w:t>
             </w:r>
+            <w:proofErr w:type="spellEnd"/>
             <w:r>
               <w:rPr>
                 <w:rFonts w:ascii="Calibri" w:hAnsi="Calibri" w:cs="Calibri"/>
@@ -7585,7 +9854,29 @@
                 <w:szCs w:val="20"/>
                 <w:lang w:val="es-ES" w:eastAsia="es-ES"/>
               </w:rPr>
-              <w:t>{textoTotLiqu}</w:t>
+              <w:t>{</w:t>
+            </w:r>
+            <w:proofErr w:type="spellStart"/>
+            <w:r>
+              <w:rPr>
+                <w:rFonts w:ascii="Arial" w:eastAsia="Times New Roman" w:hAnsi="Arial" w:cs="Arial"/>
+                <w:color w:val="000000"/>
+                <w:sz w:val="20"/>
+                <w:szCs w:val="20"/>
+                <w:lang w:val="es-ES" w:eastAsia="es-ES"/>
+              </w:rPr>
+              <w:t>textoTotLiqu</w:t>
+            </w:r>
+            <w:proofErr w:type="spellEnd"/>
+            <w:r>
+              <w:rPr>
+                <w:rFonts w:ascii="Arial" w:eastAsia="Times New Roman" w:hAnsi="Arial" w:cs="Arial"/>
+                <w:color w:val="000000"/>
+                <w:sz w:val="20"/>
+                <w:szCs w:val="20"/>
+                <w:lang w:val="es-ES" w:eastAsia="es-ES"/>
+              </w:rPr>
+              <w:t>}</w:t>
             </w:r>
           </w:p>
         </w:tc>
@@ -7614,7 +9905,29 @@
                 <w:szCs w:val="20"/>
                 <w:lang w:val="es-ES" w:eastAsia="es-ES"/>
               </w:rPr>
-              <w:t>{textoTotNoReg}</w:t>
+              <w:t>{</w:t>
+            </w:r>
+            <w:proofErr w:type="spellStart"/>
+            <w:r>
+              <w:rPr>
+                <w:rFonts w:ascii="Arial" w:eastAsia="Times New Roman" w:hAnsi="Arial" w:cs="Arial"/>
+                <w:color w:val="000000"/>
+                <w:sz w:val="20"/>
+                <w:szCs w:val="20"/>
+                <w:lang w:val="es-ES" w:eastAsia="es-ES"/>
+              </w:rPr>
+              <w:t>textoTotNoReg</w:t>
+            </w:r>
+            <w:proofErr w:type="spellEnd"/>
+            <w:r>
+              <w:rPr>
+                <w:rFonts w:ascii="Arial" w:eastAsia="Times New Roman" w:hAnsi="Arial" w:cs="Arial"/>
+                <w:color w:val="000000"/>
+                <w:sz w:val="20"/>
+                <w:szCs w:val="20"/>
+                <w:lang w:val="es-ES" w:eastAsia="es-ES"/>
+              </w:rPr>
+              <w:t>}</w:t>
             </w:r>
           </w:p>
         </w:tc>
@@ -7645,6 +9958,7 @@
               </w:rPr>
               <w:t>{</w:t>
             </w:r>
+            <w:proofErr w:type="spellStart"/>
             <w:r>
               <w:rPr>
                 <w:rFonts w:ascii="Arial" w:eastAsia="Times New Roman" w:hAnsi="Arial" w:cs="Arial"/>
@@ -7655,6 +9969,7 @@
               </w:rPr>
               <w:t>textoTotReguPECO</w:t>
             </w:r>
+            <w:proofErr w:type="spellEnd"/>
             <w:r>
               <w:rPr>
                 <w:rFonts w:ascii="Arial" w:eastAsia="Times New Roman" w:hAnsi="Arial" w:cs="Arial"/>
@@ -7700,6 +10015,7 @@
         </w:rPr>
         <w:t>{/</w:t>
       </w:r>
+      <w:proofErr w:type="spellStart"/>
       <w:r>
         <w:rPr>
           <w:rFonts w:ascii="Arial" w:hAnsi="Arial" w:cs="Arial"/>
@@ -7708,6 +10024,7 @@
         </w:rPr>
         <w:t>estadoOnlyPECO</w:t>
       </w:r>
+      <w:proofErr w:type="spellEnd"/>
       <w:r>
         <w:rPr>
           <w:rFonts w:ascii="Arial" w:hAnsi="Arial" w:cs="Arial"/>
@@ -7836,7 +10153,23 @@
           <w:rFonts w:ascii="Arial" w:hAnsi="Arial" w:cs="Arial"/>
           <w:color w:val="000000" w:themeColor="text1"/>
         </w:rPr>
-        <w:t>, presentado por {fromDam-nombreEmpresa}</w:t>
+        <w:t>, presentado por {</w:t>
+      </w:r>
+      <w:proofErr w:type="spellStart"/>
+      <w:r>
+        <w:rPr>
+          <w:rFonts w:ascii="Arial" w:hAnsi="Arial" w:cs="Arial"/>
+          <w:color w:val="000000" w:themeColor="text1"/>
+        </w:rPr>
+        <w:t>fromDam-nombreEmpresa</w:t>
+      </w:r>
+      <w:proofErr w:type="spellEnd"/>
+      <w:r>
+        <w:rPr>
+          <w:rFonts w:ascii="Arial" w:hAnsi="Arial" w:cs="Arial"/>
+          <w:color w:val="000000" w:themeColor="text1"/>
+        </w:rPr>
+        <w:t>}</w:t>
       </w:r>
       <w:r>
         <w:rPr>
@@ -7845,7 +10178,27 @@
           <w:bCs/>
           <w:color w:val="FF0000"/>
         </w:rPr>
-        <w:t>{fromDam-nombreEmpresaRRR}</w:t>
+        <w:t>{</w:t>
+      </w:r>
+      <w:proofErr w:type="spellStart"/>
+      <w:r>
+        <w:rPr>
+          <w:rFonts w:ascii="Arial" w:hAnsi="Arial" w:cs="Arial"/>
+          <w:b/>
+          <w:bCs/>
+          <w:color w:val="FF0000"/>
+        </w:rPr>
+        <w:t>fromDam-nombreEmpresaRRR</w:t>
+      </w:r>
+      <w:proofErr w:type="spellEnd"/>
+      <w:r>
+        <w:rPr>
+          <w:rFonts w:ascii="Arial" w:hAnsi="Arial" w:cs="Arial"/>
+          <w:b/>
+          <w:bCs/>
+          <w:color w:val="FF0000"/>
+        </w:rPr>
+        <w:t>}</w:t>
       </w:r>
       <w:r>
         <w:rPr>
@@ -7881,7 +10234,23 @@
           <w:rFonts w:ascii="Arial" w:hAnsi="Arial" w:cs="Arial"/>
           <w:color w:val="000000" w:themeColor="text1"/>
         </w:rPr>
-        <w:t>{fromDam-ruc}</w:t>
+        <w:t>{</w:t>
+      </w:r>
+      <w:proofErr w:type="spellStart"/>
+      <w:r>
+        <w:rPr>
+          <w:rFonts w:ascii="Arial" w:hAnsi="Arial" w:cs="Arial"/>
+          <w:color w:val="000000" w:themeColor="text1"/>
+        </w:rPr>
+        <w:t>fromDam</w:t>
+      </w:r>
+      <w:proofErr w:type="spellEnd"/>
+      <w:r>
+        <w:rPr>
+          <w:rFonts w:ascii="Arial" w:hAnsi="Arial" w:cs="Arial"/>
+          <w:color w:val="000000" w:themeColor="text1"/>
+        </w:rPr>
+        <w:t>-ruc}</w:t>
       </w:r>
       <w:r>
         <w:rPr>
@@ -7890,7 +10259,27 @@
           <w:bCs/>
           <w:color w:val="FF0000"/>
         </w:rPr>
-        <w:t>{fromDam-rucRRR}</w:t>
+        <w:t>{</w:t>
+      </w:r>
+      <w:proofErr w:type="spellStart"/>
+      <w:r>
+        <w:rPr>
+          <w:rFonts w:ascii="Arial" w:hAnsi="Arial" w:cs="Arial"/>
+          <w:b/>
+          <w:bCs/>
+          <w:color w:val="FF0000"/>
+        </w:rPr>
+        <w:t>fromDam-rucRRR</w:t>
+      </w:r>
+      <w:proofErr w:type="spellEnd"/>
+      <w:r>
+        <w:rPr>
+          <w:rFonts w:ascii="Arial" w:hAnsi="Arial" w:cs="Arial"/>
+          <w:b/>
+          <w:bCs/>
+          <w:color w:val="FF0000"/>
+        </w:rPr>
+        <w:t>}</w:t>
       </w:r>
       <w:r>
         <w:rPr>
@@ -7916,12 +10305,14 @@
         </w:rPr>
         <w:t>{/</w:t>
       </w:r>
+      <w:proofErr w:type="spellStart"/>
       <w:r>
         <w:rPr>
           <w:rFonts w:ascii="Arial" w:hAnsi="Arial" w:cs="Arial"/>
         </w:rPr>
         <w:t>estadoOnlyAMAZONIA</w:t>
       </w:r>
+      <w:proofErr w:type="spellEnd"/>
       <w:r>
         <w:rPr>
           <w:rFonts w:ascii="Arial" w:hAnsi="Arial" w:cs="Arial"/>
@@ -8033,7 +10424,23 @@
           <w:rFonts w:ascii="Arial" w:hAnsi="Arial" w:cs="Arial"/>
           <w:color w:val="000000" w:themeColor="text1"/>
         </w:rPr>
-        <w:t>, presentado por {fromDam-nombreEmpresa}</w:t>
+        <w:t>, presentado por {</w:t>
+      </w:r>
+      <w:proofErr w:type="spellStart"/>
+      <w:r>
+        <w:rPr>
+          <w:rFonts w:ascii="Arial" w:hAnsi="Arial" w:cs="Arial"/>
+          <w:color w:val="000000" w:themeColor="text1"/>
+        </w:rPr>
+        <w:t>fromDam-nombreEmpresa</w:t>
+      </w:r>
+      <w:proofErr w:type="spellEnd"/>
+      <w:r>
+        <w:rPr>
+          <w:rFonts w:ascii="Arial" w:hAnsi="Arial" w:cs="Arial"/>
+          <w:color w:val="000000" w:themeColor="text1"/>
+        </w:rPr>
+        <w:t>}</w:t>
       </w:r>
       <w:r>
         <w:rPr>
@@ -8042,7 +10449,27 @@
           <w:bCs/>
           <w:color w:val="FF0000"/>
         </w:rPr>
-        <w:t>{fromDam-nombreEmpresaRRR}</w:t>
+        <w:t>{</w:t>
+      </w:r>
+      <w:proofErr w:type="spellStart"/>
+      <w:r>
+        <w:rPr>
+          <w:rFonts w:ascii="Arial" w:hAnsi="Arial" w:cs="Arial"/>
+          <w:b/>
+          <w:bCs/>
+          <w:color w:val="FF0000"/>
+        </w:rPr>
+        <w:t>fromDam-nombreEmpresaRRR</w:t>
+      </w:r>
+      <w:proofErr w:type="spellEnd"/>
+      <w:r>
+        <w:rPr>
+          <w:rFonts w:ascii="Arial" w:hAnsi="Arial" w:cs="Arial"/>
+          <w:b/>
+          <w:bCs/>
+          <w:color w:val="FF0000"/>
+        </w:rPr>
+        <w:t>}</w:t>
       </w:r>
       <w:r>
         <w:rPr>
@@ -8078,7 +10505,23 @@
           <w:rFonts w:ascii="Arial" w:hAnsi="Arial" w:cs="Arial"/>
           <w:color w:val="000000" w:themeColor="text1"/>
         </w:rPr>
-        <w:t>{fromDam-ruc}</w:t>
+        <w:t>{</w:t>
+      </w:r>
+      <w:proofErr w:type="spellStart"/>
+      <w:r>
+        <w:rPr>
+          <w:rFonts w:ascii="Arial" w:hAnsi="Arial" w:cs="Arial"/>
+          <w:color w:val="000000" w:themeColor="text1"/>
+        </w:rPr>
+        <w:t>fromDam</w:t>
+      </w:r>
+      <w:proofErr w:type="spellEnd"/>
+      <w:r>
+        <w:rPr>
+          <w:rFonts w:ascii="Arial" w:hAnsi="Arial" w:cs="Arial"/>
+          <w:color w:val="000000" w:themeColor="text1"/>
+        </w:rPr>
+        <w:t>-ruc}</w:t>
       </w:r>
       <w:r>
         <w:rPr>
@@ -8087,14 +10530,50 @@
           <w:bCs/>
           <w:color w:val="FF0000"/>
         </w:rPr>
-        <w:t>{fromDam-rucRRR}</w:t>
+        <w:t>{</w:t>
+      </w:r>
+      <w:proofErr w:type="spellStart"/>
+      <w:r>
+        <w:rPr>
+          <w:rFonts w:ascii="Arial" w:hAnsi="Arial" w:cs="Arial"/>
+          <w:b/>
+          <w:bCs/>
+          <w:color w:val="FF0000"/>
+        </w:rPr>
+        <w:t>fromDam-rucRRR</w:t>
+      </w:r>
+      <w:proofErr w:type="spellEnd"/>
+      <w:r>
+        <w:rPr>
+          <w:rFonts w:ascii="Arial" w:hAnsi="Arial" w:cs="Arial"/>
+          <w:b/>
+          <w:bCs/>
+          <w:color w:val="FF0000"/>
+        </w:rPr>
+        <w:t>}</w:t>
       </w:r>
       <w:r>
         <w:rPr>
           <w:rFonts w:ascii="Arial" w:hAnsi="Arial" w:cs="Arial"/>
           <w:color w:val="000000" w:themeColor="text1"/>
         </w:rPr>
-        <w:t>, se establece que la mercancía materia de regularización ha sido objeto de reconocimiento físico dentro del plazo previsto en el artículo 2º de la Resolución Ministerial n.º107-94-EF/10; por lo tanto, corresponde atender las series de la referida DAM solicitadas a regularización toda vez que se encuentran negociadas en el Arancel Común del Convenio Peruano - Colombiano con una tasa Ad/Valorem – Libre; asimismo, se debe tener en cuenta lo opinado en el informe n.º 50-2008-SUNAT/2B4000, ratificado mediante Informe n.º 11-2017-SUNAT/340000, donde dice que: “la devolución de los tributos pagados a cuenta, como regularización del despacho de mercancía acogidas estrictamente a los beneficios arancelarios otorgados por el PECO, comprende únicamente los derechos Ad/Valorem cancelados de las mercancías liberadas total o parcialmente por acogimiento del PECO; determinándose que el monto a regularizar en el marco del Decreto Supremo n.º 015-94-EF es de S/ {textoTotReguPECO} y en el marco de la Ley n.º 2703</w:t>
+        <w:t>, se establece que la mercancía materia de regularización ha sido objeto de reconocimiento físico dentro del plazo previsto en el artículo 2º de la Resolución Ministerial n.º107-94-EF/10; por lo tanto, corresponde atender las series de la referida DAM solicitadas a regularización toda vez que se encuentran negociadas en el Arancel Común del Convenio Peruano - Colombiano con una tasa Ad/Valorem – Libre; asimismo, se debe tener en cuenta lo opinado en el informe n.º 50-2008-SUNAT/2B4000, ratificado mediante Informe n.º 11-2017-SUNAT/340000, donde dice que: “la devolución de los tributos pagados a cuenta, como regularización del despacho de mercancía acogidas estrictamente a los beneficios arancelarios otorgados por el PECO, comprende únicamente los derechos Ad/Valorem cancelados de las mercancías liberadas total o parcialmente por acogimiento del PECO; determinándose que el monto a regularizar en el marco del Decreto Supremo n.º 015-94-EF es de S/ {</w:t>
+      </w:r>
+      <w:proofErr w:type="spellStart"/>
+      <w:r>
+        <w:rPr>
+          <w:rFonts w:ascii="Arial" w:hAnsi="Arial" w:cs="Arial"/>
+          <w:color w:val="000000" w:themeColor="text1"/>
+        </w:rPr>
+        <w:t>textoTotReguPECO</w:t>
+      </w:r>
+      <w:proofErr w:type="spellEnd"/>
+      <w:r>
+        <w:rPr>
+          <w:rFonts w:ascii="Arial" w:hAnsi="Arial" w:cs="Arial"/>
+          <w:color w:val="000000" w:themeColor="text1"/>
+        </w:rPr>
+        <w:t>} y en el marco de la Ley n.º 2703</w:t>
       </w:r>
       <w:r>
         <w:rPr>
@@ -8136,11 +10615,19 @@
         </w:rPr>
         <w:t>/</w:t>
       </w:r>
-      <w:r>
-        <w:rPr>
-          <w:rFonts w:ascii="Arial" w:hAnsi="Arial" w:cs="Arial"/>
-        </w:rPr>
-        <w:t>estadoPECOyAMAZONIA}</w:t>
+      <w:proofErr w:type="spellStart"/>
+      <w:r>
+        <w:rPr>
+          <w:rFonts w:ascii="Arial" w:hAnsi="Arial" w:cs="Arial"/>
+        </w:rPr>
+        <w:t>estadoPECOyAMAZONIA</w:t>
+      </w:r>
+      <w:proofErr w:type="spellEnd"/>
+      <w:r>
+        <w:rPr>
+          <w:rFonts w:ascii="Arial" w:hAnsi="Arial" w:cs="Arial"/>
+        </w:rPr>
+        <w:t>}</w:t>
       </w:r>
     </w:p>
     <w:p>
@@ -8208,7 +10695,27 @@
           <w:sz w:val="22"/>
           <w:szCs w:val="22"/>
         </w:rPr>
-        <w:t>, presentado por {fromDam-nombreEmpresa}</w:t>
+        <w:t>, presentado por {</w:t>
+      </w:r>
+      <w:proofErr w:type="spellStart"/>
+      <w:r>
+        <w:rPr>
+          <w:rFonts w:ascii="Arial" w:hAnsi="Arial" w:cs="Arial"/>
+          <w:color w:val="000000" w:themeColor="text1"/>
+          <w:sz w:val="22"/>
+          <w:szCs w:val="22"/>
+        </w:rPr>
+        <w:t>fromDam-nombreEmpresa</w:t>
+      </w:r>
+      <w:proofErr w:type="spellEnd"/>
+      <w:r>
+        <w:rPr>
+          <w:rFonts w:ascii="Arial" w:hAnsi="Arial" w:cs="Arial"/>
+          <w:color w:val="000000" w:themeColor="text1"/>
+          <w:sz w:val="22"/>
+          <w:szCs w:val="22"/>
+        </w:rPr>
+        <w:t>}</w:t>
       </w:r>
       <w:r>
         <w:rPr>
@@ -8217,7 +10724,27 @@
           <w:sz w:val="22"/>
           <w:szCs w:val="22"/>
         </w:rPr>
-        <w:t>{fromDam-nombreEmpresaRRR}</w:t>
+        <w:t>{</w:t>
+      </w:r>
+      <w:proofErr w:type="spellStart"/>
+      <w:r>
+        <w:rPr>
+          <w:rFonts w:ascii="Arial" w:hAnsi="Arial" w:cs="Arial"/>
+          <w:color w:val="FF0000"/>
+          <w:sz w:val="22"/>
+          <w:szCs w:val="22"/>
+        </w:rPr>
+        <w:t>fromDam-nombreEmpresaRRR</w:t>
+      </w:r>
+      <w:proofErr w:type="spellEnd"/>
+      <w:r>
+        <w:rPr>
+          <w:rFonts w:ascii="Arial" w:hAnsi="Arial" w:cs="Arial"/>
+          <w:color w:val="FF0000"/>
+          <w:sz w:val="22"/>
+          <w:szCs w:val="22"/>
+        </w:rPr>
+        <w:t>}</w:t>
       </w:r>
       <w:r>
         <w:rPr>
@@ -8226,7 +10753,27 @@
           <w:sz w:val="22"/>
           <w:szCs w:val="22"/>
         </w:rPr>
-        <w:t>, identificado con RUC n.º {fromDam-ruc}</w:t>
+        <w:t>, identificado con RUC n.º {</w:t>
+      </w:r>
+      <w:proofErr w:type="spellStart"/>
+      <w:r>
+        <w:rPr>
+          <w:rFonts w:ascii="Arial" w:hAnsi="Arial" w:cs="Arial"/>
+          <w:color w:val="000000" w:themeColor="text1"/>
+          <w:sz w:val="22"/>
+          <w:szCs w:val="22"/>
+        </w:rPr>
+        <w:t>fromDam</w:t>
+      </w:r>
+      <w:proofErr w:type="spellEnd"/>
+      <w:r>
+        <w:rPr>
+          <w:rFonts w:ascii="Arial" w:hAnsi="Arial" w:cs="Arial"/>
+          <w:color w:val="000000" w:themeColor="text1"/>
+          <w:sz w:val="22"/>
+          <w:szCs w:val="22"/>
+        </w:rPr>
+        <w:t>-ruc}</w:t>
       </w:r>
       <w:r>
         <w:rPr>
@@ -8235,7 +10782,27 @@
           <w:sz w:val="22"/>
           <w:szCs w:val="22"/>
         </w:rPr>
-        <w:t>{fromDam-rucRRR}</w:t>
+        <w:t>{</w:t>
+      </w:r>
+      <w:proofErr w:type="spellStart"/>
+      <w:r>
+        <w:rPr>
+          <w:rFonts w:ascii="Arial" w:hAnsi="Arial" w:cs="Arial"/>
+          <w:color w:val="FF0000"/>
+          <w:sz w:val="22"/>
+          <w:szCs w:val="22"/>
+        </w:rPr>
+        <w:t>fromDam-rucRRR</w:t>
+      </w:r>
+      <w:proofErr w:type="spellEnd"/>
+      <w:r>
+        <w:rPr>
+          <w:rFonts w:ascii="Arial" w:hAnsi="Arial" w:cs="Arial"/>
+          <w:color w:val="FF0000"/>
+          <w:sz w:val="22"/>
+          <w:szCs w:val="22"/>
+        </w:rPr>
+        <w:t>}</w:t>
       </w:r>
       <w:r>
         <w:rPr>
@@ -8244,7 +10811,27 @@
           <w:sz w:val="22"/>
           <w:szCs w:val="22"/>
         </w:rPr>
-        <w:t>, se establece que la mercancía materia de regularización ha sido objeto de reconocimiento físico dentro del plazo previsto en el artículo 2º de la Resolución Ministerial n.º107-94-EF/10; por lo tanto, corresponde atender las series de la referida DAM solicitadas a regularización toda vez que se encuentran negociadas en el Arancel Común del Convenio Peruano - Colombiano con una tasa Ad/Valorem – Libre; asimismo, se debe tener en cuenta lo opinado en el informe n.º 50-2008-SUNAT/2B4000, ratificado mediante Informe n.º 11-2017-SUNAT/340000, donde dice que: “la devolución de los tributos pagados a cuenta, como regularización del despacho de mercancía acogidas estrictamente a los beneficios arancelarios otorgados por el PECO, comprende únicamente los derechos Ad/Valorem cancelados de las mercancías liberadas total o parcialmente por acogimiento del PECO; determinándose que el monto a regularizar en el marco del Decreto Supremo n.º 015-94-EF es de S/ {textoTotReguPECO}</w:t>
+        <w:t>, se establece que la mercancía materia de regularización ha sido objeto de reconocimiento físico dentro del plazo previsto en el artículo 2º de la Resolución Ministerial n.º107-94-EF/10; por lo tanto, corresponde atender las series de la referida DAM solicitadas a regularización toda vez que se encuentran negociadas en el Arancel Común del Convenio Peruano - Colombiano con una tasa Ad/Valorem – Libre; asimismo, se debe tener en cuenta lo opinado en el informe n.º 50-2008-SUNAT/2B4000, ratificado mediante Informe n.º 11-2017-SUNAT/340000, donde dice que: “la devolución de los tributos pagados a cuenta, como regularización del despacho de mercancía acogidas estrictamente a los beneficios arancelarios otorgados por el PECO, comprende únicamente los derechos Ad/Valorem cancelados de las mercancías liberadas total o parcialmente por acogimiento del PECO; determinándose que el monto a regularizar en el marco del Decreto Supremo n.º 015-94-EF es de S/ {</w:t>
+      </w:r>
+      <w:proofErr w:type="spellStart"/>
+      <w:r>
+        <w:rPr>
+          <w:rFonts w:ascii="Arial" w:hAnsi="Arial" w:cs="Arial"/>
+          <w:color w:val="000000" w:themeColor="text1"/>
+          <w:sz w:val="22"/>
+          <w:szCs w:val="22"/>
+        </w:rPr>
+        <w:t>textoTotReguPECO</w:t>
+      </w:r>
+      <w:proofErr w:type="spellEnd"/>
+      <w:r>
+        <w:rPr>
+          <w:rFonts w:ascii="Arial" w:hAnsi="Arial" w:cs="Arial"/>
+          <w:color w:val="000000" w:themeColor="text1"/>
+          <w:sz w:val="22"/>
+          <w:szCs w:val="22"/>
+        </w:rPr>
+        <w:t>}</w:t>
       </w:r>
     </w:p>
     <w:p>
@@ -8263,9 +10850,11 @@
       <w:r>
         <w:t>{/</w:t>
       </w:r>
+      <w:proofErr w:type="spellStart"/>
       <w:r>
         <w:t>estadoOnlyPECO</w:t>
       </w:r>
+      <w:proofErr w:type="spellEnd"/>
       <w:r>
         <w:t>}</w:t>
       </w:r>
@@ -8303,16 +10892,61 @@
           <w:rFonts w:ascii="Arial" w:hAnsi="Arial"/>
           <w:color w:val="000000" w:themeColor="text1"/>
         </w:rPr>
-        <w:t>La Ley n.º 28194 “Ley para la Lucha contra la Evasión y para la Formalización de la Economía” establece en su artículo 3-A la obligatoriedad del uso de medios de pago en la compraventa internacional de mercancías, en tal sentido, se procedió a evaluar la factura remitida por el administrado a través del requerimiento n.º {datosFactura-numeroReqFac}</w:t>
-      </w:r>
+        <w:t>La Ley n.º 28194 “Ley para la Lucha contra la Evasión y para la Formalización de la Economía” establece en su artículo 3-A la obligatoriedad del uso de medios de pago en la compraventa internacional de mercancías, en tal sentido, se procedió a evaluar la factura remitida por el administrado a través del requerimiento n.º {</w:t>
+      </w:r>
+      <w:proofErr w:type="spellStart"/>
       <w:r>
         <w:rPr>
           <w:rFonts w:ascii="Arial" w:hAnsi="Arial"/>
+          <w:color w:val="000000" w:themeColor="text1"/>
+        </w:rPr>
+        <w:t>datosFactura-</w:t>
+      </w:r>
+      <w:proofErr w:type="gramStart"/>
+      <w:r>
+        <w:rPr>
+          <w:rFonts w:ascii="Arial" w:hAnsi="Arial"/>
+          <w:color w:val="000000" w:themeColor="text1"/>
+        </w:rPr>
+        <w:t>numeroReqFac</w:t>
+      </w:r>
+      <w:proofErr w:type="spellEnd"/>
+      <w:r>
+        <w:rPr>
+          <w:rFonts w:ascii="Arial" w:hAnsi="Arial"/>
+          <w:color w:val="000000" w:themeColor="text1"/>
+        </w:rPr>
+        <w:t>}</w:t>
+      </w:r>
+      <w:r>
+        <w:rPr>
+          <w:rFonts w:ascii="Arial" w:hAnsi="Arial"/>
           <w:b/>
           <w:bCs/>
           <w:color w:val="FF0000"/>
         </w:rPr>
-        <w:t>{datosFactura-numeroReqFacRRR}</w:t>
+        <w:t>{</w:t>
+      </w:r>
+      <w:proofErr w:type="spellStart"/>
+      <w:proofErr w:type="gramEnd"/>
+      <w:r>
+        <w:rPr>
+          <w:rFonts w:ascii="Arial" w:hAnsi="Arial"/>
+          <w:b/>
+          <w:bCs/>
+          <w:color w:val="FF0000"/>
+        </w:rPr>
+        <w:t>datosFactura-numeroReqFacRRR</w:t>
+      </w:r>
+      <w:proofErr w:type="spellEnd"/>
+      <w:r>
+        <w:rPr>
+          <w:rFonts w:ascii="Arial" w:hAnsi="Arial"/>
+          <w:b/>
+          <w:bCs/>
+          <w:color w:val="FF0000"/>
+        </w:rPr>
+        <w:t>}</w:t>
       </w:r>
       <w:r>
         <w:rPr>
@@ -8354,22 +10988,64 @@
           <w:sz w:val="22"/>
           <w:szCs w:val="22"/>
         </w:rPr>
-        <w:t>del requerimiento n.º {datosFactura-numeroReqFac}</w:t>
-      </w:r>
+        <w:t>del requerimiento n.º {</w:t>
+      </w:r>
+      <w:proofErr w:type="spellStart"/>
       <w:r>
         <w:rPr>
           <w:rFonts w:ascii="Arial" w:hAnsi="Arial"/>
+          <w:sz w:val="22"/>
+          <w:szCs w:val="22"/>
+        </w:rPr>
+        <w:t>datosFactura-numeroReqFac</w:t>
+      </w:r>
+      <w:proofErr w:type="spellEnd"/>
+      <w:r>
+        <w:rPr>
+          <w:rFonts w:ascii="Arial" w:hAnsi="Arial"/>
+          <w:sz w:val="22"/>
+          <w:szCs w:val="22"/>
+        </w:rPr>
+        <w:t>}</w:t>
+      </w:r>
+      <w:r>
+        <w:rPr>
+          <w:rFonts w:ascii="Arial" w:hAnsi="Arial"/>
           <w:b/>
           <w:bCs/>
           <w:color w:val="FF0000"/>
           <w:sz w:val="22"/>
           <w:szCs w:val="22"/>
         </w:rPr>
-        <w:t>{datosFactura-numeroReqFacRRR}</w:t>
-      </w:r>
+        <w:t>{</w:t>
+      </w:r>
+      <w:proofErr w:type="spellStart"/>
       <w:r>
         <w:rPr>
           <w:rFonts w:ascii="Arial" w:hAnsi="Arial"/>
+          <w:b/>
+          <w:bCs/>
+          <w:color w:val="FF0000"/>
+          <w:sz w:val="22"/>
+          <w:szCs w:val="22"/>
+        </w:rPr>
+        <w:t>datosFactura-numeroReqFacRRR</w:t>
+      </w:r>
+      <w:proofErr w:type="spellEnd"/>
+      <w:r>
+        <w:rPr>
+          <w:rFonts w:ascii="Arial" w:hAnsi="Arial"/>
+          <w:b/>
+          <w:bCs/>
+          <w:color w:val="FF0000"/>
+          <w:sz w:val="22"/>
+          <w:szCs w:val="22"/>
+        </w:rPr>
+        <w:t>}</w:t>
+      </w:r>
+      <w:r>
+        <w:rPr>
+          <w:rFonts w:ascii="Arial" w:hAnsi="Arial"/>
           <w:sz w:val="22"/>
           <w:szCs w:val="22"/>
         </w:rPr>
@@ -8384,15 +11060,57 @@
           <w:sz w:val="22"/>
           <w:szCs w:val="22"/>
         </w:rPr>
-        <w:t>{datosFactura-fechaReqFacRRR}</w:t>
-      </w:r>
+        <w:t>{</w:t>
+      </w:r>
+      <w:proofErr w:type="spellStart"/>
       <w:r>
         <w:rPr>
           <w:rFonts w:ascii="Arial" w:hAnsi="Arial"/>
-          <w:sz w:val="22"/>
-          <w:szCs w:val="22"/>
-        </w:rPr>
-        <w:t xml:space="preserve">{datosFactura-fechaReqFac} presentó a esta administración la factura digitalizada, la misma que se encuentra detallada en  </w:t>
+          <w:b/>
+          <w:bCs/>
+          <w:color w:val="FF0000"/>
+          <w:sz w:val="22"/>
+          <w:szCs w:val="22"/>
+        </w:rPr>
+        <w:t>datosFactura-fechaReqFacRRR</w:t>
+      </w:r>
+      <w:proofErr w:type="spellEnd"/>
+      <w:r>
+        <w:rPr>
+          <w:rFonts w:ascii="Arial" w:hAnsi="Arial"/>
+          <w:b/>
+          <w:bCs/>
+          <w:color w:val="FF0000"/>
+          <w:sz w:val="22"/>
+          <w:szCs w:val="22"/>
+        </w:rPr>
+        <w:t>}</w:t>
+      </w:r>
+      <w:r>
+        <w:rPr>
+          <w:rFonts w:ascii="Arial" w:hAnsi="Arial"/>
+          <w:sz w:val="22"/>
+          <w:szCs w:val="22"/>
+        </w:rPr>
+        <w:t>{</w:t>
+      </w:r>
+      <w:proofErr w:type="spellStart"/>
+      <w:r>
+        <w:rPr>
+          <w:rFonts w:ascii="Arial" w:hAnsi="Arial"/>
+          <w:sz w:val="22"/>
+          <w:szCs w:val="22"/>
+        </w:rPr>
+        <w:t>datosFactura-fechaReqFac</w:t>
+      </w:r>
+      <w:proofErr w:type="spellEnd"/>
+      <w:r>
+        <w:rPr>
+          <w:rFonts w:ascii="Arial" w:hAnsi="Arial"/>
+          <w:sz w:val="22"/>
+          <w:szCs w:val="22"/>
+        </w:rPr>
+        <w:t xml:space="preserve">} presentó a esta administración la factura digitalizada, la misma que se encuentra detallada en  </w:t>
       </w:r>
       <w:r>
         <w:rPr>
@@ -8515,26 +11233,86 @@
           <w:sz w:val="22"/>
           <w:szCs w:val="22"/>
         </w:rPr>
-        <w:t>se evidencia que el importador todavía se encuentra dentro del plazo para realizar la transferencia por el pago de las mercancías; en tal sentido, corresponde la devolución solicitada por {fromDam-nombreEmpresa}</w:t>
-      </w:r>
+        <w:t>se evidencia que el importador todavía se encuentra dentro del plazo para realizar la transferencia por el pago de las mercancías; en tal sentido, corresponde la devolución solicitada por {</w:t>
+      </w:r>
+      <w:proofErr w:type="spellStart"/>
       <w:r>
         <w:rPr>
           <w:rFonts w:ascii="Arial" w:hAnsi="Arial"/>
+          <w:sz w:val="22"/>
+          <w:szCs w:val="22"/>
+        </w:rPr>
+        <w:t>fromDam-nombreEmpresa</w:t>
+      </w:r>
+      <w:proofErr w:type="spellEnd"/>
+      <w:r>
+        <w:rPr>
+          <w:rFonts w:ascii="Arial" w:hAnsi="Arial"/>
+          <w:sz w:val="22"/>
+          <w:szCs w:val="22"/>
+        </w:rPr>
+        <w:t>}</w:t>
+      </w:r>
+      <w:r>
+        <w:rPr>
+          <w:rFonts w:ascii="Arial" w:hAnsi="Arial"/>
           <w:b/>
           <w:bCs/>
           <w:color w:val="FF0000"/>
           <w:sz w:val="22"/>
           <w:szCs w:val="22"/>
         </w:rPr>
-        <w:t>{fromDam-nombreEmpresaRRR}</w:t>
-      </w:r>
+        <w:t>{</w:t>
+      </w:r>
+      <w:proofErr w:type="spellStart"/>
       <w:r>
         <w:rPr>
           <w:rFonts w:ascii="Arial" w:hAnsi="Arial"/>
-          <w:sz w:val="22"/>
-          <w:szCs w:val="22"/>
-        </w:rPr>
-        <w:t>. identificada con RUC n.º {fromDam-ruc} al amparo de la Ley n.º 27037, al no configurar la exclusión establecida en el artículo 8° de la Mencionada Ley</w:t>
+          <w:b/>
+          <w:bCs/>
+          <w:color w:val="FF0000"/>
+          <w:sz w:val="22"/>
+          <w:szCs w:val="22"/>
+        </w:rPr>
+        <w:t>fromDam-nombreEmpresaRRR</w:t>
+      </w:r>
+      <w:proofErr w:type="spellEnd"/>
+      <w:r>
+        <w:rPr>
+          <w:rFonts w:ascii="Arial" w:hAnsi="Arial"/>
+          <w:b/>
+          <w:bCs/>
+          <w:color w:val="FF0000"/>
+          <w:sz w:val="22"/>
+          <w:szCs w:val="22"/>
+        </w:rPr>
+        <w:t>}</w:t>
+      </w:r>
+      <w:r>
+        <w:rPr>
+          <w:rFonts w:ascii="Arial" w:hAnsi="Arial"/>
+          <w:sz w:val="22"/>
+          <w:szCs w:val="22"/>
+        </w:rPr>
+        <w:t>. identificada con RUC n.º {</w:t>
+      </w:r>
+      <w:proofErr w:type="spellStart"/>
+      <w:r>
+        <w:rPr>
+          <w:rFonts w:ascii="Arial" w:hAnsi="Arial"/>
+          <w:sz w:val="22"/>
+          <w:szCs w:val="22"/>
+        </w:rPr>
+        <w:t>fromDam</w:t>
+      </w:r>
+      <w:proofErr w:type="spellEnd"/>
+      <w:r>
+        <w:rPr>
+          <w:rFonts w:ascii="Arial" w:hAnsi="Arial"/>
+          <w:sz w:val="22"/>
+          <w:szCs w:val="22"/>
+        </w:rPr>
+        <w:t>-ruc} al amparo de la Ley n.º 27037, al no configurar la exclusión establecida en el artículo 8° de la Mencionada Ley</w:t>
       </w:r>
       <w:bookmarkEnd w:id="11"/>
       <w:r>
@@ -8574,6 +11352,7 @@
         <w:t>{/</w:t>
       </w:r>
       <w:bookmarkStart w:id="12" w:name="_Hlk231251945"/>
+      <w:proofErr w:type="spellStart"/>
       <w:r>
         <w:rPr>
           <w:rFonts w:ascii="Arial" w:hAnsi="Arial" w:cs="Arial"/>
@@ -8583,6 +11362,7 @@
         <w:t>estadopagoFacturaTipoVencimiento</w:t>
       </w:r>
       <w:bookmarkEnd w:id="12"/>
+      <w:proofErr w:type="spellEnd"/>
       <w:r>
         <w:rPr>
           <w:rFonts w:ascii="Arial" w:hAnsi="Arial" w:cs="Arial"/>
@@ -8637,16 +11417,61 @@
           <w:rFonts w:ascii="Arial" w:hAnsi="Arial"/>
           <w:color w:val="000000" w:themeColor="text1"/>
         </w:rPr>
-        <w:t>La Ley n.º 28194 “Ley para la Lucha contra la Evasión y para la Formalización de la Economía” establece en su artículo 3-A la obligatoriedad del uso de medios de pago en la compraventa internacional de mercancías, en tal sentido, se procedió a evaluar la factura remitida por el administrado a través del requerimiento n.º {datosFactura-numeroReqFac}</w:t>
-      </w:r>
+        <w:t>La Ley n.º 28194 “Ley para la Lucha contra la Evasión y para la Formalización de la Economía” establece en su artículo 3-A la obligatoriedad del uso de medios de pago en la compraventa internacional de mercancías, en tal sentido, se procedió a evaluar la factura remitida por el administrado a través del requerimiento n.º {</w:t>
+      </w:r>
+      <w:proofErr w:type="spellStart"/>
       <w:r>
         <w:rPr>
           <w:rFonts w:ascii="Arial" w:hAnsi="Arial"/>
+          <w:color w:val="000000" w:themeColor="text1"/>
+        </w:rPr>
+        <w:t>datosFactura-</w:t>
+      </w:r>
+      <w:proofErr w:type="gramStart"/>
+      <w:r>
+        <w:rPr>
+          <w:rFonts w:ascii="Arial" w:hAnsi="Arial"/>
+          <w:color w:val="000000" w:themeColor="text1"/>
+        </w:rPr>
+        <w:t>numeroReqFac</w:t>
+      </w:r>
+      <w:proofErr w:type="spellEnd"/>
+      <w:r>
+        <w:rPr>
+          <w:rFonts w:ascii="Arial" w:hAnsi="Arial"/>
+          <w:color w:val="000000" w:themeColor="text1"/>
+        </w:rPr>
+        <w:t>}</w:t>
+      </w:r>
+      <w:r>
+        <w:rPr>
+          <w:rFonts w:ascii="Arial" w:hAnsi="Arial"/>
           <w:b/>
           <w:bCs/>
           <w:color w:val="FF0000"/>
         </w:rPr>
-        <w:t>{datosFactura-numeroReqFacRRR}</w:t>
+        <w:t>{</w:t>
+      </w:r>
+      <w:proofErr w:type="spellStart"/>
+      <w:proofErr w:type="gramEnd"/>
+      <w:r>
+        <w:rPr>
+          <w:rFonts w:ascii="Arial" w:hAnsi="Arial"/>
+          <w:b/>
+          <w:bCs/>
+          <w:color w:val="FF0000"/>
+        </w:rPr>
+        <w:t>datosFactura-numeroReqFacRRR</w:t>
+      </w:r>
+      <w:proofErr w:type="spellEnd"/>
+      <w:r>
+        <w:rPr>
+          <w:rFonts w:ascii="Arial" w:hAnsi="Arial"/>
+          <w:b/>
+          <w:bCs/>
+          <w:color w:val="FF0000"/>
+        </w:rPr>
+        <w:t>}</w:t>
       </w:r>
       <w:r>
         <w:rPr>
@@ -8688,22 +11513,64 @@
           <w:sz w:val="22"/>
           <w:szCs w:val="22"/>
         </w:rPr>
-        <w:t>través del requerimiento n.º {datosFactura-numeroReqFac}</w:t>
-      </w:r>
+        <w:t>través del requerimiento n.º {</w:t>
+      </w:r>
+      <w:proofErr w:type="spellStart"/>
       <w:r>
         <w:rPr>
           <w:rFonts w:ascii="Arial" w:hAnsi="Arial"/>
+          <w:sz w:val="22"/>
+          <w:szCs w:val="22"/>
+        </w:rPr>
+        <w:t>datosFactura-numeroReqFac</w:t>
+      </w:r>
+      <w:proofErr w:type="spellEnd"/>
+      <w:r>
+        <w:rPr>
+          <w:rFonts w:ascii="Arial" w:hAnsi="Arial"/>
+          <w:sz w:val="22"/>
+          <w:szCs w:val="22"/>
+        </w:rPr>
+        <w:t>}</w:t>
+      </w:r>
+      <w:r>
+        <w:rPr>
+          <w:rFonts w:ascii="Arial" w:hAnsi="Arial"/>
           <w:b/>
           <w:bCs/>
           <w:color w:val="FF0000"/>
           <w:sz w:val="22"/>
           <w:szCs w:val="22"/>
         </w:rPr>
-        <w:t>{datosFactura-numeroReqFacRRR}</w:t>
-      </w:r>
+        <w:t>{</w:t>
+      </w:r>
+      <w:proofErr w:type="spellStart"/>
       <w:r>
         <w:rPr>
           <w:rFonts w:ascii="Arial" w:hAnsi="Arial"/>
+          <w:b/>
+          <w:bCs/>
+          <w:color w:val="FF0000"/>
+          <w:sz w:val="22"/>
+          <w:szCs w:val="22"/>
+        </w:rPr>
+        <w:t>datosFactura-numeroReqFacRRR</w:t>
+      </w:r>
+      <w:proofErr w:type="spellEnd"/>
+      <w:r>
+        <w:rPr>
+          <w:rFonts w:ascii="Arial" w:hAnsi="Arial"/>
+          <w:b/>
+          <w:bCs/>
+          <w:color w:val="FF0000"/>
+          <w:sz w:val="22"/>
+          <w:szCs w:val="22"/>
+        </w:rPr>
+        <w:t>}</w:t>
+      </w:r>
+      <w:r>
+        <w:rPr>
+          <w:rFonts w:ascii="Arial" w:hAnsi="Arial"/>
           <w:sz w:val="22"/>
           <w:szCs w:val="22"/>
         </w:rPr>
@@ -8718,15 +11585,57 @@
           <w:sz w:val="22"/>
           <w:szCs w:val="22"/>
         </w:rPr>
-        <w:t>{datosFactura-fechaReqFacRRR}</w:t>
-      </w:r>
+        <w:t>{</w:t>
+      </w:r>
+      <w:proofErr w:type="spellStart"/>
       <w:r>
         <w:rPr>
           <w:rFonts w:ascii="Arial" w:hAnsi="Arial"/>
-          <w:sz w:val="22"/>
-          <w:szCs w:val="22"/>
-        </w:rPr>
-        <w:t xml:space="preserve">{datosFactura-fechaReqFac} presentó a esta administración la factura digitalizada, la misma que se encuentra detallada en  </w:t>
+          <w:b/>
+          <w:bCs/>
+          <w:color w:val="FF0000"/>
+          <w:sz w:val="22"/>
+          <w:szCs w:val="22"/>
+        </w:rPr>
+        <w:t>datosFactura-fechaReqFacRRR</w:t>
+      </w:r>
+      <w:proofErr w:type="spellEnd"/>
+      <w:r>
+        <w:rPr>
+          <w:rFonts w:ascii="Arial" w:hAnsi="Arial"/>
+          <w:b/>
+          <w:bCs/>
+          <w:color w:val="FF0000"/>
+          <w:sz w:val="22"/>
+          <w:szCs w:val="22"/>
+        </w:rPr>
+        <w:t>}</w:t>
+      </w:r>
+      <w:r>
+        <w:rPr>
+          <w:rFonts w:ascii="Arial" w:hAnsi="Arial"/>
+          <w:sz w:val="22"/>
+          <w:szCs w:val="22"/>
+        </w:rPr>
+        <w:t>{</w:t>
+      </w:r>
+      <w:proofErr w:type="spellStart"/>
+      <w:r>
+        <w:rPr>
+          <w:rFonts w:ascii="Arial" w:hAnsi="Arial"/>
+          <w:sz w:val="22"/>
+          <w:szCs w:val="22"/>
+        </w:rPr>
+        <w:t>datosFactura-fechaReqFac</w:t>
+      </w:r>
+      <w:proofErr w:type="spellEnd"/>
+      <w:r>
+        <w:rPr>
+          <w:rFonts w:ascii="Arial" w:hAnsi="Arial"/>
+          <w:sz w:val="22"/>
+          <w:szCs w:val="22"/>
+        </w:rPr>
+        <w:t xml:space="preserve">} presentó a esta administración la factura digitalizada, la misma que se encuentra detallada en  </w:t>
       </w:r>
       <w:r>
         <w:rPr>
@@ -8743,18 +11652,60 @@
           <w:sz w:val="22"/>
           <w:szCs w:val="22"/>
         </w:rPr>
-        <w:t>, se ha procedido a revisar y verificar las condiciones de pago establecidas entre el importador y su proveedor, se observa que la fecha de pago de las mercancías es {datosFactura-plazoFac}</w:t>
-      </w:r>
+        <w:t>, se ha procedido a revisar y verificar las condiciones de pago establecidas entre el importador y su proveedor, se observa que la fecha de pago de las mercancías es {</w:t>
+      </w:r>
+      <w:proofErr w:type="spellStart"/>
       <w:r>
         <w:rPr>
           <w:rFonts w:ascii="Arial" w:hAnsi="Arial"/>
+          <w:sz w:val="22"/>
+          <w:szCs w:val="22"/>
+        </w:rPr>
+        <w:t>datosFactura-plazoFac</w:t>
+      </w:r>
+      <w:proofErr w:type="spellEnd"/>
+      <w:r>
+        <w:rPr>
+          <w:rFonts w:ascii="Arial" w:hAnsi="Arial"/>
+          <w:sz w:val="22"/>
+          <w:szCs w:val="22"/>
+        </w:rPr>
+        <w:t>}</w:t>
+      </w:r>
+      <w:r>
+        <w:rPr>
+          <w:rFonts w:ascii="Arial" w:hAnsi="Arial"/>
           <w:b/>
           <w:bCs/>
           <w:color w:val="FF0000"/>
           <w:sz w:val="22"/>
           <w:szCs w:val="22"/>
         </w:rPr>
-        <w:t>{datosFactura-plazoFacRRR}</w:t>
+        <w:t>{</w:t>
+      </w:r>
+      <w:proofErr w:type="spellStart"/>
+      <w:r>
+        <w:rPr>
+          <w:rFonts w:ascii="Arial" w:hAnsi="Arial"/>
+          <w:b/>
+          <w:bCs/>
+          <w:color w:val="FF0000"/>
+          <w:sz w:val="22"/>
+          <w:szCs w:val="22"/>
+        </w:rPr>
+        <w:t>datosFactura-plazoFacRRR</w:t>
+      </w:r>
+      <w:proofErr w:type="spellEnd"/>
+      <w:r>
+        <w:rPr>
+          <w:rFonts w:ascii="Arial" w:hAnsi="Arial"/>
+          <w:b/>
+          <w:bCs/>
+          <w:color w:val="FF0000"/>
+          <w:sz w:val="22"/>
+          <w:szCs w:val="22"/>
+        </w:rPr>
+        <w:t>}</w:t>
       </w:r>
       <w:r>
         <w:rPr>
@@ -8781,6 +11732,7 @@
         </w:rPr>
         <w:t>{</w:t>
       </w:r>
+      <w:proofErr w:type="spellStart"/>
       <w:r>
         <w:rPr>
           <w:rFonts w:ascii="Arial" w:hAnsi="Arial"/>
@@ -8789,6 +11741,7 @@
         </w:rPr>
         <w:t>textoFechaTipado</w:t>
       </w:r>
+      <w:proofErr w:type="spellEnd"/>
       <w:r>
         <w:rPr>
           <w:rFonts w:ascii="Arial" w:hAnsi="Arial"/>
@@ -8806,11 +11759,35 @@
           <w:sz w:val="22"/>
           <w:szCs w:val="22"/>
         </w:rPr>
-        <w:t>{textoFechaTipadoRRR}</w:t>
-      </w:r>
+        <w:t>{</w:t>
+      </w:r>
+      <w:proofErr w:type="spellStart"/>
       <w:r>
         <w:rPr>
           <w:rFonts w:ascii="Arial" w:hAnsi="Arial"/>
+          <w:b/>
+          <w:bCs/>
+          <w:color w:val="FF0000"/>
+          <w:sz w:val="22"/>
+          <w:szCs w:val="22"/>
+        </w:rPr>
+        <w:t>textoFechaTipadoRRR</w:t>
+      </w:r>
+      <w:proofErr w:type="spellEnd"/>
+      <w:r>
+        <w:rPr>
+          <w:rFonts w:ascii="Arial" w:hAnsi="Arial"/>
+          <w:b/>
+          <w:bCs/>
+          <w:color w:val="FF0000"/>
+          <w:sz w:val="22"/>
+          <w:szCs w:val="22"/>
+        </w:rPr>
+        <w:t>}</w:t>
+      </w:r>
+      <w:r>
+        <w:rPr>
+          <w:rFonts w:ascii="Arial" w:hAnsi="Arial"/>
           <w:sz w:val="22"/>
           <w:szCs w:val="22"/>
         </w:rPr>
@@ -8822,26 +11799,86 @@
           <w:sz w:val="22"/>
           <w:szCs w:val="22"/>
         </w:rPr>
-        <w:t>se evidencia que el importador todavía se encuentra dentro del plazo para realizar la transferencia por el pago de las mercancías; en tal sentido, corresponde la devolución solicitada por {fromDam-nombreEmpresa}</w:t>
-      </w:r>
+        <w:t>se evidencia que el importador todavía se encuentra dentro del plazo para realizar la transferencia por el pago de las mercancías; en tal sentido, corresponde la devolución solicitada por {</w:t>
+      </w:r>
+      <w:proofErr w:type="spellStart"/>
       <w:r>
         <w:rPr>
           <w:rFonts w:ascii="Arial" w:hAnsi="Arial"/>
+          <w:sz w:val="22"/>
+          <w:szCs w:val="22"/>
+        </w:rPr>
+        <w:t>fromDam-nombreEmpresa</w:t>
+      </w:r>
+      <w:proofErr w:type="spellEnd"/>
+      <w:r>
+        <w:rPr>
+          <w:rFonts w:ascii="Arial" w:hAnsi="Arial"/>
+          <w:sz w:val="22"/>
+          <w:szCs w:val="22"/>
+        </w:rPr>
+        <w:t>}</w:t>
+      </w:r>
+      <w:r>
+        <w:rPr>
+          <w:rFonts w:ascii="Arial" w:hAnsi="Arial"/>
           <w:b/>
           <w:bCs/>
           <w:color w:val="FF0000"/>
           <w:sz w:val="22"/>
           <w:szCs w:val="22"/>
         </w:rPr>
-        <w:t>{fromDam-nombreEmpresaRRR}</w:t>
-      </w:r>
+        <w:t>{</w:t>
+      </w:r>
+      <w:proofErr w:type="spellStart"/>
       <w:r>
         <w:rPr>
           <w:rFonts w:ascii="Arial" w:hAnsi="Arial"/>
-          <w:sz w:val="22"/>
-          <w:szCs w:val="22"/>
-        </w:rPr>
-        <w:t>. identificada con RUC n.º {fromDam-ruc} al amparo de la Ley n.º 27037, al no configurar la exclusión establecida en el artículo 8° de la Mencionada Ley</w:t>
+          <w:b/>
+          <w:bCs/>
+          <w:color w:val="FF0000"/>
+          <w:sz w:val="22"/>
+          <w:szCs w:val="22"/>
+        </w:rPr>
+        <w:t>fromDam-nombreEmpresaRRR</w:t>
+      </w:r>
+      <w:proofErr w:type="spellEnd"/>
+      <w:r>
+        <w:rPr>
+          <w:rFonts w:ascii="Arial" w:hAnsi="Arial"/>
+          <w:b/>
+          <w:bCs/>
+          <w:color w:val="FF0000"/>
+          <w:sz w:val="22"/>
+          <w:szCs w:val="22"/>
+        </w:rPr>
+        <w:t>}</w:t>
+      </w:r>
+      <w:r>
+        <w:rPr>
+          <w:rFonts w:ascii="Arial" w:hAnsi="Arial"/>
+          <w:sz w:val="22"/>
+          <w:szCs w:val="22"/>
+        </w:rPr>
+        <w:t>. identificada con RUC n.º {</w:t>
+      </w:r>
+      <w:proofErr w:type="spellStart"/>
+      <w:r>
+        <w:rPr>
+          <w:rFonts w:ascii="Arial" w:hAnsi="Arial"/>
+          <w:sz w:val="22"/>
+          <w:szCs w:val="22"/>
+        </w:rPr>
+        <w:t>fromDam</w:t>
+      </w:r>
+      <w:proofErr w:type="spellEnd"/>
+      <w:r>
+        <w:rPr>
+          <w:rFonts w:ascii="Arial" w:hAnsi="Arial"/>
+          <w:sz w:val="22"/>
+          <w:szCs w:val="22"/>
+        </w:rPr>
+        <w:t>-ruc} al amparo de la Ley n.º 27037, al no configurar la exclusión establecida en el artículo 8° de la Mencionada Ley</w:t>
       </w:r>
       <w:bookmarkEnd w:id="14"/>
       <w:r>
@@ -8879,6 +11916,7 @@
         <w:t>{/</w:t>
       </w:r>
       <w:bookmarkStart w:id="15" w:name="_Hlk231251929"/>
+      <w:proofErr w:type="spellStart"/>
       <w:r>
         <w:rPr>
           <w:rFonts w:ascii="Arial" w:hAnsi="Arial" w:cs="Arial"/>
@@ -8886,6 +11924,7 @@
         <w:t>estadoPagoFacturaTipoPlazo</w:t>
       </w:r>
       <w:bookmarkEnd w:id="15"/>
+      <w:proofErr w:type="spellEnd"/>
       <w:r>
         <w:rPr>
           <w:rFonts w:ascii="Arial" w:hAnsi="Arial" w:cs="Arial"/>
@@ -8993,6 +12032,7 @@
         <w:t>{/</w:t>
       </w:r>
       <w:bookmarkStart w:id="17" w:name="_Hlk231251910"/>
+      <w:proofErr w:type="spellStart"/>
       <w:r>
         <w:rPr>
           <w:rFonts w:ascii="Arial" w:hAnsi="Arial" w:cs="Arial"/>
@@ -9002,6 +12042,7 @@
         <w:t>estadoPago</w:t>
       </w:r>
       <w:bookmarkEnd w:id="17"/>
+      <w:proofErr w:type="spellEnd"/>
       <w:r>
         <w:rPr>
           <w:rFonts w:ascii="Arial" w:hAnsi="Arial" w:cs="Arial"/>
@@ -9154,7 +12195,25 @@
           <w:sz w:val="22"/>
           <w:szCs w:val="22"/>
         </w:rPr>
-        <w:t xml:space="preserve"> la regularización la DAM n.º {fromDam-numeroDam}, solicitada al amparo del Decreto Supremo N.º 015-94-EF, por los fundamentos expuestos en la presente</w:t>
+        <w:t xml:space="preserve"> la regularización la DAM n.º {</w:t>
+      </w:r>
+      <w:proofErr w:type="spellStart"/>
+      <w:r>
+        <w:rPr>
+          <w:rFonts w:ascii="Arial" w:hAnsi="Arial" w:cs="Arial"/>
+          <w:sz w:val="22"/>
+          <w:szCs w:val="22"/>
+        </w:rPr>
+        <w:t>fromDam-numeroDam</w:t>
+      </w:r>
+      <w:proofErr w:type="spellEnd"/>
+      <w:r>
+        <w:rPr>
+          <w:rFonts w:ascii="Arial" w:hAnsi="Arial" w:cs="Arial"/>
+          <w:sz w:val="22"/>
+          <w:szCs w:val="22"/>
+        </w:rPr>
+        <w:t>}, solicitada al amparo del Decreto Supremo N.º 015-94-EF, por los fundamentos expuestos en la presente</w:t>
       </w:r>
     </w:p>
     <w:p>
@@ -9197,7 +12256,43 @@
           <w:sz w:val="22"/>
           <w:szCs w:val="22"/>
         </w:rPr>
-        <w:t>Declarar procedente la regularización de la regularización de la DAM n.° {fromDam-numeroDam} en el marco de la de la Ley n.º 27037</w:t>
+        <w:t xml:space="preserve">Declarar procedente la regularización de la regularización de la DAM </w:t>
+      </w:r>
+      <w:proofErr w:type="spellStart"/>
+      <w:r>
+        <w:rPr>
+          <w:rFonts w:ascii="Arial" w:hAnsi="Arial" w:cs="Arial"/>
+          <w:sz w:val="22"/>
+          <w:szCs w:val="22"/>
+        </w:rPr>
+        <w:t>n.°</w:t>
+      </w:r>
+      <w:proofErr w:type="spellEnd"/>
+      <w:r>
+        <w:rPr>
+          <w:rFonts w:ascii="Arial" w:hAnsi="Arial" w:cs="Arial"/>
+          <w:sz w:val="22"/>
+          <w:szCs w:val="22"/>
+        </w:rPr>
+        <w:t xml:space="preserve"> {</w:t>
+      </w:r>
+      <w:proofErr w:type="spellStart"/>
+      <w:r>
+        <w:rPr>
+          <w:rFonts w:ascii="Arial" w:hAnsi="Arial" w:cs="Arial"/>
+          <w:sz w:val="22"/>
+          <w:szCs w:val="22"/>
+        </w:rPr>
+        <w:t>fromDam-numeroDam</w:t>
+      </w:r>
+      <w:proofErr w:type="spellEnd"/>
+      <w:r>
+        <w:rPr>
+          <w:rFonts w:ascii="Arial" w:hAnsi="Arial" w:cs="Arial"/>
+          <w:sz w:val="22"/>
+          <w:szCs w:val="22"/>
+        </w:rPr>
+        <w:t>} en el marco de la de la Ley n.º 27037</w:t>
       </w:r>
       <w:bookmarkEnd w:id="18"/>
       <w:r>
@@ -9305,7 +12400,25 @@
           <w:sz w:val="22"/>
           <w:szCs w:val="22"/>
         </w:rPr>
-        <w:t>{fromDam-nombreEmpresa}</w:t>
+        <w:t>{</w:t>
+      </w:r>
+      <w:proofErr w:type="spellStart"/>
+      <w:r>
+        <w:rPr>
+          <w:rFonts w:ascii="Arial" w:hAnsi="Arial" w:cs="Arial"/>
+          <w:sz w:val="22"/>
+          <w:szCs w:val="22"/>
+        </w:rPr>
+        <w:t>fromDam-nombreEmpresa</w:t>
+      </w:r>
+      <w:proofErr w:type="spellEnd"/>
+      <w:r>
+        <w:rPr>
+          <w:rFonts w:ascii="Arial" w:hAnsi="Arial" w:cs="Arial"/>
+          <w:sz w:val="22"/>
+          <w:szCs w:val="22"/>
+        </w:rPr>
+        <w:t>}</w:t>
       </w:r>
       <w:r>
         <w:rPr>
@@ -9361,6 +12474,7 @@
         </w:rPr>
         <w:t>{/</w:t>
       </w:r>
+      <w:proofErr w:type="spellStart"/>
       <w:r>
         <w:rPr>
           <w:rFonts w:ascii="Arial" w:hAnsi="Arial" w:cs="Arial"/>
@@ -9371,7 +12485,14 @@
         <w:rPr>
           <w:rFonts w:ascii="Arial" w:hAnsi="Arial" w:cs="Arial"/>
         </w:rPr>
-        <w:t>noProcPECO}</w:t>
+        <w:t>noProcPECO</w:t>
+      </w:r>
+      <w:proofErr w:type="spellEnd"/>
+      <w:r>
+        <w:rPr>
+          <w:rFonts w:ascii="Arial" w:hAnsi="Arial" w:cs="Arial"/>
+        </w:rPr>
+        <w:t>}</w:t>
       </w:r>
     </w:p>
     <w:p>
@@ -9428,7 +12549,35 @@
         <w:rPr>
           <w:rFonts w:ascii="Arial" w:hAnsi="Arial" w:cs="Arial"/>
         </w:rPr>
-        <w:t>procedente la regularización de la regularización de la DAM n.° {fromDam-numeroDam} en el marco de la de la Ley n.º 27037 Ley de Promoción de la Inversión en la Amazonía y normas conexas</w:t>
+        <w:t xml:space="preserve">procedente la regularización de la regularización de la DAM </w:t>
+      </w:r>
+      <w:proofErr w:type="spellStart"/>
+      <w:r>
+        <w:rPr>
+          <w:rFonts w:ascii="Arial" w:hAnsi="Arial" w:cs="Arial"/>
+        </w:rPr>
+        <w:t>n.°</w:t>
+      </w:r>
+      <w:proofErr w:type="spellEnd"/>
+      <w:r>
+        <w:rPr>
+          <w:rFonts w:ascii="Arial" w:hAnsi="Arial" w:cs="Arial"/>
+        </w:rPr>
+        <w:t xml:space="preserve"> {</w:t>
+      </w:r>
+      <w:proofErr w:type="spellStart"/>
+      <w:r>
+        <w:rPr>
+          <w:rFonts w:ascii="Arial" w:hAnsi="Arial" w:cs="Arial"/>
+        </w:rPr>
+        <w:t>fromDam-numeroDam</w:t>
+      </w:r>
+      <w:proofErr w:type="spellEnd"/>
+      <w:r>
+        <w:rPr>
+          <w:rFonts w:ascii="Arial" w:hAnsi="Arial" w:cs="Arial"/>
+        </w:rPr>
+        <w:t>} en el marco de la de la Ley n.º 27037 Ley de Promoción de la Inversión en la Amazonía y normas conexas</w:t>
       </w:r>
       <w:r>
         <w:rPr>
@@ -9468,7 +12617,21 @@
         <w:rPr>
           <w:rFonts w:ascii="Arial" w:hAnsi="Arial" w:cs="Arial"/>
         </w:rPr>
-        <w:t>Autorizar la devolución por el importe de S/ {textoTotRegu27} en el marco de la Ley n.º 27037 Ley de Promoción de la Inversión en la Amazonía y normas conexas, a favor de {fromDam-nombreEmpresa}, sin perjuicio de la fiscalización posterior que pudiera realizar la Superintendencia Nacional de Aduanas y de Administración Tributaria – SUNAT</w:t>
+        <w:t>Autorizar la devolución por el importe de S/ {textoTotRegu27} en el marco de la Ley n.º 27037 Ley de Promoción de la Inversión en la Amazonía y normas conexas, a favor de {</w:t>
+      </w:r>
+      <w:proofErr w:type="spellStart"/>
+      <w:r>
+        <w:rPr>
+          <w:rFonts w:ascii="Arial" w:hAnsi="Arial" w:cs="Arial"/>
+        </w:rPr>
+        <w:t>fromDam-nombreEmpresa</w:t>
+      </w:r>
+      <w:proofErr w:type="spellEnd"/>
+      <w:r>
+        <w:rPr>
+          <w:rFonts w:ascii="Arial" w:hAnsi="Arial" w:cs="Arial"/>
+        </w:rPr>
+        <w:t>}, sin perjuicio de la fiscalización posterior que pudiera realizar la Superintendencia Nacional de Aduanas y de Administración Tributaria – SUNAT</w:t>
       </w:r>
       <w:r>
         <w:rPr>
@@ -9506,6 +12669,7 @@
         </w:rPr>
         <w:t>{/</w:t>
       </w:r>
+      <w:proofErr w:type="spellStart"/>
       <w:r>
         <w:rPr>
           <w:rFonts w:ascii="Arial" w:hAnsi="Arial" w:cs="Arial"/>
@@ -9513,6 +12677,7 @@
         </w:rPr>
         <w:t>estadoOnlyAMAZONIA</w:t>
       </w:r>
+      <w:proofErr w:type="spellEnd"/>
       <w:r>
         <w:rPr>
           <w:rFonts w:ascii="Arial" w:hAnsi="Arial" w:cs="Arial"/>
@@ -9587,7 +12752,43 @@
           <w:sz w:val="22"/>
           <w:szCs w:val="22"/>
         </w:rPr>
-        <w:t>procedente la regularización de la regularización de la DAM n.° {fromDam-numeroDam} en el marco del Decreto Supremo n.º 015-94-EF y la Ley n.º 27037 Ley de Promoción de la Inversión en la Amazonía y normas conexas</w:t>
+        <w:t xml:space="preserve">procedente la regularización de la regularización de la DAM </w:t>
+      </w:r>
+      <w:proofErr w:type="spellStart"/>
+      <w:r>
+        <w:rPr>
+          <w:rFonts w:ascii="Arial" w:hAnsi="Arial" w:cs="Arial"/>
+          <w:sz w:val="22"/>
+          <w:szCs w:val="22"/>
+        </w:rPr>
+        <w:t>n.°</w:t>
+      </w:r>
+      <w:proofErr w:type="spellEnd"/>
+      <w:r>
+        <w:rPr>
+          <w:rFonts w:ascii="Arial" w:hAnsi="Arial" w:cs="Arial"/>
+          <w:sz w:val="22"/>
+          <w:szCs w:val="22"/>
+        </w:rPr>
+        <w:t xml:space="preserve"> {</w:t>
+      </w:r>
+      <w:proofErr w:type="spellStart"/>
+      <w:r>
+        <w:rPr>
+          <w:rFonts w:ascii="Arial" w:hAnsi="Arial" w:cs="Arial"/>
+          <w:sz w:val="22"/>
+          <w:szCs w:val="22"/>
+        </w:rPr>
+        <w:t>fromDam-numeroDam</w:t>
+      </w:r>
+      <w:proofErr w:type="spellEnd"/>
+      <w:r>
+        <w:rPr>
+          <w:rFonts w:ascii="Arial" w:hAnsi="Arial" w:cs="Arial"/>
+          <w:sz w:val="22"/>
+          <w:szCs w:val="22"/>
+        </w:rPr>
+        <w:t>} en el marco del Decreto Supremo n.º 015-94-EF y la Ley n.º 27037 Ley de Promoción de la Inversión en la Amazonía y normas conexas</w:t>
       </w:r>
       <w:r>
         <w:rPr>
@@ -9633,7 +12834,43 @@
           <w:sz w:val="22"/>
           <w:szCs w:val="22"/>
         </w:rPr>
-        <w:t>Autorizar la devolución por el importe de S/ {textoTotReguPECO} con cargo a la “Sub - Cuenta Especial Tesoro Público Decreto Supremo n. º 015-94-EF” y por el importe de S/ {textoTotRegu27} en el marco de la Ley n.º 27037 Ley de Promoción de la Inversión en la Amazonía y normas conexas, a favor de {fromDam-nombreEmpresa}, sin perjuicio de la fiscalización posterior que pudiera realizar la Superintendencia Nacional de Aduanas y de Administración Tributaria – SUNAT</w:t>
+        <w:t>Autorizar la devolución por el importe de S/ {</w:t>
+      </w:r>
+      <w:proofErr w:type="spellStart"/>
+      <w:r>
+        <w:rPr>
+          <w:rFonts w:ascii="Arial" w:hAnsi="Arial" w:cs="Arial"/>
+          <w:sz w:val="22"/>
+          <w:szCs w:val="22"/>
+        </w:rPr>
+        <w:t>textoTotReguPECO</w:t>
+      </w:r>
+      <w:proofErr w:type="spellEnd"/>
+      <w:r>
+        <w:rPr>
+          <w:rFonts w:ascii="Arial" w:hAnsi="Arial" w:cs="Arial"/>
+          <w:sz w:val="22"/>
+          <w:szCs w:val="22"/>
+        </w:rPr>
+        <w:t>} con cargo a la “Sub - Cuenta Especial Tesoro Público Decreto Supremo n. º 015-94-EF” y por el importe de S/ {textoTotRegu27} en el marco de la Ley n.º 27037 Ley de Promoción de la Inversión en la Amazonía y normas conexas, a favor de {</w:t>
+      </w:r>
+      <w:proofErr w:type="spellStart"/>
+      <w:r>
+        <w:rPr>
+          <w:rFonts w:ascii="Arial" w:hAnsi="Arial" w:cs="Arial"/>
+          <w:sz w:val="22"/>
+          <w:szCs w:val="22"/>
+        </w:rPr>
+        <w:t>fromDam-nombreEmpresa</w:t>
+      </w:r>
+      <w:proofErr w:type="spellEnd"/>
+      <w:r>
+        <w:rPr>
+          <w:rFonts w:ascii="Arial" w:hAnsi="Arial" w:cs="Arial"/>
+          <w:sz w:val="22"/>
+          <w:szCs w:val="22"/>
+        </w:rPr>
+        <w:t>}, sin perjuicio de la fiscalización posterior que pudiera realizar la Superintendencia Nacional de Aduanas y de Administración Tributaria – SUNAT</w:t>
       </w:r>
       <w:r>
         <w:rPr>
@@ -9684,6 +12921,7 @@
         </w:rPr>
         <w:t>{/</w:t>
       </w:r>
+      <w:proofErr w:type="spellStart"/>
       <w:r>
         <w:rPr>
           <w:rFonts w:ascii="Arial" w:hAnsi="Arial" w:cs="Arial"/>
@@ -9694,7 +12932,14 @@
         <w:rPr>
           <w:rFonts w:ascii="Arial" w:hAnsi="Arial" w:cs="Arial"/>
         </w:rPr>
-        <w:t>Proc}</w:t>
+        <w:t>Proc</w:t>
+      </w:r>
+      <w:proofErr w:type="spellEnd"/>
+      <w:r>
+        <w:rPr>
+          <w:rFonts w:ascii="Arial" w:hAnsi="Arial" w:cs="Arial"/>
+        </w:rPr>
+        <w:t>}</w:t>
       </w:r>
     </w:p>
     <w:p>
@@ -9736,7 +12981,43 @@
           <w:szCs w:val="22"/>
         </w:rPr>
         <w:lastRenderedPageBreak/>
-        <w:t>Declarar procedente la regularización de la regularización de la DAM n.° {fromDam-numeroDam} en el marco del Decreto Supremo n.º 015-94-EF y normas conexas.</w:t>
+        <w:t xml:space="preserve">Declarar procedente la regularización de la regularización de la DAM </w:t>
+      </w:r>
+      <w:proofErr w:type="spellStart"/>
+      <w:r>
+        <w:rPr>
+          <w:rFonts w:ascii="Arial" w:hAnsi="Arial" w:cs="Arial"/>
+          <w:sz w:val="22"/>
+          <w:szCs w:val="22"/>
+        </w:rPr>
+        <w:t>n.°</w:t>
+      </w:r>
+      <w:proofErr w:type="spellEnd"/>
+      <w:r>
+        <w:rPr>
+          <w:rFonts w:ascii="Arial" w:hAnsi="Arial" w:cs="Arial"/>
+          <w:sz w:val="22"/>
+          <w:szCs w:val="22"/>
+        </w:rPr>
+        <w:t xml:space="preserve"> {</w:t>
+      </w:r>
+      <w:proofErr w:type="spellStart"/>
+      <w:r>
+        <w:rPr>
+          <w:rFonts w:ascii="Arial" w:hAnsi="Arial" w:cs="Arial"/>
+          <w:sz w:val="22"/>
+          <w:szCs w:val="22"/>
+        </w:rPr>
+        <w:t>fromDam-numeroDam</w:t>
+      </w:r>
+      <w:proofErr w:type="spellEnd"/>
+      <w:r>
+        <w:rPr>
+          <w:rFonts w:ascii="Arial" w:hAnsi="Arial" w:cs="Arial"/>
+          <w:sz w:val="22"/>
+          <w:szCs w:val="22"/>
+        </w:rPr>
+        <w:t>} en el marco del Decreto Supremo n.º 015-94-EF y normas conexas.</w:t>
       </w:r>
     </w:p>
     <w:p>
@@ -9774,7 +13055,25 @@
           <w:sz w:val="22"/>
           <w:szCs w:val="22"/>
         </w:rPr>
-        <w:t>Autorizar la devolución por el importe de S/ {textoTotRegu27} en el marco del Decreto Supremo n.º 015-94-EF y normas conexas, a favor de {fromDam-nombreEmpresa}, sin perjuicio de la fiscalización posterior que pudiera realizar la Superintendencia Nacional de Aduanas y de Administración Tributaria – SUNAT.</w:t>
+        <w:t>Autorizar la devolución por el importe de S/ {textoTotRegu27} en el marco del Decreto Supremo n.º 015-94-EF y normas conexas, a favor de {</w:t>
+      </w:r>
+      <w:proofErr w:type="spellStart"/>
+      <w:r>
+        <w:rPr>
+          <w:rFonts w:ascii="Arial" w:hAnsi="Arial" w:cs="Arial"/>
+          <w:sz w:val="22"/>
+          <w:szCs w:val="22"/>
+        </w:rPr>
+        <w:t>fromDam-nombreEmpresa</w:t>
+      </w:r>
+      <w:proofErr w:type="spellEnd"/>
+      <w:r>
+        <w:rPr>
+          <w:rFonts w:ascii="Arial" w:hAnsi="Arial" w:cs="Arial"/>
+          <w:sz w:val="22"/>
+          <w:szCs w:val="22"/>
+        </w:rPr>
+        <w:t>}, sin perjuicio de la fiscalización posterior que pudiera realizar la Superintendencia Nacional de Aduanas y de Administración Tributaria – SUNAT.</w:t>
       </w:r>
     </w:p>
     <w:p>
@@ -9803,7 +13102,25 @@
           <w:sz w:val="22"/>
           <w:szCs w:val="22"/>
         </w:rPr>
-        <w:t>{/estadoOnlyPECO}</w:t>
+        <w:t>{/</w:t>
+      </w:r>
+      <w:proofErr w:type="spellStart"/>
+      <w:r>
+        <w:rPr>
+          <w:rFonts w:ascii="Arial" w:hAnsi="Arial" w:cs="Arial"/>
+          <w:sz w:val="22"/>
+          <w:szCs w:val="22"/>
+        </w:rPr>
+        <w:t>estadoOnlyPECO</w:t>
+      </w:r>
+      <w:proofErr w:type="spellEnd"/>
+      <w:r>
+        <w:rPr>
+          <w:rFonts w:ascii="Arial" w:hAnsi="Arial" w:cs="Arial"/>
+          <w:sz w:val="22"/>
+          <w:szCs w:val="22"/>
+        </w:rPr>
+        <w:t>}</w:t>
       </w:r>
     </w:p>
     <w:p>
@@ -9825,7 +13142,15 @@
           <w:rFonts w:ascii="Arial" w:hAnsi="Arial" w:cs="Arial"/>
         </w:rPr>
       </w:pPr>
-    </w:p>
+      <w:bookmarkStart w:id="19" w:name="_Hlk231477290"/>
+      <w:r>
+        <w:rPr>
+          <w:rFonts w:ascii="Arial" w:hAnsi="Arial" w:cs="Arial"/>
+        </w:rPr>
+        <w:t>Es cuanto informo a usted, para los fines correspondientes.</w:t>
+      </w:r>
+    </w:p>
+    <w:bookmarkEnd w:id="19"/>
     <w:p>
       <w:pPr>
         <w:tabs>

--- a/interfaz3/semiPlantillaFinalInformeV2NUEVO.docx
+++ b/interfaz3/semiPlantillaFinalInformeV2NUEVO.docx
@@ -2953,7 +2953,23 @@
           <w:sz w:val="22"/>
           <w:szCs w:val="22"/>
         </w:rPr>
-        <w:t xml:space="preserve"> cancelan los tributos sujetos a regulación, correspondientes a la importación señalada en el considerando anterior, siendo abonado a la “Sub-Cuenta Especial Tesoro Público Ley </w:t>
+        <w:t xml:space="preserve"> cancelan los tributos sujetos a </w:t>
+      </w:r>
+      <w:r>
+        <w:rPr>
+          <w:rFonts w:ascii="Arial" w:hAnsi="Arial" w:cs="Arial"/>
+          <w:sz w:val="22"/>
+          <w:szCs w:val="22"/>
+        </w:rPr>
+        <w:t>regularización</w:t>
+      </w:r>
+      <w:r>
+        <w:rPr>
+          <w:rFonts w:ascii="Arial" w:hAnsi="Arial" w:cs="Arial"/>
+          <w:sz w:val="22"/>
+          <w:szCs w:val="22"/>
+        </w:rPr>
+        <w:t xml:space="preserve">, correspondientes a la importación señalada en el considerando anterior, siendo abonado a la “Sub-Cuenta Especial Tesoro Público Ley </w:t>
       </w:r>
       <w:r>
         <w:rPr>
@@ -3198,7 +3214,23 @@
           <w:sz w:val="22"/>
           <w:szCs w:val="22"/>
         </w:rPr>
-        <w:t xml:space="preserve"> cancelan los tributos sujetos a regulación, correspondientes a la importación señalada en el considerando anterior, siendo abonado</w:t>
+        <w:t xml:space="preserve"> cancelan los tributos sujetos a </w:t>
+      </w:r>
+      <w:r>
+        <w:rPr>
+          <w:rFonts w:ascii="Arial" w:hAnsi="Arial" w:cs="Arial"/>
+          <w:sz w:val="22"/>
+          <w:szCs w:val="22"/>
+        </w:rPr>
+        <w:t>regularización</w:t>
+      </w:r>
+      <w:r>
+        <w:rPr>
+          <w:rFonts w:ascii="Arial" w:hAnsi="Arial" w:cs="Arial"/>
+          <w:sz w:val="22"/>
+          <w:szCs w:val="22"/>
+        </w:rPr>
+        <w:t>, correspondientes a la importación señalada en el considerando anterior, siendo abonado</w:t>
       </w:r>
       <w:r>
         <w:rPr>
@@ -3492,7 +3524,23 @@
           <w:sz w:val="22"/>
           <w:szCs w:val="22"/>
         </w:rPr>
-        <w:t xml:space="preserve"> cancelan los tributos sujetos a regulación, correspondientes a la importación señalada en el considerando anterior, siendo abonados a la “Sub-Cuenta Especial Tesoro Público – D.S. n.º 015-94-EF” el importe de S/ {</w:t>
+        <w:t xml:space="preserve"> cancelan los tributos sujetos a </w:t>
+      </w:r>
+      <w:r>
+        <w:rPr>
+          <w:rFonts w:ascii="Arial" w:hAnsi="Arial" w:cs="Arial"/>
+          <w:sz w:val="22"/>
+          <w:szCs w:val="22"/>
+        </w:rPr>
+        <w:t>regularización</w:t>
+      </w:r>
+      <w:r>
+        <w:rPr>
+          <w:rFonts w:ascii="Arial" w:hAnsi="Arial" w:cs="Arial"/>
+          <w:sz w:val="22"/>
+          <w:szCs w:val="22"/>
+        </w:rPr>
+        <w:t>, correspondientes a la importación señalada en el considerando anterior, siendo abonados a la “Sub-Cuenta Especial Tesoro Público – D.S. n.º 015-94-EF” el importe de S/ {</w:t>
       </w:r>
       <w:proofErr w:type="spellStart"/>
       <w:r>
@@ -12256,7 +12304,7 @@
           <w:sz w:val="22"/>
           <w:szCs w:val="22"/>
         </w:rPr>
-        <w:t xml:space="preserve">Declarar procedente la regularización de la regularización de la DAM </w:t>
+        <w:t xml:space="preserve">Declarar procedente la regularización de la DAM </w:t>
       </w:r>
       <w:proofErr w:type="spellStart"/>
       <w:r>
@@ -12549,7 +12597,7 @@
         <w:rPr>
           <w:rFonts w:ascii="Arial" w:hAnsi="Arial" w:cs="Arial"/>
         </w:rPr>
-        <w:t xml:space="preserve">procedente la regularización de la regularización de la DAM </w:t>
+        <w:t xml:space="preserve">procedente la regularización de la DAM </w:t>
       </w:r>
       <w:proofErr w:type="spellStart"/>
       <w:r>
@@ -12752,7 +12800,7 @@
           <w:sz w:val="22"/>
           <w:szCs w:val="22"/>
         </w:rPr>
-        <w:t xml:space="preserve">procedente la regularización de la regularización de la DAM </w:t>
+        <w:t xml:space="preserve">procedente la regularización de la DAM </w:t>
       </w:r>
       <w:proofErr w:type="spellStart"/>
       <w:r>
@@ -12981,7 +13029,23 @@
           <w:szCs w:val="22"/>
         </w:rPr>
         <w:lastRenderedPageBreak/>
-        <w:t xml:space="preserve">Declarar procedente la regularización de la regularización de la DAM </w:t>
+        <w:t>Declarar procedente la regularización</w:t>
+      </w:r>
+      <w:r>
+        <w:rPr>
+          <w:rFonts w:ascii="Arial" w:hAnsi="Arial" w:cs="Arial"/>
+          <w:sz w:val="22"/>
+          <w:szCs w:val="22"/>
+        </w:rPr>
+        <w:t xml:space="preserve"> </w:t>
+      </w:r>
+      <w:r>
+        <w:rPr>
+          <w:rFonts w:ascii="Arial" w:hAnsi="Arial" w:cs="Arial"/>
+          <w:sz w:val="22"/>
+          <w:szCs w:val="22"/>
+        </w:rPr>
+        <w:t xml:space="preserve">de la DAM </w:t>
       </w:r>
       <w:proofErr w:type="spellStart"/>
       <w:r>
